--- a/output/theory-docs/03-社网共建融合方案.docx
+++ b/output/theory-docs/03-社网共建融合方案.docx
@@ -5,16 +5,41 @@
     <w:p>
       <w:pPr>
         <w:pStyle w:val="Heading1"/>
-        <w:jc w:val="left"/>
+        <w:jc w:val="center"/>
       </w:pPr>
       <w:r>
-        <w:rPr>
-          <w:rFonts w:ascii="Microsoft YaHei" w:hAnsi="Microsoft YaHei" w:eastAsia="Microsoft YaHei"/>
-          <w:b/>
-          <w:color w:val="1B365D"/>
-          <w:sz w:val="32"/>
-        </w:rPr>
-        <w:t>社网共建实施方案</w:t>
+        <w:drawing>
+          <wp:inline xmlns:a="http://schemas.openxmlformats.org/drawingml/2006/main" xmlns:pic="http://schemas.openxmlformats.org/drawingml/2006/picture">
+            <wp:extent cx="5029200" cy="2235200"/>
+            <wp:docPr id="2" name="Picture 2"/>
+            <wp:cNvGraphicFramePr>
+              <a:graphicFrameLocks noChangeAspect="1"/>
+            </wp:cNvGraphicFramePr>
+            <a:graphic>
+              <a:graphicData uri="http://schemas.openxmlformats.org/drawingml/2006/picture">
+                <pic:pic>
+                  <pic:nvPicPr>
+                    <pic:cNvPr id="0" name="03-社网共建融合方案_002.png"/>
+                    <pic:cNvPicPr/>
+                  </pic:nvPicPr>
+                  <pic:blipFill>
+                    <a:blip r:embed="rId10"/>
+                    <a:stretch>
+                      <a:fillRect/>
+                    </a:stretch>
+                  </pic:blipFill>
+                  <pic:spPr>
+                    <a:xfrm>
+                      <a:off x="0" y="0"/>
+                      <a:ext cx="5029200" cy="2235200"/>
+                    </a:xfrm>
+                    <a:prstGeom prst="rect"/>
+                  </pic:spPr>
+                </pic:pic>
+              </a:graphicData>
+            </a:graphic>
+          </wp:inline>
+        </w:drawing>
       </w:r>
     </w:p>
     <w:p>
@@ -34,161 +59,319 @@
     </w:p>
     <w:p>
       <w:pPr>
-        <w:jc w:val="both"/>
+        <w:jc w:val="center"/>
       </w:pPr>
       <w:r>
-        <w:rPr>
-          <w:rFonts w:ascii="Microsoft YaHei" w:hAnsi="Microsoft YaHei" w:eastAsia="Microsoft YaHei"/>
-          <w:sz w:val="21"/>
-        </w:rPr>
-        <w:t>目标：推进供电网格与社区网格深度融合，实现"办电不出社区"</w:t>
+        <w:drawing>
+          <wp:inline xmlns:a="http://schemas.openxmlformats.org/drawingml/2006/main" xmlns:pic="http://schemas.openxmlformats.org/drawingml/2006/picture">
+            <wp:extent cx="5029200" cy="2235200"/>
+            <wp:docPr id="3" name="Picture 3"/>
+            <wp:cNvGraphicFramePr>
+              <a:graphicFrameLocks noChangeAspect="1"/>
+            </wp:cNvGraphicFramePr>
+            <a:graphic>
+              <a:graphicData uri="http://schemas.openxmlformats.org/drawingml/2006/picture">
+                <pic:pic>
+                  <pic:nvPicPr>
+                    <pic:cNvPr id="0" name="03-社网共建融合方案_002.png"/>
+                    <pic:cNvPicPr/>
+                  </pic:nvPicPr>
+                  <pic:blipFill>
+                    <a:blip r:embed="rId10"/>
+                    <a:stretch>
+                      <a:fillRect/>
+                    </a:stretch>
+                  </pic:blipFill>
+                  <pic:spPr>
+                    <a:xfrm>
+                      <a:off x="0" y="0"/>
+                      <a:ext cx="5029200" cy="2235200"/>
+                    </a:xfrm>
+                    <a:prstGeom prst="rect"/>
+                  </pic:spPr>
+                </pic:pic>
+              </a:graphicData>
+            </a:graphic>
+          </wp:inline>
+        </w:drawing>
       </w:r>
     </w:p>
     <w:p>
       <w:pPr>
-        <w:jc w:val="both"/>
+        <w:jc w:val="center"/>
       </w:pPr>
       <w:r>
-        <w:rPr>
-          <w:rFonts w:ascii="Microsoft YaHei" w:hAnsi="Microsoft YaHei" w:eastAsia="Microsoft YaHei"/>
-          <w:sz w:val="21"/>
-        </w:rPr>
-        <w:t>核心价值：通过双网融合，打通供电服务"最后一百米"</w:t>
+        <w:drawing>
+          <wp:inline xmlns:a="http://schemas.openxmlformats.org/drawingml/2006/main" xmlns:pic="http://schemas.openxmlformats.org/drawingml/2006/picture">
+            <wp:extent cx="5029200" cy="7920990"/>
+            <wp:docPr id="1" name="Picture 1"/>
+            <wp:cNvGraphicFramePr>
+              <a:graphicFrameLocks noChangeAspect="1"/>
+            </wp:cNvGraphicFramePr>
+            <a:graphic>
+              <a:graphicData uri="http://schemas.openxmlformats.org/drawingml/2006/picture">
+                <pic:pic>
+                  <pic:nvPicPr>
+                    <pic:cNvPr id="0" name="03-社网共建融合方案_001.png"/>
+                    <pic:cNvPicPr/>
+                  </pic:nvPicPr>
+                  <pic:blipFill>
+                    <a:blip r:embed="rId9"/>
+                    <a:stretch>
+                      <a:fillRect/>
+                    </a:stretch>
+                  </pic:blipFill>
+                  <pic:spPr>
+                    <a:xfrm>
+                      <a:off x="0" y="0"/>
+                      <a:ext cx="5029200" cy="7920990"/>
+                    </a:xfrm>
+                    <a:prstGeom prst="rect"/>
+                  </pic:spPr>
+                </pic:pic>
+              </a:graphicData>
+            </a:graphic>
+          </wp:inline>
+        </w:drawing>
       </w:r>
     </w:p>
     <w:p>
       <w:pPr>
-        <w:jc w:val="both"/>
+        <w:jc w:val="center"/>
       </w:pPr>
       <w:r>
-        <w:rPr>
-          <w:rFonts w:ascii="Microsoft YaHei" w:hAnsi="Microsoft YaHei" w:eastAsia="Microsoft YaHei"/>
-          <w:sz w:val="21"/>
-        </w:rPr>
-        <w:t>参考案例：长沙社网共建、鄂尔多斯三网共建、天津双网融合</w:t>
+        <w:drawing>
+          <wp:inline xmlns:a="http://schemas.openxmlformats.org/drawingml/2006/main" xmlns:pic="http://schemas.openxmlformats.org/drawingml/2006/picture">
+            <wp:extent cx="5029200" cy="2235200"/>
+            <wp:docPr id="5" name="Picture 5"/>
+            <wp:cNvGraphicFramePr>
+              <a:graphicFrameLocks noChangeAspect="1"/>
+            </wp:cNvGraphicFramePr>
+            <a:graphic>
+              <a:graphicData uri="http://schemas.openxmlformats.org/drawingml/2006/picture">
+                <pic:pic>
+                  <pic:nvPicPr>
+                    <pic:cNvPr id="0" name="03-社网共建融合方案_002.png"/>
+                    <pic:cNvPicPr/>
+                  </pic:nvPicPr>
+                  <pic:blipFill>
+                    <a:blip r:embed="rId10"/>
+                    <a:stretch>
+                      <a:fillRect/>
+                    </a:stretch>
+                  </pic:blipFill>
+                  <pic:spPr>
+                    <a:xfrm>
+                      <a:off x="0" y="0"/>
+                      <a:ext cx="5029200" cy="2235200"/>
+                    </a:xfrm>
+                    <a:prstGeom prst="rect"/>
+                  </pic:spPr>
+                </pic:pic>
+              </a:graphicData>
+            </a:graphic>
+          </wp:inline>
+        </w:drawing>
       </w:r>
     </w:p>
     <w:p>
       <w:pPr>
         <w:pStyle w:val="Heading2"/>
-        <w:jc w:val="left"/>
+        <w:jc w:val="center"/>
       </w:pPr>
       <w:r>
-        <w:rPr>
-          <w:rFonts w:ascii="Microsoft YaHei" w:hAnsi="Microsoft YaHei" w:eastAsia="Microsoft YaHei"/>
-          <w:b/>
-          <w:color w:val="1B365D"/>
-          <w:sz w:val="28"/>
-        </w:rPr>
-        <w:t>二、对接方案设计</w:t>
+        <w:drawing>
+          <wp:inline xmlns:a="http://schemas.openxmlformats.org/drawingml/2006/main" xmlns:pic="http://schemas.openxmlformats.org/drawingml/2006/picture">
+            <wp:extent cx="5029200" cy="2235200"/>
+            <wp:docPr id="15" name="Picture 15"/>
+            <wp:cNvGraphicFramePr>
+              <a:graphicFrameLocks noChangeAspect="1"/>
+            </wp:cNvGraphicFramePr>
+            <a:graphic>
+              <a:graphicData uri="http://schemas.openxmlformats.org/drawingml/2006/picture">
+                <pic:pic>
+                  <pic:nvPicPr>
+                    <pic:cNvPr id="0" name="03-社网共建融合方案_002.png"/>
+                    <pic:cNvPicPr/>
+                  </pic:nvPicPr>
+                  <pic:blipFill>
+                    <a:blip r:embed="rId10"/>
+                    <a:stretch>
+                      <a:fillRect/>
+                    </a:stretch>
+                  </pic:blipFill>
+                  <pic:spPr>
+                    <a:xfrm>
+                      <a:off x="0" y="0"/>
+                      <a:ext cx="5029200" cy="2235200"/>
+                    </a:xfrm>
+                    <a:prstGeom prst="rect"/>
+                  </pic:spPr>
+                </pic:pic>
+              </a:graphicData>
+            </a:graphic>
+          </wp:inline>
+        </w:drawing>
       </w:r>
     </w:p>
     <w:p>
       <w:pPr>
         <w:pStyle w:val="Heading3"/>
-        <w:jc w:val="left"/>
+        <w:jc w:val="center"/>
       </w:pPr>
       <w:r>
-        <w:rPr>
-          <w:rFonts w:ascii="Microsoft YaHei" w:hAnsi="Microsoft YaHei" w:eastAsia="Microsoft YaHei"/>
-          <w:b/>
-          <w:color w:val="2E5A4C"/>
-          <w:sz w:val="24"/>
-        </w:rPr>
-        <w:t>2.1 对接流程</w:t>
+        <w:drawing>
+          <wp:inline xmlns:a="http://schemas.openxmlformats.org/drawingml/2006/main" xmlns:pic="http://schemas.openxmlformats.org/drawingml/2006/picture">
+            <wp:extent cx="5029200" cy="7669530"/>
+            <wp:docPr id="12" name="Picture 12"/>
+            <wp:cNvGraphicFramePr>
+              <a:graphicFrameLocks noChangeAspect="1"/>
+            </wp:cNvGraphicFramePr>
+            <a:graphic>
+              <a:graphicData uri="http://schemas.openxmlformats.org/drawingml/2006/picture">
+                <pic:pic>
+                  <pic:nvPicPr>
+                    <pic:cNvPr id="0" name="03-社网共建融合方案_012.png"/>
+                    <pic:cNvPicPr/>
+                  </pic:nvPicPr>
+                  <pic:blipFill>
+                    <a:blip r:embed="rId12"/>
+                    <a:stretch>
+                      <a:fillRect/>
+                    </a:stretch>
+                  </pic:blipFill>
+                  <pic:spPr>
+                    <a:xfrm>
+                      <a:off x="0" y="0"/>
+                      <a:ext cx="5029200" cy="7669530"/>
+                    </a:xfrm>
+                    <a:prstGeom prst="rect"/>
+                  </pic:spPr>
+                </pic:pic>
+              </a:graphicData>
+            </a:graphic>
+          </wp:inline>
+        </w:drawing>
       </w:r>
     </w:p>
     <w:p>
       <w:pPr>
         <w:spacing w:before="120" w:after="120"/>
         <w:ind w:left="432"/>
+        <w:jc w:val="center"/>
       </w:pPr>
       <w:r>
-        <w:rPr>
-          <w:rFonts w:ascii="Courier New" w:hAnsi="Courier New"/>
-          <w:color w:val="646464"/>
-          <w:sz w:val="18"/>
-        </w:rPr>
-        <w:t>阶段一：建立联系（第1-2周）</w:t>
-        <w:br/>
-        <w:t>├── 确定对接社区</w:t>
-        <w:br/>
-        <w:t>├── 与社区党组织对接</w:t>
-        <w:br/>
-        <w:t>├── 建立联络人机制</w:t>
-        <w:br/>
-        <w:t>└── 召开对接会议</w:t>
-        <w:br/>
-        <w:br/>
-        <w:t>阶段二：调研摸底（第3-4周）</w:t>
-        <w:br/>
-        <w:t>├── 了解社区基本情况</w:t>
-        <w:br/>
-        <w:t>├── 了解社区网格划分</w:t>
-        <w:br/>
-        <w:t>├── 了解社区服务需求</w:t>
-        <w:br/>
-        <w:t>└── 了解社区服务资源</w:t>
-        <w:br/>
-        <w:br/>
-        <w:t>阶段三：制定方案（第5-6周）</w:t>
-        <w:br/>
-        <w:t>├── 制定融合方案</w:t>
-        <w:br/>
-        <w:t>├── 明确服务内容</w:t>
-        <w:br/>
-        <w:t>├── 明确工作机制</w:t>
-        <w:br/>
-        <w:t>└── 签订合作协议</w:t>
-        <w:br/>
-        <w:br/>
-        <w:t>阶段四：试点建设（第7-12周）</w:t>
-        <w:br/>
-        <w:t>├── 设立服务驿站</w:t>
-        <w:br/>
-        <w:t>├── 开展试点服务</w:t>
-        <w:br/>
-        <w:t>├── 收集服务反馈</w:t>
-        <w:br/>
-        <w:t>└── 优化服务机制</w:t>
-        <w:br/>
-        <w:br/>
-        <w:t>阶段五：全面推广（第13周起）</w:t>
-        <w:br/>
-        <w:t>├── 总结试点经验</w:t>
-        <w:br/>
-        <w:t>├── 推广到更多社区</w:t>
-        <w:br/>
-        <w:t>├── 深化融合内容</w:t>
-        <w:br/>
-        <w:t>└── 建立长效机制</w:t>
+        <w:drawing>
+          <wp:inline xmlns:a="http://schemas.openxmlformats.org/drawingml/2006/main" xmlns:pic="http://schemas.openxmlformats.org/drawingml/2006/picture">
+            <wp:extent cx="5029200" cy="2235200"/>
+            <wp:docPr id="4" name="Picture 4"/>
+            <wp:cNvGraphicFramePr>
+              <a:graphicFrameLocks noChangeAspect="1"/>
+            </wp:cNvGraphicFramePr>
+            <a:graphic>
+              <a:graphicData uri="http://schemas.openxmlformats.org/drawingml/2006/picture">
+                <pic:pic>
+                  <pic:nvPicPr>
+                    <pic:cNvPr id="0" name="03-社网共建融合方案_002.png"/>
+                    <pic:cNvPicPr/>
+                  </pic:nvPicPr>
+                  <pic:blipFill>
+                    <a:blip r:embed="rId10"/>
+                    <a:stretch>
+                      <a:fillRect/>
+                    </a:stretch>
+                  </pic:blipFill>
+                  <pic:spPr>
+                    <a:xfrm>
+                      <a:off x="0" y="0"/>
+                      <a:ext cx="5029200" cy="2235200"/>
+                    </a:xfrm>
+                    <a:prstGeom prst="rect"/>
+                  </pic:spPr>
+                </pic:pic>
+              </a:graphicData>
+            </a:graphic>
+          </wp:inline>
+        </w:drawing>
       </w:r>
     </w:p>
     <w:p>
       <w:pPr>
         <w:pStyle w:val="Heading3"/>
-        <w:jc w:val="left"/>
+        <w:jc w:val="center"/>
       </w:pPr>
       <w:r>
-        <w:rPr>
-          <w:rFonts w:ascii="Microsoft YaHei" w:hAnsi="Microsoft YaHei" w:eastAsia="Microsoft YaHei"/>
-          <w:b/>
-          <w:color w:val="2E5A4C"/>
-          <w:sz w:val="24"/>
-        </w:rPr>
-        <w:t>2.2 对接对象清单</w:t>
+        <w:drawing>
+          <wp:inline xmlns:a="http://schemas.openxmlformats.org/drawingml/2006/main" xmlns:pic="http://schemas.openxmlformats.org/drawingml/2006/picture">
+            <wp:extent cx="5029200" cy="4149090"/>
+            <wp:docPr id="21" name="Picture 21"/>
+            <wp:cNvGraphicFramePr>
+              <a:graphicFrameLocks noChangeAspect="1"/>
+            </wp:cNvGraphicFramePr>
+            <a:graphic>
+              <a:graphicData uri="http://schemas.openxmlformats.org/drawingml/2006/picture">
+                <pic:pic>
+                  <pic:nvPicPr>
+                    <pic:cNvPr id="0" name="03-社网共建融合方案_021.png"/>
+                    <pic:cNvPicPr/>
+                  </pic:nvPicPr>
+                  <pic:blipFill>
+                    <a:blip r:embed="rId19"/>
+                    <a:stretch>
+                      <a:fillRect/>
+                    </a:stretch>
+                  </pic:blipFill>
+                  <pic:spPr>
+                    <a:xfrm>
+                      <a:off x="0" y="0"/>
+                      <a:ext cx="5029200" cy="4149090"/>
+                    </a:xfrm>
+                    <a:prstGeom prst="rect"/>
+                  </pic:spPr>
+                </pic:pic>
+              </a:graphicData>
+            </a:graphic>
+          </wp:inline>
+        </w:drawing>
       </w:r>
     </w:p>
     <w:p>
       <w:pPr>
-        <w:jc w:val="both"/>
+        <w:jc w:val="center"/>
       </w:pPr>
       <w:r>
-        <w:rPr>
-          <w:rFonts w:ascii="Microsoft YaHei" w:hAnsi="Microsoft YaHei" w:eastAsia="Microsoft YaHei"/>
-          <w:sz w:val="21"/>
-        </w:rPr>
-        <w:t>社区层面：</w:t>
+        <w:drawing>
+          <wp:inline xmlns:a="http://schemas.openxmlformats.org/drawingml/2006/main" xmlns:pic="http://schemas.openxmlformats.org/drawingml/2006/picture">
+            <wp:extent cx="5029200" cy="2235200"/>
+            <wp:docPr id="6" name="Picture 6"/>
+            <wp:cNvGraphicFramePr>
+              <a:graphicFrameLocks noChangeAspect="1"/>
+            </wp:cNvGraphicFramePr>
+            <a:graphic>
+              <a:graphicData uri="http://schemas.openxmlformats.org/drawingml/2006/picture">
+                <pic:pic>
+                  <pic:nvPicPr>
+                    <pic:cNvPr id="0" name="03-社网共建融合方案_002.png"/>
+                    <pic:cNvPicPr/>
+                  </pic:nvPicPr>
+                  <pic:blipFill>
+                    <a:blip r:embed="rId10"/>
+                    <a:stretch>
+                      <a:fillRect/>
+                    </a:stretch>
+                  </pic:blipFill>
+                  <pic:spPr>
+                    <a:xfrm>
+                      <a:off x="0" y="0"/>
+                      <a:ext cx="5029200" cy="2235200"/>
+                    </a:xfrm>
+                    <a:prstGeom prst="rect"/>
+                  </pic:spPr>
+                </pic:pic>
+              </a:graphicData>
+            </a:graphic>
+          </wp:inline>
+        </w:drawing>
       </w:r>
     </w:p>
     <w:tbl>
@@ -474,14 +657,41 @@
     <w:p/>
     <w:p>
       <w:pPr>
-        <w:jc w:val="both"/>
+        <w:jc w:val="center"/>
       </w:pPr>
       <w:r>
-        <w:rPr>
-          <w:rFonts w:ascii="Microsoft YaHei" w:hAnsi="Microsoft YaHei" w:eastAsia="Microsoft YaHei"/>
-          <w:sz w:val="21"/>
-        </w:rPr>
-        <w:t>供电层面：</w:t>
+        <w:drawing>
+          <wp:inline xmlns:a="http://schemas.openxmlformats.org/drawingml/2006/main" xmlns:pic="http://schemas.openxmlformats.org/drawingml/2006/picture">
+            <wp:extent cx="5029200" cy="2235200"/>
+            <wp:docPr id="8" name="Picture 8"/>
+            <wp:cNvGraphicFramePr>
+              <a:graphicFrameLocks noChangeAspect="1"/>
+            </wp:cNvGraphicFramePr>
+            <a:graphic>
+              <a:graphicData uri="http://schemas.openxmlformats.org/drawingml/2006/picture">
+                <pic:pic>
+                  <pic:nvPicPr>
+                    <pic:cNvPr id="0" name="03-社网共建融合方案_002.png"/>
+                    <pic:cNvPicPr/>
+                  </pic:nvPicPr>
+                  <pic:blipFill>
+                    <a:blip r:embed="rId10"/>
+                    <a:stretch>
+                      <a:fillRect/>
+                    </a:stretch>
+                  </pic:blipFill>
+                  <pic:spPr>
+                    <a:xfrm>
+                      <a:off x="0" y="0"/>
+                      <a:ext cx="5029200" cy="2235200"/>
+                    </a:xfrm>
+                    <a:prstGeom prst="rect"/>
+                  </pic:spPr>
+                </pic:pic>
+              </a:graphicData>
+            </a:graphic>
+          </wp:inline>
+        </w:drawing>
       </w:r>
     </w:p>
     <w:tbl>
@@ -715,142 +925,318 @@
     <w:p>
       <w:pPr>
         <w:pStyle w:val="Heading3"/>
-        <w:jc w:val="left"/>
+        <w:jc w:val="center"/>
       </w:pPr>
       <w:r>
-        <w:rPr>
-          <w:rFonts w:ascii="Microsoft YaHei" w:hAnsi="Microsoft YaHei" w:eastAsia="Microsoft YaHei"/>
-          <w:b/>
-          <w:color w:val="2E5A4C"/>
-          <w:sz w:val="24"/>
-        </w:rPr>
-        <w:t>2.3 首次对接会议方案</w:t>
+        <w:drawing>
+          <wp:inline xmlns:a="http://schemas.openxmlformats.org/drawingml/2006/main" xmlns:pic="http://schemas.openxmlformats.org/drawingml/2006/picture">
+            <wp:extent cx="5029200" cy="2137410"/>
+            <wp:docPr id="16" name="Picture 16"/>
+            <wp:cNvGraphicFramePr>
+              <a:graphicFrameLocks noChangeAspect="1"/>
+            </wp:cNvGraphicFramePr>
+            <a:graphic>
+              <a:graphicData uri="http://schemas.openxmlformats.org/drawingml/2006/picture">
+                <pic:pic>
+                  <pic:nvPicPr>
+                    <pic:cNvPr id="0" name="03-社网共建融合方案_016.png"/>
+                    <pic:cNvPicPr/>
+                  </pic:nvPicPr>
+                  <pic:blipFill>
+                    <a:blip r:embed="rId14"/>
+                    <a:stretch>
+                      <a:fillRect/>
+                    </a:stretch>
+                  </pic:blipFill>
+                  <pic:spPr>
+                    <a:xfrm>
+                      <a:off x="0" y="0"/>
+                      <a:ext cx="5029200" cy="2137410"/>
+                    </a:xfrm>
+                    <a:prstGeom prst="rect"/>
+                  </pic:spPr>
+                </pic:pic>
+              </a:graphicData>
+            </a:graphic>
+          </wp:inline>
+        </w:drawing>
       </w:r>
     </w:p>
     <w:p>
       <w:pPr>
-        <w:jc w:val="both"/>
+        <w:jc w:val="center"/>
       </w:pPr>
       <w:r>
-        <w:rPr>
-          <w:rFonts w:ascii="Microsoft YaHei" w:hAnsi="Microsoft YaHei" w:eastAsia="Microsoft YaHei"/>
-          <w:sz w:val="21"/>
-        </w:rPr>
-        <w:t>会议主题：武侯供电中心与XX社区社网共建对接会</w:t>
+        <w:drawing>
+          <wp:inline xmlns:a="http://schemas.openxmlformats.org/drawingml/2006/main" xmlns:pic="http://schemas.openxmlformats.org/drawingml/2006/picture">
+            <wp:extent cx="5029200" cy="1885950"/>
+            <wp:docPr id="9" name="Picture 9"/>
+            <wp:cNvGraphicFramePr>
+              <a:graphicFrameLocks noChangeAspect="1"/>
+            </wp:cNvGraphicFramePr>
+            <a:graphic>
+              <a:graphicData uri="http://schemas.openxmlformats.org/drawingml/2006/picture">
+                <pic:pic>
+                  <pic:nvPicPr>
+                    <pic:cNvPr id="0" name="03-社网共建融合方案_009.png"/>
+                    <pic:cNvPicPr/>
+                  </pic:nvPicPr>
+                  <pic:blipFill>
+                    <a:blip r:embed="rId11"/>
+                    <a:stretch>
+                      <a:fillRect/>
+                    </a:stretch>
+                  </pic:blipFill>
+                  <pic:spPr>
+                    <a:xfrm>
+                      <a:off x="0" y="0"/>
+                      <a:ext cx="5029200" cy="1885950"/>
+                    </a:xfrm>
+                    <a:prstGeom prst="rect"/>
+                  </pic:spPr>
+                </pic:pic>
+              </a:graphicData>
+            </a:graphic>
+          </wp:inline>
+        </w:drawing>
       </w:r>
     </w:p>
     <w:p>
       <w:pPr>
-        <w:jc w:val="both"/>
+        <w:jc w:val="center"/>
       </w:pPr>
       <w:r>
-        <w:rPr>
-          <w:rFonts w:ascii="Microsoft YaHei" w:hAnsi="Microsoft YaHei" w:eastAsia="Microsoft YaHei"/>
-          <w:sz w:val="21"/>
-        </w:rPr>
-        <w:t>参会人员：</w:t>
+        <w:drawing>
+          <wp:inline xmlns:a="http://schemas.openxmlformats.org/drawingml/2006/main" xmlns:pic="http://schemas.openxmlformats.org/drawingml/2006/picture">
+            <wp:extent cx="5029200" cy="2235200"/>
+            <wp:docPr id="7" name="Picture 7"/>
+            <wp:cNvGraphicFramePr>
+              <a:graphicFrameLocks noChangeAspect="1"/>
+            </wp:cNvGraphicFramePr>
+            <a:graphic>
+              <a:graphicData uri="http://schemas.openxmlformats.org/drawingml/2006/picture">
+                <pic:pic>
+                  <pic:nvPicPr>
+                    <pic:cNvPr id="0" name="03-社网共建融合方案_002.png"/>
+                    <pic:cNvPicPr/>
+                  </pic:nvPicPr>
+                  <pic:blipFill>
+                    <a:blip r:embed="rId10"/>
+                    <a:stretch>
+                      <a:fillRect/>
+                    </a:stretch>
+                  </pic:blipFill>
+                  <pic:spPr>
+                    <a:xfrm>
+                      <a:off x="0" y="0"/>
+                      <a:ext cx="5029200" cy="2235200"/>
+                    </a:xfrm>
+                    <a:prstGeom prst="rect"/>
+                  </pic:spPr>
+                </pic:pic>
+              </a:graphicData>
+            </a:graphic>
+          </wp:inline>
+        </w:drawing>
       </w:r>
     </w:p>
     <w:p>
       <w:pPr>
         <w:ind w:left="432"/>
+        <w:jc w:val="center"/>
       </w:pPr>
       <w:r>
-        <w:rPr>
-          <w:rFonts w:ascii="Microsoft YaHei" w:hAnsi="Microsoft YaHei" w:eastAsia="Microsoft YaHei"/>
-          <w:sz w:val="21"/>
-        </w:rPr>
-        <w:t>● 社区：党委书记、主任、网格长</w:t>
+        <w:drawing>
+          <wp:inline xmlns:a="http://schemas.openxmlformats.org/drawingml/2006/main" xmlns:pic="http://schemas.openxmlformats.org/drawingml/2006/picture">
+            <wp:extent cx="5029200" cy="2235200"/>
+            <wp:docPr id="10" name="Picture 10"/>
+            <wp:cNvGraphicFramePr>
+              <a:graphicFrameLocks noChangeAspect="1"/>
+            </wp:cNvGraphicFramePr>
+            <a:graphic>
+              <a:graphicData uri="http://schemas.openxmlformats.org/drawingml/2006/picture">
+                <pic:pic>
+                  <pic:nvPicPr>
+                    <pic:cNvPr id="0" name="03-社网共建融合方案_002.png"/>
+                    <pic:cNvPicPr/>
+                  </pic:nvPicPr>
+                  <pic:blipFill>
+                    <a:blip r:embed="rId10"/>
+                    <a:stretch>
+                      <a:fillRect/>
+                    </a:stretch>
+                  </pic:blipFill>
+                  <pic:spPr>
+                    <a:xfrm>
+                      <a:off x="0" y="0"/>
+                      <a:ext cx="5029200" cy="2235200"/>
+                    </a:xfrm>
+                    <a:prstGeom prst="rect"/>
+                  </pic:spPr>
+                </pic:pic>
+              </a:graphicData>
+            </a:graphic>
+          </wp:inline>
+        </w:drawing>
       </w:r>
     </w:p>
     <w:p>
       <w:pPr>
         <w:ind w:left="432"/>
+        <w:jc w:val="center"/>
       </w:pPr>
       <w:r>
-        <w:rPr>
-          <w:rFonts w:ascii="Microsoft YaHei" w:hAnsi="Microsoft YaHei" w:eastAsia="Microsoft YaHei"/>
-          <w:sz w:val="21"/>
-        </w:rPr>
-        <w:t>● 供电：供电所所长、客户经理</w:t>
+        <w:drawing>
+          <wp:inline xmlns:a="http://schemas.openxmlformats.org/drawingml/2006/main" xmlns:pic="http://schemas.openxmlformats.org/drawingml/2006/picture">
+            <wp:extent cx="5029200" cy="2235200"/>
+            <wp:docPr id="11" name="Picture 11"/>
+            <wp:cNvGraphicFramePr>
+              <a:graphicFrameLocks noChangeAspect="1"/>
+            </wp:cNvGraphicFramePr>
+            <a:graphic>
+              <a:graphicData uri="http://schemas.openxmlformats.org/drawingml/2006/picture">
+                <pic:pic>
+                  <pic:nvPicPr>
+                    <pic:cNvPr id="0" name="03-社网共建融合方案_002.png"/>
+                    <pic:cNvPicPr/>
+                  </pic:nvPicPr>
+                  <pic:blipFill>
+                    <a:blip r:embed="rId10"/>
+                    <a:stretch>
+                      <a:fillRect/>
+                    </a:stretch>
+                  </pic:blipFill>
+                  <pic:spPr>
+                    <a:xfrm>
+                      <a:off x="0" y="0"/>
+                      <a:ext cx="5029200" cy="2235200"/>
+                    </a:xfrm>
+                    <a:prstGeom prst="rect"/>
+                  </pic:spPr>
+                </pic:pic>
+              </a:graphicData>
+            </a:graphic>
+          </wp:inline>
+        </w:drawing>
       </w:r>
     </w:p>
     <w:p>
       <w:pPr>
-        <w:jc w:val="both"/>
+        <w:jc w:val="center"/>
       </w:pPr>
       <w:r>
-        <w:rPr>
-          <w:rFonts w:ascii="Microsoft YaHei" w:hAnsi="Microsoft YaHei" w:eastAsia="Microsoft YaHei"/>
-          <w:sz w:val="21"/>
-        </w:rPr>
-        <w:t>会议议程：</w:t>
+        <w:drawing>
+          <wp:inline xmlns:a="http://schemas.openxmlformats.org/drawingml/2006/main" xmlns:pic="http://schemas.openxmlformats.org/drawingml/2006/picture">
+            <wp:extent cx="5029200" cy="2640330"/>
+            <wp:docPr id="13" name="Picture 13"/>
+            <wp:cNvGraphicFramePr>
+              <a:graphicFrameLocks noChangeAspect="1"/>
+            </wp:cNvGraphicFramePr>
+            <a:graphic>
+              <a:graphicData uri="http://schemas.openxmlformats.org/drawingml/2006/picture">
+                <pic:pic>
+                  <pic:nvPicPr>
+                    <pic:cNvPr id="0" name="03-社网共建融合方案_013.png"/>
+                    <pic:cNvPicPr/>
+                  </pic:nvPicPr>
+                  <pic:blipFill>
+                    <a:blip r:embed="rId13"/>
+                    <a:stretch>
+                      <a:fillRect/>
+                    </a:stretch>
+                  </pic:blipFill>
+                  <pic:spPr>
+                    <a:xfrm>
+                      <a:off x="0" y="0"/>
+                      <a:ext cx="5029200" cy="2640330"/>
+                    </a:xfrm>
+                    <a:prstGeom prst="rect"/>
+                  </pic:spPr>
+                </pic:pic>
+              </a:graphicData>
+            </a:graphic>
+          </wp:inline>
+        </w:drawing>
       </w:r>
     </w:p>
     <w:p>
       <w:pPr>
         <w:spacing w:before="120" w:after="120"/>
         <w:ind w:left="432"/>
+        <w:jc w:val="center"/>
       </w:pPr>
       <w:r>
-        <w:rPr>
-          <w:rFonts w:ascii="Courier New" w:hAnsi="Courier New"/>
-          <w:color w:val="646464"/>
-          <w:sz w:val="18"/>
-        </w:rPr>
-        <w:t>1. 双方介绍（10分钟）</w:t>
-        <w:br/>
-        <w:t xml:space="preserve">   - 社区基本情况介绍</w:t>
-        <w:br/>
-        <w:t xml:space="preserve">   - 供电所基本情况介绍</w:t>
-        <w:br/>
-        <w:br/>
-        <w:t>2. 合作意向沟通（15分钟）</w:t>
-        <w:br/>
-        <w:t xml:space="preserve">   - 社网共建的意义和价值</w:t>
-        <w:br/>
-        <w:t xml:space="preserve">   - 双方合作的需求和期望</w:t>
-        <w:br/>
-        <w:t xml:space="preserve">   - 合作的方向和重点</w:t>
-        <w:br/>
-        <w:br/>
-        <w:t>3. 工作机制讨论（20分钟）</w:t>
-        <w:br/>
-        <w:t xml:space="preserve">   - 联络人机制</w:t>
-        <w:br/>
-        <w:t xml:space="preserve">   - 联席会议制度</w:t>
-        <w:br/>
-        <w:t xml:space="preserve">   - 信息共享机制</w:t>
-        <w:br/>
-        <w:t xml:space="preserve">   - 问题协同处置机制</w:t>
-        <w:br/>
-        <w:br/>
-        <w:t>4. 下一步工作安排（10分钟）</w:t>
-        <w:br/>
-        <w:t xml:space="preserve">   - 明确联络人</w:t>
-        <w:br/>
-        <w:t xml:space="preserve">   - 确定调研摸底时间</w:t>
-        <w:br/>
-        <w:t xml:space="preserve">   - 约定下次会议时间</w:t>
-        <w:br/>
-        <w:br/>
-        <w:t>5. 会议总结（5分钟）</w:t>
-        <w:br/>
-        <w:t xml:space="preserve">   - 总结会议成果</w:t>
-        <w:br/>
-        <w:t xml:space="preserve">   - 明确后续工作</w:t>
+        <w:drawing>
+          <wp:inline xmlns:a="http://schemas.openxmlformats.org/drawingml/2006/main" xmlns:pic="http://schemas.openxmlformats.org/drawingml/2006/picture">
+            <wp:extent cx="5029200" cy="2235200"/>
+            <wp:docPr id="14" name="Picture 14"/>
+            <wp:cNvGraphicFramePr>
+              <a:graphicFrameLocks noChangeAspect="1"/>
+            </wp:cNvGraphicFramePr>
+            <a:graphic>
+              <a:graphicData uri="http://schemas.openxmlformats.org/drawingml/2006/picture">
+                <pic:pic>
+                  <pic:nvPicPr>
+                    <pic:cNvPr id="0" name="03-社网共建融合方案_002.png"/>
+                    <pic:cNvPicPr/>
+                  </pic:nvPicPr>
+                  <pic:blipFill>
+                    <a:blip r:embed="rId10"/>
+                    <a:stretch>
+                      <a:fillRect/>
+                    </a:stretch>
+                  </pic:blipFill>
+                  <pic:spPr>
+                    <a:xfrm>
+                      <a:off x="0" y="0"/>
+                      <a:ext cx="5029200" cy="2235200"/>
+                    </a:xfrm>
+                    <a:prstGeom prst="rect"/>
+                  </pic:spPr>
+                </pic:pic>
+              </a:graphicData>
+            </a:graphic>
+          </wp:inline>
+        </w:drawing>
       </w:r>
     </w:p>
     <w:p>
       <w:pPr>
-        <w:jc w:val="both"/>
+        <w:jc w:val="center"/>
       </w:pPr>
       <w:r>
-        <w:rPr>
-          <w:rFonts w:ascii="Microsoft YaHei" w:hAnsi="Microsoft YaHei" w:eastAsia="Microsoft YaHei"/>
-          <w:sz w:val="21"/>
-        </w:rPr>
-        <w:t>会议产出：</w:t>
+        <w:drawing>
+          <wp:inline xmlns:a="http://schemas.openxmlformats.org/drawingml/2006/main" xmlns:pic="http://schemas.openxmlformats.org/drawingml/2006/picture">
+            <wp:extent cx="5029200" cy="2137410"/>
+            <wp:docPr id="17" name="Picture 17"/>
+            <wp:cNvGraphicFramePr>
+              <a:graphicFrameLocks noChangeAspect="1"/>
+            </wp:cNvGraphicFramePr>
+            <a:graphic>
+              <a:graphicData uri="http://schemas.openxmlformats.org/drawingml/2006/picture">
+                <pic:pic>
+                  <pic:nvPicPr>
+                    <pic:cNvPr id="0" name="03-社网共建融合方案_017.png"/>
+                    <pic:cNvPicPr/>
+                  </pic:nvPicPr>
+                  <pic:blipFill>
+                    <a:blip r:embed="rId15"/>
+                    <a:stretch>
+                      <a:fillRect/>
+                    </a:stretch>
+                  </pic:blipFill>
+                  <pic:spPr>
+                    <a:xfrm>
+                      <a:off x="0" y="0"/>
+                      <a:ext cx="5029200" cy="2137410"/>
+                    </a:xfrm>
+                    <a:prstGeom prst="rect"/>
+                  </pic:spPr>
+                </pic:pic>
+              </a:graphicData>
+            </a:graphic>
+          </wp:inline>
+        </w:drawing>
       </w:r>
     </w:p>
     <w:p>
@@ -868,69 +1254,201 @@
     <w:p>
       <w:pPr>
         <w:ind w:left="432"/>
+        <w:jc w:val="center"/>
       </w:pPr>
       <w:r>
-        <w:rPr>
-          <w:rFonts w:ascii="Microsoft YaHei" w:hAnsi="Microsoft YaHei" w:eastAsia="Microsoft YaHei"/>
-          <w:sz w:val="21"/>
-        </w:rPr>
-        <w:t>● 联络人名单</w:t>
+        <w:drawing>
+          <wp:inline xmlns:a="http://schemas.openxmlformats.org/drawingml/2006/main" xmlns:pic="http://schemas.openxmlformats.org/drawingml/2006/picture">
+            <wp:extent cx="5029200" cy="9178290"/>
+            <wp:docPr id="19" name="Picture 19"/>
+            <wp:cNvGraphicFramePr>
+              <a:graphicFrameLocks noChangeAspect="1"/>
+            </wp:cNvGraphicFramePr>
+            <a:graphic>
+              <a:graphicData uri="http://schemas.openxmlformats.org/drawingml/2006/picture">
+                <pic:pic>
+                  <pic:nvPicPr>
+                    <pic:cNvPr id="0" name="03-社网共建融合方案_019.png"/>
+                    <pic:cNvPicPr/>
+                  </pic:nvPicPr>
+                  <pic:blipFill>
+                    <a:blip r:embed="rId17"/>
+                    <a:stretch>
+                      <a:fillRect/>
+                    </a:stretch>
+                  </pic:blipFill>
+                  <pic:spPr>
+                    <a:xfrm>
+                      <a:off x="0" y="0"/>
+                      <a:ext cx="5029200" cy="9178290"/>
+                    </a:xfrm>
+                    <a:prstGeom prst="rect"/>
+                  </pic:spPr>
+                </pic:pic>
+              </a:graphicData>
+            </a:graphic>
+          </wp:inline>
+        </w:drawing>
       </w:r>
     </w:p>
     <w:p>
       <w:pPr>
         <w:ind w:left="432"/>
+        <w:jc w:val="center"/>
       </w:pPr>
       <w:r>
-        <w:rPr>
-          <w:rFonts w:ascii="Microsoft YaHei" w:hAnsi="Microsoft YaHei" w:eastAsia="Microsoft YaHei"/>
-          <w:sz w:val="21"/>
-        </w:rPr>
-        <w:t>● 工作计划</w:t>
+        <w:drawing>
+          <wp:inline xmlns:a="http://schemas.openxmlformats.org/drawingml/2006/main" xmlns:pic="http://schemas.openxmlformats.org/drawingml/2006/picture">
+            <wp:extent cx="5029200" cy="2235200"/>
+            <wp:docPr id="36" name="Picture 36"/>
+            <wp:cNvGraphicFramePr>
+              <a:graphicFrameLocks noChangeAspect="1"/>
+            </wp:cNvGraphicFramePr>
+            <a:graphic>
+              <a:graphicData uri="http://schemas.openxmlformats.org/drawingml/2006/picture">
+                <pic:pic>
+                  <pic:nvPicPr>
+                    <pic:cNvPr id="0" name="image.png"/>
+                    <pic:cNvPicPr/>
+                  </pic:nvPicPr>
+                  <pic:blipFill>
+                    <a:blip r:embed="rId10"/>
+                    <a:stretch>
+                      <a:fillRect/>
+                    </a:stretch>
+                  </pic:blipFill>
+                  <pic:spPr>
+                    <a:xfrm>
+                      <a:off x="0" y="0"/>
+                      <a:ext cx="5029200" cy="2235200"/>
+                    </a:xfrm>
+                    <a:prstGeom prst="rect"/>
+                  </pic:spPr>
+                </pic:pic>
+              </a:graphicData>
+            </a:graphic>
+          </wp:inline>
+        </w:drawing>
       </w:r>
     </w:p>
     <w:p>
       <w:pPr>
         <w:pStyle w:val="Heading2"/>
-        <w:jc w:val="left"/>
+        <w:jc w:val="center"/>
       </w:pPr>
       <w:r>
-        <w:rPr>
-          <w:rFonts w:ascii="Microsoft YaHei" w:hAnsi="Microsoft YaHei" w:eastAsia="Microsoft YaHei"/>
-          <w:b/>
-          <w:color w:val="1B365D"/>
-          <w:sz w:val="28"/>
-        </w:rPr>
-        <w:t>四、服务内容设计</w:t>
+        <w:drawing>
+          <wp:inline xmlns:a="http://schemas.openxmlformats.org/drawingml/2006/main" xmlns:pic="http://schemas.openxmlformats.org/drawingml/2006/picture">
+            <wp:extent cx="5029200" cy="4400550"/>
+            <wp:docPr id="24" name="Picture 24"/>
+            <wp:cNvGraphicFramePr>
+              <a:graphicFrameLocks noChangeAspect="1"/>
+            </wp:cNvGraphicFramePr>
+            <a:graphic>
+              <a:graphicData uri="http://schemas.openxmlformats.org/drawingml/2006/picture">
+                <pic:pic>
+                  <pic:nvPicPr>
+                    <pic:cNvPr id="0" name="03-社网共建融合方案_024.png"/>
+                    <pic:cNvPicPr/>
+                  </pic:nvPicPr>
+                  <pic:blipFill>
+                    <a:blip r:embed="rId22"/>
+                    <a:stretch>
+                      <a:fillRect/>
+                    </a:stretch>
+                  </pic:blipFill>
+                  <pic:spPr>
+                    <a:xfrm>
+                      <a:off x="0" y="0"/>
+                      <a:ext cx="5029200" cy="4400550"/>
+                    </a:xfrm>
+                    <a:prstGeom prst="rect"/>
+                  </pic:spPr>
+                </pic:pic>
+              </a:graphicData>
+            </a:graphic>
+          </wp:inline>
+        </w:drawing>
       </w:r>
     </w:p>
     <w:p>
       <w:pPr>
         <w:pStyle w:val="Heading3"/>
-        <w:jc w:val="left"/>
+        <w:jc w:val="center"/>
       </w:pPr>
       <w:r>
-        <w:rPr>
-          <w:rFonts w:ascii="Microsoft YaHei" w:hAnsi="Microsoft YaHei" w:eastAsia="Microsoft YaHei"/>
-          <w:b/>
-          <w:color w:val="2E5A4C"/>
-          <w:sz w:val="24"/>
-        </w:rPr>
-        <w:t>4.1 基础服务（驿站可办理）</w:t>
+        <w:drawing>
+          <wp:inline xmlns:a="http://schemas.openxmlformats.org/drawingml/2006/main" xmlns:pic="http://schemas.openxmlformats.org/drawingml/2006/picture">
+            <wp:extent cx="5029200" cy="4149090"/>
+            <wp:docPr id="22" name="Picture 22"/>
+            <wp:cNvGraphicFramePr>
+              <a:graphicFrameLocks noChangeAspect="1"/>
+            </wp:cNvGraphicFramePr>
+            <a:graphic>
+              <a:graphicData uri="http://schemas.openxmlformats.org/drawingml/2006/picture">
+                <pic:pic>
+                  <pic:nvPicPr>
+                    <pic:cNvPr id="0" name="03-社网共建融合方案_022.png"/>
+                    <pic:cNvPicPr/>
+                  </pic:nvPicPr>
+                  <pic:blipFill>
+                    <a:blip r:embed="rId20"/>
+                    <a:stretch>
+                      <a:fillRect/>
+                    </a:stretch>
+                  </pic:blipFill>
+                  <pic:spPr>
+                    <a:xfrm>
+                      <a:off x="0" y="0"/>
+                      <a:ext cx="5029200" cy="4149090"/>
+                    </a:xfrm>
+                    <a:prstGeom prst="rect"/>
+                  </pic:spPr>
+                </pic:pic>
+              </a:graphicData>
+            </a:graphic>
+          </wp:inline>
+        </w:drawing>
       </w:r>
     </w:p>
     <w:p>
       <w:pPr>
         <w:pStyle w:val="Heading4"/>
-        <w:jc w:val="left"/>
+        <w:jc w:val="center"/>
       </w:pPr>
       <w:r>
-        <w:rPr>
-          <w:rFonts w:ascii="Microsoft YaHei" w:hAnsi="Microsoft YaHei" w:eastAsia="Microsoft YaHei"/>
-          <w:b/>
-          <w:sz w:val="22"/>
-        </w:rPr>
-        <w:t>业扩报装服务</w:t>
+        <w:drawing>
+          <wp:inline xmlns:a="http://schemas.openxmlformats.org/drawingml/2006/main" xmlns:pic="http://schemas.openxmlformats.org/drawingml/2006/picture">
+            <wp:extent cx="5029200" cy="3897630"/>
+            <wp:docPr id="38" name="Picture 38"/>
+            <wp:cNvGraphicFramePr>
+              <a:graphicFrameLocks noChangeAspect="1"/>
+            </wp:cNvGraphicFramePr>
+            <a:graphic>
+              <a:graphicData uri="http://schemas.openxmlformats.org/drawingml/2006/picture">
+                <pic:pic>
+                  <pic:nvPicPr>
+                    <pic:cNvPr id="0" name="03-社网共建融合方案_016.png"/>
+                    <pic:cNvPicPr/>
+                  </pic:nvPicPr>
+                  <pic:blipFill>
+                    <a:blip r:embed="rId33"/>
+                    <a:stretch>
+                      <a:fillRect/>
+                    </a:stretch>
+                  </pic:blipFill>
+                  <pic:spPr>
+                    <a:xfrm>
+                      <a:off x="0" y="0"/>
+                      <a:ext cx="5029200" cy="3897630"/>
+                    </a:xfrm>
+                    <a:prstGeom prst="rect"/>
+                  </pic:spPr>
+                </pic:pic>
+              </a:graphicData>
+            </a:graphic>
+          </wp:inline>
+        </w:drawing>
       </w:r>
     </w:p>
     <w:tbl>
@@ -1269,40 +1787,121 @@
     <w:p/>
     <w:p>
       <w:pPr>
-        <w:jc w:val="both"/>
+        <w:jc w:val="center"/>
       </w:pPr>
       <w:r>
-        <w:rPr>
-          <w:rFonts w:ascii="Microsoft YaHei" w:hAnsi="Microsoft YaHei" w:eastAsia="Microsoft YaHei"/>
-          <w:sz w:val="21"/>
-        </w:rPr>
-        <w:t>办理流程：</w:t>
+        <w:drawing>
+          <wp:inline xmlns:a="http://schemas.openxmlformats.org/drawingml/2006/main" xmlns:pic="http://schemas.openxmlformats.org/drawingml/2006/picture">
+            <wp:extent cx="5029200" cy="2137410"/>
+            <wp:docPr id="18" name="Picture 18"/>
+            <wp:cNvGraphicFramePr>
+              <a:graphicFrameLocks noChangeAspect="1"/>
+            </wp:cNvGraphicFramePr>
+            <a:graphic>
+              <a:graphicData uri="http://schemas.openxmlformats.org/drawingml/2006/picture">
+                <pic:pic>
+                  <pic:nvPicPr>
+                    <pic:cNvPr id="0" name="03-社网共建融合方案_018.png"/>
+                    <pic:cNvPicPr/>
+                  </pic:nvPicPr>
+                  <pic:blipFill>
+                    <a:blip r:embed="rId16"/>
+                    <a:stretch>
+                      <a:fillRect/>
+                    </a:stretch>
+                  </pic:blipFill>
+                  <pic:spPr>
+                    <a:xfrm>
+                      <a:off x="0" y="0"/>
+                      <a:ext cx="5029200" cy="2137410"/>
+                    </a:xfrm>
+                    <a:prstGeom prst="rect"/>
+                  </pic:spPr>
+                </pic:pic>
+              </a:graphicData>
+            </a:graphic>
+          </wp:inline>
+        </w:drawing>
       </w:r>
     </w:p>
     <w:p>
       <w:pPr>
         <w:spacing w:before="120" w:after="120"/>
         <w:ind w:left="432"/>
+        <w:jc w:val="center"/>
       </w:pPr>
       <w:r>
-        <w:rPr>
-          <w:rFonts w:ascii="Courier New" w:hAnsi="Courier New"/>
-          <w:color w:val="646464"/>
-          <w:sz w:val="18"/>
-        </w:rPr>
-        <w:t>客户咨询 → 资料审核 → 现场办理 → 提交工单 → 跟踪进度 → 结果反馈</w:t>
+        <w:drawing>
+          <wp:inline xmlns:a="http://schemas.openxmlformats.org/drawingml/2006/main" xmlns:pic="http://schemas.openxmlformats.org/drawingml/2006/picture">
+            <wp:extent cx="5029200" cy="6412230"/>
+            <wp:docPr id="20" name="Picture 20"/>
+            <wp:cNvGraphicFramePr>
+              <a:graphicFrameLocks noChangeAspect="1"/>
+            </wp:cNvGraphicFramePr>
+            <a:graphic>
+              <a:graphicData uri="http://schemas.openxmlformats.org/drawingml/2006/picture">
+                <pic:pic>
+                  <pic:nvPicPr>
+                    <pic:cNvPr id="0" name="03-社网共建融合方案_020.png"/>
+                    <pic:cNvPicPr/>
+                  </pic:nvPicPr>
+                  <pic:blipFill>
+                    <a:blip r:embed="rId18"/>
+                    <a:stretch>
+                      <a:fillRect/>
+                    </a:stretch>
+                  </pic:blipFill>
+                  <pic:spPr>
+                    <a:xfrm>
+                      <a:off x="0" y="0"/>
+                      <a:ext cx="5029200" cy="6412230"/>
+                    </a:xfrm>
+                    <a:prstGeom prst="rect"/>
+                  </pic:spPr>
+                </pic:pic>
+              </a:graphicData>
+            </a:graphic>
+          </wp:inline>
+        </w:drawing>
       </w:r>
     </w:p>
     <w:p>
       <w:pPr>
-        <w:jc w:val="both"/>
+        <w:jc w:val="center"/>
       </w:pPr>
       <w:r>
-        <w:rPr>
-          <w:rFonts w:ascii="Microsoft YaHei" w:hAnsi="Microsoft YaHei" w:eastAsia="Microsoft YaHei"/>
-          <w:sz w:val="21"/>
-        </w:rPr>
-        <w:t>所需资料：</w:t>
+        <w:drawing>
+          <wp:inline xmlns:a="http://schemas.openxmlformats.org/drawingml/2006/main" xmlns:pic="http://schemas.openxmlformats.org/drawingml/2006/picture">
+            <wp:extent cx="5029200" cy="4903470"/>
+            <wp:docPr id="25" name="Picture 25"/>
+            <wp:cNvGraphicFramePr>
+              <a:graphicFrameLocks noChangeAspect="1"/>
+            </wp:cNvGraphicFramePr>
+            <a:graphic>
+              <a:graphicData uri="http://schemas.openxmlformats.org/drawingml/2006/picture">
+                <pic:pic>
+                  <pic:nvPicPr>
+                    <pic:cNvPr id="0" name="03-社网共建融合方案_025.png"/>
+                    <pic:cNvPicPr/>
+                  </pic:nvPicPr>
+                  <pic:blipFill>
+                    <a:blip r:embed="rId23"/>
+                    <a:stretch>
+                      <a:fillRect/>
+                    </a:stretch>
+                  </pic:blipFill>
+                  <pic:spPr>
+                    <a:xfrm>
+                      <a:off x="0" y="0"/>
+                      <a:ext cx="5029200" cy="4903470"/>
+                    </a:xfrm>
+                    <a:prstGeom prst="rect"/>
+                  </pic:spPr>
+                </pic:pic>
+              </a:graphicData>
+            </a:graphic>
+          </wp:inline>
+        </w:drawing>
       </w:r>
     </w:p>
     <w:tbl>
@@ -1538,15 +2137,41 @@
     <w:p>
       <w:pPr>
         <w:pStyle w:val="Heading4"/>
-        <w:jc w:val="left"/>
+        <w:jc w:val="center"/>
       </w:pPr>
       <w:r>
-        <w:rPr>
-          <w:rFonts w:ascii="Microsoft YaHei" w:hAnsi="Microsoft YaHei" w:eastAsia="Microsoft YaHei"/>
-          <w:b/>
-          <w:sz w:val="22"/>
-        </w:rPr>
-        <w:t>电费服务</w:t>
+        <w:drawing>
+          <wp:inline xmlns:a="http://schemas.openxmlformats.org/drawingml/2006/main" xmlns:pic="http://schemas.openxmlformats.org/drawingml/2006/picture">
+            <wp:extent cx="5029200" cy="9429750"/>
+            <wp:docPr id="56" name="Picture 56"/>
+            <wp:cNvGraphicFramePr>
+              <a:graphicFrameLocks noChangeAspect="1"/>
+            </wp:cNvGraphicFramePr>
+            <a:graphic>
+              <a:graphicData uri="http://schemas.openxmlformats.org/drawingml/2006/picture">
+                <pic:pic>
+                  <pic:nvPicPr>
+                    <pic:cNvPr id="0" name="03-社网共建融合方案_036.png"/>
+                    <pic:cNvPicPr/>
+                  </pic:nvPicPr>
+                  <pic:blipFill>
+                    <a:blip r:embed="rId49"/>
+                    <a:stretch>
+                      <a:fillRect/>
+                    </a:stretch>
+                  </pic:blipFill>
+                  <pic:spPr>
+                    <a:xfrm>
+                      <a:off x="0" y="0"/>
+                      <a:ext cx="5029200" cy="9429750"/>
+                    </a:xfrm>
+                    <a:prstGeom prst="rect"/>
+                  </pic:spPr>
+                </pic:pic>
+              </a:graphicData>
+            </a:graphic>
+          </wp:inline>
+        </w:drawing>
       </w:r>
     </w:p>
     <w:tbl>
@@ -2075,15 +2700,41 @@
     <w:p>
       <w:pPr>
         <w:pStyle w:val="Heading4"/>
-        <w:jc w:val="left"/>
+        <w:jc w:val="center"/>
       </w:pPr>
       <w:r>
-        <w:rPr>
-          <w:rFonts w:ascii="Microsoft YaHei" w:hAnsi="Microsoft YaHei" w:eastAsia="Microsoft YaHei"/>
-          <w:b/>
-          <w:sz w:val="22"/>
-        </w:rPr>
-        <w:t>政策咨询服务</w:t>
+        <w:drawing>
+          <wp:inline xmlns:a="http://schemas.openxmlformats.org/drawingml/2006/main" xmlns:pic="http://schemas.openxmlformats.org/drawingml/2006/picture">
+            <wp:extent cx="5029200" cy="1885950"/>
+            <wp:docPr id="29" name="Picture 29"/>
+            <wp:cNvGraphicFramePr>
+              <a:graphicFrameLocks noChangeAspect="1"/>
+            </wp:cNvGraphicFramePr>
+            <a:graphic>
+              <a:graphicData uri="http://schemas.openxmlformats.org/drawingml/2006/picture">
+                <pic:pic>
+                  <pic:nvPicPr>
+                    <pic:cNvPr id="0" name="03-社网共建融合方案_029.png"/>
+                    <pic:cNvPicPr/>
+                  </pic:nvPicPr>
+                  <pic:blipFill>
+                    <a:blip r:embed="rId27"/>
+                    <a:stretch>
+                      <a:fillRect/>
+                    </a:stretch>
+                  </pic:blipFill>
+                  <pic:spPr>
+                    <a:xfrm>
+                      <a:off x="0" y="0"/>
+                      <a:ext cx="5029200" cy="1885950"/>
+                    </a:xfrm>
+                    <a:prstGeom prst="rect"/>
+                  </pic:spPr>
+                </pic:pic>
+              </a:graphicData>
+            </a:graphic>
+          </wp:inline>
+        </w:drawing>
       </w:r>
     </w:p>
     <w:tbl>
@@ -2559,16 +3210,41 @@
     <w:p>
       <w:pPr>
         <w:pStyle w:val="Heading3"/>
-        <w:jc w:val="left"/>
+        <w:jc w:val="center"/>
       </w:pPr>
       <w:r>
-        <w:rPr>
-          <w:rFonts w:ascii="Microsoft YaHei" w:hAnsi="Microsoft YaHei" w:eastAsia="Microsoft YaHei"/>
-          <w:b/>
-          <w:color w:val="2E5A4C"/>
-          <w:sz w:val="24"/>
-        </w:rPr>
-        <w:t>4.2 增值服务（客户经理驻点时提供）</w:t>
+        <w:drawing>
+          <wp:inline xmlns:a="http://schemas.openxmlformats.org/drawingml/2006/main" xmlns:pic="http://schemas.openxmlformats.org/drawingml/2006/picture">
+            <wp:extent cx="5029200" cy="4149090"/>
+            <wp:docPr id="23" name="Picture 23"/>
+            <wp:cNvGraphicFramePr>
+              <a:graphicFrameLocks noChangeAspect="1"/>
+            </wp:cNvGraphicFramePr>
+            <a:graphic>
+              <a:graphicData uri="http://schemas.openxmlformats.org/drawingml/2006/picture">
+                <pic:pic>
+                  <pic:nvPicPr>
+                    <pic:cNvPr id="0" name="03-社网共建融合方案_023.png"/>
+                    <pic:cNvPicPr/>
+                  </pic:nvPicPr>
+                  <pic:blipFill>
+                    <a:blip r:embed="rId21"/>
+                    <a:stretch>
+                      <a:fillRect/>
+                    </a:stretch>
+                  </pic:blipFill>
+                  <pic:spPr>
+                    <a:xfrm>
+                      <a:off x="0" y="0"/>
+                      <a:ext cx="5029200" cy="4149090"/>
+                    </a:xfrm>
+                    <a:prstGeom prst="rect"/>
+                  </pic:spPr>
+                </pic:pic>
+              </a:graphicData>
+            </a:graphic>
+          </wp:inline>
+        </w:drawing>
       </w:r>
     </w:p>
     <w:p>
@@ -2815,74 +3491,122 @@
     <w:p/>
     <w:p>
       <w:pPr>
-        <w:jc w:val="both"/>
+        <w:jc w:val="center"/>
       </w:pPr>
       <w:r>
-        <w:rPr>
-          <w:rFonts w:ascii="Microsoft YaHei" w:hAnsi="Microsoft YaHei" w:eastAsia="Microsoft YaHei"/>
-          <w:sz w:val="21"/>
-        </w:rPr>
-        <w:t>检查内容清单：</w:t>
+        <w:drawing>
+          <wp:inline xmlns:a="http://schemas.openxmlformats.org/drawingml/2006/main" xmlns:pic="http://schemas.openxmlformats.org/drawingml/2006/picture">
+            <wp:extent cx="5029200" cy="1885950"/>
+            <wp:docPr id="31" name="Picture 31"/>
+            <wp:cNvGraphicFramePr>
+              <a:graphicFrameLocks noChangeAspect="1"/>
+            </wp:cNvGraphicFramePr>
+            <a:graphic>
+              <a:graphicData uri="http://schemas.openxmlformats.org/drawingml/2006/picture">
+                <pic:pic>
+                  <pic:nvPicPr>
+                    <pic:cNvPr id="0" name="03-社网共建融合方案_031.png"/>
+                    <pic:cNvPicPr/>
+                  </pic:nvPicPr>
+                  <pic:blipFill>
+                    <a:blip r:embed="rId29"/>
+                    <a:stretch>
+                      <a:fillRect/>
+                    </a:stretch>
+                  </pic:blipFill>
+                  <pic:spPr>
+                    <a:xfrm>
+                      <a:off x="0" y="0"/>
+                      <a:ext cx="5029200" cy="1885950"/>
+                    </a:xfrm>
+                    <a:prstGeom prst="rect"/>
+                  </pic:spPr>
+                </pic:pic>
+              </a:graphicData>
+            </a:graphic>
+          </wp:inline>
+        </w:drawing>
       </w:r>
     </w:p>
     <w:p>
       <w:pPr>
         <w:spacing w:before="120" w:after="120"/>
         <w:ind w:left="432"/>
+        <w:jc w:val="center"/>
       </w:pPr>
       <w:r>
-        <w:rPr>
-          <w:rFonts w:ascii="Courier New" w:hAnsi="Courier New"/>
-          <w:color w:val="646464"/>
-          <w:sz w:val="18"/>
-        </w:rPr>
-        <w:t>居民安全检查清单</w:t>
-        <w:br/>
-        <w:t>├── 进户线检查</w:t>
-        <w:br/>
-        <w:t>│   ├── 线径是否满足负荷需求</w:t>
-        <w:br/>
-        <w:t>│   ├── 绝缘是否完好</w:t>
-        <w:br/>
-        <w:t>│   └── 接线是否牢固</w:t>
-        <w:br/>
-        <w:t>├── 室内线路检查</w:t>
-        <w:br/>
-        <w:t>│   ├── 线路是否老化</w:t>
-        <w:br/>
-        <w:t>│   ├── 插座是否正常</w:t>
-        <w:br/>
-        <w:t>│   └── 开关是否完好</w:t>
-        <w:br/>
-        <w:t>├── 漏电保护器检查</w:t>
-        <w:br/>
-        <w:t>│   ├── 是否安装</w:t>
-        <w:br/>
-        <w:t>│   ├── 是否动作正常</w:t>
-        <w:br/>
-        <w:t>│   └── 是否定期测试</w:t>
-        <w:br/>
-        <w:t>└── 用电设备检查</w:t>
-        <w:br/>
-        <w:t xml:space="preserve">    ├── 大功率设备接线</w:t>
-        <w:br/>
-        <w:t xml:space="preserve">    ├── 接地是否良好</w:t>
-        <w:br/>
-        <w:t xml:space="preserve">    └── 是否超负荷使用</w:t>
+        <w:drawing>
+          <wp:inline xmlns:a="http://schemas.openxmlformats.org/drawingml/2006/main" xmlns:pic="http://schemas.openxmlformats.org/drawingml/2006/picture">
+            <wp:extent cx="5029200" cy="2235200"/>
+            <wp:docPr id="26" name="Picture 26"/>
+            <wp:cNvGraphicFramePr>
+              <a:graphicFrameLocks noChangeAspect="1"/>
+            </wp:cNvGraphicFramePr>
+            <a:graphic>
+              <a:graphicData uri="http://schemas.openxmlformats.org/drawingml/2006/picture">
+                <pic:pic>
+                  <pic:nvPicPr>
+                    <pic:cNvPr id="0" name="03-社网共建融合方案_026.png"/>
+                    <pic:cNvPicPr/>
+                  </pic:nvPicPr>
+                  <pic:blipFill>
+                    <a:blip r:embed="rId24"/>
+                    <a:stretch>
+                      <a:fillRect/>
+                    </a:stretch>
+                  </pic:blipFill>
+                  <pic:spPr>
+                    <a:xfrm>
+                      <a:off x="0" y="0"/>
+                      <a:ext cx="5029200" cy="2235200"/>
+                    </a:xfrm>
+                    <a:prstGeom prst="rect"/>
+                  </pic:spPr>
+                </pic:pic>
+              </a:graphicData>
+            </a:graphic>
+          </wp:inline>
+        </w:drawing>
       </w:r>
     </w:p>
     <w:p>
       <w:pPr>
         <w:pStyle w:val="Heading4"/>
-        <w:jc w:val="left"/>
+        <w:jc w:val="center"/>
       </w:pPr>
       <w:r>
-        <w:rPr>
-          <w:rFonts w:ascii="Microsoft YaHei" w:hAnsi="Microsoft YaHei" w:eastAsia="Microsoft YaHei"/>
-          <w:b/>
-          <w:sz w:val="22"/>
-        </w:rPr>
-        <w:t>能效诊断服务</w:t>
+        <w:drawing>
+          <wp:inline xmlns:a="http://schemas.openxmlformats.org/drawingml/2006/main" xmlns:pic="http://schemas.openxmlformats.org/drawingml/2006/picture">
+            <wp:extent cx="5029200" cy="2137410"/>
+            <wp:docPr id="47" name="Picture 47"/>
+            <wp:cNvGraphicFramePr>
+              <a:graphicFrameLocks noChangeAspect="1"/>
+            </wp:cNvGraphicFramePr>
+            <a:graphic>
+              <a:graphicData uri="http://schemas.openxmlformats.org/drawingml/2006/picture">
+                <pic:pic>
+                  <pic:nvPicPr>
+                    <pic:cNvPr id="0" name="03-社网共建融合方案_026.png"/>
+                    <pic:cNvPicPr/>
+                  </pic:nvPicPr>
+                  <pic:blipFill>
+                    <a:blip r:embed="rId41"/>
+                    <a:stretch>
+                      <a:fillRect/>
+                    </a:stretch>
+                  </pic:blipFill>
+                  <pic:spPr>
+                    <a:xfrm>
+                      <a:off x="0" y="0"/>
+                      <a:ext cx="5029200" cy="2137410"/>
+                    </a:xfrm>
+                    <a:prstGeom prst="rect"/>
+                  </pic:spPr>
+                </pic:pic>
+              </a:graphicData>
+            </a:graphic>
+          </wp:inline>
+        </w:drawing>
       </w:r>
     </w:p>
     <w:tbl>
@@ -3062,50 +3786,161 @@
     <w:p/>
     <w:p>
       <w:pPr>
-        <w:jc w:val="both"/>
+        <w:jc w:val="center"/>
       </w:pPr>
       <w:r>
-        <w:rPr>
-          <w:rFonts w:ascii="Microsoft YaHei" w:hAnsi="Microsoft YaHei" w:eastAsia="Microsoft YaHei"/>
-          <w:sz w:val="21"/>
-        </w:rPr>
-        <w:t>诊断内容：</w:t>
+        <w:drawing>
+          <wp:inline xmlns:a="http://schemas.openxmlformats.org/drawingml/2006/main" xmlns:pic="http://schemas.openxmlformats.org/drawingml/2006/picture">
+            <wp:extent cx="5029200" cy="3394710"/>
+            <wp:docPr id="39" name="Picture 39"/>
+            <wp:cNvGraphicFramePr>
+              <a:graphicFrameLocks noChangeAspect="1"/>
+            </wp:cNvGraphicFramePr>
+            <a:graphic>
+              <a:graphicData uri="http://schemas.openxmlformats.org/drawingml/2006/picture">
+                <pic:pic>
+                  <pic:nvPicPr>
+                    <pic:cNvPr id="0" name="03-社网共建融合方案_018.png"/>
+                    <pic:cNvPicPr/>
+                  </pic:nvPicPr>
+                  <pic:blipFill>
+                    <a:blip r:embed="rId34"/>
+                    <a:stretch>
+                      <a:fillRect/>
+                    </a:stretch>
+                  </pic:blipFill>
+                  <pic:spPr>
+                    <a:xfrm>
+                      <a:off x="0" y="0"/>
+                      <a:ext cx="5029200" cy="3394710"/>
+                    </a:xfrm>
+                    <a:prstGeom prst="rect"/>
+                  </pic:spPr>
+                </pic:pic>
+              </a:graphicData>
+            </a:graphic>
+          </wp:inline>
+        </w:drawing>
       </w:r>
     </w:p>
     <w:p>
       <w:pPr>
         <w:ind w:left="432"/>
+        <w:jc w:val="center"/>
       </w:pPr>
       <w:r>
-        <w:rPr>
-          <w:rFonts w:ascii="Microsoft YaHei" w:hAnsi="Microsoft YaHei" w:eastAsia="Microsoft YaHei"/>
-          <w:sz w:val="21"/>
-        </w:rPr>
-        <w:t>● 用电结构分析</w:t>
+        <w:drawing>
+          <wp:inline xmlns:a="http://schemas.openxmlformats.org/drawingml/2006/main" xmlns:pic="http://schemas.openxmlformats.org/drawingml/2006/picture">
+            <wp:extent cx="5029200" cy="2235200"/>
+            <wp:docPr id="27" name="Picture 27"/>
+            <wp:cNvGraphicFramePr>
+              <a:graphicFrameLocks noChangeAspect="1"/>
+            </wp:cNvGraphicFramePr>
+            <a:graphic>
+              <a:graphicData uri="http://schemas.openxmlformats.org/drawingml/2006/picture">
+                <pic:pic>
+                  <pic:nvPicPr>
+                    <pic:cNvPr id="0" name="03-社网共建融合方案_027.png"/>
+                    <pic:cNvPicPr/>
+                  </pic:nvPicPr>
+                  <pic:blipFill>
+                    <a:blip r:embed="rId25"/>
+                    <a:stretch>
+                      <a:fillRect/>
+                    </a:stretch>
+                  </pic:blipFill>
+                  <pic:spPr>
+                    <a:xfrm>
+                      <a:off x="0" y="0"/>
+                      <a:ext cx="5029200" cy="2235200"/>
+                    </a:xfrm>
+                    <a:prstGeom prst="rect"/>
+                  </pic:spPr>
+                </pic:pic>
+              </a:graphicData>
+            </a:graphic>
+          </wp:inline>
+        </w:drawing>
       </w:r>
     </w:p>
     <w:p>
       <w:pPr>
         <w:ind w:left="432"/>
+        <w:jc w:val="center"/>
       </w:pPr>
       <w:r>
-        <w:rPr>
-          <w:rFonts w:ascii="Microsoft YaHei" w:hAnsi="Microsoft YaHei" w:eastAsia="Microsoft YaHei"/>
-          <w:sz w:val="21"/>
-        </w:rPr>
-        <w:t>● 用电负荷特性分析</w:t>
+        <w:drawing>
+          <wp:inline xmlns:a="http://schemas.openxmlformats.org/drawingml/2006/main" xmlns:pic="http://schemas.openxmlformats.org/drawingml/2006/picture">
+            <wp:extent cx="5029200" cy="1885950"/>
+            <wp:docPr id="33" name="Picture 33"/>
+            <wp:cNvGraphicFramePr>
+              <a:graphicFrameLocks noChangeAspect="1"/>
+            </wp:cNvGraphicFramePr>
+            <a:graphic>
+              <a:graphicData uri="http://schemas.openxmlformats.org/drawingml/2006/picture">
+                <pic:pic>
+                  <pic:nvPicPr>
+                    <pic:cNvPr id="0" name="03-社网共建融合方案_033.png"/>
+                    <pic:cNvPicPr/>
+                  </pic:nvPicPr>
+                  <pic:blipFill>
+                    <a:blip r:embed="rId31"/>
+                    <a:stretch>
+                      <a:fillRect/>
+                    </a:stretch>
+                  </pic:blipFill>
+                  <pic:spPr>
+                    <a:xfrm>
+                      <a:off x="0" y="0"/>
+                      <a:ext cx="5029200" cy="1885950"/>
+                    </a:xfrm>
+                    <a:prstGeom prst="rect"/>
+                  </pic:spPr>
+                </pic:pic>
+              </a:graphicData>
+            </a:graphic>
+          </wp:inline>
+        </w:drawing>
       </w:r>
     </w:p>
     <w:p>
       <w:pPr>
         <w:ind w:left="432"/>
+        <w:jc w:val="center"/>
       </w:pPr>
       <w:r>
-        <w:rPr>
-          <w:rFonts w:ascii="Microsoft YaHei" w:hAnsi="Microsoft YaHei" w:eastAsia="Microsoft YaHei"/>
-          <w:sz w:val="21"/>
-        </w:rPr>
-        <w:t>● 节电潜力分析</w:t>
+        <w:drawing>
+          <wp:inline xmlns:a="http://schemas.openxmlformats.org/drawingml/2006/main" xmlns:pic="http://schemas.openxmlformats.org/drawingml/2006/picture">
+            <wp:extent cx="5029200" cy="2388870"/>
+            <wp:docPr id="43" name="Picture 43"/>
+            <wp:cNvGraphicFramePr>
+              <a:graphicFrameLocks noChangeAspect="1"/>
+            </wp:cNvGraphicFramePr>
+            <a:graphic>
+              <a:graphicData uri="http://schemas.openxmlformats.org/drawingml/2006/picture">
+                <pic:pic>
+                  <pic:nvPicPr>
+                    <pic:cNvPr id="0" name="03-社网共建融合方案_022.png"/>
+                    <pic:cNvPicPr/>
+                  </pic:nvPicPr>
+                  <pic:blipFill>
+                    <a:blip r:embed="rId37"/>
+                    <a:stretch>
+                      <a:fillRect/>
+                    </a:stretch>
+                  </pic:blipFill>
+                  <pic:spPr>
+                    <a:xfrm>
+                      <a:off x="0" y="0"/>
+                      <a:ext cx="5029200" cy="2388870"/>
+                    </a:xfrm>
+                    <a:prstGeom prst="rect"/>
+                  </pic:spPr>
+                </pic:pic>
+              </a:graphicData>
+            </a:graphic>
+          </wp:inline>
+        </w:drawing>
       </w:r>
     </w:p>
     <w:p>
@@ -3123,15 +3958,41 @@
     <w:p>
       <w:pPr>
         <w:pStyle w:val="Heading4"/>
-        <w:jc w:val="left"/>
+        <w:jc w:val="center"/>
       </w:pPr>
       <w:r>
-        <w:rPr>
-          <w:rFonts w:ascii="Microsoft YaHei" w:hAnsi="Microsoft YaHei" w:eastAsia="Microsoft YaHei"/>
-          <w:b/>
-          <w:sz w:val="22"/>
-        </w:rPr>
-        <w:t>特殊群体关怀服务</w:t>
+        <w:drawing>
+          <wp:inline xmlns:a="http://schemas.openxmlformats.org/drawingml/2006/main" xmlns:pic="http://schemas.openxmlformats.org/drawingml/2006/picture">
+            <wp:extent cx="5029200" cy="3394710"/>
+            <wp:docPr id="37" name="Picture 37"/>
+            <wp:cNvGraphicFramePr>
+              <a:graphicFrameLocks noChangeAspect="1"/>
+            </wp:cNvGraphicFramePr>
+            <a:graphic>
+              <a:graphicData uri="http://schemas.openxmlformats.org/drawingml/2006/picture">
+                <pic:pic>
+                  <pic:nvPicPr>
+                    <pic:cNvPr id="0" name="03-社网共建融合方案_015.png"/>
+                    <pic:cNvPicPr/>
+                  </pic:nvPicPr>
+                  <pic:blipFill>
+                    <a:blip r:embed="rId32"/>
+                    <a:stretch>
+                      <a:fillRect/>
+                    </a:stretch>
+                  </pic:blipFill>
+                  <pic:spPr>
+                    <a:xfrm>
+                      <a:off x="0" y="0"/>
+                      <a:ext cx="5029200" cy="3394710"/>
+                    </a:xfrm>
+                    <a:prstGeom prst="rect"/>
+                  </pic:spPr>
+                </pic:pic>
+              </a:graphicData>
+            </a:graphic>
+          </wp:inline>
+        </w:drawing>
       </w:r>
     </w:p>
     <w:tbl>
@@ -3364,54 +4225,122 @@
     <w:p/>
     <w:p>
       <w:pPr>
-        <w:jc w:val="both"/>
+        <w:jc w:val="center"/>
       </w:pPr>
       <w:r>
-        <w:rPr>
-          <w:rFonts w:ascii="Microsoft YaHei" w:hAnsi="Microsoft YaHei" w:eastAsia="Microsoft YaHei"/>
-          <w:sz w:val="21"/>
-        </w:rPr>
-        <w:t>关怀服务清单：</w:t>
+        <w:drawing>
+          <wp:inline xmlns:a="http://schemas.openxmlformats.org/drawingml/2006/main" xmlns:pic="http://schemas.openxmlformats.org/drawingml/2006/picture">
+            <wp:extent cx="5029200" cy="2235200"/>
+            <wp:docPr id="40" name="Picture 40"/>
+            <wp:cNvGraphicFramePr>
+              <a:graphicFrameLocks noChangeAspect="1"/>
+            </wp:cNvGraphicFramePr>
+            <a:graphic>
+              <a:graphicData uri="http://schemas.openxmlformats.org/drawingml/2006/picture">
+                <pic:pic>
+                  <pic:nvPicPr>
+                    <pic:cNvPr id="0" name="image.png"/>
+                    <pic:cNvPicPr/>
+                  </pic:nvPicPr>
+                  <pic:blipFill>
+                    <a:blip r:embed="rId10"/>
+                    <a:stretch>
+                      <a:fillRect/>
+                    </a:stretch>
+                  </pic:blipFill>
+                  <pic:spPr>
+                    <a:xfrm>
+                      <a:off x="0" y="0"/>
+                      <a:ext cx="5029200" cy="2235200"/>
+                    </a:xfrm>
+                    <a:prstGeom prst="rect"/>
+                  </pic:spPr>
+                </pic:pic>
+              </a:graphicData>
+            </a:graphic>
+          </wp:inline>
+        </w:drawing>
       </w:r>
     </w:p>
     <w:p>
       <w:pPr>
         <w:spacing w:before="120" w:after="120"/>
         <w:ind w:left="432"/>
+        <w:jc w:val="center"/>
       </w:pPr>
       <w:r>
-        <w:rPr>
-          <w:rFonts w:ascii="Courier New" w:hAnsi="Courier New"/>
-          <w:color w:val="646464"/>
-          <w:sz w:val="18"/>
-        </w:rPr>
-        <w:t>特殊群体关怀服务清单</w:t>
-        <w:br/>
-        <w:t>├── 用电安全检查</w:t>
-        <w:br/>
-        <w:t>├── 用电设备维护</w:t>
-        <w:br/>
-        <w:t>├── 电费缴纳指导</w:t>
-        <w:br/>
-        <w:t>├── 用电政策宣传</w:t>
-        <w:br/>
-        <w:t>├── 应急联系方式建立</w:t>
-        <w:br/>
-        <w:t>└── 定期电话回访</w:t>
+        <w:drawing>
+          <wp:inline xmlns:a="http://schemas.openxmlformats.org/drawingml/2006/main" xmlns:pic="http://schemas.openxmlformats.org/drawingml/2006/picture">
+            <wp:extent cx="5029200" cy="1885950"/>
+            <wp:docPr id="32" name="Picture 32"/>
+            <wp:cNvGraphicFramePr>
+              <a:graphicFrameLocks noChangeAspect="1"/>
+            </wp:cNvGraphicFramePr>
+            <a:graphic>
+              <a:graphicData uri="http://schemas.openxmlformats.org/drawingml/2006/picture">
+                <pic:pic>
+                  <pic:nvPicPr>
+                    <pic:cNvPr id="0" name="03-社网共建融合方案_032.png"/>
+                    <pic:cNvPicPr/>
+                  </pic:nvPicPr>
+                  <pic:blipFill>
+                    <a:blip r:embed="rId30"/>
+                    <a:stretch>
+                      <a:fillRect/>
+                    </a:stretch>
+                  </pic:blipFill>
+                  <pic:spPr>
+                    <a:xfrm>
+                      <a:off x="0" y="0"/>
+                      <a:ext cx="5029200" cy="1885950"/>
+                    </a:xfrm>
+                    <a:prstGeom prst="rect"/>
+                  </pic:spPr>
+                </pic:pic>
+              </a:graphicData>
+            </a:graphic>
+          </wp:inline>
+        </w:drawing>
       </w:r>
     </w:p>
     <w:p>
       <w:pPr>
         <w:pStyle w:val="Heading4"/>
-        <w:jc w:val="left"/>
+        <w:jc w:val="center"/>
       </w:pPr>
       <w:r>
-        <w:rPr>
-          <w:rFonts w:ascii="Microsoft YaHei" w:hAnsi="Microsoft YaHei" w:eastAsia="Microsoft YaHei"/>
-          <w:b/>
-          <w:sz w:val="22"/>
-        </w:rPr>
-        <w:t>重点客户走访服务</w:t>
+        <w:drawing>
+          <wp:inline xmlns:a="http://schemas.openxmlformats.org/drawingml/2006/main" xmlns:pic="http://schemas.openxmlformats.org/drawingml/2006/picture">
+            <wp:extent cx="5029200" cy="2570480"/>
+            <wp:docPr id="30" name="Picture 30"/>
+            <wp:cNvGraphicFramePr>
+              <a:graphicFrameLocks noChangeAspect="1"/>
+            </wp:cNvGraphicFramePr>
+            <a:graphic>
+              <a:graphicData uri="http://schemas.openxmlformats.org/drawingml/2006/picture">
+                <pic:pic>
+                  <pic:nvPicPr>
+                    <pic:cNvPr id="0" name="03-社网共建融合方案_030.png"/>
+                    <pic:cNvPicPr/>
+                  </pic:nvPicPr>
+                  <pic:blipFill>
+                    <a:blip r:embed="rId28"/>
+                    <a:stretch>
+                      <a:fillRect/>
+                    </a:stretch>
+                  </pic:blipFill>
+                  <pic:spPr>
+                    <a:xfrm>
+                      <a:off x="0" y="0"/>
+                      <a:ext cx="5029200" cy="2570480"/>
+                    </a:xfrm>
+                    <a:prstGeom prst="rect"/>
+                  </pic:spPr>
+                </pic:pic>
+              </a:graphicData>
+            </a:graphic>
+          </wp:inline>
+        </w:drawing>
       </w:r>
     </w:p>
     <w:tbl>
@@ -3645,45 +4574,121 @@
     <w:p>
       <w:pPr>
         <w:pStyle w:val="Heading2"/>
-        <w:jc w:val="left"/>
+        <w:jc w:val="center"/>
       </w:pPr>
       <w:r>
-        <w:rPr>
-          <w:rFonts w:ascii="Microsoft YaHei" w:hAnsi="Microsoft YaHei" w:eastAsia="Microsoft YaHei"/>
-          <w:b/>
-          <w:color w:val="1B365D"/>
-          <w:sz w:val="28"/>
-        </w:rPr>
-        <w:t>六、考核评估机制</w:t>
+        <w:drawing>
+          <wp:inline xmlns:a="http://schemas.openxmlformats.org/drawingml/2006/main" xmlns:pic="http://schemas.openxmlformats.org/drawingml/2006/picture">
+            <wp:extent cx="5029200" cy="1885950"/>
+            <wp:docPr id="52" name="Picture 52"/>
+            <wp:cNvGraphicFramePr>
+              <a:graphicFrameLocks noChangeAspect="1"/>
+            </wp:cNvGraphicFramePr>
+            <a:graphic>
+              <a:graphicData uri="http://schemas.openxmlformats.org/drawingml/2006/picture">
+                <pic:pic>
+                  <pic:nvPicPr>
+                    <pic:cNvPr id="0" name="03-社网共建融合方案_032.png"/>
+                    <pic:cNvPicPr/>
+                  </pic:nvPicPr>
+                  <pic:blipFill>
+                    <a:blip r:embed="rId45"/>
+                    <a:stretch>
+                      <a:fillRect/>
+                    </a:stretch>
+                  </pic:blipFill>
+                  <pic:spPr>
+                    <a:xfrm>
+                      <a:off x="0" y="0"/>
+                      <a:ext cx="5029200" cy="1885950"/>
+                    </a:xfrm>
+                    <a:prstGeom prst="rect"/>
+                  </pic:spPr>
+                </pic:pic>
+              </a:graphicData>
+            </a:graphic>
+          </wp:inline>
+        </w:drawing>
       </w:r>
     </w:p>
     <w:p>
       <w:pPr>
         <w:pStyle w:val="Heading3"/>
-        <w:jc w:val="left"/>
+        <w:jc w:val="center"/>
       </w:pPr>
       <w:r>
-        <w:rPr>
-          <w:rFonts w:ascii="Microsoft YaHei" w:hAnsi="Microsoft YaHei" w:eastAsia="Microsoft YaHei"/>
-          <w:b/>
-          <w:color w:val="2E5A4C"/>
-          <w:sz w:val="24"/>
-        </w:rPr>
-        <w:t>6.1 考核指标</w:t>
+        <w:drawing>
+          <wp:inline xmlns:a="http://schemas.openxmlformats.org/drawingml/2006/main" xmlns:pic="http://schemas.openxmlformats.org/drawingml/2006/picture">
+            <wp:extent cx="5029200" cy="1885950"/>
+            <wp:docPr id="55" name="Picture 55"/>
+            <wp:cNvGraphicFramePr>
+              <a:graphicFrameLocks noChangeAspect="1"/>
+            </wp:cNvGraphicFramePr>
+            <a:graphic>
+              <a:graphicData uri="http://schemas.openxmlformats.org/drawingml/2006/picture">
+                <pic:pic>
+                  <pic:nvPicPr>
+                    <pic:cNvPr id="0" name="03-社网共建融合方案_035.png"/>
+                    <pic:cNvPicPr/>
+                  </pic:nvPicPr>
+                  <pic:blipFill>
+                    <a:blip r:embed="rId48"/>
+                    <a:stretch>
+                      <a:fillRect/>
+                    </a:stretch>
+                  </pic:blipFill>
+                  <pic:spPr>
+                    <a:xfrm>
+                      <a:off x="0" y="0"/>
+                      <a:ext cx="5029200" cy="1885950"/>
+                    </a:xfrm>
+                    <a:prstGeom prst="rect"/>
+                  </pic:spPr>
+                </pic:pic>
+              </a:graphicData>
+            </a:graphic>
+          </wp:inline>
+        </w:drawing>
       </w:r>
     </w:p>
     <w:p>
       <w:pPr>
         <w:pStyle w:val="Heading4"/>
-        <w:jc w:val="left"/>
+        <w:jc w:val="center"/>
       </w:pPr>
       <w:r>
-        <w:rPr>
-          <w:rFonts w:ascii="Microsoft YaHei" w:hAnsi="Microsoft YaHei" w:eastAsia="Microsoft YaHei"/>
-          <w:b/>
-          <w:sz w:val="22"/>
-        </w:rPr>
-        <w:t>服务质量指标</w:t>
+        <w:drawing>
+          <wp:inline xmlns:a="http://schemas.openxmlformats.org/drawingml/2006/main" xmlns:pic="http://schemas.openxmlformats.org/drawingml/2006/picture">
+            <wp:extent cx="5029200" cy="2137410"/>
+            <wp:docPr id="44" name="Picture 44"/>
+            <wp:cNvGraphicFramePr>
+              <a:graphicFrameLocks noChangeAspect="1"/>
+            </wp:cNvGraphicFramePr>
+            <a:graphic>
+              <a:graphicData uri="http://schemas.openxmlformats.org/drawingml/2006/picture">
+                <pic:pic>
+                  <pic:nvPicPr>
+                    <pic:cNvPr id="0" name="03-社网共建融合方案_023.png"/>
+                    <pic:cNvPicPr/>
+                  </pic:nvPicPr>
+                  <pic:blipFill>
+                    <a:blip r:embed="rId38"/>
+                    <a:stretch>
+                      <a:fillRect/>
+                    </a:stretch>
+                  </pic:blipFill>
+                  <pic:spPr>
+                    <a:xfrm>
+                      <a:off x="0" y="0"/>
+                      <a:ext cx="5029200" cy="2137410"/>
+                    </a:xfrm>
+                    <a:prstGeom prst="rect"/>
+                  </pic:spPr>
+                </pic:pic>
+              </a:graphicData>
+            </a:graphic>
+          </wp:inline>
+        </w:drawing>
       </w:r>
     </w:p>
     <w:tbl>
@@ -4057,15 +5062,41 @@
     <w:p>
       <w:pPr>
         <w:pStyle w:val="Heading4"/>
-        <w:jc w:val="left"/>
+        <w:jc w:val="center"/>
       </w:pPr>
       <w:r>
-        <w:rPr>
-          <w:rFonts w:ascii="Microsoft YaHei" w:hAnsi="Microsoft YaHei" w:eastAsia="Microsoft YaHei"/>
-          <w:b/>
-          <w:sz w:val="22"/>
-        </w:rPr>
-        <w:t>协同效率指标</w:t>
+        <w:drawing>
+          <wp:inline xmlns:a="http://schemas.openxmlformats.org/drawingml/2006/main" xmlns:pic="http://schemas.openxmlformats.org/drawingml/2006/picture">
+            <wp:extent cx="5029200" cy="4149090"/>
+            <wp:docPr id="64" name="Picture 64"/>
+            <wp:cNvGraphicFramePr>
+              <a:graphicFrameLocks noChangeAspect="1"/>
+            </wp:cNvGraphicFramePr>
+            <a:graphic>
+              <a:graphicData uri="http://schemas.openxmlformats.org/drawingml/2006/picture">
+                <pic:pic>
+                  <pic:nvPicPr>
+                    <pic:cNvPr id="0" name="03-社网共建融合方案_045.png"/>
+                    <pic:cNvPicPr/>
+                  </pic:nvPicPr>
+                  <pic:blipFill>
+                    <a:blip r:embed="rId55"/>
+                    <a:stretch>
+                      <a:fillRect/>
+                    </a:stretch>
+                  </pic:blipFill>
+                  <pic:spPr>
+                    <a:xfrm>
+                      <a:off x="0" y="0"/>
+                      <a:ext cx="5029200" cy="4149090"/>
+                    </a:xfrm>
+                    <a:prstGeom prst="rect"/>
+                  </pic:spPr>
+                </pic:pic>
+              </a:graphicData>
+            </a:graphic>
+          </wp:inline>
+        </w:drawing>
       </w:r>
     </w:p>
     <w:tbl>
@@ -4439,15 +5470,41 @@
     <w:p>
       <w:pPr>
         <w:pStyle w:val="Heading4"/>
-        <w:jc w:val="left"/>
+        <w:jc w:val="center"/>
       </w:pPr>
       <w:r>
-        <w:rPr>
-          <w:rFonts w:ascii="Microsoft YaHei" w:hAnsi="Microsoft YaHei" w:eastAsia="Microsoft YaHei"/>
-          <w:b/>
-          <w:sz w:val="22"/>
-        </w:rPr>
-        <w:t>工单压降指标</w:t>
+        <w:drawing>
+          <wp:inline xmlns:a="http://schemas.openxmlformats.org/drawingml/2006/main" xmlns:pic="http://schemas.openxmlformats.org/drawingml/2006/picture">
+            <wp:extent cx="5029200" cy="3394710"/>
+            <wp:docPr id="41" name="Picture 41"/>
+            <wp:cNvGraphicFramePr>
+              <a:graphicFrameLocks noChangeAspect="1"/>
+            </wp:cNvGraphicFramePr>
+            <a:graphic>
+              <a:graphicData uri="http://schemas.openxmlformats.org/drawingml/2006/picture">
+                <pic:pic>
+                  <pic:nvPicPr>
+                    <pic:cNvPr id="0" name="03-社网共建融合方案_020.png"/>
+                    <pic:cNvPicPr/>
+                  </pic:nvPicPr>
+                  <pic:blipFill>
+                    <a:blip r:embed="rId35"/>
+                    <a:stretch>
+                      <a:fillRect/>
+                    </a:stretch>
+                  </pic:blipFill>
+                  <pic:spPr>
+                    <a:xfrm>
+                      <a:off x="0" y="0"/>
+                      <a:ext cx="5029200" cy="3394710"/>
+                    </a:xfrm>
+                    <a:prstGeom prst="rect"/>
+                  </pic:spPr>
+                </pic:pic>
+              </a:graphicData>
+            </a:graphic>
+          </wp:inline>
+        </w:drawing>
       </w:r>
     </w:p>
     <w:tbl>
@@ -4695,134 +5752,439 @@
     </w:p>
     <w:p>
       <w:pPr>
-        <w:jc w:val="both"/>
+        <w:jc w:val="center"/>
       </w:pPr>
       <w:r>
-        <w:rPr>
-          <w:rFonts w:ascii="Microsoft YaHei" w:hAnsi="Microsoft YaHei" w:eastAsia="Microsoft YaHei"/>
-          <w:sz w:val="21"/>
-        </w:rPr>
-        <w:t>方法1：数据统计分析</w:t>
+        <w:drawing>
+          <wp:inline xmlns:a="http://schemas.openxmlformats.org/drawingml/2006/main" xmlns:pic="http://schemas.openxmlformats.org/drawingml/2006/picture">
+            <wp:extent cx="5029200" cy="5154930"/>
+            <wp:docPr id="42" name="Picture 42"/>
+            <wp:cNvGraphicFramePr>
+              <a:graphicFrameLocks noChangeAspect="1"/>
+            </wp:cNvGraphicFramePr>
+            <a:graphic>
+              <a:graphicData uri="http://schemas.openxmlformats.org/drawingml/2006/picture">
+                <pic:pic>
+                  <pic:nvPicPr>
+                    <pic:cNvPr id="0" name="03-社网共建融合方案_021.png"/>
+                    <pic:cNvPicPr/>
+                  </pic:nvPicPr>
+                  <pic:blipFill>
+                    <a:blip r:embed="rId36"/>
+                    <a:stretch>
+                      <a:fillRect/>
+                    </a:stretch>
+                  </pic:blipFill>
+                  <pic:spPr>
+                    <a:xfrm>
+                      <a:off x="0" y="0"/>
+                      <a:ext cx="5029200" cy="5154930"/>
+                    </a:xfrm>
+                    <a:prstGeom prst="rect"/>
+                  </pic:spPr>
+                </pic:pic>
+              </a:graphicData>
+            </a:graphic>
+          </wp:inline>
+        </w:drawing>
       </w:r>
     </w:p>
     <w:p>
       <w:pPr>
         <w:ind w:left="432"/>
+        <w:jc w:val="center"/>
       </w:pPr>
       <w:r>
-        <w:rPr>
-          <w:rFonts w:ascii="Microsoft YaHei" w:hAnsi="Microsoft YaHei" w:eastAsia="Microsoft YaHei"/>
-          <w:sz w:val="21"/>
-        </w:rPr>
-        <w:t>● 每月统计分析各项指标</w:t>
+        <w:drawing>
+          <wp:inline xmlns:a="http://schemas.openxmlformats.org/drawingml/2006/main" xmlns:pic="http://schemas.openxmlformats.org/drawingml/2006/picture">
+            <wp:extent cx="5029200" cy="2137410"/>
+            <wp:docPr id="45" name="Picture 45"/>
+            <wp:cNvGraphicFramePr>
+              <a:graphicFrameLocks noChangeAspect="1"/>
+            </wp:cNvGraphicFramePr>
+            <a:graphic>
+              <a:graphicData uri="http://schemas.openxmlformats.org/drawingml/2006/picture">
+                <pic:pic>
+                  <pic:nvPicPr>
+                    <pic:cNvPr id="0" name="03-社网共建融合方案_024.png"/>
+                    <pic:cNvPicPr/>
+                  </pic:nvPicPr>
+                  <pic:blipFill>
+                    <a:blip r:embed="rId39"/>
+                    <a:stretch>
+                      <a:fillRect/>
+                    </a:stretch>
+                  </pic:blipFill>
+                  <pic:spPr>
+                    <a:xfrm>
+                      <a:off x="0" y="0"/>
+                      <a:ext cx="5029200" cy="2137410"/>
+                    </a:xfrm>
+                    <a:prstGeom prst="rect"/>
+                  </pic:spPr>
+                </pic:pic>
+              </a:graphicData>
+            </a:graphic>
+          </wp:inline>
+        </w:drawing>
       </w:r>
     </w:p>
     <w:p>
       <w:pPr>
         <w:ind w:left="432"/>
+        <w:jc w:val="center"/>
       </w:pPr>
       <w:r>
-        <w:rPr>
-          <w:rFonts w:ascii="Microsoft YaHei" w:hAnsi="Microsoft YaHei" w:eastAsia="Microsoft YaHei"/>
-          <w:sz w:val="21"/>
-        </w:rPr>
-        <w:t>● 对比目标值评估完成情况</w:t>
+        <w:drawing>
+          <wp:inline xmlns:a="http://schemas.openxmlformats.org/drawingml/2006/main" xmlns:pic="http://schemas.openxmlformats.org/drawingml/2006/picture">
+            <wp:extent cx="5029200" cy="2235200"/>
+            <wp:docPr id="34" name="Picture 34"/>
+            <wp:cNvGraphicFramePr>
+              <a:graphicFrameLocks noChangeAspect="1"/>
+            </wp:cNvGraphicFramePr>
+            <a:graphic>
+              <a:graphicData uri="http://schemas.openxmlformats.org/drawingml/2006/picture">
+                <pic:pic>
+                  <pic:nvPicPr>
+                    <pic:cNvPr id="0" name="03-社网共建融合方案_002.png"/>
+                    <pic:cNvPicPr/>
+                  </pic:nvPicPr>
+                  <pic:blipFill>
+                    <a:blip r:embed="rId10"/>
+                    <a:stretch>
+                      <a:fillRect/>
+                    </a:stretch>
+                  </pic:blipFill>
+                  <pic:spPr>
+                    <a:xfrm>
+                      <a:off x="0" y="0"/>
+                      <a:ext cx="5029200" cy="2235200"/>
+                    </a:xfrm>
+                    <a:prstGeom prst="rect"/>
+                  </pic:spPr>
+                </pic:pic>
+              </a:graphicData>
+            </a:graphic>
+          </wp:inline>
+        </w:drawing>
       </w:r>
     </w:p>
     <w:p>
       <w:pPr>
         <w:ind w:left="432"/>
+        <w:jc w:val="center"/>
       </w:pPr>
       <w:r>
-        <w:rPr>
-          <w:rFonts w:ascii="Microsoft YaHei" w:hAnsi="Microsoft YaHei" w:eastAsia="Microsoft YaHei"/>
-          <w:sz w:val="21"/>
-        </w:rPr>
-        <w:t>● 分析变化趋势</w:t>
+        <w:drawing>
+          <wp:inline xmlns:a="http://schemas.openxmlformats.org/drawingml/2006/main" xmlns:pic="http://schemas.openxmlformats.org/drawingml/2006/picture">
+            <wp:extent cx="5029200" cy="2235200"/>
+            <wp:docPr id="51" name="Picture 51"/>
+            <wp:cNvGraphicFramePr>
+              <a:graphicFrameLocks noChangeAspect="1"/>
+            </wp:cNvGraphicFramePr>
+            <a:graphic>
+              <a:graphicData uri="http://schemas.openxmlformats.org/drawingml/2006/picture">
+                <pic:pic>
+                  <pic:nvPicPr>
+                    <pic:cNvPr id="0" name="image.png"/>
+                    <pic:cNvPicPr/>
+                  </pic:nvPicPr>
+                  <pic:blipFill>
+                    <a:blip r:embed="rId10"/>
+                    <a:stretch>
+                      <a:fillRect/>
+                    </a:stretch>
+                  </pic:blipFill>
+                  <pic:spPr>
+                    <a:xfrm>
+                      <a:off x="0" y="0"/>
+                      <a:ext cx="5029200" cy="2235200"/>
+                    </a:xfrm>
+                    <a:prstGeom prst="rect"/>
+                  </pic:spPr>
+                </pic:pic>
+              </a:graphicData>
+            </a:graphic>
+          </wp:inline>
+        </w:drawing>
       </w:r>
     </w:p>
     <w:p>
       <w:pPr>
-        <w:jc w:val="both"/>
+        <w:jc w:val="center"/>
       </w:pPr>
       <w:r>
-        <w:rPr>
-          <w:rFonts w:ascii="Microsoft YaHei" w:hAnsi="Microsoft YaHei" w:eastAsia="Microsoft YaHei"/>
-          <w:sz w:val="21"/>
-        </w:rPr>
-        <w:t>方法2：客户满意度调查</w:t>
+        <w:drawing>
+          <wp:inline xmlns:a="http://schemas.openxmlformats.org/drawingml/2006/main" xmlns:pic="http://schemas.openxmlformats.org/drawingml/2006/picture">
+            <wp:extent cx="5029200" cy="2137410"/>
+            <wp:docPr id="46" name="Picture 46"/>
+            <wp:cNvGraphicFramePr>
+              <a:graphicFrameLocks noChangeAspect="1"/>
+            </wp:cNvGraphicFramePr>
+            <a:graphic>
+              <a:graphicData uri="http://schemas.openxmlformats.org/drawingml/2006/picture">
+                <pic:pic>
+                  <pic:nvPicPr>
+                    <pic:cNvPr id="0" name="03-社网共建融合方案_025.png"/>
+                    <pic:cNvPicPr/>
+                  </pic:nvPicPr>
+                  <pic:blipFill>
+                    <a:blip r:embed="rId40"/>
+                    <a:stretch>
+                      <a:fillRect/>
+                    </a:stretch>
+                  </pic:blipFill>
+                  <pic:spPr>
+                    <a:xfrm>
+                      <a:off x="0" y="0"/>
+                      <a:ext cx="5029200" cy="2137410"/>
+                    </a:xfrm>
+                    <a:prstGeom prst="rect"/>
+                  </pic:spPr>
+                </pic:pic>
+              </a:graphicData>
+            </a:graphic>
+          </wp:inline>
+        </w:drawing>
       </w:r>
     </w:p>
     <w:p>
       <w:pPr>
         <w:ind w:left="432"/>
+        <w:jc w:val="center"/>
       </w:pPr>
       <w:r>
-        <w:rPr>
-          <w:rFonts w:ascii="Microsoft YaHei" w:hAnsi="Microsoft YaHei" w:eastAsia="Microsoft YaHei"/>
-          <w:sz w:val="21"/>
-        </w:rPr>
-        <w:t>● 每季度开展客户满意度调查</w:t>
+        <w:drawing>
+          <wp:inline xmlns:a="http://schemas.openxmlformats.org/drawingml/2006/main" xmlns:pic="http://schemas.openxmlformats.org/drawingml/2006/picture">
+            <wp:extent cx="5029200" cy="5406390"/>
+            <wp:docPr id="48" name="Picture 48"/>
+            <wp:cNvGraphicFramePr>
+              <a:graphicFrameLocks noChangeAspect="1"/>
+            </wp:cNvGraphicFramePr>
+            <a:graphic>
+              <a:graphicData uri="http://schemas.openxmlformats.org/drawingml/2006/picture">
+                <pic:pic>
+                  <pic:nvPicPr>
+                    <pic:cNvPr id="0" name="03-社网共建融合方案_028.png"/>
+                    <pic:cNvPicPr/>
+                  </pic:nvPicPr>
+                  <pic:blipFill>
+                    <a:blip r:embed="rId42"/>
+                    <a:stretch>
+                      <a:fillRect/>
+                    </a:stretch>
+                  </pic:blipFill>
+                  <pic:spPr>
+                    <a:xfrm>
+                      <a:off x="0" y="0"/>
+                      <a:ext cx="5029200" cy="5406390"/>
+                    </a:xfrm>
+                    <a:prstGeom prst="rect"/>
+                  </pic:spPr>
+                </pic:pic>
+              </a:graphicData>
+            </a:graphic>
+          </wp:inline>
+        </w:drawing>
       </w:r>
     </w:p>
     <w:p>
       <w:pPr>
         <w:ind w:left="432"/>
+        <w:jc w:val="center"/>
       </w:pPr>
       <w:r>
-        <w:rPr>
-          <w:rFonts w:ascii="Microsoft YaHei" w:hAnsi="Microsoft YaHei" w:eastAsia="Microsoft YaHei"/>
-          <w:sz w:val="21"/>
-        </w:rPr>
-        <w:t>● 通过问卷、访谈等方式收集反馈</w:t>
+        <w:drawing>
+          <wp:inline xmlns:a="http://schemas.openxmlformats.org/drawingml/2006/main" xmlns:pic="http://schemas.openxmlformats.org/drawingml/2006/picture">
+            <wp:extent cx="5029200" cy="2235200"/>
+            <wp:docPr id="35" name="Picture 35"/>
+            <wp:cNvGraphicFramePr>
+              <a:graphicFrameLocks noChangeAspect="1"/>
+            </wp:cNvGraphicFramePr>
+            <a:graphic>
+              <a:graphicData uri="http://schemas.openxmlformats.org/drawingml/2006/picture">
+                <pic:pic>
+                  <pic:nvPicPr>
+                    <pic:cNvPr id="0" name="image.png"/>
+                    <pic:cNvPicPr/>
+                  </pic:nvPicPr>
+                  <pic:blipFill>
+                    <a:blip r:embed="rId10"/>
+                    <a:stretch>
+                      <a:fillRect/>
+                    </a:stretch>
+                  </pic:blipFill>
+                  <pic:spPr>
+                    <a:xfrm>
+                      <a:off x="0" y="0"/>
+                      <a:ext cx="5029200" cy="2235200"/>
+                    </a:xfrm>
+                    <a:prstGeom prst="rect"/>
+                  </pic:spPr>
+                </pic:pic>
+              </a:graphicData>
+            </a:graphic>
+          </wp:inline>
+        </w:drawing>
       </w:r>
     </w:p>
     <w:p>
       <w:pPr>
         <w:ind w:left="432"/>
+        <w:jc w:val="center"/>
       </w:pPr>
       <w:r>
-        <w:rPr>
-          <w:rFonts w:ascii="Microsoft YaHei" w:hAnsi="Microsoft YaHei" w:eastAsia="Microsoft YaHei"/>
-          <w:sz w:val="21"/>
-        </w:rPr>
-        <w:t>● 分析满意度的变化趋势</w:t>
+        <w:drawing>
+          <wp:inline xmlns:a="http://schemas.openxmlformats.org/drawingml/2006/main" xmlns:pic="http://schemas.openxmlformats.org/drawingml/2006/picture">
+            <wp:extent cx="5029200" cy="5406390"/>
+            <wp:docPr id="49" name="Picture 49"/>
+            <wp:cNvGraphicFramePr>
+              <a:graphicFrameLocks noChangeAspect="1"/>
+            </wp:cNvGraphicFramePr>
+            <a:graphic>
+              <a:graphicData uri="http://schemas.openxmlformats.org/drawingml/2006/picture">
+                <pic:pic>
+                  <pic:nvPicPr>
+                    <pic:cNvPr id="0" name="03-社网共建融合方案_029.png"/>
+                    <pic:cNvPicPr/>
+                  </pic:nvPicPr>
+                  <pic:blipFill>
+                    <a:blip r:embed="rId43"/>
+                    <a:stretch>
+                      <a:fillRect/>
+                    </a:stretch>
+                  </pic:blipFill>
+                  <pic:spPr>
+                    <a:xfrm>
+                      <a:off x="0" y="0"/>
+                      <a:ext cx="5029200" cy="5406390"/>
+                    </a:xfrm>
+                    <a:prstGeom prst="rect"/>
+                  </pic:spPr>
+                </pic:pic>
+              </a:graphicData>
+            </a:graphic>
+          </wp:inline>
+        </w:drawing>
       </w:r>
     </w:p>
     <w:p>
       <w:pPr>
-        <w:jc w:val="both"/>
+        <w:jc w:val="center"/>
       </w:pPr>
       <w:r>
-        <w:rPr>
-          <w:rFonts w:ascii="Microsoft YaHei" w:hAnsi="Microsoft YaHei" w:eastAsia="Microsoft YaHei"/>
-          <w:sz w:val="21"/>
-        </w:rPr>
-        <w:t>方法3：社区评价</w:t>
+        <w:drawing>
+          <wp:inline xmlns:a="http://schemas.openxmlformats.org/drawingml/2006/main" xmlns:pic="http://schemas.openxmlformats.org/drawingml/2006/picture">
+            <wp:extent cx="5029200" cy="5406390"/>
+            <wp:docPr id="50" name="Picture 50"/>
+            <wp:cNvGraphicFramePr>
+              <a:graphicFrameLocks noChangeAspect="1"/>
+            </wp:cNvGraphicFramePr>
+            <a:graphic>
+              <a:graphicData uri="http://schemas.openxmlformats.org/drawingml/2006/picture">
+                <pic:pic>
+                  <pic:nvPicPr>
+                    <pic:cNvPr id="0" name="03-社网共建融合方案_030.png"/>
+                    <pic:cNvPicPr/>
+                  </pic:nvPicPr>
+                  <pic:blipFill>
+                    <a:blip r:embed="rId44"/>
+                    <a:stretch>
+                      <a:fillRect/>
+                    </a:stretch>
+                  </pic:blipFill>
+                  <pic:spPr>
+                    <a:xfrm>
+                      <a:off x="0" y="0"/>
+                      <a:ext cx="5029200" cy="5406390"/>
+                    </a:xfrm>
+                    <a:prstGeom prst="rect"/>
+                  </pic:spPr>
+                </pic:pic>
+              </a:graphicData>
+            </a:graphic>
+          </wp:inline>
+        </w:drawing>
       </w:r>
     </w:p>
     <w:p>
       <w:pPr>
         <w:ind w:left="432"/>
+        <w:jc w:val="center"/>
       </w:pPr>
       <w:r>
-        <w:rPr>
-          <w:rFonts w:ascii="Microsoft YaHei" w:hAnsi="Microsoft YaHei" w:eastAsia="Microsoft YaHei"/>
-          <w:sz w:val="21"/>
-        </w:rPr>
-        <w:t>● 定期征求社区对服务的评价</w:t>
+        <w:drawing>
+          <wp:inline xmlns:a="http://schemas.openxmlformats.org/drawingml/2006/main" xmlns:pic="http://schemas.openxmlformats.org/drawingml/2006/picture">
+            <wp:extent cx="5029200" cy="1885950"/>
+            <wp:docPr id="54" name="Picture 54"/>
+            <wp:cNvGraphicFramePr>
+              <a:graphicFrameLocks noChangeAspect="1"/>
+            </wp:cNvGraphicFramePr>
+            <a:graphic>
+              <a:graphicData uri="http://schemas.openxmlformats.org/drawingml/2006/picture">
+                <pic:pic>
+                  <pic:nvPicPr>
+                    <pic:cNvPr id="0" name="03-社网共建融合方案_034.png"/>
+                    <pic:cNvPicPr/>
+                  </pic:nvPicPr>
+                  <pic:blipFill>
+                    <a:blip r:embed="rId47"/>
+                    <a:stretch>
+                      <a:fillRect/>
+                    </a:stretch>
+                  </pic:blipFill>
+                  <pic:spPr>
+                    <a:xfrm>
+                      <a:off x="0" y="0"/>
+                      <a:ext cx="5029200" cy="1885950"/>
+                    </a:xfrm>
+                    <a:prstGeom prst="rect"/>
+                  </pic:spPr>
+                </pic:pic>
+              </a:graphicData>
+            </a:graphic>
+          </wp:inline>
+        </w:drawing>
       </w:r>
     </w:p>
     <w:p>
       <w:pPr>
         <w:ind w:left="432"/>
+        <w:jc w:val="center"/>
       </w:pPr>
       <w:r>
-        <w:rPr>
-          <w:rFonts w:ascii="Microsoft YaHei" w:hAnsi="Microsoft YaHei" w:eastAsia="Microsoft YaHei"/>
-          <w:sz w:val="21"/>
-        </w:rPr>
-        <w:t>● 通过联席会议、访谈等方式收集</w:t>
+        <w:drawing>
+          <wp:inline xmlns:a="http://schemas.openxmlformats.org/drawingml/2006/main" xmlns:pic="http://schemas.openxmlformats.org/drawingml/2006/picture">
+            <wp:extent cx="5029200" cy="8675370"/>
+            <wp:docPr id="57" name="Picture 57"/>
+            <wp:cNvGraphicFramePr>
+              <a:graphicFrameLocks noChangeAspect="1"/>
+            </wp:cNvGraphicFramePr>
+            <a:graphic>
+              <a:graphicData uri="http://schemas.openxmlformats.org/drawingml/2006/picture">
+                <pic:pic>
+                  <pic:nvPicPr>
+                    <pic:cNvPr id="0" name="03-社网共建融合方案_037.png"/>
+                    <pic:cNvPicPr/>
+                  </pic:nvPicPr>
+                  <pic:blipFill>
+                    <a:blip r:embed="rId50"/>
+                    <a:stretch>
+                      <a:fillRect/>
+                    </a:stretch>
+                  </pic:blipFill>
+                  <pic:spPr>
+                    <a:xfrm>
+                      <a:off x="0" y="0"/>
+                      <a:ext cx="5029200" cy="8675370"/>
+                    </a:xfrm>
+                    <a:prstGeom prst="rect"/>
+                  </pic:spPr>
+                </pic:pic>
+              </a:graphicData>
+            </a:graphic>
+          </wp:inline>
+        </w:drawing>
       </w:r>
     </w:p>
     <w:p>
@@ -4839,14 +6201,41 @@
     </w:p>
     <w:p>
       <w:pPr>
-        <w:jc w:val="both"/>
+        <w:jc w:val="center"/>
       </w:pPr>
       <w:r>
-        <w:rPr>
-          <w:rFonts w:ascii="Microsoft YaHei" w:hAnsi="Microsoft YaHei" w:eastAsia="Microsoft YaHei"/>
-          <w:sz w:val="21"/>
-        </w:rPr>
-        <w:t>方法4：客户经理自评</w:t>
+        <w:drawing>
+          <wp:inline xmlns:a="http://schemas.openxmlformats.org/drawingml/2006/main" xmlns:pic="http://schemas.openxmlformats.org/drawingml/2006/picture">
+            <wp:extent cx="5029200" cy="1885950"/>
+            <wp:docPr id="53" name="Picture 53"/>
+            <wp:cNvGraphicFramePr>
+              <a:graphicFrameLocks noChangeAspect="1"/>
+            </wp:cNvGraphicFramePr>
+            <a:graphic>
+              <a:graphicData uri="http://schemas.openxmlformats.org/drawingml/2006/picture">
+                <pic:pic>
+                  <pic:nvPicPr>
+                    <pic:cNvPr id="0" name="03-社网共建融合方案_033.png"/>
+                    <pic:cNvPicPr/>
+                  </pic:nvPicPr>
+                  <pic:blipFill>
+                    <a:blip r:embed="rId46"/>
+                    <a:stretch>
+                      <a:fillRect/>
+                    </a:stretch>
+                  </pic:blipFill>
+                  <pic:spPr>
+                    <a:xfrm>
+                      <a:off x="0" y="0"/>
+                      <a:ext cx="5029200" cy="1885950"/>
+                    </a:xfrm>
+                    <a:prstGeom prst="rect"/>
+                  </pic:spPr>
+                </pic:pic>
+              </a:graphicData>
+            </a:graphic>
+          </wp:inline>
+        </w:drawing>
       </w:r>
     </w:p>
     <w:p>
@@ -5737,16 +7126,41 @@
     <w:p>
       <w:pPr>
         <w:pStyle w:val="Heading2"/>
-        <w:jc w:val="left"/>
+        <w:jc w:val="center"/>
       </w:pPr>
       <w:r>
-        <w:rPr>
-          <w:rFonts w:ascii="Microsoft YaHei" w:hAnsi="Microsoft YaHei" w:eastAsia="Microsoft YaHei"/>
-          <w:b/>
-          <w:color w:val="1B365D"/>
-          <w:sz w:val="28"/>
-        </w:rPr>
-        <w:t>十、总结</w:t>
+        <w:drawing>
+          <wp:inline xmlns:a="http://schemas.openxmlformats.org/drawingml/2006/main" xmlns:pic="http://schemas.openxmlformats.org/drawingml/2006/picture">
+            <wp:extent cx="5029200" cy="6663690"/>
+            <wp:docPr id="28" name="Picture 28"/>
+            <wp:cNvGraphicFramePr>
+              <a:graphicFrameLocks noChangeAspect="1"/>
+            </wp:cNvGraphicFramePr>
+            <a:graphic>
+              <a:graphicData uri="http://schemas.openxmlformats.org/drawingml/2006/picture">
+                <pic:pic>
+                  <pic:nvPicPr>
+                    <pic:cNvPr id="0" name="03-社网共建融合方案_028.png"/>
+                    <pic:cNvPicPr/>
+                  </pic:nvPicPr>
+                  <pic:blipFill>
+                    <a:blip r:embed="rId26"/>
+                    <a:stretch>
+                      <a:fillRect/>
+                    </a:stretch>
+                  </pic:blipFill>
+                  <pic:spPr>
+                    <a:xfrm>
+                      <a:off x="0" y="0"/>
+                      <a:ext cx="5029200" cy="6663690"/>
+                    </a:xfrm>
+                    <a:prstGeom prst="rect"/>
+                  </pic:spPr>
+                </pic:pic>
+              </a:graphicData>
+            </a:graphic>
+          </wp:inline>
+        </w:drawing>
       </w:r>
     </w:p>
     <w:p>
@@ -5766,62 +7180,197 @@
     </w:p>
     <w:p>
       <w:pPr>
-        <w:jc w:val="both"/>
+        <w:jc w:val="center"/>
       </w:pPr>
       <w:r>
-        <w:rPr>
-          <w:rFonts w:ascii="Microsoft YaHei" w:hAnsi="Microsoft YaHei" w:eastAsia="Microsoft YaHei"/>
-          <w:sz w:val="21"/>
-        </w:rPr>
-        <w:t>社网共建的核心价值：</w:t>
+        <w:drawing>
+          <wp:inline xmlns:a="http://schemas.openxmlformats.org/drawingml/2006/main" xmlns:pic="http://schemas.openxmlformats.org/drawingml/2006/picture">
+            <wp:extent cx="5029200" cy="2235200"/>
+            <wp:docPr id="58" name="Picture 58"/>
+            <wp:cNvGraphicFramePr>
+              <a:graphicFrameLocks noChangeAspect="1"/>
+            </wp:cNvGraphicFramePr>
+            <a:graphic>
+              <a:graphicData uri="http://schemas.openxmlformats.org/drawingml/2006/picture">
+                <pic:pic>
+                  <pic:nvPicPr>
+                    <pic:cNvPr id="0" name="image.png"/>
+                    <pic:cNvPicPr/>
+                  </pic:nvPicPr>
+                  <pic:blipFill>
+                    <a:blip r:embed="rId10"/>
+                    <a:stretch>
+                      <a:fillRect/>
+                    </a:stretch>
+                  </pic:blipFill>
+                  <pic:spPr>
+                    <a:xfrm>
+                      <a:off x="0" y="0"/>
+                      <a:ext cx="5029200" cy="2235200"/>
+                    </a:xfrm>
+                    <a:prstGeom prst="rect"/>
+                  </pic:spPr>
+                </pic:pic>
+              </a:graphicData>
+            </a:graphic>
+          </wp:inline>
+        </w:drawing>
       </w:r>
     </w:p>
     <w:p>
       <w:pPr>
-        <w:jc w:val="both"/>
+        <w:jc w:val="center"/>
       </w:pPr>
       <w:r>
-        <w:rPr>
-          <w:rFonts w:ascii="Microsoft YaHei" w:hAnsi="Microsoft YaHei" w:eastAsia="Microsoft YaHei"/>
-          <w:sz w:val="21"/>
-        </w:rPr>
-        <w:t>1. 打通最后一百米：居民办电不出社区</w:t>
+        <w:drawing>
+          <wp:inline xmlns:a="http://schemas.openxmlformats.org/drawingml/2006/main" xmlns:pic="http://schemas.openxmlformats.org/drawingml/2006/picture">
+            <wp:extent cx="5029200" cy="6915150"/>
+            <wp:docPr id="59" name="Picture 59"/>
+            <wp:cNvGraphicFramePr>
+              <a:graphicFrameLocks noChangeAspect="1"/>
+            </wp:cNvGraphicFramePr>
+            <a:graphic>
+              <a:graphicData uri="http://schemas.openxmlformats.org/drawingml/2006/picture">
+                <pic:pic>
+                  <pic:nvPicPr>
+                    <pic:cNvPr id="0" name="03-社网共建融合方案_040.png"/>
+                    <pic:cNvPicPr/>
+                  </pic:nvPicPr>
+                  <pic:blipFill>
+                    <a:blip r:embed="rId51"/>
+                    <a:stretch>
+                      <a:fillRect/>
+                    </a:stretch>
+                  </pic:blipFill>
+                  <pic:spPr>
+                    <a:xfrm>
+                      <a:off x="0" y="0"/>
+                      <a:ext cx="5029200" cy="6915150"/>
+                    </a:xfrm>
+                    <a:prstGeom prst="rect"/>
+                  </pic:spPr>
+                </pic:pic>
+              </a:graphicData>
+            </a:graphic>
+          </wp:inline>
+        </w:drawing>
       </w:r>
     </w:p>
     <w:p>
       <w:pPr>
-        <w:jc w:val="both"/>
+        <w:jc w:val="center"/>
       </w:pPr>
       <w:r>
-        <w:rPr>
-          <w:rFonts w:ascii="Microsoft YaHei" w:hAnsi="Microsoft YaHei" w:eastAsia="Microsoft YaHei"/>
-          <w:sz w:val="21"/>
-        </w:rPr>
-        <w:t>2. 提升服务效率：信息共享、问题协同处置</w:t>
+        <w:drawing>
+          <wp:inline xmlns:a="http://schemas.openxmlformats.org/drawingml/2006/main" xmlns:pic="http://schemas.openxmlformats.org/drawingml/2006/picture">
+            <wp:extent cx="5029200" cy="4400550"/>
+            <wp:docPr id="60" name="Picture 60"/>
+            <wp:cNvGraphicFramePr>
+              <a:graphicFrameLocks noChangeAspect="1"/>
+            </wp:cNvGraphicFramePr>
+            <a:graphic>
+              <a:graphicData uri="http://schemas.openxmlformats.org/drawingml/2006/picture">
+                <pic:pic>
+                  <pic:nvPicPr>
+                    <pic:cNvPr id="0" name="03-社网共建融合方案_041.png"/>
+                    <pic:cNvPicPr/>
+                  </pic:nvPicPr>
+                  <pic:blipFill>
+                    <a:blip r:embed="rId52"/>
+                    <a:stretch>
+                      <a:fillRect/>
+                    </a:stretch>
+                  </pic:blipFill>
+                  <pic:spPr>
+                    <a:xfrm>
+                      <a:off x="0" y="0"/>
+                      <a:ext cx="5029200" cy="4400550"/>
+                    </a:xfrm>
+                    <a:prstGeom prst="rect"/>
+                  </pic:spPr>
+                </pic:pic>
+              </a:graphicData>
+            </a:graphic>
+          </wp:inline>
+        </w:drawing>
       </w:r>
     </w:p>
     <w:p>
       <w:pPr>
-        <w:jc w:val="both"/>
+        <w:jc w:val="center"/>
       </w:pPr>
       <w:r>
-        <w:rPr>
-          <w:rFonts w:ascii="Microsoft YaHei" w:hAnsi="Microsoft YaHei" w:eastAsia="Microsoft YaHei"/>
-          <w:sz w:val="21"/>
-        </w:rPr>
-        <w:t>3. 降低服务成本：资源整合、协同联动</w:t>
+        <w:drawing>
+          <wp:inline xmlns:a="http://schemas.openxmlformats.org/drawingml/2006/main" xmlns:pic="http://schemas.openxmlformats.org/drawingml/2006/picture">
+            <wp:extent cx="5029200" cy="2235200"/>
+            <wp:docPr id="61" name="Picture 61"/>
+            <wp:cNvGraphicFramePr>
+              <a:graphicFrameLocks noChangeAspect="1"/>
+            </wp:cNvGraphicFramePr>
+            <a:graphic>
+              <a:graphicData uri="http://schemas.openxmlformats.org/drawingml/2006/picture">
+                <pic:pic>
+                  <pic:nvPicPr>
+                    <pic:cNvPr id="0" name="image.png"/>
+                    <pic:cNvPicPr/>
+                  </pic:nvPicPr>
+                  <pic:blipFill>
+                    <a:blip r:embed="rId10"/>
+                    <a:stretch>
+                      <a:fillRect/>
+                    </a:stretch>
+                  </pic:blipFill>
+                  <pic:spPr>
+                    <a:xfrm>
+                      <a:off x="0" y="0"/>
+                      <a:ext cx="5029200" cy="2235200"/>
+                    </a:xfrm>
+                    <a:prstGeom prst="rect"/>
+                  </pic:spPr>
+                </pic:pic>
+              </a:graphicData>
+            </a:graphic>
+          </wp:inline>
+        </w:drawing>
       </w:r>
     </w:p>
     <w:p>
       <w:pPr>
-        <w:jc w:val="both"/>
+        <w:jc w:val="center"/>
       </w:pPr>
       <w:r>
-        <w:rPr>
-          <w:rFonts w:ascii="Microsoft YaHei" w:hAnsi="Microsoft YaHei" w:eastAsia="Microsoft YaHei"/>
-          <w:sz w:val="21"/>
-        </w:rPr>
-        <w:t>4. 提升客户满意度：便民服务、快速响应</w:t>
+        <w:drawing>
+          <wp:inline xmlns:a="http://schemas.openxmlformats.org/drawingml/2006/main" xmlns:pic="http://schemas.openxmlformats.org/drawingml/2006/picture">
+            <wp:extent cx="5029200" cy="3646170"/>
+            <wp:docPr id="62" name="Picture 62"/>
+            <wp:cNvGraphicFramePr>
+              <a:graphicFrameLocks noChangeAspect="1"/>
+            </wp:cNvGraphicFramePr>
+            <a:graphic>
+              <a:graphicData uri="http://schemas.openxmlformats.org/drawingml/2006/picture">
+                <pic:pic>
+                  <pic:nvPicPr>
+                    <pic:cNvPr id="0" name="03-社网共建融合方案_043.png"/>
+                    <pic:cNvPicPr/>
+                  </pic:nvPicPr>
+                  <pic:blipFill>
+                    <a:blip r:embed="rId53"/>
+                    <a:stretch>
+                      <a:fillRect/>
+                    </a:stretch>
+                  </pic:blipFill>
+                  <pic:spPr>
+                    <a:xfrm>
+                      <a:off x="0" y="0"/>
+                      <a:ext cx="5029200" cy="3646170"/>
+                    </a:xfrm>
+                    <a:prstGeom prst="rect"/>
+                  </pic:spPr>
+                </pic:pic>
+              </a:graphicData>
+            </a:graphic>
+          </wp:inline>
+        </w:drawing>
       </w:r>
     </w:p>
     <w:p>
@@ -5853,14 +7402,41 @@
     </w:p>
     <w:p>
       <w:pPr>
-        <w:jc w:val="both"/>
+        <w:jc w:val="center"/>
       </w:pPr>
       <w:r>
-        <w:rPr>
-          <w:rFonts w:ascii="Microsoft YaHei" w:hAnsi="Microsoft YaHei" w:eastAsia="Microsoft YaHei"/>
-          <w:sz w:val="21"/>
-        </w:rPr>
-        <w:t>2. 资源整合：充分利用社区资源，实现资源共享</w:t>
+        <w:drawing>
+          <wp:inline xmlns:a="http://schemas.openxmlformats.org/drawingml/2006/main" xmlns:pic="http://schemas.openxmlformats.org/drawingml/2006/picture">
+            <wp:extent cx="5029200" cy="4652010"/>
+            <wp:docPr id="63" name="Picture 63"/>
+            <wp:cNvGraphicFramePr>
+              <a:graphicFrameLocks noChangeAspect="1"/>
+            </wp:cNvGraphicFramePr>
+            <a:graphic>
+              <a:graphicData uri="http://schemas.openxmlformats.org/drawingml/2006/picture">
+                <pic:pic>
+                  <pic:nvPicPr>
+                    <pic:cNvPr id="0" name="03-社网共建融合方案_044.png"/>
+                    <pic:cNvPicPr/>
+                  </pic:nvPicPr>
+                  <pic:blipFill>
+                    <a:blip r:embed="rId54"/>
+                    <a:stretch>
+                      <a:fillRect/>
+                    </a:stretch>
+                  </pic:blipFill>
+                  <pic:spPr>
+                    <a:xfrm>
+                      <a:off x="0" y="0"/>
+                      <a:ext cx="5029200" cy="4652010"/>
+                    </a:xfrm>
+                    <a:prstGeom prst="rect"/>
+                  </pic:spPr>
+                </pic:pic>
+              </a:graphicData>
+            </a:graphic>
+          </wp:inline>
+        </w:drawing>
       </w:r>
     </w:p>
     <w:p>

--- a/output/theory-docs/03-社网共建融合方案.docx
+++ b/output/theory-docs/03-社网共建融合方案.docx
@@ -5,12 +5,218 @@
     <w:p>
       <w:pPr>
         <w:pStyle w:val="Heading1"/>
+      </w:pPr>
+      <w:r>
+        <w:rPr>
+          <w:rFonts w:ascii="Microsoft YaHei" w:hAnsi="Microsoft YaHei" w:eastAsia="Microsoft YaHei"/>
+          <w:b/>
+          <w:color w:val="1B365D"/>
+          <w:sz w:val="32"/>
+        </w:rPr>
+        <w:t>社网共建实施方案</w:t>
+      </w:r>
+    </w:p>
+    <w:p>
+      <w:pPr>
+        <w:jc w:val="both"/>
+      </w:pPr>
+      <w:r>
+        <w:rPr>
+          <w:rFonts w:ascii="Microsoft YaHei" w:hAnsi="Microsoft YaHei" w:eastAsia="Microsoft YaHei"/>
+          <w:sz w:val="21"/>
+        </w:rPr>
+        <w:t>created: 2026-03-16</w:t>
+      </w:r>
+    </w:p>
+    <w:p>
+      <w:pPr>
+        <w:jc w:val="both"/>
+      </w:pPr>
+      <w:r>
+        <w:rPr>
+          <w:rFonts w:ascii="Microsoft YaHei" w:hAnsi="Microsoft YaHei" w:eastAsia="Microsoft YaHei"/>
+          <w:sz w:val="21"/>
+        </w:rPr>
+        <w:t>session: session-004</w:t>
+      </w:r>
+    </w:p>
+    <w:p>
+      <w:pPr>
+        <w:jc w:val="both"/>
+      </w:pPr>
+      <w:r>
+        <w:rPr>
+          <w:rFonts w:ascii="Microsoft YaHei" w:hAnsi="Microsoft YaHei" w:eastAsia="Microsoft YaHei"/>
+          <w:sz w:val="21"/>
+        </w:rPr>
+        <w:t>status: draft</w:t>
+      </w:r>
+    </w:p>
+    <w:p>
+      <w:pPr>
+        <w:jc w:val="both"/>
+      </w:pPr>
+      <w:r>
+        <w:rPr>
+          <w:rFonts w:ascii="Microsoft YaHei" w:hAnsi="Microsoft YaHei" w:eastAsia="Microsoft YaHei"/>
+          <w:sz w:val="21"/>
+        </w:rPr>
+        <w:t>type: 实施方案</w:t>
+      </w:r>
+    </w:p>
+    <w:p>
+      <w:pPr>
+        <w:pStyle w:val="Heading2"/>
+      </w:pPr>
+      <w:r>
+        <w:rPr>
+          <w:rFonts w:ascii="Microsoft YaHei" w:hAnsi="Microsoft YaHei" w:eastAsia="Microsoft YaHei"/>
+          <w:b/>
+          <w:color w:val="1B365D"/>
+          <w:sz w:val="28"/>
+        </w:rPr>
+        <w:t>📋 方案概览</w:t>
+      </w:r>
+    </w:p>
+    <w:p>
+      <w:pPr>
+        <w:jc w:val="both"/>
+      </w:pPr>
+      <w:r>
+        <w:rPr>
+          <w:rFonts w:ascii="Microsoft YaHei" w:hAnsi="Microsoft YaHei" w:eastAsia="Microsoft YaHei"/>
+          <w:sz w:val="21"/>
+        </w:rPr>
+        <w:t>目标：推进供电网格与社区网格深度融合，实现"办电不出社区"</w:t>
+      </w:r>
+    </w:p>
+    <w:p>
+      <w:pPr>
+        <w:jc w:val="both"/>
+      </w:pPr>
+      <w:r>
+        <w:rPr>
+          <w:rFonts w:ascii="Microsoft YaHei" w:hAnsi="Microsoft YaHei" w:eastAsia="Microsoft YaHei"/>
+          <w:sz w:val="21"/>
+        </w:rPr>
+        <w:t>核心价值：通过双网融合，打通供电服务"最后一百米"</w:t>
+      </w:r>
+    </w:p>
+    <w:p>
+      <w:pPr>
+        <w:jc w:val="both"/>
+      </w:pPr>
+      <w:r>
+        <w:rPr>
+          <w:rFonts w:ascii="Microsoft YaHei" w:hAnsi="Microsoft YaHei" w:eastAsia="Microsoft YaHei"/>
+          <w:sz w:val="21"/>
+        </w:rPr>
+        <w:t>参考案例：长沙社网共建、鄂尔多斯三网共建、天津双网融合</w:t>
+      </w:r>
+    </w:p>
+    <w:p>
+      <w:pPr>
+        <w:pStyle w:val="Heading2"/>
+      </w:pPr>
+      <w:r>
+        <w:rPr>
+          <w:rFonts w:ascii="Microsoft YaHei" w:hAnsi="Microsoft YaHei" w:eastAsia="Microsoft YaHei"/>
+          <w:b/>
+          <w:color w:val="1B365D"/>
+          <w:sz w:val="28"/>
+        </w:rPr>
+        <w:t>一、社网共建模式设计</w:t>
+      </w:r>
+    </w:p>
+    <w:p>
+      <w:pPr>
+        <w:pStyle w:val="Heading3"/>
+      </w:pPr>
+      <w:r>
+        <w:rPr>
+          <w:rFonts w:ascii="Microsoft YaHei" w:hAnsi="Microsoft YaHei" w:eastAsia="Microsoft YaHei"/>
+          <w:b/>
+          <w:color w:val="2E5A4C"/>
+          <w:sz w:val="24"/>
+        </w:rPr>
+        <w:t>1.1 核心架构</w:t>
+      </w:r>
+    </w:p>
+    <w:p>
+      <w:pPr>
         <w:jc w:val="center"/>
       </w:pPr>
       <w:r>
         <w:drawing>
           <wp:inline xmlns:a="http://schemas.openxmlformats.org/drawingml/2006/main" xmlns:pic="http://schemas.openxmlformats.org/drawingml/2006/picture">
-            <wp:extent cx="5029200" cy="2235200"/>
+            <wp:extent cx="5029200" cy="6387084"/>
+            <wp:docPr id="1" name="Picture 1"/>
+            <wp:cNvGraphicFramePr>
+              <a:graphicFrameLocks noChangeAspect="1"/>
+            </wp:cNvGraphicFramePr>
+            <a:graphic>
+              <a:graphicData uri="http://schemas.openxmlformats.org/drawingml/2006/picture">
+                <pic:pic>
+                  <pic:nvPicPr>
+                    <pic:cNvPr id="0" name="ascii_img_001.png"/>
+                    <pic:cNvPicPr/>
+                  </pic:nvPicPr>
+                  <pic:blipFill>
+                    <a:blip r:embed="rId9"/>
+                    <a:stretch>
+                      <a:fillRect/>
+                    </a:stretch>
+                  </pic:blipFill>
+                  <pic:spPr>
+                    <a:xfrm>
+                      <a:off x="0" y="0"/>
+                      <a:ext cx="5029200" cy="6387084"/>
+                    </a:xfrm>
+                    <a:prstGeom prst="rect"/>
+                  </pic:spPr>
+                </pic:pic>
+              </a:graphicData>
+            </a:graphic>
+          </wp:inline>
+        </w:drawing>
+      </w:r>
+    </w:p>
+    <w:p>
+      <w:pPr>
+        <w:pStyle w:val="Heading3"/>
+      </w:pPr>
+      <w:r>
+        <w:rPr>
+          <w:rFonts w:ascii="Microsoft YaHei" w:hAnsi="Microsoft YaHei" w:eastAsia="Microsoft YaHei"/>
+          <w:b/>
+          <w:color w:val="2E5A4C"/>
+          <w:sz w:val="24"/>
+        </w:rPr>
+        <w:t>1.2 三层融合模式</w:t>
+      </w:r>
+    </w:p>
+    <w:p>
+      <w:pPr>
+        <w:pStyle w:val="Heading4"/>
+      </w:pPr>
+      <w:r>
+        <w:rPr>
+          <w:rFonts w:ascii="Microsoft YaHei" w:hAnsi="Microsoft YaHei" w:eastAsia="Microsoft YaHei"/>
+          <w:b/>
+          <w:color w:val="2E5A4C"/>
+          <w:sz w:val="24"/>
+        </w:rPr>
+        <w:t>第一层：组织融合</w:t>
+      </w:r>
+    </w:p>
+    <w:p>
+      <w:pPr>
+        <w:jc w:val="center"/>
+      </w:pPr>
+      <w:r>
+        <w:drawing>
+          <wp:inline xmlns:a="http://schemas.openxmlformats.org/drawingml/2006/main" xmlns:pic="http://schemas.openxmlformats.org/drawingml/2006/picture">
+            <wp:extent cx="5029200" cy="5682996"/>
             <wp:docPr id="2" name="Picture 2"/>
             <wp:cNvGraphicFramePr>
               <a:graphicFrameLocks noChangeAspect="1"/>
@@ -19,7 +225,7 @@
               <a:graphicData uri="http://schemas.openxmlformats.org/drawingml/2006/picture">
                 <pic:pic>
                   <pic:nvPicPr>
-                    <pic:cNvPr id="0" name="03-社网共建融合方案_002.png"/>
+                    <pic:cNvPr id="0" name="ascii_img_002.png"/>
                     <pic:cNvPicPr/>
                   </pic:nvPicPr>
                   <pic:blipFill>
@@ -31,7 +237,7 @@
                   <pic:spPr>
                     <a:xfrm>
                       <a:off x="0" y="0"/>
-                      <a:ext cx="5029200" cy="2235200"/>
+                      <a:ext cx="5029200" cy="5682996"/>
                     </a:xfrm>
                     <a:prstGeom prst="rect"/>
                   </pic:spPr>
@@ -44,17 +250,16 @@
     </w:p>
     <w:p>
       <w:pPr>
-        <w:pStyle w:val="Heading2"/>
-        <w:jc w:val="left"/>
+        <w:pStyle w:val="Heading4"/>
       </w:pPr>
       <w:r>
         <w:rPr>
           <w:rFonts w:ascii="Microsoft YaHei" w:hAnsi="Microsoft YaHei" w:eastAsia="Microsoft YaHei"/>
           <w:b/>
-          <w:color w:val="1B365D"/>
-          <w:sz w:val="28"/>
+          <w:color w:val="2E5A4C"/>
+          <w:sz w:val="24"/>
         </w:rPr>
-        <w:t>📋 方案概览</w:t>
+        <w:t>第二层：网格融合</w:t>
       </w:r>
     </w:p>
     <w:p>
@@ -64,7 +269,7 @@
       <w:r>
         <w:drawing>
           <wp:inline xmlns:a="http://schemas.openxmlformats.org/drawingml/2006/main" xmlns:pic="http://schemas.openxmlformats.org/drawingml/2006/picture">
-            <wp:extent cx="5029200" cy="2235200"/>
+            <wp:extent cx="5029200" cy="5682996"/>
             <wp:docPr id="3" name="Picture 3"/>
             <wp:cNvGraphicFramePr>
               <a:graphicFrameLocks noChangeAspect="1"/>
@@ -73,11 +278,11 @@
               <a:graphicData uri="http://schemas.openxmlformats.org/drawingml/2006/picture">
                 <pic:pic>
                   <pic:nvPicPr>
-                    <pic:cNvPr id="0" name="03-社网共建融合方案_002.png"/>
+                    <pic:cNvPr id="0" name="ascii_img_003.png"/>
                     <pic:cNvPicPr/>
                   </pic:nvPicPr>
                   <pic:blipFill>
-                    <a:blip r:embed="rId10"/>
+                    <a:blip r:embed="rId11"/>
                     <a:stretch>
                       <a:fillRect/>
                     </a:stretch>
@@ -85,7 +290,7 @@
                   <pic:spPr>
                     <a:xfrm>
                       <a:off x="0" y="0"/>
-                      <a:ext cx="5029200" cy="2235200"/>
+                      <a:ext cx="5029200" cy="5682996"/>
                     </a:xfrm>
                     <a:prstGeom prst="rect"/>
                   </pic:spPr>
@@ -98,13 +303,27 @@
     </w:p>
     <w:p>
       <w:pPr>
+        <w:pStyle w:val="Heading4"/>
+      </w:pPr>
+      <w:r>
+        <w:rPr>
+          <w:rFonts w:ascii="Microsoft YaHei" w:hAnsi="Microsoft YaHei" w:eastAsia="Microsoft YaHei"/>
+          <w:b/>
+          <w:color w:val="2E5A4C"/>
+          <w:sz w:val="24"/>
+        </w:rPr>
+        <w:t>第三层：服务融合</w:t>
+      </w:r>
+    </w:p>
+    <w:p>
+      <w:pPr>
         <w:jc w:val="center"/>
       </w:pPr>
       <w:r>
         <w:drawing>
           <wp:inline xmlns:a="http://schemas.openxmlformats.org/drawingml/2006/main" xmlns:pic="http://schemas.openxmlformats.org/drawingml/2006/picture">
-            <wp:extent cx="5029200" cy="7920990"/>
-            <wp:docPr id="1" name="Picture 1"/>
+            <wp:extent cx="5029200" cy="5682996"/>
+            <wp:docPr id="4" name="Picture 4"/>
             <wp:cNvGraphicFramePr>
               <a:graphicFrameLocks noChangeAspect="1"/>
             </wp:cNvGraphicFramePr>
@@ -112,11 +331,11 @@
               <a:graphicData uri="http://schemas.openxmlformats.org/drawingml/2006/picture">
                 <pic:pic>
                   <pic:nvPicPr>
-                    <pic:cNvPr id="0" name="03-社网共建融合方案_001.png"/>
+                    <pic:cNvPr id="0" name="ascii_img_004.png"/>
                     <pic:cNvPicPr/>
                   </pic:nvPicPr>
                   <pic:blipFill>
-                    <a:blip r:embed="rId9"/>
+                    <a:blip r:embed="rId12"/>
                     <a:stretch>
                       <a:fillRect/>
                     </a:stretch>
@@ -124,7 +343,7 @@
                   <pic:spPr>
                     <a:xfrm>
                       <a:off x="0" y="0"/>
-                      <a:ext cx="5029200" cy="7920990"/>
+                      <a:ext cx="5029200" cy="5682996"/>
                     </a:xfrm>
                     <a:prstGeom prst="rect"/>
                   </pic:spPr>
@@ -137,12 +356,947 @@
     </w:p>
     <w:p>
       <w:pPr>
+        <w:pStyle w:val="Heading2"/>
+      </w:pPr>
+      <w:r>
+        <w:rPr>
+          <w:rFonts w:ascii="Microsoft YaHei" w:hAnsi="Microsoft YaHei" w:eastAsia="Microsoft YaHei"/>
+          <w:b/>
+          <w:color w:val="1B365D"/>
+          <w:sz w:val="28"/>
+        </w:rPr>
+        <w:t>二、对接方案设计</w:t>
+      </w:r>
+    </w:p>
+    <w:p>
+      <w:pPr>
+        <w:pStyle w:val="Heading3"/>
+      </w:pPr>
+      <w:r>
+        <w:rPr>
+          <w:rFonts w:ascii="Microsoft YaHei" w:hAnsi="Microsoft YaHei" w:eastAsia="Microsoft YaHei"/>
+          <w:b/>
+          <w:color w:val="2E5A4C"/>
+          <w:sz w:val="24"/>
+        </w:rPr>
+        <w:t>2.1 对接流程</w:t>
+      </w:r>
+    </w:p>
+    <w:p>
+      <w:pPr>
+        <w:pStyle w:val="Heading3"/>
+      </w:pPr>
+      <w:r>
+        <w:rPr>
+          <w:rFonts w:ascii="Microsoft YaHei" w:hAnsi="Microsoft YaHei" w:eastAsia="Microsoft YaHei"/>
+          <w:b/>
+          <w:color w:val="2E5A4C"/>
+          <w:sz w:val="24"/>
+        </w:rPr>
+        <w:t>2.2 对接对象清单</w:t>
+      </w:r>
+    </w:p>
+    <w:p>
+      <w:pPr>
+        <w:jc w:val="both"/>
+      </w:pPr>
+      <w:r>
+        <w:rPr>
+          <w:rFonts w:ascii="Microsoft YaHei" w:hAnsi="Microsoft YaHei" w:eastAsia="Microsoft YaHei"/>
+          <w:sz w:val="21"/>
+        </w:rPr>
+        <w:t>社区层面：</w:t>
+      </w:r>
+    </w:p>
+    <w:p>
+      <w:pPr>
+        <w:jc w:val="both"/>
+      </w:pPr>
+      <w:r>
+        <w:rPr>
+          <w:rFonts w:ascii="Microsoft YaHei" w:hAnsi="Microsoft YaHei" w:eastAsia="Microsoft YaHei"/>
+          <w:sz w:val="21"/>
+        </w:rPr>
+        <w:t>供电层面：</w:t>
+      </w:r>
+    </w:p>
+    <w:p>
+      <w:pPr>
+        <w:pStyle w:val="Heading3"/>
+      </w:pPr>
+      <w:r>
+        <w:rPr>
+          <w:rFonts w:ascii="Microsoft YaHei" w:hAnsi="Microsoft YaHei" w:eastAsia="Microsoft YaHei"/>
+          <w:b/>
+          <w:color w:val="2E5A4C"/>
+          <w:sz w:val="24"/>
+        </w:rPr>
+        <w:t>2.3 首次对接会议方案</w:t>
+      </w:r>
+    </w:p>
+    <w:p>
+      <w:pPr>
+        <w:jc w:val="both"/>
+      </w:pPr>
+      <w:r>
+        <w:rPr>
+          <w:rFonts w:ascii="Microsoft YaHei" w:hAnsi="Microsoft YaHei" w:eastAsia="Microsoft YaHei"/>
+          <w:sz w:val="21"/>
+        </w:rPr>
+        <w:t>会议主题：武侯供电中心与XX社区社网共建对接会</w:t>
+      </w:r>
+    </w:p>
+    <w:p>
+      <w:pPr>
+        <w:jc w:val="both"/>
+      </w:pPr>
+      <w:r>
+        <w:rPr>
+          <w:rFonts w:ascii="Microsoft YaHei" w:hAnsi="Microsoft YaHei" w:eastAsia="Microsoft YaHei"/>
+          <w:sz w:val="21"/>
+        </w:rPr>
+        <w:t>参会人员：</w:t>
+      </w:r>
+    </w:p>
+    <w:p>
+      <w:pPr>
+        <w:jc w:val="both"/>
+      </w:pPr>
+      <w:r>
+        <w:rPr>
+          <w:rFonts w:ascii="Microsoft YaHei" w:hAnsi="Microsoft YaHei" w:eastAsia="Microsoft YaHei"/>
+          <w:sz w:val="21"/>
+        </w:rPr>
+        <w:t>- 社区：党委书记、主任、网格长</w:t>
+      </w:r>
+    </w:p>
+    <w:p>
+      <w:pPr>
+        <w:jc w:val="both"/>
+      </w:pPr>
+      <w:r>
+        <w:rPr>
+          <w:rFonts w:ascii="Microsoft YaHei" w:hAnsi="Microsoft YaHei" w:eastAsia="Microsoft YaHei"/>
+          <w:sz w:val="21"/>
+        </w:rPr>
+        <w:t>- 供电：供电所所长、客户经理</w:t>
+      </w:r>
+    </w:p>
+    <w:p>
+      <w:pPr>
+        <w:jc w:val="both"/>
+      </w:pPr>
+      <w:r>
+        <w:rPr>
+          <w:rFonts w:ascii="Microsoft YaHei" w:hAnsi="Microsoft YaHei" w:eastAsia="Microsoft YaHei"/>
+          <w:sz w:val="21"/>
+        </w:rPr>
+        <w:t>会议议程：</w:t>
+      </w:r>
+    </w:p>
+    <w:p>
+      <w:pPr>
+        <w:jc w:val="both"/>
+      </w:pPr>
+      <w:r>
+        <w:rPr>
+          <w:rFonts w:ascii="Microsoft YaHei" w:hAnsi="Microsoft YaHei" w:eastAsia="Microsoft YaHei"/>
+          <w:sz w:val="21"/>
+        </w:rPr>
+        <w:t>1. 双方介绍（10分钟）</w:t>
+        <w:br/>
+        <w:t xml:space="preserve">   - 社区基本情况介绍</w:t>
+        <w:br/>
+        <w:t xml:space="preserve">   - 供电所基本情况介绍</w:t>
+        <w:br/>
+        <w:br/>
+        <w:t>2. 合作意向沟通（15分钟）</w:t>
+        <w:br/>
+        <w:t xml:space="preserve">   - 社网共建的意义和价值</w:t>
+        <w:br/>
+        <w:t xml:space="preserve">   - 双方合作的需求和期望</w:t>
+        <w:br/>
+        <w:t xml:space="preserve">   - 合作的方向和重点</w:t>
+        <w:br/>
+        <w:br/>
+        <w:t>3. 工作机制讨论（20分钟）</w:t>
+        <w:br/>
+        <w:t xml:space="preserve">   - 联络人机制</w:t>
+        <w:br/>
+        <w:t xml:space="preserve">   - 联席会议制度</w:t>
+        <w:br/>
+        <w:t xml:space="preserve">   - 信息共享机制</w:t>
+        <w:br/>
+        <w:t xml:space="preserve">   - 问题协同处置机制</w:t>
+        <w:br/>
+        <w:br/>
+        <w:t>4. 下一步工作安排（10分钟）</w:t>
+        <w:br/>
+        <w:t xml:space="preserve">   - 明确联络人</w:t>
+        <w:br/>
+        <w:t xml:space="preserve">   - 确定调研摸底时间</w:t>
+        <w:br/>
+        <w:t xml:space="preserve">   - 约定下次会议时间</w:t>
+        <w:br/>
+        <w:br/>
+        <w:t>5. 会议总结（5分钟）</w:t>
+        <w:br/>
+        <w:t xml:space="preserve">   - 总结会议成果</w:t>
+        <w:br/>
+        <w:t xml:space="preserve">   - 明确后续工作</w:t>
+      </w:r>
+    </w:p>
+    <w:p>
+      <w:pPr>
+        <w:jc w:val="both"/>
+      </w:pPr>
+      <w:r>
+        <w:rPr>
+          <w:rFonts w:ascii="Microsoft YaHei" w:hAnsi="Microsoft YaHei" w:eastAsia="Microsoft YaHei"/>
+          <w:sz w:val="21"/>
+        </w:rPr>
+        <w:t>会议产出：</w:t>
+      </w:r>
+    </w:p>
+    <w:p>
+      <w:pPr>
+        <w:jc w:val="both"/>
+      </w:pPr>
+      <w:r>
+        <w:rPr>
+          <w:rFonts w:ascii="Microsoft YaHei" w:hAnsi="Microsoft YaHei" w:eastAsia="Microsoft YaHei"/>
+          <w:sz w:val="21"/>
+        </w:rPr>
+        <w:t>- 会议纪要</w:t>
+      </w:r>
+    </w:p>
+    <w:p>
+      <w:pPr>
+        <w:jc w:val="both"/>
+      </w:pPr>
+      <w:r>
+        <w:rPr>
+          <w:rFonts w:ascii="Microsoft YaHei" w:hAnsi="Microsoft YaHei" w:eastAsia="Microsoft YaHei"/>
+          <w:sz w:val="21"/>
+        </w:rPr>
+        <w:t>- 联络人名单</w:t>
+      </w:r>
+    </w:p>
+    <w:p>
+      <w:pPr>
+        <w:jc w:val="both"/>
+      </w:pPr>
+      <w:r>
+        <w:rPr>
+          <w:rFonts w:ascii="Microsoft YaHei" w:hAnsi="Microsoft YaHei" w:eastAsia="Microsoft YaHei"/>
+          <w:sz w:val="21"/>
+        </w:rPr>
+        <w:t>- 工作计划</w:t>
+      </w:r>
+    </w:p>
+    <w:p>
+      <w:pPr>
+        <w:pStyle w:val="Heading2"/>
+      </w:pPr>
+      <w:r>
+        <w:rPr>
+          <w:rFonts w:ascii="Microsoft YaHei" w:hAnsi="Microsoft YaHei" w:eastAsia="Microsoft YaHei"/>
+          <w:b/>
+          <w:color w:val="1B365D"/>
+          <w:sz w:val="28"/>
+        </w:rPr>
+        <w:t>三、服务驿站设置方案</w:t>
+      </w:r>
+    </w:p>
+    <w:p>
+      <w:pPr>
+        <w:pStyle w:val="Heading3"/>
+      </w:pPr>
+      <w:r>
+        <w:rPr>
+          <w:rFonts w:ascii="Microsoft YaHei" w:hAnsi="Microsoft YaHei" w:eastAsia="Microsoft YaHei"/>
+          <w:b/>
+          <w:color w:val="2E5A4C"/>
+          <w:sz w:val="24"/>
+        </w:rPr>
+        <w:t>3.1 驿站选址原则</w:t>
+      </w:r>
+    </w:p>
+    <w:p>
+      <w:pPr>
+        <w:jc w:val="both"/>
+      </w:pPr>
+      <w:r>
+        <w:rPr>
+          <w:rFonts w:ascii="Microsoft YaHei" w:hAnsi="Microsoft YaHei" w:eastAsia="Microsoft YaHei"/>
+          <w:sz w:val="21"/>
+        </w:rPr>
+        <w:t>原则1：便民利民</w:t>
+      </w:r>
+    </w:p>
+    <w:p>
+      <w:pPr>
+        <w:jc w:val="both"/>
+      </w:pPr>
+      <w:r>
+        <w:rPr>
+          <w:rFonts w:ascii="Microsoft YaHei" w:hAnsi="Microsoft YaHei" w:eastAsia="Microsoft YaHei"/>
+          <w:sz w:val="21"/>
+        </w:rPr>
+        <w:t>- 选择社区居民常去的地方</w:t>
+      </w:r>
+    </w:p>
+    <w:p>
+      <w:pPr>
+        <w:jc w:val="both"/>
+      </w:pPr>
+      <w:r>
+        <w:rPr>
+          <w:rFonts w:ascii="Microsoft YaHei" w:hAnsi="Microsoft YaHei" w:eastAsia="Microsoft YaHei"/>
+          <w:sz w:val="21"/>
+        </w:rPr>
+        <w:t>- 如社区党群服务中心、社区活动中心</w:t>
+      </w:r>
+    </w:p>
+    <w:p>
+      <w:pPr>
+        <w:jc w:val="both"/>
+      </w:pPr>
+      <w:r>
+        <w:rPr>
+          <w:rFonts w:ascii="Microsoft YaHei" w:hAnsi="Microsoft YaHei" w:eastAsia="Microsoft YaHei"/>
+          <w:sz w:val="21"/>
+        </w:rPr>
+        <w:t>原则2：资源整合</w:t>
+      </w:r>
+    </w:p>
+    <w:p>
+      <w:pPr>
+        <w:jc w:val="both"/>
+      </w:pPr>
+      <w:r>
+        <w:rPr>
+          <w:rFonts w:ascii="Microsoft YaHei" w:hAnsi="Microsoft YaHei" w:eastAsia="Microsoft YaHei"/>
+          <w:sz w:val="21"/>
+        </w:rPr>
+        <w:t>- 充分利用社区现有资源</w:t>
+      </w:r>
+    </w:p>
+    <w:p>
+      <w:pPr>
+        <w:jc w:val="both"/>
+      </w:pPr>
+      <w:r>
+        <w:rPr>
+          <w:rFonts w:ascii="Microsoft YaHei" w:hAnsi="Microsoft YaHei" w:eastAsia="Microsoft YaHei"/>
+          <w:sz w:val="21"/>
+        </w:rPr>
+        <w:t>- 不额外增加场地成本</w:t>
+      </w:r>
+    </w:p>
+    <w:p>
+      <w:pPr>
+        <w:jc w:val="both"/>
+      </w:pPr>
+      <w:r>
+        <w:rPr>
+          <w:rFonts w:ascii="Microsoft YaHei" w:hAnsi="Microsoft YaHei" w:eastAsia="Microsoft YaHei"/>
+          <w:sz w:val="21"/>
+        </w:rPr>
+        <w:t>原则3：标识明显</w:t>
+      </w:r>
+    </w:p>
+    <w:p>
+      <w:pPr>
+        <w:jc w:val="both"/>
+      </w:pPr>
+      <w:r>
+        <w:rPr>
+          <w:rFonts w:ascii="Microsoft YaHei" w:hAnsi="Microsoft YaHei" w:eastAsia="Microsoft YaHei"/>
+          <w:sz w:val="21"/>
+        </w:rPr>
+        <w:t>- 驿站位置明显，易于寻找</w:t>
+      </w:r>
+    </w:p>
+    <w:p>
+      <w:pPr>
+        <w:jc w:val="both"/>
+      </w:pPr>
+      <w:r>
+        <w:rPr>
+          <w:rFonts w:ascii="Microsoft YaHei" w:hAnsi="Microsoft YaHei" w:eastAsia="Microsoft YaHei"/>
+          <w:sz w:val="21"/>
+        </w:rPr>
+        <w:t>- 设置清晰的标识和指引</w:t>
+      </w:r>
+    </w:p>
+    <w:p>
+      <w:pPr>
+        <w:pStyle w:val="Heading3"/>
+      </w:pPr>
+      <w:r>
+        <w:rPr>
+          <w:rFonts w:ascii="Microsoft YaHei" w:hAnsi="Microsoft YaHei" w:eastAsia="Microsoft YaHei"/>
+          <w:b/>
+          <w:color w:val="2E5A4C"/>
+          <w:sz w:val="24"/>
+        </w:rPr>
+        <w:t>3.2 驿站建设标准</w:t>
+      </w:r>
+    </w:p>
+    <w:p>
+      <w:pPr>
+        <w:jc w:val="both"/>
+      </w:pPr>
+      <w:r>
+        <w:rPr>
+          <w:rFonts w:ascii="Microsoft YaHei" w:hAnsi="Microsoft YaHei" w:eastAsia="Microsoft YaHei"/>
+          <w:sz w:val="21"/>
+        </w:rPr>
+        <w:t>基本配置：</w:t>
+      </w:r>
+    </w:p>
+    <w:p>
+      <w:pPr>
+        <w:jc w:val="both"/>
+      </w:pPr>
+      <w:r>
+        <w:rPr>
+          <w:rFonts w:ascii="Microsoft YaHei" w:hAnsi="Microsoft YaHei" w:eastAsia="Microsoft YaHei"/>
+          <w:sz w:val="21"/>
+        </w:rPr>
+        <w:t>扩展配置（有条件时）：</w:t>
+      </w:r>
+    </w:p>
+    <w:p>
+      <w:pPr>
+        <w:pStyle w:val="Heading3"/>
+      </w:pPr>
+      <w:r>
+        <w:rPr>
+          <w:rFonts w:ascii="Microsoft YaHei" w:hAnsi="Microsoft YaHei" w:eastAsia="Microsoft YaHei"/>
+          <w:b/>
+          <w:color w:val="2E5A4C"/>
+          <w:sz w:val="24"/>
+        </w:rPr>
+        <w:t>3.3 驿站服务时间</w:t>
+      </w:r>
+    </w:p>
+    <w:p>
+      <w:pPr>
+        <w:jc w:val="both"/>
+      </w:pPr>
+      <w:r>
+        <w:rPr>
+          <w:rFonts w:ascii="Microsoft YaHei" w:hAnsi="Microsoft YaHei" w:eastAsia="Microsoft YaHei"/>
+          <w:sz w:val="21"/>
+        </w:rPr>
+        <w:t>固定服务时间（每周）：</w:t>
+      </w:r>
+    </w:p>
+    <w:p>
+      <w:pPr>
+        <w:jc w:val="both"/>
+      </w:pPr>
+      <w:r>
+        <w:rPr>
+          <w:rFonts w:ascii="Microsoft YaHei" w:hAnsi="Microsoft YaHei" w:eastAsia="Microsoft YaHei"/>
+          <w:sz w:val="21"/>
+        </w:rPr>
+        <w:t>灵活服务时间：</w:t>
+      </w:r>
+    </w:p>
+    <w:p>
+      <w:pPr>
+        <w:jc w:val="both"/>
+      </w:pPr>
+      <w:r>
+        <w:rPr>
+          <w:rFonts w:ascii="Microsoft YaHei" w:hAnsi="Microsoft YaHei" w:eastAsia="Microsoft YaHei"/>
+          <w:sz w:val="21"/>
+        </w:rPr>
+        <w:t>- 根据社区需求灵活安排</w:t>
+      </w:r>
+    </w:p>
+    <w:p>
+      <w:pPr>
+        <w:jc w:val="both"/>
+      </w:pPr>
+      <w:r>
+        <w:rPr>
+          <w:rFonts w:ascii="Microsoft YaHei" w:hAnsi="Microsoft YaHei" w:eastAsia="Microsoft YaHei"/>
+          <w:sz w:val="21"/>
+        </w:rPr>
+        <w:t>- 特殊时期（迎峰度夏、重要活动）增加服务时间</w:t>
+      </w:r>
+    </w:p>
+    <w:p>
+      <w:pPr>
+        <w:jc w:val="both"/>
+      </w:pPr>
+      <w:r>
+        <w:rPr>
+          <w:rFonts w:ascii="Microsoft YaHei" w:hAnsi="Microsoft YaHei" w:eastAsia="Microsoft YaHei"/>
+          <w:sz w:val="21"/>
+        </w:rPr>
+        <w:t>预约服务：</w:t>
+      </w:r>
+    </w:p>
+    <w:p>
+      <w:pPr>
+        <w:jc w:val="both"/>
+      </w:pPr>
+      <w:r>
+        <w:rPr>
+          <w:rFonts w:ascii="Microsoft YaHei" w:hAnsi="Microsoft YaHei" w:eastAsia="Microsoft YaHei"/>
+          <w:sz w:val="21"/>
+        </w:rPr>
+        <w:t>- 客户可通过企业微信预约</w:t>
+      </w:r>
+    </w:p>
+    <w:p>
+      <w:pPr>
+        <w:jc w:val="both"/>
+      </w:pPr>
+      <w:r>
+        <w:rPr>
+          <w:rFonts w:ascii="Microsoft YaHei" w:hAnsi="Microsoft YaHei" w:eastAsia="Microsoft YaHei"/>
+          <w:sz w:val="21"/>
+        </w:rPr>
+        <w:t>- 客户经理根据预约安排上门服务</w:t>
+      </w:r>
+    </w:p>
+    <w:p>
+      <w:pPr>
+        <w:pStyle w:val="Heading2"/>
+      </w:pPr>
+      <w:r>
+        <w:rPr>
+          <w:rFonts w:ascii="Microsoft YaHei" w:hAnsi="Microsoft YaHei" w:eastAsia="Microsoft YaHei"/>
+          <w:b/>
+          <w:color w:val="1B365D"/>
+          <w:sz w:val="28"/>
+        </w:rPr>
+        <w:t>四、服务内容设计</w:t>
+      </w:r>
+    </w:p>
+    <w:p>
+      <w:pPr>
+        <w:pStyle w:val="Heading3"/>
+      </w:pPr>
+      <w:r>
+        <w:rPr>
+          <w:rFonts w:ascii="Microsoft YaHei" w:hAnsi="Microsoft YaHei" w:eastAsia="Microsoft YaHei"/>
+          <w:b/>
+          <w:color w:val="2E5A4C"/>
+          <w:sz w:val="24"/>
+        </w:rPr>
+        <w:t>4.1 基础服务（驿站可办理）</w:t>
+      </w:r>
+    </w:p>
+    <w:p>
+      <w:pPr>
+        <w:pStyle w:val="Heading4"/>
+      </w:pPr>
+      <w:r>
+        <w:rPr>
+          <w:rFonts w:ascii="Microsoft YaHei" w:hAnsi="Microsoft YaHei" w:eastAsia="Microsoft YaHei"/>
+          <w:b/>
+          <w:color w:val="2E5A4C"/>
+          <w:sz w:val="24"/>
+        </w:rPr>
+        <w:t>业扩报装服务</w:t>
+      </w:r>
+    </w:p>
+    <w:p>
+      <w:pPr>
+        <w:jc w:val="both"/>
+      </w:pPr>
+      <w:r>
+        <w:rPr>
+          <w:rFonts w:ascii="Microsoft YaHei" w:hAnsi="Microsoft YaHei" w:eastAsia="Microsoft YaHei"/>
+          <w:sz w:val="21"/>
+        </w:rPr>
+        <w:t>办理流程：</w:t>
+      </w:r>
+    </w:p>
+    <w:p>
+      <w:pPr>
+        <w:jc w:val="both"/>
+      </w:pPr>
+      <w:r>
+        <w:rPr>
+          <w:rFonts w:ascii="Microsoft YaHei" w:hAnsi="Microsoft YaHei" w:eastAsia="Microsoft YaHei"/>
+          <w:sz w:val="21"/>
+        </w:rPr>
+        <w:t>所需资料：</w:t>
+      </w:r>
+    </w:p>
+    <w:p>
+      <w:pPr>
+        <w:pStyle w:val="Heading4"/>
+      </w:pPr>
+      <w:r>
+        <w:rPr>
+          <w:rFonts w:ascii="Microsoft YaHei" w:hAnsi="Microsoft YaHei" w:eastAsia="Microsoft YaHei"/>
+          <w:b/>
+          <w:color w:val="2E5A4C"/>
+          <w:sz w:val="24"/>
+        </w:rPr>
+        <w:t>电费服务</w:t>
+      </w:r>
+    </w:p>
+    <w:p>
+      <w:pPr>
+        <w:pStyle w:val="Heading4"/>
+      </w:pPr>
+      <w:r>
+        <w:rPr>
+          <w:rFonts w:ascii="Microsoft YaHei" w:hAnsi="Microsoft YaHei" w:eastAsia="Microsoft YaHei"/>
+          <w:b/>
+          <w:color w:val="2E5A4C"/>
+          <w:sz w:val="24"/>
+        </w:rPr>
+        <w:t>故障报修服务</w:t>
+      </w:r>
+    </w:p>
+    <w:p>
+      <w:pPr>
+        <w:pStyle w:val="Heading4"/>
+      </w:pPr>
+      <w:r>
+        <w:rPr>
+          <w:rFonts w:ascii="Microsoft YaHei" w:hAnsi="Microsoft YaHei" w:eastAsia="Microsoft YaHei"/>
+          <w:b/>
+          <w:color w:val="2E5A4C"/>
+          <w:sz w:val="24"/>
+        </w:rPr>
+        <w:t>政策咨询服务</w:t>
+      </w:r>
+    </w:p>
+    <w:p>
+      <w:pPr>
+        <w:pStyle w:val="Heading4"/>
+      </w:pPr>
+      <w:r>
+        <w:rPr>
+          <w:rFonts w:ascii="Microsoft YaHei" w:hAnsi="Microsoft YaHei" w:eastAsia="Microsoft YaHei"/>
+          <w:b/>
+          <w:color w:val="2E5A4C"/>
+          <w:sz w:val="24"/>
+        </w:rPr>
+        <w:t>投诉建议服务</w:t>
+      </w:r>
+    </w:p>
+    <w:p>
+      <w:pPr>
+        <w:pStyle w:val="Heading3"/>
+      </w:pPr>
+      <w:r>
+        <w:rPr>
+          <w:rFonts w:ascii="Microsoft YaHei" w:hAnsi="Microsoft YaHei" w:eastAsia="Microsoft YaHei"/>
+          <w:b/>
+          <w:color w:val="2E5A4C"/>
+          <w:sz w:val="24"/>
+        </w:rPr>
+        <w:t>4.2 增值服务（客户经理驻点时提供）</w:t>
+      </w:r>
+    </w:p>
+    <w:p>
+      <w:pPr>
+        <w:pStyle w:val="Heading4"/>
+      </w:pPr>
+      <w:r>
+        <w:rPr>
+          <w:rFonts w:ascii="Microsoft YaHei" w:hAnsi="Microsoft YaHei" w:eastAsia="Microsoft YaHei"/>
+          <w:b/>
+          <w:color w:val="2E5A4C"/>
+          <w:sz w:val="24"/>
+        </w:rPr>
+        <w:t>安全检查服务</w:t>
+      </w:r>
+    </w:p>
+    <w:p>
+      <w:pPr>
+        <w:jc w:val="both"/>
+      </w:pPr>
+      <w:r>
+        <w:rPr>
+          <w:rFonts w:ascii="Microsoft YaHei" w:hAnsi="Microsoft YaHei" w:eastAsia="Microsoft YaHei"/>
+          <w:sz w:val="21"/>
+        </w:rPr>
+        <w:t>检查内容清单：</w:t>
+      </w:r>
+    </w:p>
+    <w:p>
+      <w:pPr>
+        <w:pStyle w:val="Heading4"/>
+      </w:pPr>
+      <w:r>
+        <w:rPr>
+          <w:rFonts w:ascii="Microsoft YaHei" w:hAnsi="Microsoft YaHei" w:eastAsia="Microsoft YaHei"/>
+          <w:b/>
+          <w:color w:val="2E5A4C"/>
+          <w:sz w:val="24"/>
+        </w:rPr>
+        <w:t>能效诊断服务</w:t>
+      </w:r>
+    </w:p>
+    <w:p>
+      <w:pPr>
+        <w:jc w:val="both"/>
+      </w:pPr>
+      <w:r>
+        <w:rPr>
+          <w:rFonts w:ascii="Microsoft YaHei" w:hAnsi="Microsoft YaHei" w:eastAsia="Microsoft YaHei"/>
+          <w:sz w:val="21"/>
+        </w:rPr>
+        <w:t>诊断内容：</w:t>
+      </w:r>
+    </w:p>
+    <w:p>
+      <w:pPr>
+        <w:jc w:val="both"/>
+      </w:pPr>
+      <w:r>
+        <w:rPr>
+          <w:rFonts w:ascii="Microsoft YaHei" w:hAnsi="Microsoft YaHei" w:eastAsia="Microsoft YaHei"/>
+          <w:sz w:val="21"/>
+        </w:rPr>
+        <w:t>- 用电结构分析</w:t>
+      </w:r>
+    </w:p>
+    <w:p>
+      <w:pPr>
+        <w:jc w:val="both"/>
+      </w:pPr>
+      <w:r>
+        <w:rPr>
+          <w:rFonts w:ascii="Microsoft YaHei" w:hAnsi="Microsoft YaHei" w:eastAsia="Microsoft YaHei"/>
+          <w:sz w:val="21"/>
+        </w:rPr>
+        <w:t>- 用电负荷特性分析</w:t>
+      </w:r>
+    </w:p>
+    <w:p>
+      <w:pPr>
+        <w:jc w:val="both"/>
+      </w:pPr>
+      <w:r>
+        <w:rPr>
+          <w:rFonts w:ascii="Microsoft YaHei" w:hAnsi="Microsoft YaHei" w:eastAsia="Microsoft YaHei"/>
+          <w:sz w:val="21"/>
+        </w:rPr>
+        <w:t>- 节电潜力分析</w:t>
+      </w:r>
+    </w:p>
+    <w:p>
+      <w:pPr>
+        <w:jc w:val="both"/>
+      </w:pPr>
+      <w:r>
+        <w:rPr>
+          <w:rFonts w:ascii="Microsoft YaHei" w:hAnsi="Microsoft YaHei" w:eastAsia="Microsoft YaHei"/>
+          <w:sz w:val="21"/>
+        </w:rPr>
+        <w:t>- 节电措施建议</w:t>
+      </w:r>
+    </w:p>
+    <w:p>
+      <w:pPr>
+        <w:pStyle w:val="Heading4"/>
+      </w:pPr>
+      <w:r>
+        <w:rPr>
+          <w:rFonts w:ascii="Microsoft YaHei" w:hAnsi="Microsoft YaHei" w:eastAsia="Microsoft YaHei"/>
+          <w:b/>
+          <w:color w:val="2E5A4C"/>
+          <w:sz w:val="24"/>
+        </w:rPr>
+        <w:t>特殊群体关怀服务</w:t>
+      </w:r>
+    </w:p>
+    <w:p>
+      <w:pPr>
+        <w:jc w:val="both"/>
+      </w:pPr>
+      <w:r>
+        <w:rPr>
+          <w:rFonts w:ascii="Microsoft YaHei" w:hAnsi="Microsoft YaHei" w:eastAsia="Microsoft YaHei"/>
+          <w:sz w:val="21"/>
+        </w:rPr>
+        <w:t>关怀服务清单：</w:t>
+      </w:r>
+    </w:p>
+    <w:p>
+      <w:pPr>
+        <w:pStyle w:val="Heading4"/>
+      </w:pPr>
+      <w:r>
+        <w:rPr>
+          <w:rFonts w:ascii="Microsoft YaHei" w:hAnsi="Microsoft YaHei" w:eastAsia="Microsoft YaHei"/>
+          <w:b/>
+          <w:color w:val="2E5A4C"/>
+          <w:sz w:val="24"/>
+        </w:rPr>
+        <w:t>重点客户走访服务</w:t>
+      </w:r>
+    </w:p>
+    <w:p>
+      <w:pPr>
+        <w:pStyle w:val="Heading2"/>
+      </w:pPr>
+      <w:r>
+        <w:rPr>
+          <w:rFonts w:ascii="Microsoft YaHei" w:hAnsi="Microsoft YaHei" w:eastAsia="Microsoft YaHei"/>
+          <w:b/>
+          <w:color w:val="1B365D"/>
+          <w:sz w:val="28"/>
+        </w:rPr>
+        <w:t>五、协同工作机制</w:t>
+      </w:r>
+    </w:p>
+    <w:p>
+      <w:pPr>
+        <w:pStyle w:val="Heading3"/>
+      </w:pPr>
+      <w:r>
+        <w:rPr>
+          <w:rFonts w:ascii="Microsoft YaHei" w:hAnsi="Microsoft YaHei" w:eastAsia="Microsoft YaHei"/>
+          <w:b/>
+          <w:color w:val="2E5A4C"/>
+          <w:sz w:val="24"/>
+        </w:rPr>
+        <w:t>5.1 联席会议制度</w:t>
+      </w:r>
+    </w:p>
+    <w:p>
+      <w:pPr>
+        <w:jc w:val="both"/>
+      </w:pPr>
+      <w:r>
+        <w:rPr>
+          <w:rFonts w:ascii="Microsoft YaHei" w:hAnsi="Microsoft YaHei" w:eastAsia="Microsoft YaHei"/>
+          <w:sz w:val="21"/>
+        </w:rPr>
+        <w:t>会议层级：</w:t>
+      </w:r>
+    </w:p>
+    <w:p>
+      <w:pPr>
+        <w:jc w:val="both"/>
+      </w:pPr>
+      <w:r>
+        <w:rPr>
+          <w:rFonts w:ascii="Microsoft YaHei" w:hAnsi="Microsoft YaHei" w:eastAsia="Microsoft YaHei"/>
+          <w:sz w:val="21"/>
+        </w:rPr>
+        <w:t>会议议程模板：</w:t>
+      </w:r>
+    </w:p>
+    <w:p>
+      <w:pPr>
+        <w:jc w:val="both"/>
+      </w:pPr>
+      <w:r>
+        <w:rPr>
+          <w:rFonts w:ascii="Microsoft YaHei" w:hAnsi="Microsoft YaHei" w:eastAsia="Microsoft YaHei"/>
+          <w:sz w:val="21"/>
+        </w:rPr>
+        <w:t>联席会议议程</w:t>
+        <w:br/>
+        <w:br/>
+        <w:t>一、上次议定事项落实情况（10分钟）</w:t>
+        <w:br/>
+        <w:t>二、近期工作进展通报（15分钟）</w:t>
+        <w:br/>
+        <w:t xml:space="preserve">   - 社区工作通报</w:t>
+        <w:br/>
+        <w:t xml:space="preserve">   - 供电工作通报</w:t>
+        <w:br/>
+        <w:t>三、问题讨论和协调（20分钟）</w:t>
+        <w:br/>
+        <w:t xml:space="preserve">   - 需要协调的问题</w:t>
+        <w:br/>
+        <w:t xml:space="preserve">   - 解决方案讨论</w:t>
+        <w:br/>
+        <w:t>四、下阶段工作安排（10分钟）</w:t>
+        <w:br/>
+        <w:t>五、其他事项（5分钟）</w:t>
+      </w:r>
+    </w:p>
+    <w:p>
+      <w:pPr>
+        <w:pStyle w:val="Heading3"/>
+      </w:pPr>
+      <w:r>
+        <w:rPr>
+          <w:rFonts w:ascii="Microsoft YaHei" w:hAnsi="Microsoft YaHei" w:eastAsia="Microsoft YaHei"/>
+          <w:b/>
+          <w:color w:val="2E5A4C"/>
+          <w:sz w:val="24"/>
+        </w:rPr>
+        <w:t>5.2 信息共享机制</w:t>
+      </w:r>
+    </w:p>
+    <w:p>
+      <w:pPr>
+        <w:jc w:val="both"/>
+      </w:pPr>
+      <w:r>
+        <w:rPr>
+          <w:rFonts w:ascii="Microsoft YaHei" w:hAnsi="Microsoft YaHei" w:eastAsia="Microsoft YaHei"/>
+          <w:sz w:val="21"/>
+        </w:rPr>
+        <w:t>共享内容：</w:t>
+      </w:r>
+    </w:p>
+    <w:p>
+      <w:pPr>
+        <w:jc w:val="both"/>
+      </w:pPr>
+      <w:r>
+        <w:rPr>
+          <w:rFonts w:ascii="Microsoft YaHei" w:hAnsi="Microsoft YaHei" w:eastAsia="Microsoft YaHei"/>
+          <w:sz w:val="21"/>
+        </w:rPr>
+        <w:t>共享渠道：</w:t>
+      </w:r>
+    </w:p>
+    <w:p>
+      <w:pPr>
+        <w:pStyle w:val="Heading3"/>
+      </w:pPr>
+      <w:r>
+        <w:rPr>
+          <w:rFonts w:ascii="Microsoft YaHei" w:hAnsi="Microsoft YaHei" w:eastAsia="Microsoft YaHei"/>
+          <w:b/>
+          <w:color w:val="2E5A4C"/>
+          <w:sz w:val="24"/>
+        </w:rPr>
+        <w:t>5.3 问题协同处置机制</w:t>
+      </w:r>
+    </w:p>
+    <w:p>
+      <w:pPr>
+        <w:jc w:val="both"/>
+      </w:pPr>
+      <w:r>
+        <w:rPr>
+          <w:rFonts w:ascii="Microsoft YaHei" w:hAnsi="Microsoft YaHei" w:eastAsia="Microsoft YaHei"/>
+          <w:sz w:val="21"/>
+        </w:rPr>
+        <w:t>处置流程：</w:t>
+      </w:r>
+    </w:p>
+    <w:p>
+      <w:pPr>
         <w:jc w:val="center"/>
       </w:pPr>
       <w:r>
         <w:drawing>
           <wp:inline xmlns:a="http://schemas.openxmlformats.org/drawingml/2006/main" xmlns:pic="http://schemas.openxmlformats.org/drawingml/2006/picture">
-            <wp:extent cx="5029200" cy="2235200"/>
+            <wp:extent cx="5029200" cy="7091172"/>
             <wp:docPr id="5" name="Picture 5"/>
             <wp:cNvGraphicFramePr>
               <a:graphicFrameLocks noChangeAspect="1"/>
@@ -151,11 +1305,11 @@
               <a:graphicData uri="http://schemas.openxmlformats.org/drawingml/2006/picture">
                 <pic:pic>
                   <pic:nvPicPr>
-                    <pic:cNvPr id="0" name="03-社网共建融合方案_002.png"/>
+                    <pic:cNvPr id="0" name="ascii_img_010.png"/>
                     <pic:cNvPicPr/>
                   </pic:nvPicPr>
                   <pic:blipFill>
-                    <a:blip r:embed="rId10"/>
+                    <a:blip r:embed="rId13"/>
                     <a:stretch>
                       <a:fillRect/>
                     </a:stretch>
@@ -163,7 +1317,7 @@
                   <pic:spPr>
                     <a:xfrm>
                       <a:off x="0" y="0"/>
-                      <a:ext cx="5029200" cy="2235200"/>
+                      <a:ext cx="5029200" cy="7091172"/>
                     </a:xfrm>
                     <a:prstGeom prst="rect"/>
                   </pic:spPr>
@@ -176,5569 +1330,127 @@
     </w:p>
     <w:p>
       <w:pPr>
-        <w:pStyle w:val="Heading2"/>
-        <w:jc w:val="center"/>
-      </w:pPr>
-      <w:r>
-        <w:drawing>
-          <wp:inline xmlns:a="http://schemas.openxmlformats.org/drawingml/2006/main" xmlns:pic="http://schemas.openxmlformats.org/drawingml/2006/picture">
-            <wp:extent cx="5029200" cy="2235200"/>
-            <wp:docPr id="15" name="Picture 15"/>
-            <wp:cNvGraphicFramePr>
-              <a:graphicFrameLocks noChangeAspect="1"/>
-            </wp:cNvGraphicFramePr>
-            <a:graphic>
-              <a:graphicData uri="http://schemas.openxmlformats.org/drawingml/2006/picture">
-                <pic:pic>
-                  <pic:nvPicPr>
-                    <pic:cNvPr id="0" name="03-社网共建融合方案_002.png"/>
-                    <pic:cNvPicPr/>
-                  </pic:nvPicPr>
-                  <pic:blipFill>
-                    <a:blip r:embed="rId10"/>
-                    <a:stretch>
-                      <a:fillRect/>
-                    </a:stretch>
-                  </pic:blipFill>
-                  <pic:spPr>
-                    <a:xfrm>
-                      <a:off x="0" y="0"/>
-                      <a:ext cx="5029200" cy="2235200"/>
-                    </a:xfrm>
-                    <a:prstGeom prst="rect"/>
-                  </pic:spPr>
-                </pic:pic>
-              </a:graphicData>
-            </a:graphic>
-          </wp:inline>
-        </w:drawing>
-      </w:r>
-    </w:p>
-    <w:p>
-      <w:pPr>
-        <w:pStyle w:val="Heading3"/>
-        <w:jc w:val="center"/>
-      </w:pPr>
-      <w:r>
-        <w:drawing>
-          <wp:inline xmlns:a="http://schemas.openxmlformats.org/drawingml/2006/main" xmlns:pic="http://schemas.openxmlformats.org/drawingml/2006/picture">
-            <wp:extent cx="5029200" cy="7669530"/>
-            <wp:docPr id="12" name="Picture 12"/>
-            <wp:cNvGraphicFramePr>
-              <a:graphicFrameLocks noChangeAspect="1"/>
-            </wp:cNvGraphicFramePr>
-            <a:graphic>
-              <a:graphicData uri="http://schemas.openxmlformats.org/drawingml/2006/picture">
-                <pic:pic>
-                  <pic:nvPicPr>
-                    <pic:cNvPr id="0" name="03-社网共建融合方案_012.png"/>
-                    <pic:cNvPicPr/>
-                  </pic:nvPicPr>
-                  <pic:blipFill>
-                    <a:blip r:embed="rId12"/>
-                    <a:stretch>
-                      <a:fillRect/>
-                    </a:stretch>
-                  </pic:blipFill>
-                  <pic:spPr>
-                    <a:xfrm>
-                      <a:off x="0" y="0"/>
-                      <a:ext cx="5029200" cy="7669530"/>
-                    </a:xfrm>
-                    <a:prstGeom prst="rect"/>
-                  </pic:spPr>
-                </pic:pic>
-              </a:graphicData>
-            </a:graphic>
-          </wp:inline>
-        </w:drawing>
-      </w:r>
-    </w:p>
-    <w:p>
-      <w:pPr>
-        <w:spacing w:before="120" w:after="120"/>
-        <w:ind w:left="432"/>
-        <w:jc w:val="center"/>
-      </w:pPr>
-      <w:r>
-        <w:drawing>
-          <wp:inline xmlns:a="http://schemas.openxmlformats.org/drawingml/2006/main" xmlns:pic="http://schemas.openxmlformats.org/drawingml/2006/picture">
-            <wp:extent cx="5029200" cy="2235200"/>
-            <wp:docPr id="4" name="Picture 4"/>
-            <wp:cNvGraphicFramePr>
-              <a:graphicFrameLocks noChangeAspect="1"/>
-            </wp:cNvGraphicFramePr>
-            <a:graphic>
-              <a:graphicData uri="http://schemas.openxmlformats.org/drawingml/2006/picture">
-                <pic:pic>
-                  <pic:nvPicPr>
-                    <pic:cNvPr id="0" name="03-社网共建融合方案_002.png"/>
-                    <pic:cNvPicPr/>
-                  </pic:nvPicPr>
-                  <pic:blipFill>
-                    <a:blip r:embed="rId10"/>
-                    <a:stretch>
-                      <a:fillRect/>
-                    </a:stretch>
-                  </pic:blipFill>
-                  <pic:spPr>
-                    <a:xfrm>
-                      <a:off x="0" y="0"/>
-                      <a:ext cx="5029200" cy="2235200"/>
-                    </a:xfrm>
-                    <a:prstGeom prst="rect"/>
-                  </pic:spPr>
-                </pic:pic>
-              </a:graphicData>
-            </a:graphic>
-          </wp:inline>
-        </w:drawing>
-      </w:r>
-    </w:p>
-    <w:p>
-      <w:pPr>
-        <w:pStyle w:val="Heading3"/>
-        <w:jc w:val="center"/>
-      </w:pPr>
-      <w:r>
-        <w:drawing>
-          <wp:inline xmlns:a="http://schemas.openxmlformats.org/drawingml/2006/main" xmlns:pic="http://schemas.openxmlformats.org/drawingml/2006/picture">
-            <wp:extent cx="5029200" cy="4149090"/>
-            <wp:docPr id="21" name="Picture 21"/>
-            <wp:cNvGraphicFramePr>
-              <a:graphicFrameLocks noChangeAspect="1"/>
-            </wp:cNvGraphicFramePr>
-            <a:graphic>
-              <a:graphicData uri="http://schemas.openxmlformats.org/drawingml/2006/picture">
-                <pic:pic>
-                  <pic:nvPicPr>
-                    <pic:cNvPr id="0" name="03-社网共建融合方案_021.png"/>
-                    <pic:cNvPicPr/>
-                  </pic:nvPicPr>
-                  <pic:blipFill>
-                    <a:blip r:embed="rId19"/>
-                    <a:stretch>
-                      <a:fillRect/>
-                    </a:stretch>
-                  </pic:blipFill>
-                  <pic:spPr>
-                    <a:xfrm>
-                      <a:off x="0" y="0"/>
-                      <a:ext cx="5029200" cy="4149090"/>
-                    </a:xfrm>
-                    <a:prstGeom prst="rect"/>
-                  </pic:spPr>
-                </pic:pic>
-              </a:graphicData>
-            </a:graphic>
-          </wp:inline>
-        </w:drawing>
-      </w:r>
-    </w:p>
-    <w:p>
-      <w:pPr>
-        <w:jc w:val="center"/>
-      </w:pPr>
-      <w:r>
-        <w:drawing>
-          <wp:inline xmlns:a="http://schemas.openxmlformats.org/drawingml/2006/main" xmlns:pic="http://schemas.openxmlformats.org/drawingml/2006/picture">
-            <wp:extent cx="5029200" cy="2235200"/>
-            <wp:docPr id="6" name="Picture 6"/>
-            <wp:cNvGraphicFramePr>
-              <a:graphicFrameLocks noChangeAspect="1"/>
-            </wp:cNvGraphicFramePr>
-            <a:graphic>
-              <a:graphicData uri="http://schemas.openxmlformats.org/drawingml/2006/picture">
-                <pic:pic>
-                  <pic:nvPicPr>
-                    <pic:cNvPr id="0" name="03-社网共建融合方案_002.png"/>
-                    <pic:cNvPicPr/>
-                  </pic:nvPicPr>
-                  <pic:blipFill>
-                    <a:blip r:embed="rId10"/>
-                    <a:stretch>
-                      <a:fillRect/>
-                    </a:stretch>
-                  </pic:blipFill>
-                  <pic:spPr>
-                    <a:xfrm>
-                      <a:off x="0" y="0"/>
-                      <a:ext cx="5029200" cy="2235200"/>
-                    </a:xfrm>
-                    <a:prstGeom prst="rect"/>
-                  </pic:spPr>
-                </pic:pic>
-              </a:graphicData>
-            </a:graphic>
-          </wp:inline>
-        </w:drawing>
-      </w:r>
-    </w:p>
-    <w:tbl>
-      <w:tblPr>
-        <w:tblStyle w:val="TableGrid"/>
-        <w:tblW w:type="auto" w:w="0"/>
-        <w:tblLook w:firstColumn="1" w:firstRow="1" w:lastColumn="0" w:lastRow="0" w:noHBand="0" w:noVBand="1" w:val="04A0"/>
-      </w:tblPr>
-      <w:tblGrid>
-        <w:gridCol w:w="2880"/>
-        <w:gridCol w:w="2880"/>
-        <w:gridCol w:w="2880"/>
-      </w:tblGrid>
-      <w:tr>
-        <w:tc>
-          <w:tcPr>
-            <w:tcW w:type="dxa" w:w="2880"/>
-          </w:tcPr>
-          <w:p>
-            <w:pPr>
-              <w:jc w:val="center"/>
-            </w:pPr>
-            <w:r>
-              <w:rPr>
-                <w:rFonts w:ascii="Microsoft YaHei" w:hAnsi="Microsoft YaHei" w:eastAsia="Microsoft YaHei"/>
-                <w:b/>
-                <w:sz w:val="20"/>
-              </w:rPr>
-              <w:t>对象</w:t>
-            </w:r>
-          </w:p>
-        </w:tc>
-        <w:tc>
-          <w:tcPr>
-            <w:tcW w:type="dxa" w:w="2880"/>
-          </w:tcPr>
-          <w:p>
-            <w:pPr>
-              <w:jc w:val="center"/>
-            </w:pPr>
-            <w:r>
-              <w:rPr>
-                <w:rFonts w:ascii="Microsoft YaHei" w:hAnsi="Microsoft YaHei" w:eastAsia="Microsoft YaHei"/>
-                <w:b/>
-                <w:sz w:val="20"/>
-              </w:rPr>
-              <w:t>职务</w:t>
-            </w:r>
-          </w:p>
-        </w:tc>
-        <w:tc>
-          <w:tcPr>
-            <w:tcW w:type="dxa" w:w="2880"/>
-          </w:tcPr>
-          <w:p>
-            <w:pPr>
-              <w:jc w:val="center"/>
-            </w:pPr>
-            <w:r>
-              <w:rPr>
-                <w:rFonts w:ascii="Microsoft YaHei" w:hAnsi="Microsoft YaHei" w:eastAsia="Microsoft YaHei"/>
-                <w:b/>
-                <w:sz w:val="20"/>
-              </w:rPr>
-              <w:t>对接内容</w:t>
-            </w:r>
-          </w:p>
-        </w:tc>
-      </w:tr>
-      <w:tr>
-        <w:tc>
-          <w:tcPr>
-            <w:tcW w:type="dxa" w:w="2880"/>
-          </w:tcPr>
-          <w:p>
-            <w:pPr>
-              <w:jc w:val="left"/>
-            </w:pPr>
-            <w:r>
-              <w:rPr>
-                <w:rFonts w:ascii="Microsoft YaHei" w:hAnsi="Microsoft YaHei" w:eastAsia="Microsoft YaHei"/>
-                <w:sz w:val="19"/>
-              </w:rPr>
-              <w:t>**社区党委书记**</w:t>
-            </w:r>
-          </w:p>
-        </w:tc>
-        <w:tc>
-          <w:tcPr>
-            <w:tcW w:type="dxa" w:w="2880"/>
-          </w:tcPr>
-          <w:p>
-            <w:pPr>
-              <w:jc w:val="left"/>
-            </w:pPr>
-            <w:r>
-              <w:rPr>
-                <w:rFonts w:ascii="Microsoft YaHei" w:hAnsi="Microsoft YaHei" w:eastAsia="Microsoft YaHei"/>
-                <w:sz w:val="19"/>
-              </w:rPr>
-              <w:t>社区主要负责人</w:t>
-            </w:r>
-          </w:p>
-        </w:tc>
-        <w:tc>
-          <w:tcPr>
-            <w:tcW w:type="dxa" w:w="2880"/>
-          </w:tcPr>
-          <w:p>
-            <w:pPr>
-              <w:jc w:val="left"/>
-            </w:pPr>
-            <w:r>
-              <w:rPr>
-                <w:rFonts w:ascii="Microsoft YaHei" w:hAnsi="Microsoft YaHei" w:eastAsia="Microsoft YaHei"/>
-                <w:sz w:val="19"/>
-              </w:rPr>
-              <w:t>合作意向、联建共建</w:t>
-            </w:r>
-          </w:p>
-        </w:tc>
-      </w:tr>
-      <w:tr>
-        <w:tc>
-          <w:tcPr>
-            <w:tcW w:type="dxa" w:w="2880"/>
-          </w:tcPr>
-          <w:p>
-            <w:pPr>
-              <w:jc w:val="left"/>
-            </w:pPr>
-            <w:r>
-              <w:rPr>
-                <w:rFonts w:ascii="Microsoft YaHei" w:hAnsi="Microsoft YaHei" w:eastAsia="Microsoft YaHei"/>
-                <w:sz w:val="19"/>
-              </w:rPr>
-              <w:t>**社区主任**</w:t>
-            </w:r>
-          </w:p>
-        </w:tc>
-        <w:tc>
-          <w:tcPr>
-            <w:tcW w:type="dxa" w:w="2880"/>
-          </w:tcPr>
-          <w:p>
-            <w:pPr>
-              <w:jc w:val="left"/>
-            </w:pPr>
-            <w:r>
-              <w:rPr>
-                <w:rFonts w:ascii="Microsoft YaHei" w:hAnsi="Microsoft YaHei" w:eastAsia="Microsoft YaHei"/>
-                <w:sz w:val="19"/>
-              </w:rPr>
-              <w:t>社区行政负责人</w:t>
-            </w:r>
-          </w:p>
-        </w:tc>
-        <w:tc>
-          <w:tcPr>
-            <w:tcW w:type="dxa" w:w="2880"/>
-          </w:tcPr>
-          <w:p>
-            <w:pPr>
-              <w:jc w:val="left"/>
-            </w:pPr>
-            <w:r>
-              <w:rPr>
-                <w:rFonts w:ascii="Microsoft YaHei" w:hAnsi="Microsoft YaHei" w:eastAsia="Microsoft YaHei"/>
-                <w:sz w:val="19"/>
-              </w:rPr>
-              <w:t>服务合作、资源整合</w:t>
-            </w:r>
-          </w:p>
-        </w:tc>
-      </w:tr>
-      <w:tr>
-        <w:tc>
-          <w:tcPr>
-            <w:tcW w:type="dxa" w:w="2880"/>
-          </w:tcPr>
-          <w:p>
-            <w:pPr>
-              <w:jc w:val="left"/>
-            </w:pPr>
-            <w:r>
-              <w:rPr>
-                <w:rFonts w:ascii="Microsoft YaHei" w:hAnsi="Microsoft YaHei" w:eastAsia="Microsoft YaHei"/>
-                <w:sz w:val="19"/>
-              </w:rPr>
-              <w:t>**社区网格长**</w:t>
-            </w:r>
-          </w:p>
-        </w:tc>
-        <w:tc>
-          <w:tcPr>
-            <w:tcW w:type="dxa" w:w="2880"/>
-          </w:tcPr>
-          <w:p>
-            <w:pPr>
-              <w:jc w:val="left"/>
-            </w:pPr>
-            <w:r>
-              <w:rPr>
-                <w:rFonts w:ascii="Microsoft YaHei" w:hAnsi="Microsoft YaHei" w:eastAsia="Microsoft YaHei"/>
-                <w:sz w:val="19"/>
-              </w:rPr>
-              <w:t>网格管理负责人</w:t>
-            </w:r>
-          </w:p>
-        </w:tc>
-        <w:tc>
-          <w:tcPr>
-            <w:tcW w:type="dxa" w:w="2880"/>
-          </w:tcPr>
-          <w:p>
-            <w:pPr>
-              <w:jc w:val="left"/>
-            </w:pPr>
-            <w:r>
-              <w:rPr>
-                <w:rFonts w:ascii="Microsoft YaHei" w:hAnsi="Microsoft YaHei" w:eastAsia="Microsoft YaHei"/>
-                <w:sz w:val="19"/>
-              </w:rPr>
-              <w:t>网格对接、信息共享</w:t>
-            </w:r>
-          </w:p>
-        </w:tc>
-      </w:tr>
-      <w:tr>
-        <w:tc>
-          <w:tcPr>
-            <w:tcW w:type="dxa" w:w="2880"/>
-          </w:tcPr>
-          <w:p>
-            <w:pPr>
-              <w:jc w:val="left"/>
-            </w:pPr>
-            <w:r>
-              <w:rPr>
-                <w:rFonts w:ascii="Microsoft YaHei" w:hAnsi="Microsoft YaHei" w:eastAsia="Microsoft YaHei"/>
-                <w:sz w:val="19"/>
-              </w:rPr>
-              <w:t>**社区网格员**</w:t>
-            </w:r>
-          </w:p>
-        </w:tc>
-        <w:tc>
-          <w:tcPr>
-            <w:tcW w:type="dxa" w:w="2880"/>
-          </w:tcPr>
-          <w:p>
-            <w:pPr>
-              <w:jc w:val="left"/>
-            </w:pPr>
-            <w:r>
-              <w:rPr>
-                <w:rFonts w:ascii="Microsoft YaHei" w:hAnsi="Microsoft YaHei" w:eastAsia="Microsoft YaHei"/>
-                <w:sz w:val="19"/>
-              </w:rPr>
-              <w:t>一线服务人员</w:t>
-            </w:r>
-          </w:p>
-        </w:tc>
-        <w:tc>
-          <w:tcPr>
-            <w:tcW w:type="dxa" w:w="2880"/>
-          </w:tcPr>
-          <w:p>
-            <w:pPr>
-              <w:jc w:val="left"/>
-            </w:pPr>
-            <w:r>
-              <w:rPr>
-                <w:rFonts w:ascii="Microsoft YaHei" w:hAnsi="Microsoft YaHei" w:eastAsia="Microsoft YaHei"/>
-                <w:sz w:val="19"/>
-              </w:rPr>
-              <w:t>日常协作、信息传递</w:t>
-            </w:r>
-          </w:p>
-        </w:tc>
-      </w:tr>
-    </w:tbl>
-    <w:p/>
-    <w:p>
-      <w:pPr>
-        <w:jc w:val="center"/>
-      </w:pPr>
-      <w:r>
-        <w:drawing>
-          <wp:inline xmlns:a="http://schemas.openxmlformats.org/drawingml/2006/main" xmlns:pic="http://schemas.openxmlformats.org/drawingml/2006/picture">
-            <wp:extent cx="5029200" cy="2235200"/>
-            <wp:docPr id="8" name="Picture 8"/>
-            <wp:cNvGraphicFramePr>
-              <a:graphicFrameLocks noChangeAspect="1"/>
-            </wp:cNvGraphicFramePr>
-            <a:graphic>
-              <a:graphicData uri="http://schemas.openxmlformats.org/drawingml/2006/picture">
-                <pic:pic>
-                  <pic:nvPicPr>
-                    <pic:cNvPr id="0" name="03-社网共建融合方案_002.png"/>
-                    <pic:cNvPicPr/>
-                  </pic:nvPicPr>
-                  <pic:blipFill>
-                    <a:blip r:embed="rId10"/>
-                    <a:stretch>
-                      <a:fillRect/>
-                    </a:stretch>
-                  </pic:blipFill>
-                  <pic:spPr>
-                    <a:xfrm>
-                      <a:off x="0" y="0"/>
-                      <a:ext cx="5029200" cy="2235200"/>
-                    </a:xfrm>
-                    <a:prstGeom prst="rect"/>
-                  </pic:spPr>
-                </pic:pic>
-              </a:graphicData>
-            </a:graphic>
-          </wp:inline>
-        </w:drawing>
-      </w:r>
-    </w:p>
-    <w:tbl>
-      <w:tblPr>
-        <w:tblStyle w:val="TableGrid"/>
-        <w:tblW w:type="auto" w:w="0"/>
-        <w:tblLook w:firstColumn="1" w:firstRow="1" w:lastColumn="0" w:lastRow="0" w:noHBand="0" w:noVBand="1" w:val="04A0"/>
-      </w:tblPr>
-      <w:tblGrid>
-        <w:gridCol w:w="2880"/>
-        <w:gridCol w:w="2880"/>
-        <w:gridCol w:w="2880"/>
-      </w:tblGrid>
-      <w:tr>
-        <w:tc>
-          <w:tcPr>
-            <w:tcW w:type="dxa" w:w="2880"/>
-          </w:tcPr>
-          <w:p>
-            <w:pPr>
-              <w:jc w:val="center"/>
-            </w:pPr>
-            <w:r>
-              <w:rPr>
-                <w:rFonts w:ascii="Microsoft YaHei" w:hAnsi="Microsoft YaHei" w:eastAsia="Microsoft YaHei"/>
-                <w:b/>
-                <w:sz w:val="20"/>
-              </w:rPr>
-              <w:t>对象</w:t>
-            </w:r>
-          </w:p>
-        </w:tc>
-        <w:tc>
-          <w:tcPr>
-            <w:tcW w:type="dxa" w:w="2880"/>
-          </w:tcPr>
-          <w:p>
-            <w:pPr>
-              <w:jc w:val="center"/>
-            </w:pPr>
-            <w:r>
-              <w:rPr>
-                <w:rFonts w:ascii="Microsoft YaHei" w:hAnsi="Microsoft YaHei" w:eastAsia="Microsoft YaHei"/>
-                <w:b/>
-                <w:sz w:val="20"/>
-              </w:rPr>
-              <w:t>职务</w:t>
-            </w:r>
-          </w:p>
-        </w:tc>
-        <w:tc>
-          <w:tcPr>
-            <w:tcW w:type="dxa" w:w="2880"/>
-          </w:tcPr>
-          <w:p>
-            <w:pPr>
-              <w:jc w:val="center"/>
-            </w:pPr>
-            <w:r>
-              <w:rPr>
-                <w:rFonts w:ascii="Microsoft YaHei" w:hAnsi="Microsoft YaHei" w:eastAsia="Microsoft YaHei"/>
-                <w:b/>
-                <w:sz w:val="20"/>
-              </w:rPr>
-              <w:t>对接内容</w:t>
-            </w:r>
-          </w:p>
-        </w:tc>
-      </w:tr>
-      <w:tr>
-        <w:tc>
-          <w:tcPr>
-            <w:tcW w:type="dxa" w:w="2880"/>
-          </w:tcPr>
-          <w:p>
-            <w:pPr>
-              <w:jc w:val="left"/>
-            </w:pPr>
-            <w:r>
-              <w:rPr>
-                <w:rFonts w:ascii="Microsoft YaHei" w:hAnsi="Microsoft YaHei" w:eastAsia="Microsoft YaHei"/>
-                <w:sz w:val="19"/>
-              </w:rPr>
-              <w:t>**供电所所长**</w:t>
-            </w:r>
-          </w:p>
-        </w:tc>
-        <w:tc>
-          <w:tcPr>
-            <w:tcW w:type="dxa" w:w="2880"/>
-          </w:tcPr>
-          <w:p>
-            <w:pPr>
-              <w:jc w:val="left"/>
-            </w:pPr>
-            <w:r>
-              <w:rPr>
-                <w:rFonts w:ascii="Microsoft YaHei" w:hAnsi="Microsoft YaHei" w:eastAsia="Microsoft YaHei"/>
-                <w:sz w:val="19"/>
-              </w:rPr>
-              <w:t>供电所负责人</w:t>
-            </w:r>
-          </w:p>
-        </w:tc>
-        <w:tc>
-          <w:tcPr>
-            <w:tcW w:type="dxa" w:w="2880"/>
-          </w:tcPr>
-          <w:p>
-            <w:pPr>
-              <w:jc w:val="left"/>
-            </w:pPr>
-            <w:r>
-              <w:rPr>
-                <w:rFonts w:ascii="Microsoft YaHei" w:hAnsi="Microsoft YaHei" w:eastAsia="Microsoft YaHei"/>
-                <w:sz w:val="19"/>
-              </w:rPr>
-              <w:t>合作意向、资源调配</w:t>
-            </w:r>
-          </w:p>
-        </w:tc>
-      </w:tr>
-      <w:tr>
-        <w:tc>
-          <w:tcPr>
-            <w:tcW w:type="dxa" w:w="2880"/>
-          </w:tcPr>
-          <w:p>
-            <w:pPr>
-              <w:jc w:val="left"/>
-            </w:pPr>
-            <w:r>
-              <w:rPr>
-                <w:rFonts w:ascii="Microsoft YaHei" w:hAnsi="Microsoft YaHei" w:eastAsia="Microsoft YaHei"/>
-                <w:sz w:val="19"/>
-              </w:rPr>
-              <w:t>**客户经理**</w:t>
-            </w:r>
-          </w:p>
-        </w:tc>
-        <w:tc>
-          <w:tcPr>
-            <w:tcW w:type="dxa" w:w="2880"/>
-          </w:tcPr>
-          <w:p>
-            <w:pPr>
-              <w:jc w:val="left"/>
-            </w:pPr>
-            <w:r>
-              <w:rPr>
-                <w:rFonts w:ascii="Microsoft YaHei" w:hAnsi="Microsoft YaHei" w:eastAsia="Microsoft YaHei"/>
-                <w:sz w:val="19"/>
-              </w:rPr>
-              <w:t>一线服务人员</w:t>
-            </w:r>
-          </w:p>
-        </w:tc>
-        <w:tc>
-          <w:tcPr>
-            <w:tcW w:type="dxa" w:w="2880"/>
-          </w:tcPr>
-          <w:p>
-            <w:pPr>
-              <w:jc w:val="left"/>
-            </w:pPr>
-            <w:r>
-              <w:rPr>
-                <w:rFonts w:ascii="Microsoft YaHei" w:hAnsi="Microsoft YaHei" w:eastAsia="Microsoft YaHei"/>
-                <w:sz w:val="19"/>
-              </w:rPr>
-              <w:t>日常服务、信息收集</w:t>
-            </w:r>
-          </w:p>
-        </w:tc>
-      </w:tr>
-      <w:tr>
-        <w:tc>
-          <w:tcPr>
-            <w:tcW w:type="dxa" w:w="2880"/>
-          </w:tcPr>
-          <w:p>
-            <w:pPr>
-              <w:jc w:val="left"/>
-            </w:pPr>
-            <w:r>
-              <w:rPr>
-                <w:rFonts w:ascii="Microsoft YaHei" w:hAnsi="Microsoft YaHei" w:eastAsia="Microsoft YaHei"/>
-                <w:sz w:val="19"/>
-              </w:rPr>
-              <w:t>**技术骨干**</w:t>
-            </w:r>
-          </w:p>
-        </w:tc>
-        <w:tc>
-          <w:tcPr>
-            <w:tcW w:type="dxa" w:w="2880"/>
-          </w:tcPr>
-          <w:p>
-            <w:pPr>
-              <w:jc w:val="left"/>
-            </w:pPr>
-            <w:r>
-              <w:rPr>
-                <w:rFonts w:ascii="Microsoft YaHei" w:hAnsi="Microsoft YaHei" w:eastAsia="Microsoft YaHei"/>
-                <w:sz w:val="19"/>
-              </w:rPr>
-              <w:t>技术支持人员</w:t>
-            </w:r>
-          </w:p>
-        </w:tc>
-        <w:tc>
-          <w:tcPr>
-            <w:tcW w:type="dxa" w:w="2880"/>
-          </w:tcPr>
-          <w:p>
-            <w:pPr>
-              <w:jc w:val="left"/>
-            </w:pPr>
-            <w:r>
-              <w:rPr>
-                <w:rFonts w:ascii="Microsoft YaHei" w:hAnsi="Microsoft YaHei" w:eastAsia="Microsoft YaHei"/>
-                <w:sz w:val="19"/>
-              </w:rPr>
-              <w:t>技术咨询、应急支持</w:t>
-            </w:r>
-          </w:p>
-        </w:tc>
-      </w:tr>
-    </w:tbl>
-    <w:p/>
-    <w:p>
-      <w:pPr>
-        <w:pStyle w:val="Heading3"/>
-        <w:jc w:val="center"/>
-      </w:pPr>
-      <w:r>
-        <w:drawing>
-          <wp:inline xmlns:a="http://schemas.openxmlformats.org/drawingml/2006/main" xmlns:pic="http://schemas.openxmlformats.org/drawingml/2006/picture">
-            <wp:extent cx="5029200" cy="2137410"/>
-            <wp:docPr id="16" name="Picture 16"/>
-            <wp:cNvGraphicFramePr>
-              <a:graphicFrameLocks noChangeAspect="1"/>
-            </wp:cNvGraphicFramePr>
-            <a:graphic>
-              <a:graphicData uri="http://schemas.openxmlformats.org/drawingml/2006/picture">
-                <pic:pic>
-                  <pic:nvPicPr>
-                    <pic:cNvPr id="0" name="03-社网共建融合方案_016.png"/>
-                    <pic:cNvPicPr/>
-                  </pic:nvPicPr>
-                  <pic:blipFill>
-                    <a:blip r:embed="rId14"/>
-                    <a:stretch>
-                      <a:fillRect/>
-                    </a:stretch>
-                  </pic:blipFill>
-                  <pic:spPr>
-                    <a:xfrm>
-                      <a:off x="0" y="0"/>
-                      <a:ext cx="5029200" cy="2137410"/>
-                    </a:xfrm>
-                    <a:prstGeom prst="rect"/>
-                  </pic:spPr>
-                </pic:pic>
-              </a:graphicData>
-            </a:graphic>
-          </wp:inline>
-        </w:drawing>
-      </w:r>
-    </w:p>
-    <w:p>
-      <w:pPr>
-        <w:jc w:val="center"/>
-      </w:pPr>
-      <w:r>
-        <w:drawing>
-          <wp:inline xmlns:a="http://schemas.openxmlformats.org/drawingml/2006/main" xmlns:pic="http://schemas.openxmlformats.org/drawingml/2006/picture">
-            <wp:extent cx="5029200" cy="1885950"/>
-            <wp:docPr id="9" name="Picture 9"/>
-            <wp:cNvGraphicFramePr>
-              <a:graphicFrameLocks noChangeAspect="1"/>
-            </wp:cNvGraphicFramePr>
-            <a:graphic>
-              <a:graphicData uri="http://schemas.openxmlformats.org/drawingml/2006/picture">
-                <pic:pic>
-                  <pic:nvPicPr>
-                    <pic:cNvPr id="0" name="03-社网共建融合方案_009.png"/>
-                    <pic:cNvPicPr/>
-                  </pic:nvPicPr>
-                  <pic:blipFill>
-                    <a:blip r:embed="rId11"/>
-                    <a:stretch>
-                      <a:fillRect/>
-                    </a:stretch>
-                  </pic:blipFill>
-                  <pic:spPr>
-                    <a:xfrm>
-                      <a:off x="0" y="0"/>
-                      <a:ext cx="5029200" cy="1885950"/>
-                    </a:xfrm>
-                    <a:prstGeom prst="rect"/>
-                  </pic:spPr>
-                </pic:pic>
-              </a:graphicData>
-            </a:graphic>
-          </wp:inline>
-        </w:drawing>
-      </w:r>
-    </w:p>
-    <w:p>
-      <w:pPr>
-        <w:jc w:val="center"/>
-      </w:pPr>
-      <w:r>
-        <w:drawing>
-          <wp:inline xmlns:a="http://schemas.openxmlformats.org/drawingml/2006/main" xmlns:pic="http://schemas.openxmlformats.org/drawingml/2006/picture">
-            <wp:extent cx="5029200" cy="2235200"/>
-            <wp:docPr id="7" name="Picture 7"/>
-            <wp:cNvGraphicFramePr>
-              <a:graphicFrameLocks noChangeAspect="1"/>
-            </wp:cNvGraphicFramePr>
-            <a:graphic>
-              <a:graphicData uri="http://schemas.openxmlformats.org/drawingml/2006/picture">
-                <pic:pic>
-                  <pic:nvPicPr>
-                    <pic:cNvPr id="0" name="03-社网共建融合方案_002.png"/>
-                    <pic:cNvPicPr/>
-                  </pic:nvPicPr>
-                  <pic:blipFill>
-                    <a:blip r:embed="rId10"/>
-                    <a:stretch>
-                      <a:fillRect/>
-                    </a:stretch>
-                  </pic:blipFill>
-                  <pic:spPr>
-                    <a:xfrm>
-                      <a:off x="0" y="0"/>
-                      <a:ext cx="5029200" cy="2235200"/>
-                    </a:xfrm>
-                    <a:prstGeom prst="rect"/>
-                  </pic:spPr>
-                </pic:pic>
-              </a:graphicData>
-            </a:graphic>
-          </wp:inline>
-        </w:drawing>
-      </w:r>
-    </w:p>
-    <w:p>
-      <w:pPr>
-        <w:ind w:left="432"/>
-        <w:jc w:val="center"/>
-      </w:pPr>
-      <w:r>
-        <w:drawing>
-          <wp:inline xmlns:a="http://schemas.openxmlformats.org/drawingml/2006/main" xmlns:pic="http://schemas.openxmlformats.org/drawingml/2006/picture">
-            <wp:extent cx="5029200" cy="2235200"/>
-            <wp:docPr id="10" name="Picture 10"/>
-            <wp:cNvGraphicFramePr>
-              <a:graphicFrameLocks noChangeAspect="1"/>
-            </wp:cNvGraphicFramePr>
-            <a:graphic>
-              <a:graphicData uri="http://schemas.openxmlformats.org/drawingml/2006/picture">
-                <pic:pic>
-                  <pic:nvPicPr>
-                    <pic:cNvPr id="0" name="03-社网共建融合方案_002.png"/>
-                    <pic:cNvPicPr/>
-                  </pic:nvPicPr>
-                  <pic:blipFill>
-                    <a:blip r:embed="rId10"/>
-                    <a:stretch>
-                      <a:fillRect/>
-                    </a:stretch>
-                  </pic:blipFill>
-                  <pic:spPr>
-                    <a:xfrm>
-                      <a:off x="0" y="0"/>
-                      <a:ext cx="5029200" cy="2235200"/>
-                    </a:xfrm>
-                    <a:prstGeom prst="rect"/>
-                  </pic:spPr>
-                </pic:pic>
-              </a:graphicData>
-            </a:graphic>
-          </wp:inline>
-        </w:drawing>
-      </w:r>
-    </w:p>
-    <w:p>
-      <w:pPr>
-        <w:ind w:left="432"/>
-        <w:jc w:val="center"/>
-      </w:pPr>
-      <w:r>
-        <w:drawing>
-          <wp:inline xmlns:a="http://schemas.openxmlformats.org/drawingml/2006/main" xmlns:pic="http://schemas.openxmlformats.org/drawingml/2006/picture">
-            <wp:extent cx="5029200" cy="2235200"/>
-            <wp:docPr id="11" name="Picture 11"/>
-            <wp:cNvGraphicFramePr>
-              <a:graphicFrameLocks noChangeAspect="1"/>
-            </wp:cNvGraphicFramePr>
-            <a:graphic>
-              <a:graphicData uri="http://schemas.openxmlformats.org/drawingml/2006/picture">
-                <pic:pic>
-                  <pic:nvPicPr>
-                    <pic:cNvPr id="0" name="03-社网共建融合方案_002.png"/>
-                    <pic:cNvPicPr/>
-                  </pic:nvPicPr>
-                  <pic:blipFill>
-                    <a:blip r:embed="rId10"/>
-                    <a:stretch>
-                      <a:fillRect/>
-                    </a:stretch>
-                  </pic:blipFill>
-                  <pic:spPr>
-                    <a:xfrm>
-                      <a:off x="0" y="0"/>
-                      <a:ext cx="5029200" cy="2235200"/>
-                    </a:xfrm>
-                    <a:prstGeom prst="rect"/>
-                  </pic:spPr>
-                </pic:pic>
-              </a:graphicData>
-            </a:graphic>
-          </wp:inline>
-        </w:drawing>
-      </w:r>
-    </w:p>
-    <w:p>
-      <w:pPr>
-        <w:jc w:val="center"/>
-      </w:pPr>
-      <w:r>
-        <w:drawing>
-          <wp:inline xmlns:a="http://schemas.openxmlformats.org/drawingml/2006/main" xmlns:pic="http://schemas.openxmlformats.org/drawingml/2006/picture">
-            <wp:extent cx="5029200" cy="2640330"/>
-            <wp:docPr id="13" name="Picture 13"/>
-            <wp:cNvGraphicFramePr>
-              <a:graphicFrameLocks noChangeAspect="1"/>
-            </wp:cNvGraphicFramePr>
-            <a:graphic>
-              <a:graphicData uri="http://schemas.openxmlformats.org/drawingml/2006/picture">
-                <pic:pic>
-                  <pic:nvPicPr>
-                    <pic:cNvPr id="0" name="03-社网共建融合方案_013.png"/>
-                    <pic:cNvPicPr/>
-                  </pic:nvPicPr>
-                  <pic:blipFill>
-                    <a:blip r:embed="rId13"/>
-                    <a:stretch>
-                      <a:fillRect/>
-                    </a:stretch>
-                  </pic:blipFill>
-                  <pic:spPr>
-                    <a:xfrm>
-                      <a:off x="0" y="0"/>
-                      <a:ext cx="5029200" cy="2640330"/>
-                    </a:xfrm>
-                    <a:prstGeom prst="rect"/>
-                  </pic:spPr>
-                </pic:pic>
-              </a:graphicData>
-            </a:graphic>
-          </wp:inline>
-        </w:drawing>
-      </w:r>
-    </w:p>
-    <w:p>
-      <w:pPr>
-        <w:spacing w:before="120" w:after="120"/>
-        <w:ind w:left="432"/>
-        <w:jc w:val="center"/>
-      </w:pPr>
-      <w:r>
-        <w:drawing>
-          <wp:inline xmlns:a="http://schemas.openxmlformats.org/drawingml/2006/main" xmlns:pic="http://schemas.openxmlformats.org/drawingml/2006/picture">
-            <wp:extent cx="5029200" cy="2235200"/>
-            <wp:docPr id="14" name="Picture 14"/>
-            <wp:cNvGraphicFramePr>
-              <a:graphicFrameLocks noChangeAspect="1"/>
-            </wp:cNvGraphicFramePr>
-            <a:graphic>
-              <a:graphicData uri="http://schemas.openxmlformats.org/drawingml/2006/picture">
-                <pic:pic>
-                  <pic:nvPicPr>
-                    <pic:cNvPr id="0" name="03-社网共建融合方案_002.png"/>
-                    <pic:cNvPicPr/>
-                  </pic:nvPicPr>
-                  <pic:blipFill>
-                    <a:blip r:embed="rId10"/>
-                    <a:stretch>
-                      <a:fillRect/>
-                    </a:stretch>
-                  </pic:blipFill>
-                  <pic:spPr>
-                    <a:xfrm>
-                      <a:off x="0" y="0"/>
-                      <a:ext cx="5029200" cy="2235200"/>
-                    </a:xfrm>
-                    <a:prstGeom prst="rect"/>
-                  </pic:spPr>
-                </pic:pic>
-              </a:graphicData>
-            </a:graphic>
-          </wp:inline>
-        </w:drawing>
-      </w:r>
-    </w:p>
-    <w:p>
-      <w:pPr>
-        <w:jc w:val="center"/>
-      </w:pPr>
-      <w:r>
-        <w:drawing>
-          <wp:inline xmlns:a="http://schemas.openxmlformats.org/drawingml/2006/main" xmlns:pic="http://schemas.openxmlformats.org/drawingml/2006/picture">
-            <wp:extent cx="5029200" cy="2137410"/>
-            <wp:docPr id="17" name="Picture 17"/>
-            <wp:cNvGraphicFramePr>
-              <a:graphicFrameLocks noChangeAspect="1"/>
-            </wp:cNvGraphicFramePr>
-            <a:graphic>
-              <a:graphicData uri="http://schemas.openxmlformats.org/drawingml/2006/picture">
-                <pic:pic>
-                  <pic:nvPicPr>
-                    <pic:cNvPr id="0" name="03-社网共建融合方案_017.png"/>
-                    <pic:cNvPicPr/>
-                  </pic:nvPicPr>
-                  <pic:blipFill>
-                    <a:blip r:embed="rId15"/>
-                    <a:stretch>
-                      <a:fillRect/>
-                    </a:stretch>
-                  </pic:blipFill>
-                  <pic:spPr>
-                    <a:xfrm>
-                      <a:off x="0" y="0"/>
-                      <a:ext cx="5029200" cy="2137410"/>
-                    </a:xfrm>
-                    <a:prstGeom prst="rect"/>
-                  </pic:spPr>
-                </pic:pic>
-              </a:graphicData>
-            </a:graphic>
-          </wp:inline>
-        </w:drawing>
-      </w:r>
-    </w:p>
-    <w:p>
-      <w:pPr>
-        <w:ind w:left="432"/>
+        <w:jc w:val="both"/>
       </w:pPr>
       <w:r>
         <w:rPr>
           <w:rFonts w:ascii="Microsoft YaHei" w:hAnsi="Microsoft YaHei" w:eastAsia="Microsoft YaHei"/>
           <w:sz w:val="21"/>
         </w:rPr>
-        <w:t>● 会议纪要</w:t>
+        <w:t>问题分类处置清单：</w:t>
       </w:r>
     </w:p>
     <w:p>
       <w:pPr>
-        <w:ind w:left="432"/>
-        <w:jc w:val="center"/>
-      </w:pPr>
-      <w:r>
-        <w:drawing>
-          <wp:inline xmlns:a="http://schemas.openxmlformats.org/drawingml/2006/main" xmlns:pic="http://schemas.openxmlformats.org/drawingml/2006/picture">
-            <wp:extent cx="5029200" cy="9178290"/>
-            <wp:docPr id="19" name="Picture 19"/>
-            <wp:cNvGraphicFramePr>
-              <a:graphicFrameLocks noChangeAspect="1"/>
-            </wp:cNvGraphicFramePr>
-            <a:graphic>
-              <a:graphicData uri="http://schemas.openxmlformats.org/drawingml/2006/picture">
-                <pic:pic>
-                  <pic:nvPicPr>
-                    <pic:cNvPr id="0" name="03-社网共建融合方案_019.png"/>
-                    <pic:cNvPicPr/>
-                  </pic:nvPicPr>
-                  <pic:blipFill>
-                    <a:blip r:embed="rId17"/>
-                    <a:stretch>
-                      <a:fillRect/>
-                    </a:stretch>
-                  </pic:blipFill>
-                  <pic:spPr>
-                    <a:xfrm>
-                      <a:off x="0" y="0"/>
-                      <a:ext cx="5029200" cy="9178290"/>
-                    </a:xfrm>
-                    <a:prstGeom prst="rect"/>
-                  </pic:spPr>
-                </pic:pic>
-              </a:graphicData>
-            </a:graphic>
-          </wp:inline>
-        </w:drawing>
-      </w:r>
-    </w:p>
-    <w:p>
-      <w:pPr>
-        <w:ind w:left="432"/>
-        <w:jc w:val="center"/>
-      </w:pPr>
-      <w:r>
-        <w:drawing>
-          <wp:inline xmlns:a="http://schemas.openxmlformats.org/drawingml/2006/main" xmlns:pic="http://schemas.openxmlformats.org/drawingml/2006/picture">
-            <wp:extent cx="5029200" cy="2235200"/>
-            <wp:docPr id="36" name="Picture 36"/>
-            <wp:cNvGraphicFramePr>
-              <a:graphicFrameLocks noChangeAspect="1"/>
-            </wp:cNvGraphicFramePr>
-            <a:graphic>
-              <a:graphicData uri="http://schemas.openxmlformats.org/drawingml/2006/picture">
-                <pic:pic>
-                  <pic:nvPicPr>
-                    <pic:cNvPr id="0" name="image.png"/>
-                    <pic:cNvPicPr/>
-                  </pic:nvPicPr>
-                  <pic:blipFill>
-                    <a:blip r:embed="rId10"/>
-                    <a:stretch>
-                      <a:fillRect/>
-                    </a:stretch>
-                  </pic:blipFill>
-                  <pic:spPr>
-                    <a:xfrm>
-                      <a:off x="0" y="0"/>
-                      <a:ext cx="5029200" cy="2235200"/>
-                    </a:xfrm>
-                    <a:prstGeom prst="rect"/>
-                  </pic:spPr>
-                </pic:pic>
-              </a:graphicData>
-            </a:graphic>
-          </wp:inline>
-        </w:drawing>
-      </w:r>
-    </w:p>
-    <w:p>
-      <w:pPr>
-        <w:pStyle w:val="Heading2"/>
-        <w:jc w:val="center"/>
-      </w:pPr>
-      <w:r>
-        <w:drawing>
-          <wp:inline xmlns:a="http://schemas.openxmlformats.org/drawingml/2006/main" xmlns:pic="http://schemas.openxmlformats.org/drawingml/2006/picture">
-            <wp:extent cx="5029200" cy="4400550"/>
-            <wp:docPr id="24" name="Picture 24"/>
-            <wp:cNvGraphicFramePr>
-              <a:graphicFrameLocks noChangeAspect="1"/>
-            </wp:cNvGraphicFramePr>
-            <a:graphic>
-              <a:graphicData uri="http://schemas.openxmlformats.org/drawingml/2006/picture">
-                <pic:pic>
-                  <pic:nvPicPr>
-                    <pic:cNvPr id="0" name="03-社网共建融合方案_024.png"/>
-                    <pic:cNvPicPr/>
-                  </pic:nvPicPr>
-                  <pic:blipFill>
-                    <a:blip r:embed="rId22"/>
-                    <a:stretch>
-                      <a:fillRect/>
-                    </a:stretch>
-                  </pic:blipFill>
-                  <pic:spPr>
-                    <a:xfrm>
-                      <a:off x="0" y="0"/>
-                      <a:ext cx="5029200" cy="4400550"/>
-                    </a:xfrm>
-                    <a:prstGeom prst="rect"/>
-                  </pic:spPr>
-                </pic:pic>
-              </a:graphicData>
-            </a:graphic>
-          </wp:inline>
-        </w:drawing>
-      </w:r>
-    </w:p>
-    <w:p>
-      <w:pPr>
         <w:pStyle w:val="Heading3"/>
-        <w:jc w:val="center"/>
-      </w:pPr>
-      <w:r>
-        <w:drawing>
-          <wp:inline xmlns:a="http://schemas.openxmlformats.org/drawingml/2006/main" xmlns:pic="http://schemas.openxmlformats.org/drawingml/2006/picture">
-            <wp:extent cx="5029200" cy="4149090"/>
-            <wp:docPr id="22" name="Picture 22"/>
-            <wp:cNvGraphicFramePr>
-              <a:graphicFrameLocks noChangeAspect="1"/>
-            </wp:cNvGraphicFramePr>
-            <a:graphic>
-              <a:graphicData uri="http://schemas.openxmlformats.org/drawingml/2006/picture">
-                <pic:pic>
-                  <pic:nvPicPr>
-                    <pic:cNvPr id="0" name="03-社网共建融合方案_022.png"/>
-                    <pic:cNvPicPr/>
-                  </pic:nvPicPr>
-                  <pic:blipFill>
-                    <a:blip r:embed="rId20"/>
-                    <a:stretch>
-                      <a:fillRect/>
-                    </a:stretch>
-                  </pic:blipFill>
-                  <pic:spPr>
-                    <a:xfrm>
-                      <a:off x="0" y="0"/>
-                      <a:ext cx="5029200" cy="4149090"/>
-                    </a:xfrm>
-                    <a:prstGeom prst="rect"/>
-                  </pic:spPr>
-                </pic:pic>
-              </a:graphicData>
-            </a:graphic>
-          </wp:inline>
-        </w:drawing>
-      </w:r>
-    </w:p>
-    <w:p>
-      <w:pPr>
-        <w:pStyle w:val="Heading4"/>
-        <w:jc w:val="center"/>
-      </w:pPr>
-      <w:r>
-        <w:drawing>
-          <wp:inline xmlns:a="http://schemas.openxmlformats.org/drawingml/2006/main" xmlns:pic="http://schemas.openxmlformats.org/drawingml/2006/picture">
-            <wp:extent cx="5029200" cy="3897630"/>
-            <wp:docPr id="38" name="Picture 38"/>
-            <wp:cNvGraphicFramePr>
-              <a:graphicFrameLocks noChangeAspect="1"/>
-            </wp:cNvGraphicFramePr>
-            <a:graphic>
-              <a:graphicData uri="http://schemas.openxmlformats.org/drawingml/2006/picture">
-                <pic:pic>
-                  <pic:nvPicPr>
-                    <pic:cNvPr id="0" name="03-社网共建融合方案_016.png"/>
-                    <pic:cNvPicPr/>
-                  </pic:nvPicPr>
-                  <pic:blipFill>
-                    <a:blip r:embed="rId33"/>
-                    <a:stretch>
-                      <a:fillRect/>
-                    </a:stretch>
-                  </pic:blipFill>
-                  <pic:spPr>
-                    <a:xfrm>
-                      <a:off x="0" y="0"/>
-                      <a:ext cx="5029200" cy="3897630"/>
-                    </a:xfrm>
-                    <a:prstGeom prst="rect"/>
-                  </pic:spPr>
-                </pic:pic>
-              </a:graphicData>
-            </a:graphic>
-          </wp:inline>
-        </w:drawing>
-      </w:r>
-    </w:p>
-    <w:tbl>
-      <w:tblPr>
-        <w:tblStyle w:val="TableGrid"/>
-        <w:tblW w:type="auto" w:w="0"/>
-        <w:tblLook w:firstColumn="1" w:firstRow="1" w:lastColumn="0" w:lastRow="0" w:noHBand="0" w:noVBand="1" w:val="04A0"/>
-      </w:tblPr>
-      <w:tblGrid>
-        <w:gridCol w:w="2880"/>
-        <w:gridCol w:w="2880"/>
-        <w:gridCol w:w="2880"/>
-      </w:tblGrid>
-      <w:tr>
-        <w:tc>
-          <w:tcPr>
-            <w:tcW w:type="dxa" w:w="2880"/>
-          </w:tcPr>
-          <w:p>
-            <w:pPr>
-              <w:jc w:val="center"/>
-            </w:pPr>
-            <w:r>
-              <w:rPr>
-                <w:rFonts w:ascii="Microsoft YaHei" w:hAnsi="Microsoft YaHei" w:eastAsia="Microsoft YaHei"/>
-                <w:b/>
-                <w:sz w:val="20"/>
-              </w:rPr>
-              <w:t>服务项目</w:t>
-            </w:r>
-          </w:p>
-        </w:tc>
-        <w:tc>
-          <w:tcPr>
-            <w:tcW w:type="dxa" w:w="2880"/>
-          </w:tcPr>
-          <w:p>
-            <w:pPr>
-              <w:jc w:val="center"/>
-            </w:pPr>
-            <w:r>
-              <w:rPr>
-                <w:rFonts w:ascii="Microsoft YaHei" w:hAnsi="Microsoft YaHei" w:eastAsia="Microsoft YaHei"/>
-                <w:b/>
-                <w:sz w:val="20"/>
-              </w:rPr>
-              <w:t>办理方式</w:t>
-            </w:r>
-          </w:p>
-        </w:tc>
-        <w:tc>
-          <w:tcPr>
-            <w:tcW w:type="dxa" w:w="2880"/>
-          </w:tcPr>
-          <w:p>
-            <w:pPr>
-              <w:jc w:val="center"/>
-            </w:pPr>
-            <w:r>
-              <w:rPr>
-                <w:rFonts w:ascii="Microsoft YaHei" w:hAnsi="Microsoft YaHei" w:eastAsia="Microsoft YaHei"/>
-                <w:b/>
-                <w:sz w:val="20"/>
-              </w:rPr>
-              <w:t>所需时间</w:t>
-            </w:r>
-          </w:p>
-        </w:tc>
-      </w:tr>
-      <w:tr>
-        <w:tc>
-          <w:tcPr>
-            <w:tcW w:type="dxa" w:w="2880"/>
-          </w:tcPr>
-          <w:p>
-            <w:pPr>
-              <w:jc w:val="left"/>
-            </w:pPr>
-            <w:r>
-              <w:rPr>
-                <w:rFonts w:ascii="Microsoft YaHei" w:hAnsi="Microsoft YaHei" w:eastAsia="Microsoft YaHei"/>
-                <w:sz w:val="19"/>
-              </w:rPr>
-              <w:t>**居民新装**</w:t>
-            </w:r>
-          </w:p>
-        </w:tc>
-        <w:tc>
-          <w:tcPr>
-            <w:tcW w:type="dxa" w:w="2880"/>
-          </w:tcPr>
-          <w:p>
-            <w:pPr>
-              <w:jc w:val="left"/>
-            </w:pPr>
-            <w:r>
-              <w:rPr>
-                <w:rFonts w:ascii="Microsoft YaHei" w:hAnsi="Microsoft YaHei" w:eastAsia="Microsoft YaHei"/>
-                <w:sz w:val="19"/>
-              </w:rPr>
-              <w:t>移动终端现场办理</w:t>
-            </w:r>
-          </w:p>
-        </w:tc>
-        <w:tc>
-          <w:tcPr>
-            <w:tcW w:type="dxa" w:w="2880"/>
-          </w:tcPr>
-          <w:p>
-            <w:pPr>
-              <w:jc w:val="left"/>
-            </w:pPr>
-            <w:r>
-              <w:rPr>
-                <w:rFonts w:ascii="Microsoft YaHei" w:hAnsi="Microsoft YaHei" w:eastAsia="Microsoft YaHei"/>
-                <w:sz w:val="19"/>
-              </w:rPr>
-              <w:t>15分钟</w:t>
-            </w:r>
-          </w:p>
-        </w:tc>
-      </w:tr>
-      <w:tr>
-        <w:tc>
-          <w:tcPr>
-            <w:tcW w:type="dxa" w:w="2880"/>
-          </w:tcPr>
-          <w:p>
-            <w:pPr>
-              <w:jc w:val="left"/>
-            </w:pPr>
-            <w:r>
-              <w:rPr>
-                <w:rFonts w:ascii="Microsoft YaHei" w:hAnsi="Microsoft YaHei" w:eastAsia="Microsoft YaHei"/>
-                <w:sz w:val="19"/>
-              </w:rPr>
-              <w:t>**居民增容**</w:t>
-            </w:r>
-          </w:p>
-        </w:tc>
-        <w:tc>
-          <w:tcPr>
-            <w:tcW w:type="dxa" w:w="2880"/>
-          </w:tcPr>
-          <w:p>
-            <w:pPr>
-              <w:jc w:val="left"/>
-            </w:pPr>
-            <w:r>
-              <w:rPr>
-                <w:rFonts w:ascii="Microsoft YaHei" w:hAnsi="Microsoft YaHei" w:eastAsia="Microsoft YaHei"/>
-                <w:sz w:val="19"/>
-              </w:rPr>
-              <w:t>移动终端现场办理</w:t>
-            </w:r>
-          </w:p>
-        </w:tc>
-        <w:tc>
-          <w:tcPr>
-            <w:tcW w:type="dxa" w:w="2880"/>
-          </w:tcPr>
-          <w:p>
-            <w:pPr>
-              <w:jc w:val="left"/>
-            </w:pPr>
-            <w:r>
-              <w:rPr>
-                <w:rFonts w:ascii="Microsoft YaHei" w:hAnsi="Microsoft YaHei" w:eastAsia="Microsoft YaHei"/>
-                <w:sz w:val="19"/>
-              </w:rPr>
-              <w:t>15分钟</w:t>
-            </w:r>
-          </w:p>
-        </w:tc>
-      </w:tr>
-      <w:tr>
-        <w:tc>
-          <w:tcPr>
-            <w:tcW w:type="dxa" w:w="2880"/>
-          </w:tcPr>
-          <w:p>
-            <w:pPr>
-              <w:jc w:val="left"/>
-            </w:pPr>
-            <w:r>
-              <w:rPr>
-                <w:rFonts w:ascii="Microsoft YaHei" w:hAnsi="Microsoft YaHei" w:eastAsia="Microsoft YaHei"/>
-                <w:sz w:val="19"/>
-              </w:rPr>
-              <w:t>**居民减容**</w:t>
-            </w:r>
-          </w:p>
-        </w:tc>
-        <w:tc>
-          <w:tcPr>
-            <w:tcW w:type="dxa" w:w="2880"/>
-          </w:tcPr>
-          <w:p>
-            <w:pPr>
-              <w:jc w:val="left"/>
-            </w:pPr>
-            <w:r>
-              <w:rPr>
-                <w:rFonts w:ascii="Microsoft YaHei" w:hAnsi="Microsoft YaHei" w:eastAsia="Microsoft YaHei"/>
-                <w:sz w:val="19"/>
-              </w:rPr>
-              <w:t>移动终端现场办理</w:t>
-            </w:r>
-          </w:p>
-        </w:tc>
-        <w:tc>
-          <w:tcPr>
-            <w:tcW w:type="dxa" w:w="2880"/>
-          </w:tcPr>
-          <w:p>
-            <w:pPr>
-              <w:jc w:val="left"/>
-            </w:pPr>
-            <w:r>
-              <w:rPr>
-                <w:rFonts w:ascii="Microsoft YaHei" w:hAnsi="Microsoft YaHei" w:eastAsia="Microsoft YaHei"/>
-                <w:sz w:val="19"/>
-              </w:rPr>
-              <w:t>15分钟</w:t>
-            </w:r>
-          </w:p>
-        </w:tc>
-      </w:tr>
-      <w:tr>
-        <w:tc>
-          <w:tcPr>
-            <w:tcW w:type="dxa" w:w="2880"/>
-          </w:tcPr>
-          <w:p>
-            <w:pPr>
-              <w:jc w:val="left"/>
-            </w:pPr>
-            <w:r>
-              <w:rPr>
-                <w:rFonts w:ascii="Microsoft YaHei" w:hAnsi="Microsoft YaHei" w:eastAsia="Microsoft YaHei"/>
-                <w:sz w:val="19"/>
-              </w:rPr>
-              <w:t>**销户**</w:t>
-            </w:r>
-          </w:p>
-        </w:tc>
-        <w:tc>
-          <w:tcPr>
-            <w:tcW w:type="dxa" w:w="2880"/>
-          </w:tcPr>
-          <w:p>
-            <w:pPr>
-              <w:jc w:val="left"/>
-            </w:pPr>
-            <w:r>
-              <w:rPr>
-                <w:rFonts w:ascii="Microsoft YaHei" w:hAnsi="Microsoft YaHei" w:eastAsia="Microsoft YaHei"/>
-                <w:sz w:val="19"/>
-              </w:rPr>
-              <w:t>移动终端现场办理</w:t>
-            </w:r>
-          </w:p>
-        </w:tc>
-        <w:tc>
-          <w:tcPr>
-            <w:tcW w:type="dxa" w:w="2880"/>
-          </w:tcPr>
-          <w:p>
-            <w:pPr>
-              <w:jc w:val="left"/>
-            </w:pPr>
-            <w:r>
-              <w:rPr>
-                <w:rFonts w:ascii="Microsoft YaHei" w:hAnsi="Microsoft YaHei" w:eastAsia="Microsoft YaHei"/>
-                <w:sz w:val="19"/>
-              </w:rPr>
-              <w:t>10分钟</w:t>
-            </w:r>
-          </w:p>
-        </w:tc>
-      </w:tr>
-      <w:tr>
-        <w:tc>
-          <w:tcPr>
-            <w:tcW w:type="dxa" w:w="2880"/>
-          </w:tcPr>
-          <w:p>
-            <w:pPr>
-              <w:jc w:val="left"/>
-            </w:pPr>
-            <w:r>
-              <w:rPr>
-                <w:rFonts w:ascii="Microsoft YaHei" w:hAnsi="Microsoft YaHei" w:eastAsia="Microsoft YaHei"/>
-                <w:sz w:val="19"/>
-              </w:rPr>
-              <w:t>**更名过户**</w:t>
-            </w:r>
-          </w:p>
-        </w:tc>
-        <w:tc>
-          <w:tcPr>
-            <w:tcW w:type="dxa" w:w="2880"/>
-          </w:tcPr>
-          <w:p>
-            <w:pPr>
-              <w:jc w:val="left"/>
-            </w:pPr>
-            <w:r>
-              <w:rPr>
-                <w:rFonts w:ascii="Microsoft YaHei" w:hAnsi="Microsoft YaHei" w:eastAsia="Microsoft YaHei"/>
-                <w:sz w:val="19"/>
-              </w:rPr>
-              <w:t>移动终端现场办理</w:t>
-            </w:r>
-          </w:p>
-        </w:tc>
-        <w:tc>
-          <w:tcPr>
-            <w:tcW w:type="dxa" w:w="2880"/>
-          </w:tcPr>
-          <w:p>
-            <w:pPr>
-              <w:jc w:val="left"/>
-            </w:pPr>
-            <w:r>
-              <w:rPr>
-                <w:rFonts w:ascii="Microsoft YaHei" w:hAnsi="Microsoft YaHei" w:eastAsia="Microsoft YaHei"/>
-                <w:sz w:val="19"/>
-              </w:rPr>
-              <w:t>10分钟</w:t>
-            </w:r>
-          </w:p>
-        </w:tc>
-      </w:tr>
-    </w:tbl>
-    <w:p/>
-    <w:p>
-      <w:pPr>
-        <w:jc w:val="center"/>
-      </w:pPr>
-      <w:r>
-        <w:drawing>
-          <wp:inline xmlns:a="http://schemas.openxmlformats.org/drawingml/2006/main" xmlns:pic="http://schemas.openxmlformats.org/drawingml/2006/picture">
-            <wp:extent cx="5029200" cy="2137410"/>
-            <wp:docPr id="18" name="Picture 18"/>
-            <wp:cNvGraphicFramePr>
-              <a:graphicFrameLocks noChangeAspect="1"/>
-            </wp:cNvGraphicFramePr>
-            <a:graphic>
-              <a:graphicData uri="http://schemas.openxmlformats.org/drawingml/2006/picture">
-                <pic:pic>
-                  <pic:nvPicPr>
-                    <pic:cNvPr id="0" name="03-社网共建融合方案_018.png"/>
-                    <pic:cNvPicPr/>
-                  </pic:nvPicPr>
-                  <pic:blipFill>
-                    <a:blip r:embed="rId16"/>
-                    <a:stretch>
-                      <a:fillRect/>
-                    </a:stretch>
-                  </pic:blipFill>
-                  <pic:spPr>
-                    <a:xfrm>
-                      <a:off x="0" y="0"/>
-                      <a:ext cx="5029200" cy="2137410"/>
-                    </a:xfrm>
-                    <a:prstGeom prst="rect"/>
-                  </pic:spPr>
-                </pic:pic>
-              </a:graphicData>
-            </a:graphic>
-          </wp:inline>
-        </w:drawing>
-      </w:r>
-    </w:p>
-    <w:p>
-      <w:pPr>
-        <w:spacing w:before="120" w:after="120"/>
-        <w:ind w:left="432"/>
-        <w:jc w:val="center"/>
-      </w:pPr>
-      <w:r>
-        <w:drawing>
-          <wp:inline xmlns:a="http://schemas.openxmlformats.org/drawingml/2006/main" xmlns:pic="http://schemas.openxmlformats.org/drawingml/2006/picture">
-            <wp:extent cx="5029200" cy="6412230"/>
-            <wp:docPr id="20" name="Picture 20"/>
-            <wp:cNvGraphicFramePr>
-              <a:graphicFrameLocks noChangeAspect="1"/>
-            </wp:cNvGraphicFramePr>
-            <a:graphic>
-              <a:graphicData uri="http://schemas.openxmlformats.org/drawingml/2006/picture">
-                <pic:pic>
-                  <pic:nvPicPr>
-                    <pic:cNvPr id="0" name="03-社网共建融合方案_020.png"/>
-                    <pic:cNvPicPr/>
-                  </pic:nvPicPr>
-                  <pic:blipFill>
-                    <a:blip r:embed="rId18"/>
-                    <a:stretch>
-                      <a:fillRect/>
-                    </a:stretch>
-                  </pic:blipFill>
-                  <pic:spPr>
-                    <a:xfrm>
-                      <a:off x="0" y="0"/>
-                      <a:ext cx="5029200" cy="6412230"/>
-                    </a:xfrm>
-                    <a:prstGeom prst="rect"/>
-                  </pic:spPr>
-                </pic:pic>
-              </a:graphicData>
-            </a:graphic>
-          </wp:inline>
-        </w:drawing>
-      </w:r>
-    </w:p>
-    <w:p>
-      <w:pPr>
-        <w:jc w:val="center"/>
-      </w:pPr>
-      <w:r>
-        <w:drawing>
-          <wp:inline xmlns:a="http://schemas.openxmlformats.org/drawingml/2006/main" xmlns:pic="http://schemas.openxmlformats.org/drawingml/2006/picture">
-            <wp:extent cx="5029200" cy="4903470"/>
-            <wp:docPr id="25" name="Picture 25"/>
-            <wp:cNvGraphicFramePr>
-              <a:graphicFrameLocks noChangeAspect="1"/>
-            </wp:cNvGraphicFramePr>
-            <a:graphic>
-              <a:graphicData uri="http://schemas.openxmlformats.org/drawingml/2006/picture">
-                <pic:pic>
-                  <pic:nvPicPr>
-                    <pic:cNvPr id="0" name="03-社网共建融合方案_025.png"/>
-                    <pic:cNvPicPr/>
-                  </pic:nvPicPr>
-                  <pic:blipFill>
-                    <a:blip r:embed="rId23"/>
-                    <a:stretch>
-                      <a:fillRect/>
-                    </a:stretch>
-                  </pic:blipFill>
-                  <pic:spPr>
-                    <a:xfrm>
-                      <a:off x="0" y="0"/>
-                      <a:ext cx="5029200" cy="4903470"/>
-                    </a:xfrm>
-                    <a:prstGeom prst="rect"/>
-                  </pic:spPr>
-                </pic:pic>
-              </a:graphicData>
-            </a:graphic>
-          </wp:inline>
-        </w:drawing>
-      </w:r>
-    </w:p>
-    <w:tbl>
-      <w:tblPr>
-        <w:tblStyle w:val="TableGrid"/>
-        <w:tblW w:type="auto" w:w="0"/>
-        <w:tblLook w:firstColumn="1" w:firstRow="1" w:lastColumn="0" w:lastRow="0" w:noHBand="0" w:noVBand="1" w:val="04A0"/>
-      </w:tblPr>
-      <w:tblGrid>
-        <w:gridCol w:w="4320"/>
-        <w:gridCol w:w="4320"/>
-      </w:tblGrid>
-      <w:tr>
-        <w:tc>
-          <w:tcPr>
-            <w:tcW w:type="dxa" w:w="4320"/>
-          </w:tcPr>
-          <w:p>
-            <w:pPr>
-              <w:jc w:val="center"/>
-            </w:pPr>
-            <w:r>
-              <w:rPr>
-                <w:rFonts w:ascii="Microsoft YaHei" w:hAnsi="Microsoft YaHei" w:eastAsia="Microsoft YaHei"/>
-                <w:b/>
-                <w:sz w:val="20"/>
-              </w:rPr>
-              <w:t>业务类型</w:t>
-            </w:r>
-          </w:p>
-        </w:tc>
-        <w:tc>
-          <w:tcPr>
-            <w:tcW w:type="dxa" w:w="4320"/>
-          </w:tcPr>
-          <w:p>
-            <w:pPr>
-              <w:jc w:val="center"/>
-            </w:pPr>
-            <w:r>
-              <w:rPr>
-                <w:rFonts w:ascii="Microsoft YaHei" w:hAnsi="Microsoft YaHei" w:eastAsia="Microsoft YaHei"/>
-                <w:b/>
-                <w:sz w:val="20"/>
-              </w:rPr>
-              <w:t>所需资料</w:t>
-            </w:r>
-          </w:p>
-        </w:tc>
-      </w:tr>
-      <w:tr>
-        <w:tc>
-          <w:tcPr>
-            <w:tcW w:type="dxa" w:w="4320"/>
-          </w:tcPr>
-          <w:p>
-            <w:pPr>
-              <w:jc w:val="left"/>
-            </w:pPr>
-            <w:r>
-              <w:rPr>
-                <w:rFonts w:ascii="Microsoft YaHei" w:hAnsi="Microsoft YaHei" w:eastAsia="Microsoft YaHei"/>
-                <w:sz w:val="19"/>
-              </w:rPr>
-              <w:t>**居民新装**</w:t>
-            </w:r>
-          </w:p>
-        </w:tc>
-        <w:tc>
-          <w:tcPr>
-            <w:tcW w:type="dxa" w:w="4320"/>
-          </w:tcPr>
-          <w:p>
-            <w:pPr>
-              <w:jc w:val="left"/>
-            </w:pPr>
-            <w:r>
-              <w:rPr>
-                <w:rFonts w:ascii="Microsoft YaHei" w:hAnsi="Microsoft YaHei" w:eastAsia="Microsoft YaHei"/>
-                <w:sz w:val="19"/>
-              </w:rPr>
-              <w:t>身份证、房产证明（或租房合同）</w:t>
-            </w:r>
-          </w:p>
-        </w:tc>
-      </w:tr>
-      <w:tr>
-        <w:tc>
-          <w:tcPr>
-            <w:tcW w:type="dxa" w:w="4320"/>
-          </w:tcPr>
-          <w:p>
-            <w:pPr>
-              <w:jc w:val="left"/>
-            </w:pPr>
-            <w:r>
-              <w:rPr>
-                <w:rFonts w:ascii="Microsoft YaHei" w:hAnsi="Microsoft YaHei" w:eastAsia="Microsoft YaHei"/>
-                <w:sz w:val="19"/>
-              </w:rPr>
-              <w:t>**居民增容**</w:t>
-            </w:r>
-          </w:p>
-        </w:tc>
-        <w:tc>
-          <w:tcPr>
-            <w:tcW w:type="dxa" w:w="4320"/>
-          </w:tcPr>
-          <w:p>
-            <w:pPr>
-              <w:jc w:val="left"/>
-            </w:pPr>
-            <w:r>
-              <w:rPr>
-                <w:rFonts w:ascii="Microsoft YaHei" w:hAnsi="Microsoft YaHei" w:eastAsia="Microsoft YaHei"/>
-                <w:sz w:val="19"/>
-              </w:rPr>
-              <w:t>身份证、用电设备清单</w:t>
-            </w:r>
-          </w:p>
-        </w:tc>
-      </w:tr>
-      <w:tr>
-        <w:tc>
-          <w:tcPr>
-            <w:tcW w:type="dxa" w:w="4320"/>
-          </w:tcPr>
-          <w:p>
-            <w:pPr>
-              <w:jc w:val="left"/>
-            </w:pPr>
-            <w:r>
-              <w:rPr>
-                <w:rFonts w:ascii="Microsoft YaHei" w:hAnsi="Microsoft YaHei" w:eastAsia="Microsoft YaHei"/>
-                <w:sz w:val="19"/>
-              </w:rPr>
-              <w:t>**居民减容**</w:t>
-            </w:r>
-          </w:p>
-        </w:tc>
-        <w:tc>
-          <w:tcPr>
-            <w:tcW w:type="dxa" w:w="4320"/>
-          </w:tcPr>
-          <w:p>
-            <w:pPr>
-              <w:jc w:val="left"/>
-            </w:pPr>
-            <w:r>
-              <w:rPr>
-                <w:rFonts w:ascii="Microsoft YaHei" w:hAnsi="Microsoft YaHei" w:eastAsia="Microsoft YaHei"/>
-                <w:sz w:val="19"/>
-              </w:rPr>
-              <w:t>身份证</w:t>
-            </w:r>
-          </w:p>
-        </w:tc>
-      </w:tr>
-      <w:tr>
-        <w:tc>
-          <w:tcPr>
-            <w:tcW w:type="dxa" w:w="4320"/>
-          </w:tcPr>
-          <w:p>
-            <w:pPr>
-              <w:jc w:val="left"/>
-            </w:pPr>
-            <w:r>
-              <w:rPr>
-                <w:rFonts w:ascii="Microsoft YaHei" w:hAnsi="Microsoft YaHei" w:eastAsia="Microsoft YaHei"/>
-                <w:sz w:val="19"/>
-              </w:rPr>
-              <w:t>**销户**</w:t>
-            </w:r>
-          </w:p>
-        </w:tc>
-        <w:tc>
-          <w:tcPr>
-            <w:tcW w:type="dxa" w:w="4320"/>
-          </w:tcPr>
-          <w:p>
-            <w:pPr>
-              <w:jc w:val="left"/>
-            </w:pPr>
-            <w:r>
-              <w:rPr>
-                <w:rFonts w:ascii="Microsoft YaHei" w:hAnsi="Microsoft YaHei" w:eastAsia="Microsoft YaHei"/>
-                <w:sz w:val="19"/>
-              </w:rPr>
-              <w:t>身份证</w:t>
-            </w:r>
-          </w:p>
-        </w:tc>
-      </w:tr>
-      <w:tr>
-        <w:tc>
-          <w:tcPr>
-            <w:tcW w:type="dxa" w:w="4320"/>
-          </w:tcPr>
-          <w:p>
-            <w:pPr>
-              <w:jc w:val="left"/>
-            </w:pPr>
-            <w:r>
-              <w:rPr>
-                <w:rFonts w:ascii="Microsoft YaHei" w:hAnsi="Microsoft YaHei" w:eastAsia="Microsoft YaHei"/>
-                <w:sz w:val="19"/>
-              </w:rPr>
-              <w:t>**更名过户**</w:t>
-            </w:r>
-          </w:p>
-        </w:tc>
-        <w:tc>
-          <w:tcPr>
-            <w:tcW w:type="dxa" w:w="4320"/>
-          </w:tcPr>
-          <w:p>
-            <w:pPr>
-              <w:jc w:val="left"/>
-            </w:pPr>
-            <w:r>
-              <w:rPr>
-                <w:rFonts w:ascii="Microsoft YaHei" w:hAnsi="Microsoft YaHei" w:eastAsia="Microsoft YaHei"/>
-                <w:sz w:val="19"/>
-              </w:rPr>
-              <w:t>双方身份证、房产证明</w:t>
-            </w:r>
-          </w:p>
-        </w:tc>
-      </w:tr>
-    </w:tbl>
-    <w:p/>
-    <w:p>
-      <w:pPr>
-        <w:pStyle w:val="Heading4"/>
-        <w:jc w:val="center"/>
-      </w:pPr>
-      <w:r>
-        <w:drawing>
-          <wp:inline xmlns:a="http://schemas.openxmlformats.org/drawingml/2006/main" xmlns:pic="http://schemas.openxmlformats.org/drawingml/2006/picture">
-            <wp:extent cx="5029200" cy="9429750"/>
-            <wp:docPr id="56" name="Picture 56"/>
-            <wp:cNvGraphicFramePr>
-              <a:graphicFrameLocks noChangeAspect="1"/>
-            </wp:cNvGraphicFramePr>
-            <a:graphic>
-              <a:graphicData uri="http://schemas.openxmlformats.org/drawingml/2006/picture">
-                <pic:pic>
-                  <pic:nvPicPr>
-                    <pic:cNvPr id="0" name="03-社网共建融合方案_036.png"/>
-                    <pic:cNvPicPr/>
-                  </pic:nvPicPr>
-                  <pic:blipFill>
-                    <a:blip r:embed="rId49"/>
-                    <a:stretch>
-                      <a:fillRect/>
-                    </a:stretch>
-                  </pic:blipFill>
-                  <pic:spPr>
-                    <a:xfrm>
-                      <a:off x="0" y="0"/>
-                      <a:ext cx="5029200" cy="9429750"/>
-                    </a:xfrm>
-                    <a:prstGeom prst="rect"/>
-                  </pic:spPr>
-                </pic:pic>
-              </a:graphicData>
-            </a:graphic>
-          </wp:inline>
-        </w:drawing>
-      </w:r>
-    </w:p>
-    <w:tbl>
-      <w:tblPr>
-        <w:tblStyle w:val="TableGrid"/>
-        <w:tblW w:type="auto" w:w="0"/>
-        <w:tblLook w:firstColumn="1" w:firstRow="1" w:lastColumn="0" w:lastRow="0" w:noHBand="0" w:noVBand="1" w:val="04A0"/>
-      </w:tblPr>
-      <w:tblGrid>
-        <w:gridCol w:w="2880"/>
-        <w:gridCol w:w="2880"/>
-        <w:gridCol w:w="2880"/>
-      </w:tblGrid>
-      <w:tr>
-        <w:tc>
-          <w:tcPr>
-            <w:tcW w:type="dxa" w:w="2880"/>
-          </w:tcPr>
-          <w:p>
-            <w:pPr>
-              <w:jc w:val="center"/>
-            </w:pPr>
-            <w:r>
-              <w:rPr>
-                <w:rFonts w:ascii="Microsoft YaHei" w:hAnsi="Microsoft YaHei" w:eastAsia="Microsoft YaHei"/>
-                <w:b/>
-                <w:sz w:val="20"/>
-              </w:rPr>
-              <w:t>服务项目</w:t>
-            </w:r>
-          </w:p>
-        </w:tc>
-        <w:tc>
-          <w:tcPr>
-            <w:tcW w:type="dxa" w:w="2880"/>
-          </w:tcPr>
-          <w:p>
-            <w:pPr>
-              <w:jc w:val="center"/>
-            </w:pPr>
-            <w:r>
-              <w:rPr>
-                <w:rFonts w:ascii="Microsoft YaHei" w:hAnsi="Microsoft YaHei" w:eastAsia="Microsoft YaHei"/>
-                <w:b/>
-                <w:sz w:val="20"/>
-              </w:rPr>
-              <w:t>服务内容</w:t>
-            </w:r>
-          </w:p>
-        </w:tc>
-        <w:tc>
-          <w:tcPr>
-            <w:tcW w:type="dxa" w:w="2880"/>
-          </w:tcPr>
-          <w:p>
-            <w:pPr>
-              <w:jc w:val="center"/>
-            </w:pPr>
-            <w:r>
-              <w:rPr>
-                <w:rFonts w:ascii="Microsoft YaHei" w:hAnsi="Microsoft YaHei" w:eastAsia="Microsoft YaHei"/>
-                <w:b/>
-                <w:sz w:val="20"/>
-              </w:rPr>
-              <w:t>服务方式</w:t>
-            </w:r>
-          </w:p>
-        </w:tc>
-      </w:tr>
-      <w:tr>
-        <w:tc>
-          <w:tcPr>
-            <w:tcW w:type="dxa" w:w="2880"/>
-          </w:tcPr>
-          <w:p>
-            <w:pPr>
-              <w:jc w:val="left"/>
-            </w:pPr>
-            <w:r>
-              <w:rPr>
-                <w:rFonts w:ascii="Microsoft YaHei" w:hAnsi="Microsoft YaHei" w:eastAsia="Microsoft YaHei"/>
-                <w:sz w:val="19"/>
-              </w:rPr>
-              <w:t>**电费查询**</w:t>
-            </w:r>
-          </w:p>
-        </w:tc>
-        <w:tc>
-          <w:tcPr>
-            <w:tcW w:type="dxa" w:w="2880"/>
-          </w:tcPr>
-          <w:p>
-            <w:pPr>
-              <w:jc w:val="left"/>
-            </w:pPr>
-            <w:r>
-              <w:rPr>
-                <w:rFonts w:ascii="Microsoft YaHei" w:hAnsi="Microsoft YaHei" w:eastAsia="Microsoft YaHei"/>
-                <w:sz w:val="19"/>
-              </w:rPr>
-              <w:t>查询电费余额、用电量</w:t>
-            </w:r>
-          </w:p>
-        </w:tc>
-        <w:tc>
-          <w:tcPr>
-            <w:tcW w:type="dxa" w:w="2880"/>
-          </w:tcPr>
-          <w:p>
-            <w:pPr>
-              <w:jc w:val="left"/>
-            </w:pPr>
-            <w:r>
-              <w:rPr>
-                <w:rFonts w:ascii="Microsoft YaHei" w:hAnsi="Microsoft YaHei" w:eastAsia="Microsoft YaHei"/>
-                <w:sz w:val="19"/>
-              </w:rPr>
-              <w:t>现场查询</w:t>
-            </w:r>
-          </w:p>
-        </w:tc>
-      </w:tr>
-      <w:tr>
-        <w:tc>
-          <w:tcPr>
-            <w:tcW w:type="dxa" w:w="2880"/>
-          </w:tcPr>
-          <w:p>
-            <w:pPr>
-              <w:jc w:val="left"/>
-            </w:pPr>
-            <w:r>
-              <w:rPr>
-                <w:rFonts w:ascii="Microsoft YaHei" w:hAnsi="Microsoft YaHei" w:eastAsia="Microsoft YaHei"/>
-                <w:sz w:val="19"/>
-              </w:rPr>
-              <w:t>**电费缴纳**</w:t>
-            </w:r>
-          </w:p>
-        </w:tc>
-        <w:tc>
-          <w:tcPr>
-            <w:tcW w:type="dxa" w:w="2880"/>
-          </w:tcPr>
-          <w:p>
-            <w:pPr>
-              <w:jc w:val="left"/>
-            </w:pPr>
-            <w:r>
-              <w:rPr>
-                <w:rFonts w:ascii="Microsoft YaHei" w:hAnsi="Microsoft YaHei" w:eastAsia="Microsoft YaHei"/>
-                <w:sz w:val="19"/>
-              </w:rPr>
-              <w:t>指导网上国网APP缴费</w:t>
-            </w:r>
-          </w:p>
-        </w:tc>
-        <w:tc>
-          <w:tcPr>
-            <w:tcW w:type="dxa" w:w="2880"/>
-          </w:tcPr>
-          <w:p>
-            <w:pPr>
-              <w:jc w:val="left"/>
-            </w:pPr>
-            <w:r>
-              <w:rPr>
-                <w:rFonts w:ascii="Microsoft YaHei" w:hAnsi="Microsoft YaHei" w:eastAsia="Microsoft YaHei"/>
-                <w:sz w:val="19"/>
-              </w:rPr>
-              <w:t>现场指导</w:t>
-            </w:r>
-          </w:p>
-        </w:tc>
-      </w:tr>
-      <w:tr>
-        <w:tc>
-          <w:tcPr>
-            <w:tcW w:type="dxa" w:w="2880"/>
-          </w:tcPr>
-          <w:p>
-            <w:pPr>
-              <w:jc w:val="left"/>
-            </w:pPr>
-            <w:r>
-              <w:rPr>
-                <w:rFonts w:ascii="Microsoft YaHei" w:hAnsi="Microsoft YaHei" w:eastAsia="Microsoft YaHei"/>
-                <w:sz w:val="19"/>
-              </w:rPr>
-              <w:t>**电价咨询**</w:t>
-            </w:r>
-          </w:p>
-        </w:tc>
-        <w:tc>
-          <w:tcPr>
-            <w:tcW w:type="dxa" w:w="2880"/>
-          </w:tcPr>
-          <w:p>
-            <w:pPr>
-              <w:jc w:val="left"/>
-            </w:pPr>
-            <w:r>
-              <w:rPr>
-                <w:rFonts w:ascii="Microsoft YaHei" w:hAnsi="Microsoft YaHei" w:eastAsia="Microsoft YaHei"/>
-                <w:sz w:val="19"/>
-              </w:rPr>
-              <w:t>解答电价政策问题</w:t>
-            </w:r>
-          </w:p>
-        </w:tc>
-        <w:tc>
-          <w:tcPr>
-            <w:tcW w:type="dxa" w:w="2880"/>
-          </w:tcPr>
-          <w:p>
-            <w:pPr>
-              <w:jc w:val="left"/>
-            </w:pPr>
-            <w:r>
-              <w:rPr>
-                <w:rFonts w:ascii="Microsoft YaHei" w:hAnsi="Microsoft YaHei" w:eastAsia="Microsoft YaHei"/>
-                <w:sz w:val="19"/>
-              </w:rPr>
-              <w:t>现场解答</w:t>
-            </w:r>
-          </w:p>
-        </w:tc>
-      </w:tr>
-      <w:tr>
-        <w:tc>
-          <w:tcPr>
-            <w:tcW w:type="dxa" w:w="2880"/>
-          </w:tcPr>
-          <w:p>
-            <w:pPr>
-              <w:jc w:val="left"/>
-            </w:pPr>
-            <w:r>
-              <w:rPr>
-                <w:rFonts w:ascii="Microsoft YaHei" w:hAnsi="Microsoft YaHei" w:eastAsia="Microsoft YaHei"/>
-                <w:sz w:val="19"/>
-              </w:rPr>
-              <w:t>**发票打印**</w:t>
-            </w:r>
-          </w:p>
-        </w:tc>
-        <w:tc>
-          <w:tcPr>
-            <w:tcW w:type="dxa" w:w="2880"/>
-          </w:tcPr>
-          <w:p>
-            <w:pPr>
-              <w:jc w:val="left"/>
-            </w:pPr>
-            <w:r>
-              <w:rPr>
-                <w:rFonts w:ascii="Microsoft YaHei" w:hAnsi="Microsoft YaHei" w:eastAsia="Microsoft YaHei"/>
-                <w:sz w:val="19"/>
-              </w:rPr>
-              <w:t>打印电费发票</w:t>
-            </w:r>
-          </w:p>
-        </w:tc>
-        <w:tc>
-          <w:tcPr>
-            <w:tcW w:type="dxa" w:w="2880"/>
-          </w:tcPr>
-          <w:p>
-            <w:pPr>
-              <w:jc w:val="left"/>
-            </w:pPr>
-            <w:r>
-              <w:rPr>
-                <w:rFonts w:ascii="Microsoft YaHei" w:hAnsi="Microsoft YaHei" w:eastAsia="Microsoft YaHei"/>
-                <w:sz w:val="19"/>
-              </w:rPr>
-              <w:t>现场打印</w:t>
-            </w:r>
-          </w:p>
-        </w:tc>
-      </w:tr>
-    </w:tbl>
-    <w:p/>
-    <w:p>
-      <w:pPr>
-        <w:pStyle w:val="Heading4"/>
-        <w:jc w:val="left"/>
       </w:pPr>
       <w:r>
         <w:rPr>
           <w:rFonts w:ascii="Microsoft YaHei" w:hAnsi="Microsoft YaHei" w:eastAsia="Microsoft YaHei"/>
           <w:b/>
-          <w:sz w:val="22"/>
+          <w:color w:val="2E5A4C"/>
+          <w:sz w:val="24"/>
         </w:rPr>
-        <w:t>故障报修服务</w:t>
-      </w:r>
-    </w:p>
-    <w:tbl>
-      <w:tblPr>
-        <w:tblStyle w:val="TableGrid"/>
-        <w:tblW w:type="auto" w:w="0"/>
-        <w:tblLook w:firstColumn="1" w:firstRow="1" w:lastColumn="0" w:lastRow="0" w:noHBand="0" w:noVBand="1" w:val="04A0"/>
-      </w:tblPr>
-      <w:tblGrid>
-        <w:gridCol w:w="2880"/>
-        <w:gridCol w:w="2880"/>
-        <w:gridCol w:w="2880"/>
-      </w:tblGrid>
-      <w:tr>
-        <w:tc>
-          <w:tcPr>
-            <w:tcW w:type="dxa" w:w="2880"/>
-          </w:tcPr>
-          <w:p>
-            <w:pPr>
-              <w:jc w:val="center"/>
-            </w:pPr>
-            <w:r>
-              <w:rPr>
-                <w:rFonts w:ascii="Microsoft YaHei" w:hAnsi="Microsoft YaHei" w:eastAsia="Microsoft YaHei"/>
-                <w:b/>
-                <w:sz w:val="20"/>
-              </w:rPr>
-              <w:t>服务项目</w:t>
-            </w:r>
-          </w:p>
-        </w:tc>
-        <w:tc>
-          <w:tcPr>
-            <w:tcW w:type="dxa" w:w="2880"/>
-          </w:tcPr>
-          <w:p>
-            <w:pPr>
-              <w:jc w:val="center"/>
-            </w:pPr>
-            <w:r>
-              <w:rPr>
-                <w:rFonts w:ascii="Microsoft YaHei" w:hAnsi="Microsoft YaHei" w:eastAsia="Microsoft YaHei"/>
-                <w:b/>
-                <w:sz w:val="20"/>
-              </w:rPr>
-              <w:t>服务内容</w:t>
-            </w:r>
-          </w:p>
-        </w:tc>
-        <w:tc>
-          <w:tcPr>
-            <w:tcW w:type="dxa" w:w="2880"/>
-          </w:tcPr>
-          <w:p>
-            <w:pPr>
-              <w:jc w:val="center"/>
-            </w:pPr>
-            <w:r>
-              <w:rPr>
-                <w:rFonts w:ascii="Microsoft YaHei" w:hAnsi="Microsoft YaHei" w:eastAsia="Microsoft YaHei"/>
-                <w:b/>
-                <w:sz w:val="20"/>
-              </w:rPr>
-              <w:t>服务方式</w:t>
-            </w:r>
-          </w:p>
-        </w:tc>
-      </w:tr>
-      <w:tr>
-        <w:tc>
-          <w:tcPr>
-            <w:tcW w:type="dxa" w:w="2880"/>
-          </w:tcPr>
-          <w:p>
-            <w:pPr>
-              <w:jc w:val="left"/>
-            </w:pPr>
-            <w:r>
-              <w:rPr>
-                <w:rFonts w:ascii="Microsoft YaHei" w:hAnsi="Microsoft YaHei" w:eastAsia="Microsoft YaHei"/>
-                <w:sz w:val="19"/>
-              </w:rPr>
-              <w:t>**故障报修登记**</w:t>
-            </w:r>
-          </w:p>
-        </w:tc>
-        <w:tc>
-          <w:tcPr>
-            <w:tcW w:type="dxa" w:w="2880"/>
-          </w:tcPr>
-          <w:p>
-            <w:pPr>
-              <w:jc w:val="left"/>
-            </w:pPr>
-            <w:r>
-              <w:rPr>
-                <w:rFonts w:ascii="Microsoft YaHei" w:hAnsi="Microsoft YaHei" w:eastAsia="Microsoft YaHei"/>
-                <w:sz w:val="19"/>
-              </w:rPr>
-              <w:t>登记故障信息</w:t>
-            </w:r>
-          </w:p>
-        </w:tc>
-        <w:tc>
-          <w:tcPr>
-            <w:tcW w:type="dxa" w:w="2880"/>
-          </w:tcPr>
-          <w:p>
-            <w:pPr>
-              <w:jc w:val="left"/>
-            </w:pPr>
-            <w:r>
-              <w:rPr>
-                <w:rFonts w:ascii="Microsoft YaHei" w:hAnsi="Microsoft YaHei" w:eastAsia="Microsoft YaHei"/>
-                <w:sz w:val="19"/>
-              </w:rPr>
-              <w:t>现场登记</w:t>
-            </w:r>
-          </w:p>
-        </w:tc>
-      </w:tr>
-      <w:tr>
-        <w:tc>
-          <w:tcPr>
-            <w:tcW w:type="dxa" w:w="2880"/>
-          </w:tcPr>
-          <w:p>
-            <w:pPr>
-              <w:jc w:val="left"/>
-            </w:pPr>
-            <w:r>
-              <w:rPr>
-                <w:rFonts w:ascii="Microsoft YaHei" w:hAnsi="Microsoft YaHei" w:eastAsia="Microsoft YaHei"/>
-                <w:sz w:val="19"/>
-              </w:rPr>
-              <w:t>**报修进度查询**</w:t>
-            </w:r>
-          </w:p>
-        </w:tc>
-        <w:tc>
-          <w:tcPr>
-            <w:tcW w:type="dxa" w:w="2880"/>
-          </w:tcPr>
-          <w:p>
-            <w:pPr>
-              <w:jc w:val="left"/>
-            </w:pPr>
-            <w:r>
-              <w:rPr>
-                <w:rFonts w:ascii="Microsoft YaHei" w:hAnsi="Microsoft YaHei" w:eastAsia="Microsoft YaHei"/>
-                <w:sz w:val="19"/>
-              </w:rPr>
-              <w:t>查询报修工单进度</w:t>
-            </w:r>
-          </w:p>
-        </w:tc>
-        <w:tc>
-          <w:tcPr>
-            <w:tcW w:type="dxa" w:w="2880"/>
-          </w:tcPr>
-          <w:p>
-            <w:pPr>
-              <w:jc w:val="left"/>
-            </w:pPr>
-            <w:r>
-              <w:rPr>
-                <w:rFonts w:ascii="Microsoft YaHei" w:hAnsi="Microsoft YaHei" w:eastAsia="Microsoft YaHei"/>
-                <w:sz w:val="19"/>
-              </w:rPr>
-              <w:t>现场查询</w:t>
-            </w:r>
-          </w:p>
-        </w:tc>
-      </w:tr>
-      <w:tr>
-        <w:tc>
-          <w:tcPr>
-            <w:tcW w:type="dxa" w:w="2880"/>
-          </w:tcPr>
-          <w:p>
-            <w:pPr>
-              <w:jc w:val="left"/>
-            </w:pPr>
-            <w:r>
-              <w:rPr>
-                <w:rFonts w:ascii="Microsoft YaHei" w:hAnsi="Microsoft YaHei" w:eastAsia="Microsoft YaHei"/>
-                <w:sz w:val="19"/>
-              </w:rPr>
-              <w:t>**抢修协调**</w:t>
-            </w:r>
-          </w:p>
-        </w:tc>
-        <w:tc>
-          <w:tcPr>
-            <w:tcW w:type="dxa" w:w="2880"/>
-          </w:tcPr>
-          <w:p>
-            <w:pPr>
-              <w:jc w:val="left"/>
-            </w:pPr>
-            <w:r>
-              <w:rPr>
-                <w:rFonts w:ascii="Microsoft YaHei" w:hAnsi="Microsoft YaHei" w:eastAsia="Microsoft YaHei"/>
-                <w:sz w:val="19"/>
-              </w:rPr>
-              <w:t>协调抢修资源</w:t>
-            </w:r>
-          </w:p>
-        </w:tc>
-        <w:tc>
-          <w:tcPr>
-            <w:tcW w:type="dxa" w:w="2880"/>
-          </w:tcPr>
-          <w:p>
-            <w:pPr>
-              <w:jc w:val="left"/>
-            </w:pPr>
-            <w:r>
-              <w:rPr>
-                <w:rFonts w:ascii="Microsoft YaHei" w:hAnsi="Microsoft YaHei" w:eastAsia="Microsoft YaHei"/>
-                <w:sz w:val="19"/>
-              </w:rPr>
-              <w:t>电话协调</w:t>
-            </w:r>
-          </w:p>
-        </w:tc>
-      </w:tr>
-    </w:tbl>
-    <w:p/>
-    <w:p>
-      <w:pPr>
-        <w:pStyle w:val="Heading4"/>
-        <w:jc w:val="center"/>
-      </w:pPr>
-      <w:r>
-        <w:drawing>
-          <wp:inline xmlns:a="http://schemas.openxmlformats.org/drawingml/2006/main" xmlns:pic="http://schemas.openxmlformats.org/drawingml/2006/picture">
-            <wp:extent cx="5029200" cy="1885950"/>
-            <wp:docPr id="29" name="Picture 29"/>
-            <wp:cNvGraphicFramePr>
-              <a:graphicFrameLocks noChangeAspect="1"/>
-            </wp:cNvGraphicFramePr>
-            <a:graphic>
-              <a:graphicData uri="http://schemas.openxmlformats.org/drawingml/2006/picture">
-                <pic:pic>
-                  <pic:nvPicPr>
-                    <pic:cNvPr id="0" name="03-社网共建融合方案_029.png"/>
-                    <pic:cNvPicPr/>
-                  </pic:nvPicPr>
-                  <pic:blipFill>
-                    <a:blip r:embed="rId27"/>
-                    <a:stretch>
-                      <a:fillRect/>
-                    </a:stretch>
-                  </pic:blipFill>
-                  <pic:spPr>
-                    <a:xfrm>
-                      <a:off x="0" y="0"/>
-                      <a:ext cx="5029200" cy="1885950"/>
-                    </a:xfrm>
-                    <a:prstGeom prst="rect"/>
-                  </pic:spPr>
-                </pic:pic>
-              </a:graphicData>
-            </a:graphic>
-          </wp:inline>
-        </w:drawing>
-      </w:r>
-    </w:p>
-    <w:tbl>
-      <w:tblPr>
-        <w:tblStyle w:val="TableGrid"/>
-        <w:tblW w:type="auto" w:w="0"/>
-        <w:tblLook w:firstColumn="1" w:firstRow="1" w:lastColumn="0" w:lastRow="0" w:noHBand="0" w:noVBand="1" w:val="04A0"/>
-      </w:tblPr>
-      <w:tblGrid>
-        <w:gridCol w:w="2880"/>
-        <w:gridCol w:w="2880"/>
-        <w:gridCol w:w="2880"/>
-      </w:tblGrid>
-      <w:tr>
-        <w:tc>
-          <w:tcPr>
-            <w:tcW w:type="dxa" w:w="2880"/>
-          </w:tcPr>
-          <w:p>
-            <w:pPr>
-              <w:jc w:val="center"/>
-            </w:pPr>
-            <w:r>
-              <w:rPr>
-                <w:rFonts w:ascii="Microsoft YaHei" w:hAnsi="Microsoft YaHei" w:eastAsia="Microsoft YaHei"/>
-                <w:b/>
-                <w:sz w:val="20"/>
-              </w:rPr>
-              <w:t>服务项目</w:t>
-            </w:r>
-          </w:p>
-        </w:tc>
-        <w:tc>
-          <w:tcPr>
-            <w:tcW w:type="dxa" w:w="2880"/>
-          </w:tcPr>
-          <w:p>
-            <w:pPr>
-              <w:jc w:val="center"/>
-            </w:pPr>
-            <w:r>
-              <w:rPr>
-                <w:rFonts w:ascii="Microsoft YaHei" w:hAnsi="Microsoft YaHei" w:eastAsia="Microsoft YaHei"/>
-                <w:b/>
-                <w:sz w:val="20"/>
-              </w:rPr>
-              <w:t>服务内容</w:t>
-            </w:r>
-          </w:p>
-        </w:tc>
-        <w:tc>
-          <w:tcPr>
-            <w:tcW w:type="dxa" w:w="2880"/>
-          </w:tcPr>
-          <w:p>
-            <w:pPr>
-              <w:jc w:val="center"/>
-            </w:pPr>
-            <w:r>
-              <w:rPr>
-                <w:rFonts w:ascii="Microsoft YaHei" w:hAnsi="Microsoft YaHei" w:eastAsia="Microsoft YaHei"/>
-                <w:b/>
-                <w:sz w:val="20"/>
-              </w:rPr>
-              <w:t>服务方式</w:t>
-            </w:r>
-          </w:p>
-        </w:tc>
-      </w:tr>
-      <w:tr>
-        <w:tc>
-          <w:tcPr>
-            <w:tcW w:type="dxa" w:w="2880"/>
-          </w:tcPr>
-          <w:p>
-            <w:pPr>
-              <w:jc w:val="left"/>
-            </w:pPr>
-            <w:r>
-              <w:rPr>
-                <w:rFonts w:ascii="Microsoft YaHei" w:hAnsi="Microsoft YaHei" w:eastAsia="Microsoft YaHei"/>
-                <w:sz w:val="19"/>
-              </w:rPr>
-              <w:t>**电价政策咨询**</w:t>
-            </w:r>
-          </w:p>
-        </w:tc>
-        <w:tc>
-          <w:tcPr>
-            <w:tcW w:type="dxa" w:w="2880"/>
-          </w:tcPr>
-          <w:p>
-            <w:pPr>
-              <w:jc w:val="left"/>
-            </w:pPr>
-            <w:r>
-              <w:rPr>
-                <w:rFonts w:ascii="Microsoft YaHei" w:hAnsi="Microsoft YaHei" w:eastAsia="Microsoft YaHei"/>
-                <w:sz w:val="19"/>
-              </w:rPr>
-              <w:t>解答电价政策问题</w:t>
-            </w:r>
-          </w:p>
-        </w:tc>
-        <w:tc>
-          <w:tcPr>
-            <w:tcW w:type="dxa" w:w="2880"/>
-          </w:tcPr>
-          <w:p>
-            <w:pPr>
-              <w:jc w:val="left"/>
-            </w:pPr>
-            <w:r>
-              <w:rPr>
-                <w:rFonts w:ascii="Microsoft YaHei" w:hAnsi="Microsoft YaHei" w:eastAsia="Microsoft YaHei"/>
-                <w:sz w:val="19"/>
-              </w:rPr>
-              <w:t>现场解答</w:t>
-            </w:r>
-          </w:p>
-        </w:tc>
-      </w:tr>
-      <w:tr>
-        <w:tc>
-          <w:tcPr>
-            <w:tcW w:type="dxa" w:w="2880"/>
-          </w:tcPr>
-          <w:p>
-            <w:pPr>
-              <w:jc w:val="left"/>
-            </w:pPr>
-            <w:r>
-              <w:rPr>
-                <w:rFonts w:ascii="Microsoft YaHei" w:hAnsi="Microsoft YaHei" w:eastAsia="Microsoft YaHei"/>
-                <w:sz w:val="19"/>
-              </w:rPr>
-              <w:t>**办电流程咨询**</w:t>
-            </w:r>
-          </w:p>
-        </w:tc>
-        <w:tc>
-          <w:tcPr>
-            <w:tcW w:type="dxa" w:w="2880"/>
-          </w:tcPr>
-          <w:p>
-            <w:pPr>
-              <w:jc w:val="left"/>
-            </w:pPr>
-            <w:r>
-              <w:rPr>
-                <w:rFonts w:ascii="Microsoft YaHei" w:hAnsi="Microsoft YaHei" w:eastAsia="Microsoft YaHei"/>
-                <w:sz w:val="19"/>
-              </w:rPr>
-              <w:t>解答办电流程问题</w:t>
-            </w:r>
-          </w:p>
-        </w:tc>
-        <w:tc>
-          <w:tcPr>
-            <w:tcW w:type="dxa" w:w="2880"/>
-          </w:tcPr>
-          <w:p>
-            <w:pPr>
-              <w:jc w:val="left"/>
-            </w:pPr>
-            <w:r>
-              <w:rPr>
-                <w:rFonts w:ascii="Microsoft YaHei" w:hAnsi="Microsoft YaHei" w:eastAsia="Microsoft YaHei"/>
-                <w:sz w:val="19"/>
-              </w:rPr>
-              <w:t>现场解答</w:t>
-            </w:r>
-          </w:p>
-        </w:tc>
-      </w:tr>
-      <w:tr>
-        <w:tc>
-          <w:tcPr>
-            <w:tcW w:type="dxa" w:w="2880"/>
-          </w:tcPr>
-          <w:p>
-            <w:pPr>
-              <w:jc w:val="left"/>
-            </w:pPr>
-            <w:r>
-              <w:rPr>
-                <w:rFonts w:ascii="Microsoft YaHei" w:hAnsi="Microsoft YaHei" w:eastAsia="Microsoft YaHei"/>
-                <w:sz w:val="19"/>
-              </w:rPr>
-              <w:t>**用电政策咨询**</w:t>
-            </w:r>
-          </w:p>
-        </w:tc>
-        <w:tc>
-          <w:tcPr>
-            <w:tcW w:type="dxa" w:w="2880"/>
-          </w:tcPr>
-          <w:p>
-            <w:pPr>
-              <w:jc w:val="left"/>
-            </w:pPr>
-            <w:r>
-              <w:rPr>
-                <w:rFonts w:ascii="Microsoft YaHei" w:hAnsi="Microsoft YaHei" w:eastAsia="Microsoft YaHei"/>
-                <w:sz w:val="19"/>
-              </w:rPr>
-              <w:t>解答用电政策问题</w:t>
-            </w:r>
-          </w:p>
-        </w:tc>
-        <w:tc>
-          <w:tcPr>
-            <w:tcW w:type="dxa" w:w="2880"/>
-          </w:tcPr>
-          <w:p>
-            <w:pPr>
-              <w:jc w:val="left"/>
-            </w:pPr>
-            <w:r>
-              <w:rPr>
-                <w:rFonts w:ascii="Microsoft YaHei" w:hAnsi="Microsoft YaHei" w:eastAsia="Microsoft YaHei"/>
-                <w:sz w:val="19"/>
-              </w:rPr>
-              <w:t>现场解答</w:t>
-            </w:r>
-          </w:p>
-        </w:tc>
-      </w:tr>
-    </w:tbl>
-    <w:p/>
-    <w:p>
-      <w:pPr>
-        <w:pStyle w:val="Heading4"/>
-        <w:jc w:val="left"/>
-      </w:pPr>
-      <w:r>
-        <w:rPr>
-          <w:rFonts w:ascii="Microsoft YaHei" w:hAnsi="Microsoft YaHei" w:eastAsia="Microsoft YaHei"/>
-          <w:b/>
-          <w:sz w:val="22"/>
-        </w:rPr>
-        <w:t>投诉建议服务</w:t>
-      </w:r>
-    </w:p>
-    <w:tbl>
-      <w:tblPr>
-        <w:tblStyle w:val="TableGrid"/>
-        <w:tblW w:type="auto" w:w="0"/>
-        <w:tblLook w:firstColumn="1" w:firstRow="1" w:lastColumn="0" w:lastRow="0" w:noHBand="0" w:noVBand="1" w:val="04A0"/>
-      </w:tblPr>
-      <w:tblGrid>
-        <w:gridCol w:w="2880"/>
-        <w:gridCol w:w="2880"/>
-        <w:gridCol w:w="2880"/>
-      </w:tblGrid>
-      <w:tr>
-        <w:tc>
-          <w:tcPr>
-            <w:tcW w:type="dxa" w:w="2880"/>
-          </w:tcPr>
-          <w:p>
-            <w:pPr>
-              <w:jc w:val="center"/>
-            </w:pPr>
-            <w:r>
-              <w:rPr>
-                <w:rFonts w:ascii="Microsoft YaHei" w:hAnsi="Microsoft YaHei" w:eastAsia="Microsoft YaHei"/>
-                <w:b/>
-                <w:sz w:val="20"/>
-              </w:rPr>
-              <w:t>服务项目</w:t>
-            </w:r>
-          </w:p>
-        </w:tc>
-        <w:tc>
-          <w:tcPr>
-            <w:tcW w:type="dxa" w:w="2880"/>
-          </w:tcPr>
-          <w:p>
-            <w:pPr>
-              <w:jc w:val="center"/>
-            </w:pPr>
-            <w:r>
-              <w:rPr>
-                <w:rFonts w:ascii="Microsoft YaHei" w:hAnsi="Microsoft YaHei" w:eastAsia="Microsoft YaHei"/>
-                <w:b/>
-                <w:sz w:val="20"/>
-              </w:rPr>
-              <w:t>服务内容</w:t>
-            </w:r>
-          </w:p>
-        </w:tc>
-        <w:tc>
-          <w:tcPr>
-            <w:tcW w:type="dxa" w:w="2880"/>
-          </w:tcPr>
-          <w:p>
-            <w:pPr>
-              <w:jc w:val="center"/>
-            </w:pPr>
-            <w:r>
-              <w:rPr>
-                <w:rFonts w:ascii="Microsoft YaHei" w:hAnsi="Microsoft YaHei" w:eastAsia="Microsoft YaHei"/>
-                <w:b/>
-                <w:sz w:val="20"/>
-              </w:rPr>
-              <w:t>服务方式</w:t>
-            </w:r>
-          </w:p>
-        </w:tc>
-      </w:tr>
-      <w:tr>
-        <w:tc>
-          <w:tcPr>
-            <w:tcW w:type="dxa" w:w="2880"/>
-          </w:tcPr>
-          <w:p>
-            <w:pPr>
-              <w:jc w:val="left"/>
-            </w:pPr>
-            <w:r>
-              <w:rPr>
-                <w:rFonts w:ascii="Microsoft YaHei" w:hAnsi="Microsoft YaHei" w:eastAsia="Microsoft YaHei"/>
-                <w:sz w:val="19"/>
-              </w:rPr>
-              <w:t>**投诉登记**</w:t>
-            </w:r>
-          </w:p>
-        </w:tc>
-        <w:tc>
-          <w:tcPr>
-            <w:tcW w:type="dxa" w:w="2880"/>
-          </w:tcPr>
-          <w:p>
-            <w:pPr>
-              <w:jc w:val="left"/>
-            </w:pPr>
-            <w:r>
-              <w:rPr>
-                <w:rFonts w:ascii="Microsoft YaHei" w:hAnsi="Microsoft YaHei" w:eastAsia="Microsoft YaHei"/>
-                <w:sz w:val="19"/>
-              </w:rPr>
-              <w:t>登记投诉内容</w:t>
-            </w:r>
-          </w:p>
-        </w:tc>
-        <w:tc>
-          <w:tcPr>
-            <w:tcW w:type="dxa" w:w="2880"/>
-          </w:tcPr>
-          <w:p>
-            <w:pPr>
-              <w:jc w:val="left"/>
-            </w:pPr>
-            <w:r>
-              <w:rPr>
-                <w:rFonts w:ascii="Microsoft YaHei" w:hAnsi="Microsoft YaHei" w:eastAsia="Microsoft YaHei"/>
-                <w:sz w:val="19"/>
-              </w:rPr>
-              <w:t>现场登记</w:t>
-            </w:r>
-          </w:p>
-        </w:tc>
-      </w:tr>
-      <w:tr>
-        <w:tc>
-          <w:tcPr>
-            <w:tcW w:type="dxa" w:w="2880"/>
-          </w:tcPr>
-          <w:p>
-            <w:pPr>
-              <w:jc w:val="left"/>
-            </w:pPr>
-            <w:r>
-              <w:rPr>
-                <w:rFonts w:ascii="Microsoft YaHei" w:hAnsi="Microsoft YaHei" w:eastAsia="Microsoft YaHei"/>
-                <w:sz w:val="19"/>
-              </w:rPr>
-              <w:t>**建议收集**</w:t>
-            </w:r>
-          </w:p>
-        </w:tc>
-        <w:tc>
-          <w:tcPr>
-            <w:tcW w:type="dxa" w:w="2880"/>
-          </w:tcPr>
-          <w:p>
-            <w:pPr>
-              <w:jc w:val="left"/>
-            </w:pPr>
-            <w:r>
-              <w:rPr>
-                <w:rFonts w:ascii="Microsoft YaHei" w:hAnsi="Microsoft YaHei" w:eastAsia="Microsoft YaHei"/>
-                <w:sz w:val="19"/>
-              </w:rPr>
-              <w:t>收集客户建议</w:t>
-            </w:r>
-          </w:p>
-        </w:tc>
-        <w:tc>
-          <w:tcPr>
-            <w:tcW w:type="dxa" w:w="2880"/>
-          </w:tcPr>
-          <w:p>
-            <w:pPr>
-              <w:jc w:val="left"/>
-            </w:pPr>
-            <w:r>
-              <w:rPr>
-                <w:rFonts w:ascii="Microsoft YaHei" w:hAnsi="Microsoft YaHei" w:eastAsia="Microsoft YaHei"/>
-                <w:sz w:val="19"/>
-              </w:rPr>
-              <w:t>现场记录</w:t>
-            </w:r>
-          </w:p>
-        </w:tc>
-      </w:tr>
-      <w:tr>
-        <w:tc>
-          <w:tcPr>
-            <w:tcW w:type="dxa" w:w="2880"/>
-          </w:tcPr>
-          <w:p>
-            <w:pPr>
-              <w:jc w:val="left"/>
-            </w:pPr>
-            <w:r>
-              <w:rPr>
-                <w:rFonts w:ascii="Microsoft YaHei" w:hAnsi="Microsoft YaHei" w:eastAsia="Microsoft YaHei"/>
-                <w:sz w:val="19"/>
-              </w:rPr>
-              <w:t>**处理反馈**</w:t>
-            </w:r>
-          </w:p>
-        </w:tc>
-        <w:tc>
-          <w:tcPr>
-            <w:tcW w:type="dxa" w:w="2880"/>
-          </w:tcPr>
-          <w:p>
-            <w:pPr>
-              <w:jc w:val="left"/>
-            </w:pPr>
-            <w:r>
-              <w:rPr>
-                <w:rFonts w:ascii="Microsoft YaHei" w:hAnsi="Microsoft YaHei" w:eastAsia="Microsoft YaHei"/>
-                <w:sz w:val="19"/>
-              </w:rPr>
-              <w:t>反馈处理结果</w:t>
-            </w:r>
-          </w:p>
-        </w:tc>
-        <w:tc>
-          <w:tcPr>
-            <w:tcW w:type="dxa" w:w="2880"/>
-          </w:tcPr>
-          <w:p>
-            <w:pPr>
-              <w:jc w:val="left"/>
-            </w:pPr>
-            <w:r>
-              <w:rPr>
-                <w:rFonts w:ascii="Microsoft YaHei" w:hAnsi="Microsoft YaHei" w:eastAsia="Microsoft YaHei"/>
-                <w:sz w:val="19"/>
-              </w:rPr>
-              <w:t>电话反馈</w:t>
-            </w:r>
-          </w:p>
-        </w:tc>
-      </w:tr>
-    </w:tbl>
-    <w:p/>
-    <w:p>
-      <w:pPr>
-        <w:pStyle w:val="Heading3"/>
-        <w:jc w:val="center"/>
-      </w:pPr>
-      <w:r>
-        <w:drawing>
-          <wp:inline xmlns:a="http://schemas.openxmlformats.org/drawingml/2006/main" xmlns:pic="http://schemas.openxmlformats.org/drawingml/2006/picture">
-            <wp:extent cx="5029200" cy="4149090"/>
-            <wp:docPr id="23" name="Picture 23"/>
-            <wp:cNvGraphicFramePr>
-              <a:graphicFrameLocks noChangeAspect="1"/>
-            </wp:cNvGraphicFramePr>
-            <a:graphic>
-              <a:graphicData uri="http://schemas.openxmlformats.org/drawingml/2006/picture">
-                <pic:pic>
-                  <pic:nvPicPr>
-                    <pic:cNvPr id="0" name="03-社网共建融合方案_023.png"/>
-                    <pic:cNvPicPr/>
-                  </pic:nvPicPr>
-                  <pic:blipFill>
-                    <a:blip r:embed="rId21"/>
-                    <a:stretch>
-                      <a:fillRect/>
-                    </a:stretch>
-                  </pic:blipFill>
-                  <pic:spPr>
-                    <a:xfrm>
-                      <a:off x="0" y="0"/>
-                      <a:ext cx="5029200" cy="4149090"/>
-                    </a:xfrm>
-                    <a:prstGeom prst="rect"/>
-                  </pic:spPr>
-                </pic:pic>
-              </a:graphicData>
-            </a:graphic>
-          </wp:inline>
-        </w:drawing>
+        <w:t>5.4 联合宣传机制</w:t>
       </w:r>
     </w:p>
     <w:p>
       <w:pPr>
-        <w:pStyle w:val="Heading4"/>
-        <w:jc w:val="left"/>
-      </w:pPr>
-      <w:r>
-        <w:rPr>
-          <w:rFonts w:ascii="Microsoft YaHei" w:hAnsi="Microsoft YaHei" w:eastAsia="Microsoft YaHei"/>
-          <w:b/>
-          <w:sz w:val="22"/>
-        </w:rPr>
-        <w:t>安全检查服务</w:t>
-      </w:r>
-    </w:p>
-    <w:tbl>
-      <w:tblPr>
-        <w:tblStyle w:val="TableGrid"/>
-        <w:tblW w:type="auto" w:w="0"/>
-        <w:tblLook w:firstColumn="1" w:firstRow="1" w:lastColumn="0" w:lastRow="0" w:noHBand="0" w:noVBand="1" w:val="04A0"/>
-      </w:tblPr>
-      <w:tblGrid>
-        <w:gridCol w:w="2880"/>
-        <w:gridCol w:w="2880"/>
-        <w:gridCol w:w="2880"/>
-      </w:tblGrid>
-      <w:tr>
-        <w:tc>
-          <w:tcPr>
-            <w:tcW w:type="dxa" w:w="2880"/>
-          </w:tcPr>
-          <w:p>
-            <w:pPr>
-              <w:jc w:val="center"/>
-            </w:pPr>
-            <w:r>
-              <w:rPr>
-                <w:rFonts w:ascii="Microsoft YaHei" w:hAnsi="Microsoft YaHei" w:eastAsia="Microsoft YaHei"/>
-                <w:b/>
-                <w:sz w:val="20"/>
-              </w:rPr>
-              <w:t>服务对象</w:t>
-            </w:r>
-          </w:p>
-        </w:tc>
-        <w:tc>
-          <w:tcPr>
-            <w:tcW w:type="dxa" w:w="2880"/>
-          </w:tcPr>
-          <w:p>
-            <w:pPr>
-              <w:jc w:val="center"/>
-            </w:pPr>
-            <w:r>
-              <w:rPr>
-                <w:rFonts w:ascii="Microsoft YaHei" w:hAnsi="Microsoft YaHei" w:eastAsia="Microsoft YaHei"/>
-                <w:b/>
-                <w:sz w:val="20"/>
-              </w:rPr>
-              <w:t>服务内容</w:t>
-            </w:r>
-          </w:p>
-        </w:tc>
-        <w:tc>
-          <w:tcPr>
-            <w:tcW w:type="dxa" w:w="2880"/>
-          </w:tcPr>
-          <w:p>
-            <w:pPr>
-              <w:jc w:val="center"/>
-            </w:pPr>
-            <w:r>
-              <w:rPr>
-                <w:rFonts w:ascii="Microsoft YaHei" w:hAnsi="Microsoft YaHei" w:eastAsia="Microsoft YaHei"/>
-                <w:b/>
-                <w:sz w:val="20"/>
-              </w:rPr>
-              <w:t>服务频次</w:t>
-            </w:r>
-          </w:p>
-        </w:tc>
-      </w:tr>
-      <w:tr>
-        <w:tc>
-          <w:tcPr>
-            <w:tcW w:type="dxa" w:w="2880"/>
-          </w:tcPr>
-          <w:p>
-            <w:pPr>
-              <w:jc w:val="left"/>
-            </w:pPr>
-            <w:r>
-              <w:rPr>
-                <w:rFonts w:ascii="Microsoft YaHei" w:hAnsi="Microsoft YaHei" w:eastAsia="Microsoft YaHei"/>
-                <w:sz w:val="19"/>
-              </w:rPr>
-              <w:t>**居民客户**</w:t>
-            </w:r>
-          </w:p>
-        </w:tc>
-        <w:tc>
-          <w:tcPr>
-            <w:tcW w:type="dxa" w:w="2880"/>
-          </w:tcPr>
-          <w:p>
-            <w:pPr>
-              <w:jc w:val="left"/>
-            </w:pPr>
-            <w:r>
-              <w:rPr>
-                <w:rFonts w:ascii="Microsoft YaHei" w:hAnsi="Microsoft YaHei" w:eastAsia="Microsoft YaHei"/>
-                <w:sz w:val="19"/>
-              </w:rPr>
-              <w:t>室内线路检查、开关检查、漏电保护器检查</w:t>
-            </w:r>
-          </w:p>
-        </w:tc>
-        <w:tc>
-          <w:tcPr>
-            <w:tcW w:type="dxa" w:w="2880"/>
-          </w:tcPr>
-          <w:p>
-            <w:pPr>
-              <w:jc w:val="left"/>
-            </w:pPr>
-            <w:r>
-              <w:rPr>
-                <w:rFonts w:ascii="Microsoft YaHei" w:hAnsi="Microsoft YaHei" w:eastAsia="Microsoft YaHei"/>
-                <w:sz w:val="19"/>
-              </w:rPr>
-              <w:t>每年1次</w:t>
-            </w:r>
-          </w:p>
-        </w:tc>
-      </w:tr>
-      <w:tr>
-        <w:tc>
-          <w:tcPr>
-            <w:tcW w:type="dxa" w:w="2880"/>
-          </w:tcPr>
-          <w:p>
-            <w:pPr>
-              <w:jc w:val="left"/>
-            </w:pPr>
-            <w:r>
-              <w:rPr>
-                <w:rFonts w:ascii="Microsoft YaHei" w:hAnsi="Microsoft YaHei" w:eastAsia="Microsoft YaHei"/>
-                <w:sz w:val="19"/>
-              </w:rPr>
-              <w:t>**商户客户**</w:t>
-            </w:r>
-          </w:p>
-        </w:tc>
-        <w:tc>
-          <w:tcPr>
-            <w:tcW w:type="dxa" w:w="2880"/>
-          </w:tcPr>
-          <w:p>
-            <w:pPr>
-              <w:jc w:val="left"/>
-            </w:pPr>
-            <w:r>
-              <w:rPr>
-                <w:rFonts w:ascii="Microsoft YaHei" w:hAnsi="Microsoft YaHei" w:eastAsia="Microsoft YaHei"/>
-                <w:sz w:val="19"/>
-              </w:rPr>
-              <w:t>配电箱检查、线路检查、设备检查</w:t>
-            </w:r>
-          </w:p>
-        </w:tc>
-        <w:tc>
-          <w:tcPr>
-            <w:tcW w:type="dxa" w:w="2880"/>
-          </w:tcPr>
-          <w:p>
-            <w:pPr>
-              <w:jc w:val="left"/>
-            </w:pPr>
-            <w:r>
-              <w:rPr>
-                <w:rFonts w:ascii="Microsoft YaHei" w:hAnsi="Microsoft YaHei" w:eastAsia="Microsoft YaHei"/>
-                <w:sz w:val="19"/>
-              </w:rPr>
-              <w:t>每半年1次</w:t>
-            </w:r>
-          </w:p>
-        </w:tc>
-      </w:tr>
-      <w:tr>
-        <w:tc>
-          <w:tcPr>
-            <w:tcW w:type="dxa" w:w="2880"/>
-          </w:tcPr>
-          <w:p>
-            <w:pPr>
-              <w:jc w:val="left"/>
-            </w:pPr>
-            <w:r>
-              <w:rPr>
-                <w:rFonts w:ascii="Microsoft YaHei" w:hAnsi="Microsoft YaHei" w:eastAsia="Microsoft YaHei"/>
-                <w:sz w:val="19"/>
-              </w:rPr>
-              <w:t>**重要客户**</w:t>
-            </w:r>
-          </w:p>
-        </w:tc>
-        <w:tc>
-          <w:tcPr>
-            <w:tcW w:type="dxa" w:w="2880"/>
-          </w:tcPr>
-          <w:p>
-            <w:pPr>
-              <w:jc w:val="left"/>
-            </w:pPr>
-            <w:r>
-              <w:rPr>
-                <w:rFonts w:ascii="Microsoft YaHei" w:hAnsi="Microsoft YaHei" w:eastAsia="Microsoft YaHei"/>
-                <w:sz w:val="19"/>
-              </w:rPr>
-              <w:t>全面电气安全检查</w:t>
-            </w:r>
-          </w:p>
-        </w:tc>
-        <w:tc>
-          <w:tcPr>
-            <w:tcW w:type="dxa" w:w="2880"/>
-          </w:tcPr>
-          <w:p>
-            <w:pPr>
-              <w:jc w:val="left"/>
-            </w:pPr>
-            <w:r>
-              <w:rPr>
-                <w:rFonts w:ascii="Microsoft YaHei" w:hAnsi="Microsoft YaHei" w:eastAsia="Microsoft YaHei"/>
-                <w:sz w:val="19"/>
-              </w:rPr>
-              <w:t>每季度1次</w:t>
-            </w:r>
-          </w:p>
-        </w:tc>
-      </w:tr>
-    </w:tbl>
-    <w:p/>
-    <w:p>
-      <w:pPr>
-        <w:jc w:val="center"/>
-      </w:pPr>
-      <w:r>
-        <w:drawing>
-          <wp:inline xmlns:a="http://schemas.openxmlformats.org/drawingml/2006/main" xmlns:pic="http://schemas.openxmlformats.org/drawingml/2006/picture">
-            <wp:extent cx="5029200" cy="1885950"/>
-            <wp:docPr id="31" name="Picture 31"/>
-            <wp:cNvGraphicFramePr>
-              <a:graphicFrameLocks noChangeAspect="1"/>
-            </wp:cNvGraphicFramePr>
-            <a:graphic>
-              <a:graphicData uri="http://schemas.openxmlformats.org/drawingml/2006/picture">
-                <pic:pic>
-                  <pic:nvPicPr>
-                    <pic:cNvPr id="0" name="03-社网共建融合方案_031.png"/>
-                    <pic:cNvPicPr/>
-                  </pic:nvPicPr>
-                  <pic:blipFill>
-                    <a:blip r:embed="rId29"/>
-                    <a:stretch>
-                      <a:fillRect/>
-                    </a:stretch>
-                  </pic:blipFill>
-                  <pic:spPr>
-                    <a:xfrm>
-                      <a:off x="0" y="0"/>
-                      <a:ext cx="5029200" cy="1885950"/>
-                    </a:xfrm>
-                    <a:prstGeom prst="rect"/>
-                  </pic:spPr>
-                </pic:pic>
-              </a:graphicData>
-            </a:graphic>
-          </wp:inline>
-        </w:drawing>
-      </w:r>
-    </w:p>
-    <w:p>
-      <w:pPr>
-        <w:spacing w:before="120" w:after="120"/>
-        <w:ind w:left="432"/>
-        <w:jc w:val="center"/>
-      </w:pPr>
-      <w:r>
-        <w:drawing>
-          <wp:inline xmlns:a="http://schemas.openxmlformats.org/drawingml/2006/main" xmlns:pic="http://schemas.openxmlformats.org/drawingml/2006/picture">
-            <wp:extent cx="5029200" cy="2235200"/>
-            <wp:docPr id="26" name="Picture 26"/>
-            <wp:cNvGraphicFramePr>
-              <a:graphicFrameLocks noChangeAspect="1"/>
-            </wp:cNvGraphicFramePr>
-            <a:graphic>
-              <a:graphicData uri="http://schemas.openxmlformats.org/drawingml/2006/picture">
-                <pic:pic>
-                  <pic:nvPicPr>
-                    <pic:cNvPr id="0" name="03-社网共建融合方案_026.png"/>
-                    <pic:cNvPicPr/>
-                  </pic:nvPicPr>
-                  <pic:blipFill>
-                    <a:blip r:embed="rId24"/>
-                    <a:stretch>
-                      <a:fillRect/>
-                    </a:stretch>
-                  </pic:blipFill>
-                  <pic:spPr>
-                    <a:xfrm>
-                      <a:off x="0" y="0"/>
-                      <a:ext cx="5029200" cy="2235200"/>
-                    </a:xfrm>
-                    <a:prstGeom prst="rect"/>
-                  </pic:spPr>
-                </pic:pic>
-              </a:graphicData>
-            </a:graphic>
-          </wp:inline>
-        </w:drawing>
-      </w:r>
-    </w:p>
-    <w:p>
-      <w:pPr>
-        <w:pStyle w:val="Heading4"/>
-        <w:jc w:val="center"/>
-      </w:pPr>
-      <w:r>
-        <w:drawing>
-          <wp:inline xmlns:a="http://schemas.openxmlformats.org/drawingml/2006/main" xmlns:pic="http://schemas.openxmlformats.org/drawingml/2006/picture">
-            <wp:extent cx="5029200" cy="2137410"/>
-            <wp:docPr id="47" name="Picture 47"/>
-            <wp:cNvGraphicFramePr>
-              <a:graphicFrameLocks noChangeAspect="1"/>
-            </wp:cNvGraphicFramePr>
-            <a:graphic>
-              <a:graphicData uri="http://schemas.openxmlformats.org/drawingml/2006/picture">
-                <pic:pic>
-                  <pic:nvPicPr>
-                    <pic:cNvPr id="0" name="03-社网共建融合方案_026.png"/>
-                    <pic:cNvPicPr/>
-                  </pic:nvPicPr>
-                  <pic:blipFill>
-                    <a:blip r:embed="rId41"/>
-                    <a:stretch>
-                      <a:fillRect/>
-                    </a:stretch>
-                  </pic:blipFill>
-                  <pic:spPr>
-                    <a:xfrm>
-                      <a:off x="0" y="0"/>
-                      <a:ext cx="5029200" cy="2137410"/>
-                    </a:xfrm>
-                    <a:prstGeom prst="rect"/>
-                  </pic:spPr>
-                </pic:pic>
-              </a:graphicData>
-            </a:graphic>
-          </wp:inline>
-        </w:drawing>
-      </w:r>
-    </w:p>
-    <w:tbl>
-      <w:tblPr>
-        <w:tblStyle w:val="TableGrid"/>
-        <w:tblW w:type="auto" w:w="0"/>
-        <w:tblLook w:firstColumn="1" w:firstRow="1" w:lastColumn="0" w:lastRow="0" w:noHBand="0" w:noVBand="1" w:val="04A0"/>
-      </w:tblPr>
-      <w:tblGrid>
-        <w:gridCol w:w="2880"/>
-        <w:gridCol w:w="2880"/>
-        <w:gridCol w:w="2880"/>
-      </w:tblGrid>
-      <w:tr>
-        <w:tc>
-          <w:tcPr>
-            <w:tcW w:type="dxa" w:w="2880"/>
-          </w:tcPr>
-          <w:p>
-            <w:pPr>
-              <w:jc w:val="center"/>
-            </w:pPr>
-            <w:r>
-              <w:rPr>
-                <w:rFonts w:ascii="Microsoft YaHei" w:hAnsi="Microsoft YaHei" w:eastAsia="Microsoft YaHei"/>
-                <w:b/>
-                <w:sz w:val="20"/>
-              </w:rPr>
-              <w:t>服务对象</w:t>
-            </w:r>
-          </w:p>
-        </w:tc>
-        <w:tc>
-          <w:tcPr>
-            <w:tcW w:type="dxa" w:w="2880"/>
-          </w:tcPr>
-          <w:p>
-            <w:pPr>
-              <w:jc w:val="center"/>
-            </w:pPr>
-            <w:r>
-              <w:rPr>
-                <w:rFonts w:ascii="Microsoft YaHei" w:hAnsi="Microsoft YaHei" w:eastAsia="Microsoft YaHei"/>
-                <w:b/>
-                <w:sz w:val="20"/>
-              </w:rPr>
-              <w:t>服务内容</w:t>
-            </w:r>
-          </w:p>
-        </w:tc>
-        <w:tc>
-          <w:tcPr>
-            <w:tcW w:type="dxa" w:w="2880"/>
-          </w:tcPr>
-          <w:p>
-            <w:pPr>
-              <w:jc w:val="center"/>
-            </w:pPr>
-            <w:r>
-              <w:rPr>
-                <w:rFonts w:ascii="Microsoft YaHei" w:hAnsi="Microsoft YaHei" w:eastAsia="Microsoft YaHei"/>
-                <w:b/>
-                <w:sz w:val="20"/>
-              </w:rPr>
-              <w:t>服务产出</w:t>
-            </w:r>
-          </w:p>
-        </w:tc>
-      </w:tr>
-      <w:tr>
-        <w:tc>
-          <w:tcPr>
-            <w:tcW w:type="dxa" w:w="2880"/>
-          </w:tcPr>
-          <w:p>
-            <w:pPr>
-              <w:jc w:val="left"/>
-            </w:pPr>
-            <w:r>
-              <w:rPr>
-                <w:rFonts w:ascii="Microsoft YaHei" w:hAnsi="Microsoft YaHei" w:eastAsia="Microsoft YaHei"/>
-                <w:sz w:val="19"/>
-              </w:rPr>
-              <w:t>**商户客户**</w:t>
-            </w:r>
-          </w:p>
-        </w:tc>
-        <w:tc>
-          <w:tcPr>
-            <w:tcW w:type="dxa" w:w="2880"/>
-          </w:tcPr>
-          <w:p>
-            <w:pPr>
-              <w:jc w:val="left"/>
-            </w:pPr>
-            <w:r>
-              <w:rPr>
-                <w:rFonts w:ascii="Microsoft YaHei" w:hAnsi="Microsoft YaHei" w:eastAsia="Microsoft YaHei"/>
-                <w:sz w:val="19"/>
-              </w:rPr>
-              <w:t>用能分析、节能建议</w:t>
-            </w:r>
-          </w:p>
-        </w:tc>
-        <w:tc>
-          <w:tcPr>
-            <w:tcW w:type="dxa" w:w="2880"/>
-          </w:tcPr>
-          <w:p>
-            <w:pPr>
-              <w:jc w:val="left"/>
-            </w:pPr>
-            <w:r>
-              <w:rPr>
-                <w:rFonts w:ascii="Microsoft YaHei" w:hAnsi="Microsoft YaHei" w:eastAsia="Microsoft YaHei"/>
-                <w:sz w:val="19"/>
-              </w:rPr>
-              <w:t>能效诊断报告</w:t>
-            </w:r>
-          </w:p>
-        </w:tc>
-      </w:tr>
-      <w:tr>
-        <w:tc>
-          <w:tcPr>
-            <w:tcW w:type="dxa" w:w="2880"/>
-          </w:tcPr>
-          <w:p>
-            <w:pPr>
-              <w:jc w:val="left"/>
-            </w:pPr>
-            <w:r>
-              <w:rPr>
-                <w:rFonts w:ascii="Microsoft YaHei" w:hAnsi="Microsoft YaHei" w:eastAsia="Microsoft YaHei"/>
-                <w:sz w:val="19"/>
-              </w:rPr>
-              <w:t>**企业客户**</w:t>
-            </w:r>
-          </w:p>
-        </w:tc>
-        <w:tc>
-          <w:tcPr>
-            <w:tcW w:type="dxa" w:w="2880"/>
-          </w:tcPr>
-          <w:p>
-            <w:pPr>
-              <w:jc w:val="left"/>
-            </w:pPr>
-            <w:r>
-              <w:rPr>
-                <w:rFonts w:ascii="Microsoft YaHei" w:hAnsi="Microsoft YaHei" w:eastAsia="Microsoft YaHei"/>
-                <w:sz w:val="19"/>
-              </w:rPr>
-              <w:t>全面能效诊断</w:t>
-            </w:r>
-          </w:p>
-        </w:tc>
-        <w:tc>
-          <w:tcPr>
-            <w:tcW w:type="dxa" w:w="2880"/>
-          </w:tcPr>
-          <w:p>
-            <w:pPr>
-              <w:jc w:val="left"/>
-            </w:pPr>
-            <w:r>
-              <w:rPr>
-                <w:rFonts w:ascii="Microsoft YaHei" w:hAnsi="Microsoft YaHei" w:eastAsia="Microsoft YaHei"/>
-                <w:sz w:val="19"/>
-              </w:rPr>
-              <w:t>能效诊断报告+改造方案</w:t>
-            </w:r>
-          </w:p>
-        </w:tc>
-      </w:tr>
-    </w:tbl>
-    <w:p/>
-    <w:p>
-      <w:pPr>
-        <w:jc w:val="center"/>
-      </w:pPr>
-      <w:r>
-        <w:drawing>
-          <wp:inline xmlns:a="http://schemas.openxmlformats.org/drawingml/2006/main" xmlns:pic="http://schemas.openxmlformats.org/drawingml/2006/picture">
-            <wp:extent cx="5029200" cy="3394710"/>
-            <wp:docPr id="39" name="Picture 39"/>
-            <wp:cNvGraphicFramePr>
-              <a:graphicFrameLocks noChangeAspect="1"/>
-            </wp:cNvGraphicFramePr>
-            <a:graphic>
-              <a:graphicData uri="http://schemas.openxmlformats.org/drawingml/2006/picture">
-                <pic:pic>
-                  <pic:nvPicPr>
-                    <pic:cNvPr id="0" name="03-社网共建融合方案_018.png"/>
-                    <pic:cNvPicPr/>
-                  </pic:nvPicPr>
-                  <pic:blipFill>
-                    <a:blip r:embed="rId34"/>
-                    <a:stretch>
-                      <a:fillRect/>
-                    </a:stretch>
-                  </pic:blipFill>
-                  <pic:spPr>
-                    <a:xfrm>
-                      <a:off x="0" y="0"/>
-                      <a:ext cx="5029200" cy="3394710"/>
-                    </a:xfrm>
-                    <a:prstGeom prst="rect"/>
-                  </pic:spPr>
-                </pic:pic>
-              </a:graphicData>
-            </a:graphic>
-          </wp:inline>
-        </w:drawing>
-      </w:r>
-    </w:p>
-    <w:p>
-      <w:pPr>
-        <w:ind w:left="432"/>
-        <w:jc w:val="center"/>
-      </w:pPr>
-      <w:r>
-        <w:drawing>
-          <wp:inline xmlns:a="http://schemas.openxmlformats.org/drawingml/2006/main" xmlns:pic="http://schemas.openxmlformats.org/drawingml/2006/picture">
-            <wp:extent cx="5029200" cy="2235200"/>
-            <wp:docPr id="27" name="Picture 27"/>
-            <wp:cNvGraphicFramePr>
-              <a:graphicFrameLocks noChangeAspect="1"/>
-            </wp:cNvGraphicFramePr>
-            <a:graphic>
-              <a:graphicData uri="http://schemas.openxmlformats.org/drawingml/2006/picture">
-                <pic:pic>
-                  <pic:nvPicPr>
-                    <pic:cNvPr id="0" name="03-社网共建融合方案_027.png"/>
-                    <pic:cNvPicPr/>
-                  </pic:nvPicPr>
-                  <pic:blipFill>
-                    <a:blip r:embed="rId25"/>
-                    <a:stretch>
-                      <a:fillRect/>
-                    </a:stretch>
-                  </pic:blipFill>
-                  <pic:spPr>
-                    <a:xfrm>
-                      <a:off x="0" y="0"/>
-                      <a:ext cx="5029200" cy="2235200"/>
-                    </a:xfrm>
-                    <a:prstGeom prst="rect"/>
-                  </pic:spPr>
-                </pic:pic>
-              </a:graphicData>
-            </a:graphic>
-          </wp:inline>
-        </w:drawing>
-      </w:r>
-    </w:p>
-    <w:p>
-      <w:pPr>
-        <w:ind w:left="432"/>
-        <w:jc w:val="center"/>
-      </w:pPr>
-      <w:r>
-        <w:drawing>
-          <wp:inline xmlns:a="http://schemas.openxmlformats.org/drawingml/2006/main" xmlns:pic="http://schemas.openxmlformats.org/drawingml/2006/picture">
-            <wp:extent cx="5029200" cy="1885950"/>
-            <wp:docPr id="33" name="Picture 33"/>
-            <wp:cNvGraphicFramePr>
-              <a:graphicFrameLocks noChangeAspect="1"/>
-            </wp:cNvGraphicFramePr>
-            <a:graphic>
-              <a:graphicData uri="http://schemas.openxmlformats.org/drawingml/2006/picture">
-                <pic:pic>
-                  <pic:nvPicPr>
-                    <pic:cNvPr id="0" name="03-社网共建融合方案_033.png"/>
-                    <pic:cNvPicPr/>
-                  </pic:nvPicPr>
-                  <pic:blipFill>
-                    <a:blip r:embed="rId31"/>
-                    <a:stretch>
-                      <a:fillRect/>
-                    </a:stretch>
-                  </pic:blipFill>
-                  <pic:spPr>
-                    <a:xfrm>
-                      <a:off x="0" y="0"/>
-                      <a:ext cx="5029200" cy="1885950"/>
-                    </a:xfrm>
-                    <a:prstGeom prst="rect"/>
-                  </pic:spPr>
-                </pic:pic>
-              </a:graphicData>
-            </a:graphic>
-          </wp:inline>
-        </w:drawing>
-      </w:r>
-    </w:p>
-    <w:p>
-      <w:pPr>
-        <w:ind w:left="432"/>
-        <w:jc w:val="center"/>
-      </w:pPr>
-      <w:r>
-        <w:drawing>
-          <wp:inline xmlns:a="http://schemas.openxmlformats.org/drawingml/2006/main" xmlns:pic="http://schemas.openxmlformats.org/drawingml/2006/picture">
-            <wp:extent cx="5029200" cy="2388870"/>
-            <wp:docPr id="43" name="Picture 43"/>
-            <wp:cNvGraphicFramePr>
-              <a:graphicFrameLocks noChangeAspect="1"/>
-            </wp:cNvGraphicFramePr>
-            <a:graphic>
-              <a:graphicData uri="http://schemas.openxmlformats.org/drawingml/2006/picture">
-                <pic:pic>
-                  <pic:nvPicPr>
-                    <pic:cNvPr id="0" name="03-社网共建融合方案_022.png"/>
-                    <pic:cNvPicPr/>
-                  </pic:nvPicPr>
-                  <pic:blipFill>
-                    <a:blip r:embed="rId37"/>
-                    <a:stretch>
-                      <a:fillRect/>
-                    </a:stretch>
-                  </pic:blipFill>
-                  <pic:spPr>
-                    <a:xfrm>
-                      <a:off x="0" y="0"/>
-                      <a:ext cx="5029200" cy="2388870"/>
-                    </a:xfrm>
-                    <a:prstGeom prst="rect"/>
-                  </pic:spPr>
-                </pic:pic>
-              </a:graphicData>
-            </a:graphic>
-          </wp:inline>
-        </w:drawing>
-      </w:r>
-    </w:p>
-    <w:p>
-      <w:pPr>
-        <w:ind w:left="432"/>
+        <w:jc w:val="both"/>
       </w:pPr>
       <w:r>
         <w:rPr>
           <w:rFonts w:ascii="Microsoft YaHei" w:hAnsi="Microsoft YaHei" w:eastAsia="Microsoft YaHei"/>
           <w:sz w:val="21"/>
         </w:rPr>
-        <w:t>● 节电措施建议</w:t>
+        <w:t>宣传内容：</w:t>
       </w:r>
     </w:p>
     <w:p>
       <w:pPr>
-        <w:pStyle w:val="Heading4"/>
-        <w:jc w:val="center"/>
+        <w:jc w:val="both"/>
       </w:pPr>
       <w:r>
-        <w:drawing>
-          <wp:inline xmlns:a="http://schemas.openxmlformats.org/drawingml/2006/main" xmlns:pic="http://schemas.openxmlformats.org/drawingml/2006/picture">
-            <wp:extent cx="5029200" cy="3394710"/>
-            <wp:docPr id="37" name="Picture 37"/>
-            <wp:cNvGraphicFramePr>
-              <a:graphicFrameLocks noChangeAspect="1"/>
-            </wp:cNvGraphicFramePr>
-            <a:graphic>
-              <a:graphicData uri="http://schemas.openxmlformats.org/drawingml/2006/picture">
-                <pic:pic>
-                  <pic:nvPicPr>
-                    <pic:cNvPr id="0" name="03-社网共建融合方案_015.png"/>
-                    <pic:cNvPicPr/>
-                  </pic:nvPicPr>
-                  <pic:blipFill>
-                    <a:blip r:embed="rId32"/>
-                    <a:stretch>
-                      <a:fillRect/>
-                    </a:stretch>
-                  </pic:blipFill>
-                  <pic:spPr>
-                    <a:xfrm>
-                      <a:off x="0" y="0"/>
-                      <a:ext cx="5029200" cy="3394710"/>
-                    </a:xfrm>
-                    <a:prstGeom prst="rect"/>
-                  </pic:spPr>
-                </pic:pic>
-              </a:graphicData>
-            </a:graphic>
-          </wp:inline>
-        </w:drawing>
-      </w:r>
-    </w:p>
-    <w:tbl>
-      <w:tblPr>
-        <w:tblStyle w:val="TableGrid"/>
-        <w:tblW w:type="auto" w:w="0"/>
-        <w:tblLook w:firstColumn="1" w:firstRow="1" w:lastColumn="0" w:lastRow="0" w:noHBand="0" w:noVBand="1" w:val="04A0"/>
-      </w:tblPr>
-      <w:tblGrid>
-        <w:gridCol w:w="2880"/>
-        <w:gridCol w:w="2880"/>
-        <w:gridCol w:w="2880"/>
-      </w:tblGrid>
-      <w:tr>
-        <w:tc>
-          <w:tcPr>
-            <w:tcW w:type="dxa" w:w="2880"/>
-          </w:tcPr>
-          <w:p>
-            <w:pPr>
-              <w:jc w:val="center"/>
-            </w:pPr>
-            <w:r>
-              <w:rPr>
-                <w:rFonts w:ascii="Microsoft YaHei" w:hAnsi="Microsoft YaHei" w:eastAsia="Microsoft YaHei"/>
-                <w:b/>
-                <w:sz w:val="20"/>
-              </w:rPr>
-              <w:t>服务对象</w:t>
-            </w:r>
-          </w:p>
-        </w:tc>
-        <w:tc>
-          <w:tcPr>
-            <w:tcW w:type="dxa" w:w="2880"/>
-          </w:tcPr>
-          <w:p>
-            <w:pPr>
-              <w:jc w:val="center"/>
-            </w:pPr>
-            <w:r>
-              <w:rPr>
-                <w:rFonts w:ascii="Microsoft YaHei" w:hAnsi="Microsoft YaHei" w:eastAsia="Microsoft YaHei"/>
-                <w:b/>
-                <w:sz w:val="20"/>
-              </w:rPr>
-              <w:t>服务内容</w:t>
-            </w:r>
-          </w:p>
-        </w:tc>
-        <w:tc>
-          <w:tcPr>
-            <w:tcW w:type="dxa" w:w="2880"/>
-          </w:tcPr>
-          <w:p>
-            <w:pPr>
-              <w:jc w:val="center"/>
-            </w:pPr>
-            <w:r>
-              <w:rPr>
-                <w:rFonts w:ascii="Microsoft YaHei" w:hAnsi="Microsoft YaHei" w:eastAsia="Microsoft YaHei"/>
-                <w:b/>
-                <w:sz w:val="20"/>
-              </w:rPr>
-              <w:t>服务频次</w:t>
-            </w:r>
-          </w:p>
-        </w:tc>
-      </w:tr>
-      <w:tr>
-        <w:tc>
-          <w:tcPr>
-            <w:tcW w:type="dxa" w:w="2880"/>
-          </w:tcPr>
-          <w:p>
-            <w:pPr>
-              <w:jc w:val="left"/>
-            </w:pPr>
-            <w:r>
-              <w:rPr>
-                <w:rFonts w:ascii="Microsoft YaHei" w:hAnsi="Microsoft YaHei" w:eastAsia="Microsoft YaHei"/>
-                <w:sz w:val="19"/>
-              </w:rPr>
-              <w:t>**独居老人**</w:t>
-            </w:r>
-          </w:p>
-        </w:tc>
-        <w:tc>
-          <w:tcPr>
-            <w:tcW w:type="dxa" w:w="2880"/>
-          </w:tcPr>
-          <w:p>
-            <w:pPr>
-              <w:jc w:val="left"/>
-            </w:pPr>
-            <w:r>
-              <w:rPr>
-                <w:rFonts w:ascii="Microsoft YaHei" w:hAnsi="Microsoft YaHei" w:eastAsia="Microsoft YaHei"/>
-                <w:sz w:val="19"/>
-              </w:rPr>
-              <w:t>上门走访、安全检查、用电指导</w:t>
-            </w:r>
-          </w:p>
-        </w:tc>
-        <w:tc>
-          <w:tcPr>
-            <w:tcW w:type="dxa" w:w="2880"/>
-          </w:tcPr>
-          <w:p>
-            <w:pPr>
-              <w:jc w:val="left"/>
-            </w:pPr>
-            <w:r>
-              <w:rPr>
-                <w:rFonts w:ascii="Microsoft YaHei" w:hAnsi="Microsoft YaHei" w:eastAsia="Microsoft YaHei"/>
-                <w:sz w:val="19"/>
-              </w:rPr>
-              <w:t>每月1次</w:t>
-            </w:r>
-          </w:p>
-        </w:tc>
-      </w:tr>
-      <w:tr>
-        <w:tc>
-          <w:tcPr>
-            <w:tcW w:type="dxa" w:w="2880"/>
-          </w:tcPr>
-          <w:p>
-            <w:pPr>
-              <w:jc w:val="left"/>
-            </w:pPr>
-            <w:r>
-              <w:rPr>
-                <w:rFonts w:ascii="Microsoft YaHei" w:hAnsi="Microsoft YaHei" w:eastAsia="Microsoft YaHei"/>
-                <w:sz w:val="19"/>
-              </w:rPr>
-              <w:t>**残疾人**</w:t>
-            </w:r>
-          </w:p>
-        </w:tc>
-        <w:tc>
-          <w:tcPr>
-            <w:tcW w:type="dxa" w:w="2880"/>
-          </w:tcPr>
-          <w:p>
-            <w:pPr>
-              <w:jc w:val="left"/>
-            </w:pPr>
-            <w:r>
-              <w:rPr>
-                <w:rFonts w:ascii="Microsoft YaHei" w:hAnsi="Microsoft YaHei" w:eastAsia="Microsoft YaHei"/>
-                <w:sz w:val="19"/>
-              </w:rPr>
-              <w:t>上门走访、安全检查、便利服务</w:t>
-            </w:r>
-          </w:p>
-        </w:tc>
-        <w:tc>
-          <w:tcPr>
-            <w:tcW w:type="dxa" w:w="2880"/>
-          </w:tcPr>
-          <w:p>
-            <w:pPr>
-              <w:jc w:val="left"/>
-            </w:pPr>
-            <w:r>
-              <w:rPr>
-                <w:rFonts w:ascii="Microsoft YaHei" w:hAnsi="Microsoft YaHei" w:eastAsia="Microsoft YaHei"/>
-                <w:sz w:val="19"/>
-              </w:rPr>
-              <w:t>每月1次</w:t>
-            </w:r>
-          </w:p>
-        </w:tc>
-      </w:tr>
-      <w:tr>
-        <w:tc>
-          <w:tcPr>
-            <w:tcW w:type="dxa" w:w="2880"/>
-          </w:tcPr>
-          <w:p>
-            <w:pPr>
-              <w:jc w:val="left"/>
-            </w:pPr>
-            <w:r>
-              <w:rPr>
-                <w:rFonts w:ascii="Microsoft YaHei" w:hAnsi="Microsoft YaHei" w:eastAsia="Microsoft YaHei"/>
-                <w:sz w:val="19"/>
-              </w:rPr>
-              <w:t>**低保户**</w:t>
-            </w:r>
-          </w:p>
-        </w:tc>
-        <w:tc>
-          <w:tcPr>
-            <w:tcW w:type="dxa" w:w="2880"/>
-          </w:tcPr>
-          <w:p>
-            <w:pPr>
-              <w:jc w:val="left"/>
-            </w:pPr>
-            <w:r>
-              <w:rPr>
-                <w:rFonts w:ascii="Microsoft YaHei" w:hAnsi="Microsoft YaHei" w:eastAsia="Microsoft YaHei"/>
-                <w:sz w:val="19"/>
-              </w:rPr>
-              <w:t>上门走访、用电优惠宣传</w:t>
-            </w:r>
-          </w:p>
-        </w:tc>
-        <w:tc>
-          <w:tcPr>
-            <w:tcW w:type="dxa" w:w="2880"/>
-          </w:tcPr>
-          <w:p>
-            <w:pPr>
-              <w:jc w:val="left"/>
-            </w:pPr>
-            <w:r>
-              <w:rPr>
-                <w:rFonts w:ascii="Microsoft YaHei" w:hAnsi="Microsoft YaHei" w:eastAsia="Microsoft YaHei"/>
-                <w:sz w:val="19"/>
-              </w:rPr>
-              <w:t>每季度1次</w:t>
-            </w:r>
-          </w:p>
-        </w:tc>
-      </w:tr>
-    </w:tbl>
-    <w:p/>
-    <w:p>
-      <w:pPr>
-        <w:jc w:val="center"/>
-      </w:pPr>
-      <w:r>
-        <w:drawing>
-          <wp:inline xmlns:a="http://schemas.openxmlformats.org/drawingml/2006/main" xmlns:pic="http://schemas.openxmlformats.org/drawingml/2006/picture">
-            <wp:extent cx="5029200" cy="2235200"/>
-            <wp:docPr id="40" name="Picture 40"/>
-            <wp:cNvGraphicFramePr>
-              <a:graphicFrameLocks noChangeAspect="1"/>
-            </wp:cNvGraphicFramePr>
-            <a:graphic>
-              <a:graphicData uri="http://schemas.openxmlformats.org/drawingml/2006/picture">
-                <pic:pic>
-                  <pic:nvPicPr>
-                    <pic:cNvPr id="0" name="image.png"/>
-                    <pic:cNvPicPr/>
-                  </pic:nvPicPr>
-                  <pic:blipFill>
-                    <a:blip r:embed="rId10"/>
-                    <a:stretch>
-                      <a:fillRect/>
-                    </a:stretch>
-                  </pic:blipFill>
-                  <pic:spPr>
-                    <a:xfrm>
-                      <a:off x="0" y="0"/>
-                      <a:ext cx="5029200" cy="2235200"/>
-                    </a:xfrm>
-                    <a:prstGeom prst="rect"/>
-                  </pic:spPr>
-                </pic:pic>
-              </a:graphicData>
-            </a:graphic>
-          </wp:inline>
-        </w:drawing>
+        <w:rPr>
+          <w:rFonts w:ascii="Microsoft YaHei" w:hAnsi="Microsoft YaHei" w:eastAsia="Microsoft YaHei"/>
+          <w:sz w:val="21"/>
+        </w:rPr>
+        <w:t>联合活动：</w:t>
       </w:r>
     </w:p>
     <w:p>
       <w:pPr>
-        <w:spacing w:before="120" w:after="120"/>
-        <w:ind w:left="432"/>
-        <w:jc w:val="center"/>
+        <w:pStyle w:val="Heading2"/>
       </w:pPr>
       <w:r>
-        <w:drawing>
-          <wp:inline xmlns:a="http://schemas.openxmlformats.org/drawingml/2006/main" xmlns:pic="http://schemas.openxmlformats.org/drawingml/2006/picture">
-            <wp:extent cx="5029200" cy="1885950"/>
-            <wp:docPr id="32" name="Picture 32"/>
-            <wp:cNvGraphicFramePr>
-              <a:graphicFrameLocks noChangeAspect="1"/>
-            </wp:cNvGraphicFramePr>
-            <a:graphic>
-              <a:graphicData uri="http://schemas.openxmlformats.org/drawingml/2006/picture">
-                <pic:pic>
-                  <pic:nvPicPr>
-                    <pic:cNvPr id="0" name="03-社网共建融合方案_032.png"/>
-                    <pic:cNvPicPr/>
-                  </pic:nvPicPr>
-                  <pic:blipFill>
-                    <a:blip r:embed="rId30"/>
-                    <a:stretch>
-                      <a:fillRect/>
-                    </a:stretch>
-                  </pic:blipFill>
-                  <pic:spPr>
-                    <a:xfrm>
-                      <a:off x="0" y="0"/>
-                      <a:ext cx="5029200" cy="1885950"/>
-                    </a:xfrm>
-                    <a:prstGeom prst="rect"/>
-                  </pic:spPr>
-                </pic:pic>
-              </a:graphicData>
-            </a:graphic>
-          </wp:inline>
-        </w:drawing>
+        <w:rPr>
+          <w:rFonts w:ascii="Microsoft YaHei" w:hAnsi="Microsoft YaHei" w:eastAsia="Microsoft YaHei"/>
+          <w:b/>
+          <w:color w:val="1B365D"/>
+          <w:sz w:val="28"/>
+        </w:rPr>
+        <w:t>六、考核评估机制</w:t>
       </w:r>
     </w:p>
     <w:p>
       <w:pPr>
-        <w:pStyle w:val="Heading4"/>
-        <w:jc w:val="center"/>
+        <w:pStyle w:val="Heading3"/>
       </w:pPr>
       <w:r>
-        <w:drawing>
-          <wp:inline xmlns:a="http://schemas.openxmlformats.org/drawingml/2006/main" xmlns:pic="http://schemas.openxmlformats.org/drawingml/2006/picture">
-            <wp:extent cx="5029200" cy="2570480"/>
-            <wp:docPr id="30" name="Picture 30"/>
-            <wp:cNvGraphicFramePr>
-              <a:graphicFrameLocks noChangeAspect="1"/>
-            </wp:cNvGraphicFramePr>
-            <a:graphic>
-              <a:graphicData uri="http://schemas.openxmlformats.org/drawingml/2006/picture">
-                <pic:pic>
-                  <pic:nvPicPr>
-                    <pic:cNvPr id="0" name="03-社网共建融合方案_030.png"/>
-                    <pic:cNvPicPr/>
-                  </pic:nvPicPr>
-                  <pic:blipFill>
-                    <a:blip r:embed="rId28"/>
-                    <a:stretch>
-                      <a:fillRect/>
-                    </a:stretch>
-                  </pic:blipFill>
-                  <pic:spPr>
-                    <a:xfrm>
-                      <a:off x="0" y="0"/>
-                      <a:ext cx="5029200" cy="2570480"/>
-                    </a:xfrm>
-                    <a:prstGeom prst="rect"/>
-                  </pic:spPr>
-                </pic:pic>
-              </a:graphicData>
-            </a:graphic>
-          </wp:inline>
-        </w:drawing>
-      </w:r>
-    </w:p>
-    <w:tbl>
-      <w:tblPr>
-        <w:tblStyle w:val="TableGrid"/>
-        <w:tblW w:type="auto" w:w="0"/>
-        <w:tblLook w:firstColumn="1" w:firstRow="1" w:lastColumn="0" w:lastRow="0" w:noHBand="0" w:noVBand="1" w:val="04A0"/>
-      </w:tblPr>
-      <w:tblGrid>
-        <w:gridCol w:w="2880"/>
-        <w:gridCol w:w="2880"/>
-        <w:gridCol w:w="2880"/>
-      </w:tblGrid>
-      <w:tr>
-        <w:tc>
-          <w:tcPr>
-            <w:tcW w:type="dxa" w:w="2880"/>
-          </w:tcPr>
-          <w:p>
-            <w:pPr>
-              <w:jc w:val="center"/>
-            </w:pPr>
-            <w:r>
-              <w:rPr>
-                <w:rFonts w:ascii="Microsoft YaHei" w:hAnsi="Microsoft YaHei" w:eastAsia="Microsoft YaHei"/>
-                <w:b/>
-                <w:sz w:val="20"/>
-              </w:rPr>
-              <w:t>服务对象</w:t>
-            </w:r>
-          </w:p>
-        </w:tc>
-        <w:tc>
-          <w:tcPr>
-            <w:tcW w:type="dxa" w:w="2880"/>
-          </w:tcPr>
-          <w:p>
-            <w:pPr>
-              <w:jc w:val="center"/>
-            </w:pPr>
-            <w:r>
-              <w:rPr>
-                <w:rFonts w:ascii="Microsoft YaHei" w:hAnsi="Microsoft YaHei" w:eastAsia="Microsoft YaHei"/>
-                <w:b/>
-                <w:sz w:val="20"/>
-              </w:rPr>
-              <w:t>服务内容</w:t>
-            </w:r>
-          </w:p>
-        </w:tc>
-        <w:tc>
-          <w:tcPr>
-            <w:tcW w:type="dxa" w:w="2880"/>
-          </w:tcPr>
-          <w:p>
-            <w:pPr>
-              <w:jc w:val="center"/>
-            </w:pPr>
-            <w:r>
-              <w:rPr>
-                <w:rFonts w:ascii="Microsoft YaHei" w:hAnsi="Microsoft YaHei" w:eastAsia="Microsoft YaHei"/>
-                <w:b/>
-                <w:sz w:val="20"/>
-              </w:rPr>
-              <w:t>服务频次</w:t>
-            </w:r>
-          </w:p>
-        </w:tc>
-      </w:tr>
-      <w:tr>
-        <w:tc>
-          <w:tcPr>
-            <w:tcW w:type="dxa" w:w="2880"/>
-          </w:tcPr>
-          <w:p>
-            <w:pPr>
-              <w:jc w:val="left"/>
-            </w:pPr>
-            <w:r>
-              <w:rPr>
-                <w:rFonts w:ascii="Microsoft YaHei" w:hAnsi="Microsoft YaHei" w:eastAsia="Microsoft YaHei"/>
-                <w:sz w:val="19"/>
-              </w:rPr>
-              <w:t>**重要客户**</w:t>
-            </w:r>
-          </w:p>
-        </w:tc>
-        <w:tc>
-          <w:tcPr>
-            <w:tcW w:type="dxa" w:w="2880"/>
-          </w:tcPr>
-          <w:p>
-            <w:pPr>
-              <w:jc w:val="left"/>
-            </w:pPr>
-            <w:r>
-              <w:rPr>
-                <w:rFonts w:ascii="Microsoft YaHei" w:hAnsi="Microsoft YaHei" w:eastAsia="Microsoft YaHei"/>
-                <w:sz w:val="19"/>
-              </w:rPr>
-              <w:t>用电需求了解、用电保障方案制定</w:t>
-            </w:r>
-          </w:p>
-        </w:tc>
-        <w:tc>
-          <w:tcPr>
-            <w:tcW w:type="dxa" w:w="2880"/>
-          </w:tcPr>
-          <w:p>
-            <w:pPr>
-              <w:jc w:val="left"/>
-            </w:pPr>
-            <w:r>
-              <w:rPr>
-                <w:rFonts w:ascii="Microsoft YaHei" w:hAnsi="Microsoft YaHei" w:eastAsia="Microsoft YaHei"/>
-                <w:sz w:val="19"/>
-              </w:rPr>
-              <w:t>每季度1次</w:t>
-            </w:r>
-          </w:p>
-        </w:tc>
-      </w:tr>
-      <w:tr>
-        <w:tc>
-          <w:tcPr>
-            <w:tcW w:type="dxa" w:w="2880"/>
-          </w:tcPr>
-          <w:p>
-            <w:pPr>
-              <w:jc w:val="left"/>
-            </w:pPr>
-            <w:r>
-              <w:rPr>
-                <w:rFonts w:ascii="Microsoft YaHei" w:hAnsi="Microsoft YaHei" w:eastAsia="Microsoft YaHei"/>
-                <w:sz w:val="19"/>
-              </w:rPr>
-              <w:t>**敏感客户**</w:t>
-            </w:r>
-          </w:p>
-        </w:tc>
-        <w:tc>
-          <w:tcPr>
-            <w:tcW w:type="dxa" w:w="2880"/>
-          </w:tcPr>
-          <w:p>
-            <w:pPr>
-              <w:jc w:val="left"/>
-            </w:pPr>
-            <w:r>
-              <w:rPr>
-                <w:rFonts w:ascii="Microsoft YaHei" w:hAnsi="Microsoft YaHei" w:eastAsia="Microsoft YaHei"/>
-                <w:sz w:val="19"/>
-              </w:rPr>
-              <w:t>满意度回访、问题解决情况跟踪</w:t>
-            </w:r>
-          </w:p>
-        </w:tc>
-        <w:tc>
-          <w:tcPr>
-            <w:tcW w:type="dxa" w:w="2880"/>
-          </w:tcPr>
-          <w:p>
-            <w:pPr>
-              <w:jc w:val="left"/>
-            </w:pPr>
-            <w:r>
-              <w:rPr>
-                <w:rFonts w:ascii="Microsoft YaHei" w:hAnsi="Microsoft YaHei" w:eastAsia="Microsoft YaHei"/>
-                <w:sz w:val="19"/>
-              </w:rPr>
-              <w:t>每月1次</w:t>
-            </w:r>
-          </w:p>
-        </w:tc>
-      </w:tr>
-      <w:tr>
-        <w:tc>
-          <w:tcPr>
-            <w:tcW w:type="dxa" w:w="2880"/>
-          </w:tcPr>
-          <w:p>
-            <w:pPr>
-              <w:jc w:val="left"/>
-            </w:pPr>
-            <w:r>
-              <w:rPr>
-                <w:rFonts w:ascii="Microsoft YaHei" w:hAnsi="Microsoft YaHei" w:eastAsia="Microsoft YaHei"/>
-                <w:sz w:val="19"/>
-              </w:rPr>
-              <w:t>**频繁停电客户**</w:t>
-            </w:r>
-          </w:p>
-        </w:tc>
-        <w:tc>
-          <w:tcPr>
-            <w:tcW w:type="dxa" w:w="2880"/>
-          </w:tcPr>
-          <w:p>
-            <w:pPr>
-              <w:jc w:val="left"/>
-            </w:pPr>
-            <w:r>
-              <w:rPr>
-                <w:rFonts w:ascii="Microsoft YaHei" w:hAnsi="Microsoft YaHei" w:eastAsia="Microsoft YaHei"/>
-                <w:sz w:val="19"/>
-              </w:rPr>
-              <w:t>停电原因解释、改进措施沟通</w:t>
-            </w:r>
-          </w:p>
-        </w:tc>
-        <w:tc>
-          <w:tcPr>
-            <w:tcW w:type="dxa" w:w="2880"/>
-          </w:tcPr>
-          <w:p>
-            <w:pPr>
-              <w:jc w:val="left"/>
-            </w:pPr>
-            <w:r>
-              <w:rPr>
-                <w:rFonts w:ascii="Microsoft YaHei" w:hAnsi="Microsoft YaHei" w:eastAsia="Microsoft YaHei"/>
-                <w:sz w:val="19"/>
-              </w:rPr>
-              <w:t>每次停电后</w:t>
-            </w:r>
-          </w:p>
-        </w:tc>
-      </w:tr>
-    </w:tbl>
-    <w:p/>
-    <w:p>
-      <w:pPr>
-        <w:pStyle w:val="Heading2"/>
-        <w:jc w:val="center"/>
-      </w:pPr>
-      <w:r>
-        <w:drawing>
-          <wp:inline xmlns:a="http://schemas.openxmlformats.org/drawingml/2006/main" xmlns:pic="http://schemas.openxmlformats.org/drawingml/2006/picture">
-            <wp:extent cx="5029200" cy="1885950"/>
-            <wp:docPr id="52" name="Picture 52"/>
-            <wp:cNvGraphicFramePr>
-              <a:graphicFrameLocks noChangeAspect="1"/>
-            </wp:cNvGraphicFramePr>
-            <a:graphic>
-              <a:graphicData uri="http://schemas.openxmlformats.org/drawingml/2006/picture">
-                <pic:pic>
-                  <pic:nvPicPr>
-                    <pic:cNvPr id="0" name="03-社网共建融合方案_032.png"/>
-                    <pic:cNvPicPr/>
-                  </pic:nvPicPr>
-                  <pic:blipFill>
-                    <a:blip r:embed="rId45"/>
-                    <a:stretch>
-                      <a:fillRect/>
-                    </a:stretch>
-                  </pic:blipFill>
-                  <pic:spPr>
-                    <a:xfrm>
-                      <a:off x="0" y="0"/>
-                      <a:ext cx="5029200" cy="1885950"/>
-                    </a:xfrm>
-                    <a:prstGeom prst="rect"/>
-                  </pic:spPr>
-                </pic:pic>
-              </a:graphicData>
-            </a:graphic>
-          </wp:inline>
-        </w:drawing>
+        <w:rPr>
+          <w:rFonts w:ascii="Microsoft YaHei" w:hAnsi="Microsoft YaHei" w:eastAsia="Microsoft YaHei"/>
+          <w:b/>
+          <w:color w:val="2E5A4C"/>
+          <w:sz w:val="24"/>
+        </w:rPr>
+        <w:t>6.1 考核指标</w:t>
       </w:r>
     </w:p>
     <w:p>
       <w:pPr>
-        <w:pStyle w:val="Heading3"/>
-        <w:jc w:val="center"/>
+        <w:pStyle w:val="Heading4"/>
       </w:pPr>
       <w:r>
-        <w:drawing>
-          <wp:inline xmlns:a="http://schemas.openxmlformats.org/drawingml/2006/main" xmlns:pic="http://schemas.openxmlformats.org/drawingml/2006/picture">
-            <wp:extent cx="5029200" cy="1885950"/>
-            <wp:docPr id="55" name="Picture 55"/>
-            <wp:cNvGraphicFramePr>
-              <a:graphicFrameLocks noChangeAspect="1"/>
-            </wp:cNvGraphicFramePr>
-            <a:graphic>
-              <a:graphicData uri="http://schemas.openxmlformats.org/drawingml/2006/picture">
-                <pic:pic>
-                  <pic:nvPicPr>
-                    <pic:cNvPr id="0" name="03-社网共建融合方案_035.png"/>
-                    <pic:cNvPicPr/>
-                  </pic:nvPicPr>
-                  <pic:blipFill>
-                    <a:blip r:embed="rId48"/>
-                    <a:stretch>
-                      <a:fillRect/>
-                    </a:stretch>
-                  </pic:blipFill>
-                  <pic:spPr>
-                    <a:xfrm>
-                      <a:off x="0" y="0"/>
-                      <a:ext cx="5029200" cy="1885950"/>
-                    </a:xfrm>
-                    <a:prstGeom prst="rect"/>
-                  </pic:spPr>
-                </pic:pic>
-              </a:graphicData>
-            </a:graphic>
-          </wp:inline>
-        </w:drawing>
+        <w:rPr>
+          <w:rFonts w:ascii="Microsoft YaHei" w:hAnsi="Microsoft YaHei" w:eastAsia="Microsoft YaHei"/>
+          <w:b/>
+          <w:color w:val="2E5A4C"/>
+          <w:sz w:val="24"/>
+        </w:rPr>
+        <w:t>服务质量指标</w:t>
       </w:r>
     </w:p>
     <w:p>
       <w:pPr>
         <w:pStyle w:val="Heading4"/>
-        <w:jc w:val="center"/>
       </w:pPr>
       <w:r>
-        <w:drawing>
-          <wp:inline xmlns:a="http://schemas.openxmlformats.org/drawingml/2006/main" xmlns:pic="http://schemas.openxmlformats.org/drawingml/2006/picture">
-            <wp:extent cx="5029200" cy="2137410"/>
-            <wp:docPr id="44" name="Picture 44"/>
-            <wp:cNvGraphicFramePr>
-              <a:graphicFrameLocks noChangeAspect="1"/>
-            </wp:cNvGraphicFramePr>
-            <a:graphic>
-              <a:graphicData uri="http://schemas.openxmlformats.org/drawingml/2006/picture">
-                <pic:pic>
-                  <pic:nvPicPr>
-                    <pic:cNvPr id="0" name="03-社网共建融合方案_023.png"/>
-                    <pic:cNvPicPr/>
-                  </pic:nvPicPr>
-                  <pic:blipFill>
-                    <a:blip r:embed="rId38"/>
-                    <a:stretch>
-                      <a:fillRect/>
-                    </a:stretch>
-                  </pic:blipFill>
-                  <pic:spPr>
-                    <a:xfrm>
-                      <a:off x="0" y="0"/>
-                      <a:ext cx="5029200" cy="2137410"/>
-                    </a:xfrm>
-                    <a:prstGeom prst="rect"/>
-                  </pic:spPr>
-                </pic:pic>
-              </a:graphicData>
-            </a:graphic>
-          </wp:inline>
-        </w:drawing>
+        <w:rPr>
+          <w:rFonts w:ascii="Microsoft YaHei" w:hAnsi="Microsoft YaHei" w:eastAsia="Microsoft YaHei"/>
+          <w:b/>
+          <w:color w:val="2E5A4C"/>
+          <w:sz w:val="24"/>
+        </w:rPr>
+        <w:t>协同效率指标</w:t>
       </w:r>
     </w:p>
-    <w:tbl>
-      <w:tblPr>
-        <w:tblStyle w:val="TableGrid"/>
-        <w:tblW w:type="auto" w:w="0"/>
-        <w:tblLook w:firstColumn="1" w:firstRow="1" w:lastColumn="0" w:lastRow="0" w:noHBand="0" w:noVBand="1" w:val="04A0"/>
-      </w:tblPr>
-      <w:tblGrid>
-        <w:gridCol w:w="2160"/>
-        <w:gridCol w:w="2160"/>
-        <w:gridCol w:w="2160"/>
-        <w:gridCol w:w="2160"/>
-      </w:tblGrid>
-      <w:tr>
-        <w:tc>
-          <w:tcPr>
-            <w:tcW w:type="dxa" w:w="2160"/>
-          </w:tcPr>
-          <w:p>
-            <w:pPr>
-              <w:jc w:val="center"/>
-            </w:pPr>
-            <w:r>
-              <w:rPr>
-                <w:rFonts w:ascii="Microsoft YaHei" w:hAnsi="Microsoft YaHei" w:eastAsia="Microsoft YaHei"/>
-                <w:b/>
-                <w:sz w:val="20"/>
-              </w:rPr>
-              <w:t>指标</w:t>
-            </w:r>
-          </w:p>
-        </w:tc>
-        <w:tc>
-          <w:tcPr>
-            <w:tcW w:type="dxa" w:w="2160"/>
-          </w:tcPr>
-          <w:p>
-            <w:pPr>
-              <w:jc w:val="center"/>
-            </w:pPr>
-            <w:r>
-              <w:rPr>
-                <w:rFonts w:ascii="Microsoft YaHei" w:hAnsi="Microsoft YaHei" w:eastAsia="Microsoft YaHei"/>
-                <w:b/>
-                <w:sz w:val="20"/>
-              </w:rPr>
-              <w:t>定义</w:t>
-            </w:r>
-          </w:p>
-        </w:tc>
-        <w:tc>
-          <w:tcPr>
-            <w:tcW w:type="dxa" w:w="2160"/>
-          </w:tcPr>
-          <w:p>
-            <w:pPr>
-              <w:jc w:val="center"/>
-            </w:pPr>
-            <w:r>
-              <w:rPr>
-                <w:rFonts w:ascii="Microsoft YaHei" w:hAnsi="Microsoft YaHei" w:eastAsia="Microsoft YaHei"/>
-                <w:b/>
-                <w:sz w:val="20"/>
-              </w:rPr>
-              <w:t>目标值</w:t>
-            </w:r>
-          </w:p>
-        </w:tc>
-        <w:tc>
-          <w:tcPr>
-            <w:tcW w:type="dxa" w:w="2160"/>
-          </w:tcPr>
-          <w:p>
-            <w:pPr>
-              <w:jc w:val="center"/>
-            </w:pPr>
-            <w:r>
-              <w:rPr>
-                <w:rFonts w:ascii="Microsoft YaHei" w:hAnsi="Microsoft YaHei" w:eastAsia="Microsoft YaHei"/>
-                <w:b/>
-                <w:sz w:val="20"/>
-              </w:rPr>
-              <w:t>数据来源</w:t>
-            </w:r>
-          </w:p>
-        </w:tc>
-      </w:tr>
-      <w:tr>
-        <w:tc>
-          <w:tcPr>
-            <w:tcW w:type="dxa" w:w="2160"/>
-          </w:tcPr>
-          <w:p>
-            <w:pPr>
-              <w:jc w:val="left"/>
-            </w:pPr>
-            <w:r>
-              <w:rPr>
-                <w:rFonts w:ascii="Microsoft YaHei" w:hAnsi="Microsoft YaHei" w:eastAsia="Microsoft YaHei"/>
-                <w:sz w:val="19"/>
-              </w:rPr>
-              <w:t>**服务驿站开放率**</w:t>
-            </w:r>
-          </w:p>
-        </w:tc>
-        <w:tc>
-          <w:tcPr>
-            <w:tcW w:type="dxa" w:w="2160"/>
-          </w:tcPr>
-          <w:p>
-            <w:pPr>
-              <w:jc w:val="left"/>
-            </w:pPr>
-            <w:r>
-              <w:rPr>
-                <w:rFonts w:ascii="Microsoft YaHei" w:hAnsi="Microsoft YaHei" w:eastAsia="Microsoft YaHei"/>
-                <w:sz w:val="19"/>
-              </w:rPr>
-              <w:t>驿站实际开放次数/计划开放次数</w:t>
-            </w:r>
-          </w:p>
-        </w:tc>
-        <w:tc>
-          <w:tcPr>
-            <w:tcW w:type="dxa" w:w="2160"/>
-          </w:tcPr>
-          <w:p>
-            <w:pPr>
-              <w:jc w:val="left"/>
-            </w:pPr>
-            <w:r>
-              <w:rPr>
-                <w:rFonts w:ascii="Microsoft YaHei" w:hAnsi="Microsoft YaHei" w:eastAsia="Microsoft YaHei"/>
-                <w:sz w:val="19"/>
-              </w:rPr>
-              <w:t>≥90%</w:t>
-            </w:r>
-          </w:p>
-        </w:tc>
-        <w:tc>
-          <w:tcPr>
-            <w:tcW w:type="dxa" w:w="2160"/>
-          </w:tcPr>
-          <w:p>
-            <w:pPr>
-              <w:jc w:val="left"/>
-            </w:pPr>
-            <w:r>
-              <w:rPr>
-                <w:rFonts w:ascii="Microsoft YaHei" w:hAnsi="Microsoft YaHei" w:eastAsia="Microsoft YaHei"/>
-                <w:sz w:val="19"/>
-              </w:rPr>
-              <w:t>服务记录</w:t>
-            </w:r>
-          </w:p>
-        </w:tc>
-      </w:tr>
-      <w:tr>
-        <w:tc>
-          <w:tcPr>
-            <w:tcW w:type="dxa" w:w="2160"/>
-          </w:tcPr>
-          <w:p>
-            <w:pPr>
-              <w:jc w:val="left"/>
-            </w:pPr>
-            <w:r>
-              <w:rPr>
-                <w:rFonts w:ascii="Microsoft YaHei" w:hAnsi="Microsoft YaHei" w:eastAsia="Microsoft YaHei"/>
-                <w:sz w:val="19"/>
-              </w:rPr>
-              <w:t>**业务办理及时率**</w:t>
-            </w:r>
-          </w:p>
-        </w:tc>
-        <w:tc>
-          <w:tcPr>
-            <w:tcW w:type="dxa" w:w="2160"/>
-          </w:tcPr>
-          <w:p>
-            <w:pPr>
-              <w:jc w:val="left"/>
-            </w:pPr>
-            <w:r>
-              <w:rPr>
-                <w:rFonts w:ascii="Microsoft YaHei" w:hAnsi="Microsoft YaHei" w:eastAsia="Microsoft YaHei"/>
-                <w:sz w:val="19"/>
-              </w:rPr>
-              <w:t>及时办理的业务数/总业务数</w:t>
-            </w:r>
-          </w:p>
-        </w:tc>
-        <w:tc>
-          <w:tcPr>
-            <w:tcW w:type="dxa" w:w="2160"/>
-          </w:tcPr>
-          <w:p>
-            <w:pPr>
-              <w:jc w:val="left"/>
-            </w:pPr>
-            <w:r>
-              <w:rPr>
-                <w:rFonts w:ascii="Microsoft YaHei" w:hAnsi="Microsoft YaHei" w:eastAsia="Microsoft YaHei"/>
-                <w:sz w:val="19"/>
-              </w:rPr>
-              <w:t>≥95%</w:t>
-            </w:r>
-          </w:p>
-        </w:tc>
-        <w:tc>
-          <w:tcPr>
-            <w:tcW w:type="dxa" w:w="2160"/>
-          </w:tcPr>
-          <w:p>
-            <w:pPr>
-              <w:jc w:val="left"/>
-            </w:pPr>
-            <w:r>
-              <w:rPr>
-                <w:rFonts w:ascii="Microsoft YaHei" w:hAnsi="Microsoft YaHei" w:eastAsia="Microsoft YaHei"/>
-                <w:sz w:val="19"/>
-              </w:rPr>
-              <w:t>业务系统</w:t>
-            </w:r>
-          </w:p>
-        </w:tc>
-      </w:tr>
-      <w:tr>
-        <w:tc>
-          <w:tcPr>
-            <w:tcW w:type="dxa" w:w="2160"/>
-          </w:tcPr>
-          <w:p>
-            <w:pPr>
-              <w:jc w:val="left"/>
-            </w:pPr>
-            <w:r>
-              <w:rPr>
-                <w:rFonts w:ascii="Microsoft YaHei" w:hAnsi="Microsoft YaHei" w:eastAsia="Microsoft YaHei"/>
-                <w:sz w:val="19"/>
-              </w:rPr>
-              <w:t>**客户满意度**</w:t>
-            </w:r>
-          </w:p>
-        </w:tc>
-        <w:tc>
-          <w:tcPr>
-            <w:tcW w:type="dxa" w:w="2160"/>
-          </w:tcPr>
-          <w:p>
-            <w:pPr>
-              <w:jc w:val="left"/>
-            </w:pPr>
-            <w:r>
-              <w:rPr>
-                <w:rFonts w:ascii="Microsoft YaHei" w:hAnsi="Microsoft YaHei" w:eastAsia="Microsoft YaHei"/>
-                <w:sz w:val="19"/>
-              </w:rPr>
-              <w:t>客户满意度评分</w:t>
-            </w:r>
-          </w:p>
-        </w:tc>
-        <w:tc>
-          <w:tcPr>
-            <w:tcW w:type="dxa" w:w="2160"/>
-          </w:tcPr>
-          <w:p>
-            <w:pPr>
-              <w:jc w:val="left"/>
-            </w:pPr>
-            <w:r>
-              <w:rPr>
-                <w:rFonts w:ascii="Microsoft YaHei" w:hAnsi="Microsoft YaHei" w:eastAsia="Microsoft YaHei"/>
-                <w:sz w:val="19"/>
-              </w:rPr>
-              <w:t>≥95分</w:t>
-            </w:r>
-          </w:p>
-        </w:tc>
-        <w:tc>
-          <w:tcPr>
-            <w:tcW w:type="dxa" w:w="2160"/>
-          </w:tcPr>
-          <w:p>
-            <w:pPr>
-              <w:jc w:val="left"/>
-            </w:pPr>
-            <w:r>
-              <w:rPr>
-                <w:rFonts w:ascii="Microsoft YaHei" w:hAnsi="Microsoft YaHei" w:eastAsia="Microsoft YaHei"/>
-                <w:sz w:val="19"/>
-              </w:rPr>
-              <w:t>满意度调查</w:t>
-            </w:r>
-          </w:p>
-        </w:tc>
-      </w:tr>
-      <w:tr>
-        <w:tc>
-          <w:tcPr>
-            <w:tcW w:type="dxa" w:w="2160"/>
-          </w:tcPr>
-          <w:p>
-            <w:pPr>
-              <w:jc w:val="left"/>
-            </w:pPr>
-            <w:r>
-              <w:rPr>
-                <w:rFonts w:ascii="Microsoft YaHei" w:hAnsi="Microsoft YaHei" w:eastAsia="Microsoft YaHei"/>
-                <w:sz w:val="19"/>
-              </w:rPr>
-              <w:t>**投诉处理及时率**</w:t>
-            </w:r>
-          </w:p>
-        </w:tc>
-        <w:tc>
-          <w:tcPr>
-            <w:tcW w:type="dxa" w:w="2160"/>
-          </w:tcPr>
-          <w:p>
-            <w:pPr>
-              <w:jc w:val="left"/>
-            </w:pPr>
-            <w:r>
-              <w:rPr>
-                <w:rFonts w:ascii="Microsoft YaHei" w:hAnsi="Microsoft YaHei" w:eastAsia="Microsoft YaHei"/>
-                <w:sz w:val="19"/>
-              </w:rPr>
-              <w:t>及时处理的投诉数/总投诉数</w:t>
-            </w:r>
-          </w:p>
-        </w:tc>
-        <w:tc>
-          <w:tcPr>
-            <w:tcW w:type="dxa" w:w="2160"/>
-          </w:tcPr>
-          <w:p>
-            <w:pPr>
-              <w:jc w:val="left"/>
-            </w:pPr>
-            <w:r>
-              <w:rPr>
-                <w:rFonts w:ascii="Microsoft YaHei" w:hAnsi="Microsoft YaHei" w:eastAsia="Microsoft YaHei"/>
-                <w:sz w:val="19"/>
-              </w:rPr>
-              <w:t>≥90%</w:t>
-            </w:r>
-          </w:p>
-        </w:tc>
-        <w:tc>
-          <w:tcPr>
-            <w:tcW w:type="dxa" w:w="2160"/>
-          </w:tcPr>
-          <w:p>
-            <w:pPr>
-              <w:jc w:val="left"/>
-            </w:pPr>
-            <w:r>
-              <w:rPr>
-                <w:rFonts w:ascii="Microsoft YaHei" w:hAnsi="Microsoft YaHei" w:eastAsia="Microsoft YaHei"/>
-                <w:sz w:val="19"/>
-              </w:rPr>
-              <w:t>投诉系统</w:t>
-            </w:r>
-          </w:p>
-        </w:tc>
-      </w:tr>
-    </w:tbl>
-    <w:p/>
     <w:p>
       <w:pPr>
         <w:pStyle w:val="Heading4"/>
-        <w:jc w:val="center"/>
       </w:pPr>
       <w:r>
-        <w:drawing>
-          <wp:inline xmlns:a="http://schemas.openxmlformats.org/drawingml/2006/main" xmlns:pic="http://schemas.openxmlformats.org/drawingml/2006/picture">
-            <wp:extent cx="5029200" cy="4149090"/>
-            <wp:docPr id="64" name="Picture 64"/>
-            <wp:cNvGraphicFramePr>
-              <a:graphicFrameLocks noChangeAspect="1"/>
-            </wp:cNvGraphicFramePr>
-            <a:graphic>
-              <a:graphicData uri="http://schemas.openxmlformats.org/drawingml/2006/picture">
-                <pic:pic>
-                  <pic:nvPicPr>
-                    <pic:cNvPr id="0" name="03-社网共建融合方案_045.png"/>
-                    <pic:cNvPicPr/>
-                  </pic:nvPicPr>
-                  <pic:blipFill>
-                    <a:blip r:embed="rId55"/>
-                    <a:stretch>
-                      <a:fillRect/>
-                    </a:stretch>
-                  </pic:blipFill>
-                  <pic:spPr>
-                    <a:xfrm>
-                      <a:off x="0" y="0"/>
-                      <a:ext cx="5029200" cy="4149090"/>
-                    </a:xfrm>
-                    <a:prstGeom prst="rect"/>
-                  </pic:spPr>
-                </pic:pic>
-              </a:graphicData>
-            </a:graphic>
-          </wp:inline>
-        </w:drawing>
+        <w:rPr>
+          <w:rFonts w:ascii="Microsoft YaHei" w:hAnsi="Microsoft YaHei" w:eastAsia="Microsoft YaHei"/>
+          <w:b/>
+          <w:color w:val="2E5A4C"/>
+          <w:sz w:val="24"/>
+        </w:rPr>
+        <w:t>工单压降指标</w:t>
       </w:r>
     </w:p>
-    <w:tbl>
-      <w:tblPr>
-        <w:tblStyle w:val="TableGrid"/>
-        <w:tblW w:type="auto" w:w="0"/>
-        <w:tblLook w:firstColumn="1" w:firstRow="1" w:lastColumn="0" w:lastRow="0" w:noHBand="0" w:noVBand="1" w:val="04A0"/>
-      </w:tblPr>
-      <w:tblGrid>
-        <w:gridCol w:w="2160"/>
-        <w:gridCol w:w="2160"/>
-        <w:gridCol w:w="2160"/>
-        <w:gridCol w:w="2160"/>
-      </w:tblGrid>
-      <w:tr>
-        <w:tc>
-          <w:tcPr>
-            <w:tcW w:type="dxa" w:w="2160"/>
-          </w:tcPr>
-          <w:p>
-            <w:pPr>
-              <w:jc w:val="center"/>
-            </w:pPr>
-            <w:r>
-              <w:rPr>
-                <w:rFonts w:ascii="Microsoft YaHei" w:hAnsi="Microsoft YaHei" w:eastAsia="Microsoft YaHei"/>
-                <w:b/>
-                <w:sz w:val="20"/>
-              </w:rPr>
-              <w:t>指标</w:t>
-            </w:r>
-          </w:p>
-        </w:tc>
-        <w:tc>
-          <w:tcPr>
-            <w:tcW w:type="dxa" w:w="2160"/>
-          </w:tcPr>
-          <w:p>
-            <w:pPr>
-              <w:jc w:val="center"/>
-            </w:pPr>
-            <w:r>
-              <w:rPr>
-                <w:rFonts w:ascii="Microsoft YaHei" w:hAnsi="Microsoft YaHei" w:eastAsia="Microsoft YaHei"/>
-                <w:b/>
-                <w:sz w:val="20"/>
-              </w:rPr>
-              <w:t>定义</w:t>
-            </w:r>
-          </w:p>
-        </w:tc>
-        <w:tc>
-          <w:tcPr>
-            <w:tcW w:type="dxa" w:w="2160"/>
-          </w:tcPr>
-          <w:p>
-            <w:pPr>
-              <w:jc w:val="center"/>
-            </w:pPr>
-            <w:r>
-              <w:rPr>
-                <w:rFonts w:ascii="Microsoft YaHei" w:hAnsi="Microsoft YaHei" w:eastAsia="Microsoft YaHei"/>
-                <w:b/>
-                <w:sz w:val="20"/>
-              </w:rPr>
-              <w:t>目标值</w:t>
-            </w:r>
-          </w:p>
-        </w:tc>
-        <w:tc>
-          <w:tcPr>
-            <w:tcW w:type="dxa" w:w="2160"/>
-          </w:tcPr>
-          <w:p>
-            <w:pPr>
-              <w:jc w:val="center"/>
-            </w:pPr>
-            <w:r>
-              <w:rPr>
-                <w:rFonts w:ascii="Microsoft YaHei" w:hAnsi="Microsoft YaHei" w:eastAsia="Microsoft YaHei"/>
-                <w:b/>
-                <w:sz w:val="20"/>
-              </w:rPr>
-              <w:t>数据来源</w:t>
-            </w:r>
-          </w:p>
-        </w:tc>
-      </w:tr>
-      <w:tr>
-        <w:tc>
-          <w:tcPr>
-            <w:tcW w:type="dxa" w:w="2160"/>
-          </w:tcPr>
-          <w:p>
-            <w:pPr>
-              <w:jc w:val="left"/>
-            </w:pPr>
-            <w:r>
-              <w:rPr>
-                <w:rFonts w:ascii="Microsoft YaHei" w:hAnsi="Microsoft YaHei" w:eastAsia="Microsoft YaHei"/>
-                <w:sz w:val="19"/>
-              </w:rPr>
-              <w:t>**联席会议召开率**</w:t>
-            </w:r>
-          </w:p>
-        </w:tc>
-        <w:tc>
-          <w:tcPr>
-            <w:tcW w:type="dxa" w:w="2160"/>
-          </w:tcPr>
-          <w:p>
-            <w:pPr>
-              <w:jc w:val="left"/>
-            </w:pPr>
-            <w:r>
-              <w:rPr>
-                <w:rFonts w:ascii="Microsoft YaHei" w:hAnsi="Microsoft YaHei" w:eastAsia="Microsoft YaHei"/>
-                <w:sz w:val="19"/>
-              </w:rPr>
-              <w:t>实际召开次数/计划召开次数</w:t>
-            </w:r>
-          </w:p>
-        </w:tc>
-        <w:tc>
-          <w:tcPr>
-            <w:tcW w:type="dxa" w:w="2160"/>
-          </w:tcPr>
-          <w:p>
-            <w:pPr>
-              <w:jc w:val="left"/>
-            </w:pPr>
-            <w:r>
-              <w:rPr>
-                <w:rFonts w:ascii="Microsoft YaHei" w:hAnsi="Microsoft YaHei" w:eastAsia="Microsoft YaHei"/>
-                <w:sz w:val="19"/>
-              </w:rPr>
-              <w:t>100%</w:t>
-            </w:r>
-          </w:p>
-        </w:tc>
-        <w:tc>
-          <w:tcPr>
-            <w:tcW w:type="dxa" w:w="2160"/>
-          </w:tcPr>
-          <w:p>
-            <w:pPr>
-              <w:jc w:val="left"/>
-            </w:pPr>
-            <w:r>
-              <w:rPr>
-                <w:rFonts w:ascii="Microsoft YaHei" w:hAnsi="Microsoft YaHei" w:eastAsia="Microsoft YaHei"/>
-                <w:sz w:val="19"/>
-              </w:rPr>
-              <w:t>会议记录</w:t>
-            </w:r>
-          </w:p>
-        </w:tc>
-      </w:tr>
-      <w:tr>
-        <w:tc>
-          <w:tcPr>
-            <w:tcW w:type="dxa" w:w="2160"/>
-          </w:tcPr>
-          <w:p>
-            <w:pPr>
-              <w:jc w:val="left"/>
-            </w:pPr>
-            <w:r>
-              <w:rPr>
-                <w:rFonts w:ascii="Microsoft YaHei" w:hAnsi="Microsoft YaHei" w:eastAsia="Microsoft YaHei"/>
-                <w:sz w:val="19"/>
-              </w:rPr>
-              <w:t>**信息共享及时率**</w:t>
-            </w:r>
-          </w:p>
-        </w:tc>
-        <w:tc>
-          <w:tcPr>
-            <w:tcW w:type="dxa" w:w="2160"/>
-          </w:tcPr>
-          <w:p>
-            <w:pPr>
-              <w:jc w:val="left"/>
-            </w:pPr>
-            <w:r>
-              <w:rPr>
-                <w:rFonts w:ascii="Microsoft YaHei" w:hAnsi="Microsoft YaHei" w:eastAsia="Microsoft YaHei"/>
-                <w:sz w:val="19"/>
-              </w:rPr>
-              <w:t>及时共享的信息数/总信息数</w:t>
-            </w:r>
-          </w:p>
-        </w:tc>
-        <w:tc>
-          <w:tcPr>
-            <w:tcW w:type="dxa" w:w="2160"/>
-          </w:tcPr>
-          <w:p>
-            <w:pPr>
-              <w:jc w:val="left"/>
-            </w:pPr>
-            <w:r>
-              <w:rPr>
-                <w:rFonts w:ascii="Microsoft YaHei" w:hAnsi="Microsoft YaHei" w:eastAsia="Microsoft YaHei"/>
-                <w:sz w:val="19"/>
-              </w:rPr>
-              <w:t>≥90%</w:t>
-            </w:r>
-          </w:p>
-        </w:tc>
-        <w:tc>
-          <w:tcPr>
-            <w:tcW w:type="dxa" w:w="2160"/>
-          </w:tcPr>
-          <w:p>
-            <w:pPr>
-              <w:jc w:val="left"/>
-            </w:pPr>
-            <w:r>
-              <w:rPr>
-                <w:rFonts w:ascii="Microsoft YaHei" w:hAnsi="Microsoft YaHei" w:eastAsia="Microsoft YaHei"/>
-                <w:sz w:val="19"/>
-              </w:rPr>
-              <w:t>共享记录</w:t>
-            </w:r>
-          </w:p>
-        </w:tc>
-      </w:tr>
-      <w:tr>
-        <w:tc>
-          <w:tcPr>
-            <w:tcW w:type="dxa" w:w="2160"/>
-          </w:tcPr>
-          <w:p>
-            <w:pPr>
-              <w:jc w:val="left"/>
-            </w:pPr>
-            <w:r>
-              <w:rPr>
-                <w:rFonts w:ascii="Microsoft YaHei" w:hAnsi="Microsoft YaHei" w:eastAsia="Microsoft YaHei"/>
-                <w:sz w:val="19"/>
-              </w:rPr>
-              <w:t>**问题协同处置率**</w:t>
-            </w:r>
-          </w:p>
-        </w:tc>
-        <w:tc>
-          <w:tcPr>
-            <w:tcW w:type="dxa" w:w="2160"/>
-          </w:tcPr>
-          <w:p>
-            <w:pPr>
-              <w:jc w:val="left"/>
-            </w:pPr>
-            <w:r>
-              <w:rPr>
-                <w:rFonts w:ascii="Microsoft YaHei" w:hAnsi="Microsoft YaHei" w:eastAsia="Microsoft YaHei"/>
-                <w:sz w:val="19"/>
-              </w:rPr>
-              <w:t>协同处置的问题数/需协同的问题数</w:t>
-            </w:r>
-          </w:p>
-        </w:tc>
-        <w:tc>
-          <w:tcPr>
-            <w:tcW w:type="dxa" w:w="2160"/>
-          </w:tcPr>
-          <w:p>
-            <w:pPr>
-              <w:jc w:val="left"/>
-            </w:pPr>
-            <w:r>
-              <w:rPr>
-                <w:rFonts w:ascii="Microsoft YaHei" w:hAnsi="Microsoft YaHei" w:eastAsia="Microsoft YaHei"/>
-                <w:sz w:val="19"/>
-              </w:rPr>
-              <w:t>≥80%</w:t>
-            </w:r>
-          </w:p>
-        </w:tc>
-        <w:tc>
-          <w:tcPr>
-            <w:tcW w:type="dxa" w:w="2160"/>
-          </w:tcPr>
-          <w:p>
-            <w:pPr>
-              <w:jc w:val="left"/>
-            </w:pPr>
-            <w:r>
-              <w:rPr>
-                <w:rFonts w:ascii="Microsoft YaHei" w:hAnsi="Microsoft YaHei" w:eastAsia="Microsoft YaHei"/>
-                <w:sz w:val="19"/>
-              </w:rPr>
-              <w:t>问题台账</w:t>
-            </w:r>
-          </w:p>
-        </w:tc>
-      </w:tr>
-      <w:tr>
-        <w:tc>
-          <w:tcPr>
-            <w:tcW w:type="dxa" w:w="2160"/>
-          </w:tcPr>
-          <w:p>
-            <w:pPr>
-              <w:jc w:val="left"/>
-            </w:pPr>
-            <w:r>
-              <w:rPr>
-                <w:rFonts w:ascii="Microsoft YaHei" w:hAnsi="Microsoft YaHei" w:eastAsia="Microsoft YaHei"/>
-                <w:sz w:val="19"/>
-              </w:rPr>
-              <w:t>**处置及时率**</w:t>
-            </w:r>
-          </w:p>
-        </w:tc>
-        <w:tc>
-          <w:tcPr>
-            <w:tcW w:type="dxa" w:w="2160"/>
-          </w:tcPr>
-          <w:p>
-            <w:pPr>
-              <w:jc w:val="left"/>
-            </w:pPr>
-            <w:r>
-              <w:rPr>
-                <w:rFonts w:ascii="Microsoft YaHei" w:hAnsi="Microsoft YaHei" w:eastAsia="Microsoft YaHei"/>
-                <w:sz w:val="19"/>
-              </w:rPr>
-              <w:t>及时处置的问题数/总问题数</w:t>
-            </w:r>
-          </w:p>
-        </w:tc>
-        <w:tc>
-          <w:tcPr>
-            <w:tcW w:type="dxa" w:w="2160"/>
-          </w:tcPr>
-          <w:p>
-            <w:pPr>
-              <w:jc w:val="left"/>
-            </w:pPr>
-            <w:r>
-              <w:rPr>
-                <w:rFonts w:ascii="Microsoft YaHei" w:hAnsi="Microsoft YaHei" w:eastAsia="Microsoft YaHei"/>
-                <w:sz w:val="19"/>
-              </w:rPr>
-              <w:t>≥85%</w:t>
-            </w:r>
-          </w:p>
-        </w:tc>
-        <w:tc>
-          <w:tcPr>
-            <w:tcW w:type="dxa" w:w="2160"/>
-          </w:tcPr>
-          <w:p>
-            <w:pPr>
-              <w:jc w:val="left"/>
-            </w:pPr>
-            <w:r>
-              <w:rPr>
-                <w:rFonts w:ascii="Microsoft YaHei" w:hAnsi="Microsoft YaHei" w:eastAsia="Microsoft YaHei"/>
-                <w:sz w:val="19"/>
-              </w:rPr>
-              <w:t>问题台账</w:t>
-            </w:r>
-          </w:p>
-        </w:tc>
-      </w:tr>
-    </w:tbl>
-    <w:p/>
     <w:p>
       <w:pPr>
-        <w:pStyle w:val="Heading4"/>
-        <w:jc w:val="center"/>
-      </w:pPr>
-      <w:r>
-        <w:drawing>
-          <wp:inline xmlns:a="http://schemas.openxmlformats.org/drawingml/2006/main" xmlns:pic="http://schemas.openxmlformats.org/drawingml/2006/picture">
-            <wp:extent cx="5029200" cy="3394710"/>
-            <wp:docPr id="41" name="Picture 41"/>
-            <wp:cNvGraphicFramePr>
-              <a:graphicFrameLocks noChangeAspect="1"/>
-            </wp:cNvGraphicFramePr>
-            <a:graphic>
-              <a:graphicData uri="http://schemas.openxmlformats.org/drawingml/2006/picture">
-                <pic:pic>
-                  <pic:nvPicPr>
-                    <pic:cNvPr id="0" name="03-社网共建融合方案_020.png"/>
-                    <pic:cNvPicPr/>
-                  </pic:nvPicPr>
-                  <pic:blipFill>
-                    <a:blip r:embed="rId35"/>
-                    <a:stretch>
-                      <a:fillRect/>
-                    </a:stretch>
-                  </pic:blipFill>
-                  <pic:spPr>
-                    <a:xfrm>
-                      <a:off x="0" y="0"/>
-                      <a:ext cx="5029200" cy="3394710"/>
-                    </a:xfrm>
-                    <a:prstGeom prst="rect"/>
-                  </pic:spPr>
-                </pic:pic>
-              </a:graphicData>
-            </a:graphic>
-          </wp:inline>
-        </w:drawing>
-      </w:r>
-    </w:p>
-    <w:tbl>
-      <w:tblPr>
-        <w:tblStyle w:val="TableGrid"/>
-        <w:tblW w:type="auto" w:w="0"/>
-        <w:tblLook w:firstColumn="1" w:firstRow="1" w:lastColumn="0" w:lastRow="0" w:noHBand="0" w:noVBand="1" w:val="04A0"/>
-      </w:tblPr>
-      <w:tblGrid>
-        <w:gridCol w:w="2160"/>
-        <w:gridCol w:w="2160"/>
-        <w:gridCol w:w="2160"/>
-        <w:gridCol w:w="2160"/>
-      </w:tblGrid>
-      <w:tr>
-        <w:tc>
-          <w:tcPr>
-            <w:tcW w:type="dxa" w:w="2160"/>
-          </w:tcPr>
-          <w:p>
-            <w:pPr>
-              <w:jc w:val="center"/>
-            </w:pPr>
-            <w:r>
-              <w:rPr>
-                <w:rFonts w:ascii="Microsoft YaHei" w:hAnsi="Microsoft YaHei" w:eastAsia="Microsoft YaHei"/>
-                <w:b/>
-                <w:sz w:val="20"/>
-              </w:rPr>
-              <w:t>指标</w:t>
-            </w:r>
-          </w:p>
-        </w:tc>
-        <w:tc>
-          <w:tcPr>
-            <w:tcW w:type="dxa" w:w="2160"/>
-          </w:tcPr>
-          <w:p>
-            <w:pPr>
-              <w:jc w:val="center"/>
-            </w:pPr>
-            <w:r>
-              <w:rPr>
-                <w:rFonts w:ascii="Microsoft YaHei" w:hAnsi="Microsoft YaHei" w:eastAsia="Microsoft YaHei"/>
-                <w:b/>
-                <w:sz w:val="20"/>
-              </w:rPr>
-              <w:t>定义</w:t>
-            </w:r>
-          </w:p>
-        </w:tc>
-        <w:tc>
-          <w:tcPr>
-            <w:tcW w:type="dxa" w:w="2160"/>
-          </w:tcPr>
-          <w:p>
-            <w:pPr>
-              <w:jc w:val="center"/>
-            </w:pPr>
-            <w:r>
-              <w:rPr>
-                <w:rFonts w:ascii="Microsoft YaHei" w:hAnsi="Microsoft YaHei" w:eastAsia="Microsoft YaHei"/>
-                <w:b/>
-                <w:sz w:val="20"/>
-              </w:rPr>
-              <w:t>目标值</w:t>
-            </w:r>
-          </w:p>
-        </w:tc>
-        <w:tc>
-          <w:tcPr>
-            <w:tcW w:type="dxa" w:w="2160"/>
-          </w:tcPr>
-          <w:p>
-            <w:pPr>
-              <w:jc w:val="center"/>
-            </w:pPr>
-            <w:r>
-              <w:rPr>
-                <w:rFonts w:ascii="Microsoft YaHei" w:hAnsi="Microsoft YaHei" w:eastAsia="Microsoft YaHei"/>
-                <w:b/>
-                <w:sz w:val="20"/>
-              </w:rPr>
-              <w:t>数据来源</w:t>
-            </w:r>
-          </w:p>
-        </w:tc>
-      </w:tr>
-      <w:tr>
-        <w:tc>
-          <w:tcPr>
-            <w:tcW w:type="dxa" w:w="2160"/>
-          </w:tcPr>
-          <w:p>
-            <w:pPr>
-              <w:jc w:val="left"/>
-            </w:pPr>
-            <w:r>
-              <w:rPr>
-                <w:rFonts w:ascii="Microsoft YaHei" w:hAnsi="Microsoft YaHei" w:eastAsia="Microsoft YaHei"/>
-                <w:sz w:val="19"/>
-              </w:rPr>
-              <w:t>**95598工单压降率**</w:t>
-            </w:r>
-          </w:p>
-        </w:tc>
-        <w:tc>
-          <w:tcPr>
-            <w:tcW w:type="dxa" w:w="2160"/>
-          </w:tcPr>
-          <w:p>
-            <w:pPr>
-              <w:jc w:val="left"/>
-            </w:pPr>
-            <w:r>
-              <w:rPr>
-                <w:rFonts w:ascii="Microsoft YaHei" w:hAnsi="Microsoft YaHei" w:eastAsia="Microsoft YaHei"/>
-                <w:sz w:val="19"/>
-              </w:rPr>
-              <w:t>(去年同期工单数-本期工单数)/去年同期工单数</w:t>
-            </w:r>
-          </w:p>
-        </w:tc>
-        <w:tc>
-          <w:tcPr>
-            <w:tcW w:type="dxa" w:w="2160"/>
-          </w:tcPr>
-          <w:p>
-            <w:pPr>
-              <w:jc w:val="left"/>
-            </w:pPr>
-            <w:r>
-              <w:rPr>
-                <w:rFonts w:ascii="Microsoft YaHei" w:hAnsi="Microsoft YaHei" w:eastAsia="Microsoft YaHei"/>
-                <w:sz w:val="19"/>
-              </w:rPr>
-              <w:t>≥30%</w:t>
-            </w:r>
-          </w:p>
-        </w:tc>
-        <w:tc>
-          <w:tcPr>
-            <w:tcW w:type="dxa" w:w="2160"/>
-          </w:tcPr>
-          <w:p>
-            <w:pPr>
-              <w:jc w:val="left"/>
-            </w:pPr>
-            <w:r>
-              <w:rPr>
-                <w:rFonts w:ascii="Microsoft YaHei" w:hAnsi="Microsoft YaHei" w:eastAsia="Microsoft YaHei"/>
-                <w:sz w:val="19"/>
-              </w:rPr>
-              <w:t>95598系统</w:t>
-            </w:r>
-          </w:p>
-        </w:tc>
-      </w:tr>
-      <w:tr>
-        <w:tc>
-          <w:tcPr>
-            <w:tcW w:type="dxa" w:w="2160"/>
-          </w:tcPr>
-          <w:p>
-            <w:pPr>
-              <w:jc w:val="left"/>
-            </w:pPr>
-            <w:r>
-              <w:rPr>
-                <w:rFonts w:ascii="Microsoft YaHei" w:hAnsi="Microsoft YaHei" w:eastAsia="Microsoft YaHei"/>
-                <w:sz w:val="19"/>
-              </w:rPr>
-              <w:t>**社区诉求下降率**</w:t>
-            </w:r>
-          </w:p>
-        </w:tc>
-        <w:tc>
-          <w:tcPr>
-            <w:tcW w:type="dxa" w:w="2160"/>
-          </w:tcPr>
-          <w:p>
-            <w:pPr>
-              <w:jc w:val="left"/>
-            </w:pPr>
-            <w:r>
-              <w:rPr>
-                <w:rFonts w:ascii="Microsoft YaHei" w:hAnsi="Microsoft YaHei" w:eastAsia="Microsoft YaHei"/>
-                <w:sz w:val="19"/>
-              </w:rPr>
-              <w:t>(去年同期诉求数-本期诉求数)/去年同期诉求数</w:t>
-            </w:r>
-          </w:p>
-        </w:tc>
-        <w:tc>
-          <w:tcPr>
-            <w:tcW w:type="dxa" w:w="2160"/>
-          </w:tcPr>
-          <w:p>
-            <w:pPr>
-              <w:jc w:val="left"/>
-            </w:pPr>
-            <w:r>
-              <w:rPr>
-                <w:rFonts w:ascii="Microsoft YaHei" w:hAnsi="Microsoft YaHei" w:eastAsia="Microsoft YaHei"/>
-                <w:sz w:val="19"/>
-              </w:rPr>
-              <w:t>≥20%</w:t>
-            </w:r>
-          </w:p>
-        </w:tc>
-        <w:tc>
-          <w:tcPr>
-            <w:tcW w:type="dxa" w:w="2160"/>
-          </w:tcPr>
-          <w:p>
-            <w:pPr>
-              <w:jc w:val="left"/>
-            </w:pPr>
-            <w:r>
-              <w:rPr>
-                <w:rFonts w:ascii="Microsoft YaHei" w:hAnsi="Microsoft YaHei" w:eastAsia="Microsoft YaHei"/>
-                <w:sz w:val="19"/>
-              </w:rPr>
-              <w:t>社区记录</w:t>
-            </w:r>
-          </w:p>
-        </w:tc>
-      </w:tr>
-    </w:tbl>
-    <w:p/>
-    <w:p>
-      <w:pPr>
         <w:pStyle w:val="Heading3"/>
-        <w:jc w:val="left"/>
       </w:pPr>
       <w:r>
         <w:rPr>
@@ -5752,532 +1464,199 @@
     </w:p>
     <w:p>
       <w:pPr>
-        <w:jc w:val="center"/>
-      </w:pPr>
-      <w:r>
-        <w:drawing>
-          <wp:inline xmlns:a="http://schemas.openxmlformats.org/drawingml/2006/main" xmlns:pic="http://schemas.openxmlformats.org/drawingml/2006/picture">
-            <wp:extent cx="5029200" cy="5154930"/>
-            <wp:docPr id="42" name="Picture 42"/>
-            <wp:cNvGraphicFramePr>
-              <a:graphicFrameLocks noChangeAspect="1"/>
-            </wp:cNvGraphicFramePr>
-            <a:graphic>
-              <a:graphicData uri="http://schemas.openxmlformats.org/drawingml/2006/picture">
-                <pic:pic>
-                  <pic:nvPicPr>
-                    <pic:cNvPr id="0" name="03-社网共建融合方案_021.png"/>
-                    <pic:cNvPicPr/>
-                  </pic:nvPicPr>
-                  <pic:blipFill>
-                    <a:blip r:embed="rId36"/>
-                    <a:stretch>
-                      <a:fillRect/>
-                    </a:stretch>
-                  </pic:blipFill>
-                  <pic:spPr>
-                    <a:xfrm>
-                      <a:off x="0" y="0"/>
-                      <a:ext cx="5029200" cy="5154930"/>
-                    </a:xfrm>
-                    <a:prstGeom prst="rect"/>
-                  </pic:spPr>
-                </pic:pic>
-              </a:graphicData>
-            </a:graphic>
-          </wp:inline>
-        </w:drawing>
-      </w:r>
-    </w:p>
-    <w:p>
-      <w:pPr>
-        <w:ind w:left="432"/>
-        <w:jc w:val="center"/>
-      </w:pPr>
-      <w:r>
-        <w:drawing>
-          <wp:inline xmlns:a="http://schemas.openxmlformats.org/drawingml/2006/main" xmlns:pic="http://schemas.openxmlformats.org/drawingml/2006/picture">
-            <wp:extent cx="5029200" cy="2137410"/>
-            <wp:docPr id="45" name="Picture 45"/>
-            <wp:cNvGraphicFramePr>
-              <a:graphicFrameLocks noChangeAspect="1"/>
-            </wp:cNvGraphicFramePr>
-            <a:graphic>
-              <a:graphicData uri="http://schemas.openxmlformats.org/drawingml/2006/picture">
-                <pic:pic>
-                  <pic:nvPicPr>
-                    <pic:cNvPr id="0" name="03-社网共建融合方案_024.png"/>
-                    <pic:cNvPicPr/>
-                  </pic:nvPicPr>
-                  <pic:blipFill>
-                    <a:blip r:embed="rId39"/>
-                    <a:stretch>
-                      <a:fillRect/>
-                    </a:stretch>
-                  </pic:blipFill>
-                  <pic:spPr>
-                    <a:xfrm>
-                      <a:off x="0" y="0"/>
-                      <a:ext cx="5029200" cy="2137410"/>
-                    </a:xfrm>
-                    <a:prstGeom prst="rect"/>
-                  </pic:spPr>
-                </pic:pic>
-              </a:graphicData>
-            </a:graphic>
-          </wp:inline>
-        </w:drawing>
-      </w:r>
-    </w:p>
-    <w:p>
-      <w:pPr>
-        <w:ind w:left="432"/>
-        <w:jc w:val="center"/>
-      </w:pPr>
-      <w:r>
-        <w:drawing>
-          <wp:inline xmlns:a="http://schemas.openxmlformats.org/drawingml/2006/main" xmlns:pic="http://schemas.openxmlformats.org/drawingml/2006/picture">
-            <wp:extent cx="5029200" cy="2235200"/>
-            <wp:docPr id="34" name="Picture 34"/>
-            <wp:cNvGraphicFramePr>
-              <a:graphicFrameLocks noChangeAspect="1"/>
-            </wp:cNvGraphicFramePr>
-            <a:graphic>
-              <a:graphicData uri="http://schemas.openxmlformats.org/drawingml/2006/picture">
-                <pic:pic>
-                  <pic:nvPicPr>
-                    <pic:cNvPr id="0" name="03-社网共建融合方案_002.png"/>
-                    <pic:cNvPicPr/>
-                  </pic:nvPicPr>
-                  <pic:blipFill>
-                    <a:blip r:embed="rId10"/>
-                    <a:stretch>
-                      <a:fillRect/>
-                    </a:stretch>
-                  </pic:blipFill>
-                  <pic:spPr>
-                    <a:xfrm>
-                      <a:off x="0" y="0"/>
-                      <a:ext cx="5029200" cy="2235200"/>
-                    </a:xfrm>
-                    <a:prstGeom prst="rect"/>
-                  </pic:spPr>
-                </pic:pic>
-              </a:graphicData>
-            </a:graphic>
-          </wp:inline>
-        </w:drawing>
-      </w:r>
-    </w:p>
-    <w:p>
-      <w:pPr>
-        <w:ind w:left="432"/>
-        <w:jc w:val="center"/>
-      </w:pPr>
-      <w:r>
-        <w:drawing>
-          <wp:inline xmlns:a="http://schemas.openxmlformats.org/drawingml/2006/main" xmlns:pic="http://schemas.openxmlformats.org/drawingml/2006/picture">
-            <wp:extent cx="5029200" cy="2235200"/>
-            <wp:docPr id="51" name="Picture 51"/>
-            <wp:cNvGraphicFramePr>
-              <a:graphicFrameLocks noChangeAspect="1"/>
-            </wp:cNvGraphicFramePr>
-            <a:graphic>
-              <a:graphicData uri="http://schemas.openxmlformats.org/drawingml/2006/picture">
-                <pic:pic>
-                  <pic:nvPicPr>
-                    <pic:cNvPr id="0" name="image.png"/>
-                    <pic:cNvPicPr/>
-                  </pic:nvPicPr>
-                  <pic:blipFill>
-                    <a:blip r:embed="rId10"/>
-                    <a:stretch>
-                      <a:fillRect/>
-                    </a:stretch>
-                  </pic:blipFill>
-                  <pic:spPr>
-                    <a:xfrm>
-                      <a:off x="0" y="0"/>
-                      <a:ext cx="5029200" cy="2235200"/>
-                    </a:xfrm>
-                    <a:prstGeom prst="rect"/>
-                  </pic:spPr>
-                </pic:pic>
-              </a:graphicData>
-            </a:graphic>
-          </wp:inline>
-        </w:drawing>
-      </w:r>
-    </w:p>
-    <w:p>
-      <w:pPr>
-        <w:jc w:val="center"/>
-      </w:pPr>
-      <w:r>
-        <w:drawing>
-          <wp:inline xmlns:a="http://schemas.openxmlformats.org/drawingml/2006/main" xmlns:pic="http://schemas.openxmlformats.org/drawingml/2006/picture">
-            <wp:extent cx="5029200" cy="2137410"/>
-            <wp:docPr id="46" name="Picture 46"/>
-            <wp:cNvGraphicFramePr>
-              <a:graphicFrameLocks noChangeAspect="1"/>
-            </wp:cNvGraphicFramePr>
-            <a:graphic>
-              <a:graphicData uri="http://schemas.openxmlformats.org/drawingml/2006/picture">
-                <pic:pic>
-                  <pic:nvPicPr>
-                    <pic:cNvPr id="0" name="03-社网共建融合方案_025.png"/>
-                    <pic:cNvPicPr/>
-                  </pic:nvPicPr>
-                  <pic:blipFill>
-                    <a:blip r:embed="rId40"/>
-                    <a:stretch>
-                      <a:fillRect/>
-                    </a:stretch>
-                  </pic:blipFill>
-                  <pic:spPr>
-                    <a:xfrm>
-                      <a:off x="0" y="0"/>
-                      <a:ext cx="5029200" cy="2137410"/>
-                    </a:xfrm>
-                    <a:prstGeom prst="rect"/>
-                  </pic:spPr>
-                </pic:pic>
-              </a:graphicData>
-            </a:graphic>
-          </wp:inline>
-        </w:drawing>
-      </w:r>
-    </w:p>
-    <w:p>
-      <w:pPr>
-        <w:ind w:left="432"/>
-        <w:jc w:val="center"/>
-      </w:pPr>
-      <w:r>
-        <w:drawing>
-          <wp:inline xmlns:a="http://schemas.openxmlformats.org/drawingml/2006/main" xmlns:pic="http://schemas.openxmlformats.org/drawingml/2006/picture">
-            <wp:extent cx="5029200" cy="5406390"/>
-            <wp:docPr id="48" name="Picture 48"/>
-            <wp:cNvGraphicFramePr>
-              <a:graphicFrameLocks noChangeAspect="1"/>
-            </wp:cNvGraphicFramePr>
-            <a:graphic>
-              <a:graphicData uri="http://schemas.openxmlformats.org/drawingml/2006/picture">
-                <pic:pic>
-                  <pic:nvPicPr>
-                    <pic:cNvPr id="0" name="03-社网共建融合方案_028.png"/>
-                    <pic:cNvPicPr/>
-                  </pic:nvPicPr>
-                  <pic:blipFill>
-                    <a:blip r:embed="rId42"/>
-                    <a:stretch>
-                      <a:fillRect/>
-                    </a:stretch>
-                  </pic:blipFill>
-                  <pic:spPr>
-                    <a:xfrm>
-                      <a:off x="0" y="0"/>
-                      <a:ext cx="5029200" cy="5406390"/>
-                    </a:xfrm>
-                    <a:prstGeom prst="rect"/>
-                  </pic:spPr>
-                </pic:pic>
-              </a:graphicData>
-            </a:graphic>
-          </wp:inline>
-        </w:drawing>
-      </w:r>
-    </w:p>
-    <w:p>
-      <w:pPr>
-        <w:ind w:left="432"/>
-        <w:jc w:val="center"/>
-      </w:pPr>
-      <w:r>
-        <w:drawing>
-          <wp:inline xmlns:a="http://schemas.openxmlformats.org/drawingml/2006/main" xmlns:pic="http://schemas.openxmlformats.org/drawingml/2006/picture">
-            <wp:extent cx="5029200" cy="2235200"/>
-            <wp:docPr id="35" name="Picture 35"/>
-            <wp:cNvGraphicFramePr>
-              <a:graphicFrameLocks noChangeAspect="1"/>
-            </wp:cNvGraphicFramePr>
-            <a:graphic>
-              <a:graphicData uri="http://schemas.openxmlformats.org/drawingml/2006/picture">
-                <pic:pic>
-                  <pic:nvPicPr>
-                    <pic:cNvPr id="0" name="image.png"/>
-                    <pic:cNvPicPr/>
-                  </pic:nvPicPr>
-                  <pic:blipFill>
-                    <a:blip r:embed="rId10"/>
-                    <a:stretch>
-                      <a:fillRect/>
-                    </a:stretch>
-                  </pic:blipFill>
-                  <pic:spPr>
-                    <a:xfrm>
-                      <a:off x="0" y="0"/>
-                      <a:ext cx="5029200" cy="2235200"/>
-                    </a:xfrm>
-                    <a:prstGeom prst="rect"/>
-                  </pic:spPr>
-                </pic:pic>
-              </a:graphicData>
-            </a:graphic>
-          </wp:inline>
-        </w:drawing>
-      </w:r>
-    </w:p>
-    <w:p>
-      <w:pPr>
-        <w:ind w:left="432"/>
-        <w:jc w:val="center"/>
-      </w:pPr>
-      <w:r>
-        <w:drawing>
-          <wp:inline xmlns:a="http://schemas.openxmlformats.org/drawingml/2006/main" xmlns:pic="http://schemas.openxmlformats.org/drawingml/2006/picture">
-            <wp:extent cx="5029200" cy="5406390"/>
-            <wp:docPr id="49" name="Picture 49"/>
-            <wp:cNvGraphicFramePr>
-              <a:graphicFrameLocks noChangeAspect="1"/>
-            </wp:cNvGraphicFramePr>
-            <a:graphic>
-              <a:graphicData uri="http://schemas.openxmlformats.org/drawingml/2006/picture">
-                <pic:pic>
-                  <pic:nvPicPr>
-                    <pic:cNvPr id="0" name="03-社网共建融合方案_029.png"/>
-                    <pic:cNvPicPr/>
-                  </pic:nvPicPr>
-                  <pic:blipFill>
-                    <a:blip r:embed="rId43"/>
-                    <a:stretch>
-                      <a:fillRect/>
-                    </a:stretch>
-                  </pic:blipFill>
-                  <pic:spPr>
-                    <a:xfrm>
-                      <a:off x="0" y="0"/>
-                      <a:ext cx="5029200" cy="5406390"/>
-                    </a:xfrm>
-                    <a:prstGeom prst="rect"/>
-                  </pic:spPr>
-                </pic:pic>
-              </a:graphicData>
-            </a:graphic>
-          </wp:inline>
-        </w:drawing>
-      </w:r>
-    </w:p>
-    <w:p>
-      <w:pPr>
-        <w:jc w:val="center"/>
-      </w:pPr>
-      <w:r>
-        <w:drawing>
-          <wp:inline xmlns:a="http://schemas.openxmlformats.org/drawingml/2006/main" xmlns:pic="http://schemas.openxmlformats.org/drawingml/2006/picture">
-            <wp:extent cx="5029200" cy="5406390"/>
-            <wp:docPr id="50" name="Picture 50"/>
-            <wp:cNvGraphicFramePr>
-              <a:graphicFrameLocks noChangeAspect="1"/>
-            </wp:cNvGraphicFramePr>
-            <a:graphic>
-              <a:graphicData uri="http://schemas.openxmlformats.org/drawingml/2006/picture">
-                <pic:pic>
-                  <pic:nvPicPr>
-                    <pic:cNvPr id="0" name="03-社网共建融合方案_030.png"/>
-                    <pic:cNvPicPr/>
-                  </pic:nvPicPr>
-                  <pic:blipFill>
-                    <a:blip r:embed="rId44"/>
-                    <a:stretch>
-                      <a:fillRect/>
-                    </a:stretch>
-                  </pic:blipFill>
-                  <pic:spPr>
-                    <a:xfrm>
-                      <a:off x="0" y="0"/>
-                      <a:ext cx="5029200" cy="5406390"/>
-                    </a:xfrm>
-                    <a:prstGeom prst="rect"/>
-                  </pic:spPr>
-                </pic:pic>
-              </a:graphicData>
-            </a:graphic>
-          </wp:inline>
-        </w:drawing>
-      </w:r>
-    </w:p>
-    <w:p>
-      <w:pPr>
-        <w:ind w:left="432"/>
-        <w:jc w:val="center"/>
-      </w:pPr>
-      <w:r>
-        <w:drawing>
-          <wp:inline xmlns:a="http://schemas.openxmlformats.org/drawingml/2006/main" xmlns:pic="http://schemas.openxmlformats.org/drawingml/2006/picture">
-            <wp:extent cx="5029200" cy="1885950"/>
-            <wp:docPr id="54" name="Picture 54"/>
-            <wp:cNvGraphicFramePr>
-              <a:graphicFrameLocks noChangeAspect="1"/>
-            </wp:cNvGraphicFramePr>
-            <a:graphic>
-              <a:graphicData uri="http://schemas.openxmlformats.org/drawingml/2006/picture">
-                <pic:pic>
-                  <pic:nvPicPr>
-                    <pic:cNvPr id="0" name="03-社网共建融合方案_034.png"/>
-                    <pic:cNvPicPr/>
-                  </pic:nvPicPr>
-                  <pic:blipFill>
-                    <a:blip r:embed="rId47"/>
-                    <a:stretch>
-                      <a:fillRect/>
-                    </a:stretch>
-                  </pic:blipFill>
-                  <pic:spPr>
-                    <a:xfrm>
-                      <a:off x="0" y="0"/>
-                      <a:ext cx="5029200" cy="1885950"/>
-                    </a:xfrm>
-                    <a:prstGeom prst="rect"/>
-                  </pic:spPr>
-                </pic:pic>
-              </a:graphicData>
-            </a:graphic>
-          </wp:inline>
-        </w:drawing>
-      </w:r>
-    </w:p>
-    <w:p>
-      <w:pPr>
-        <w:ind w:left="432"/>
-        <w:jc w:val="center"/>
-      </w:pPr>
-      <w:r>
-        <w:drawing>
-          <wp:inline xmlns:a="http://schemas.openxmlformats.org/drawingml/2006/main" xmlns:pic="http://schemas.openxmlformats.org/drawingml/2006/picture">
-            <wp:extent cx="5029200" cy="8675370"/>
-            <wp:docPr id="57" name="Picture 57"/>
-            <wp:cNvGraphicFramePr>
-              <a:graphicFrameLocks noChangeAspect="1"/>
-            </wp:cNvGraphicFramePr>
-            <a:graphic>
-              <a:graphicData uri="http://schemas.openxmlformats.org/drawingml/2006/picture">
-                <pic:pic>
-                  <pic:nvPicPr>
-                    <pic:cNvPr id="0" name="03-社网共建融合方案_037.png"/>
-                    <pic:cNvPicPr/>
-                  </pic:nvPicPr>
-                  <pic:blipFill>
-                    <a:blip r:embed="rId50"/>
-                    <a:stretch>
-                      <a:fillRect/>
-                    </a:stretch>
-                  </pic:blipFill>
-                  <pic:spPr>
-                    <a:xfrm>
-                      <a:off x="0" y="0"/>
-                      <a:ext cx="5029200" cy="8675370"/>
-                    </a:xfrm>
-                    <a:prstGeom prst="rect"/>
-                  </pic:spPr>
-                </pic:pic>
-              </a:graphicData>
-            </a:graphic>
-          </wp:inline>
-        </w:drawing>
-      </w:r>
-    </w:p>
-    <w:p>
-      <w:pPr>
-        <w:ind w:left="432"/>
+        <w:jc w:val="both"/>
       </w:pPr>
       <w:r>
         <w:rPr>
           <w:rFonts w:ascii="Microsoft YaHei" w:hAnsi="Microsoft YaHei" w:eastAsia="Microsoft YaHei"/>
           <w:sz w:val="21"/>
         </w:rPr>
-        <w:t>● 分析社区评价的变化趋势</w:t>
+        <w:t>方法1：数据统计分析</w:t>
       </w:r>
     </w:p>
     <w:p>
       <w:pPr>
-        <w:jc w:val="center"/>
-      </w:pPr>
-      <w:r>
-        <w:drawing>
-          <wp:inline xmlns:a="http://schemas.openxmlformats.org/drawingml/2006/main" xmlns:pic="http://schemas.openxmlformats.org/drawingml/2006/picture">
-            <wp:extent cx="5029200" cy="1885950"/>
-            <wp:docPr id="53" name="Picture 53"/>
-            <wp:cNvGraphicFramePr>
-              <a:graphicFrameLocks noChangeAspect="1"/>
-            </wp:cNvGraphicFramePr>
-            <a:graphic>
-              <a:graphicData uri="http://schemas.openxmlformats.org/drawingml/2006/picture">
-                <pic:pic>
-                  <pic:nvPicPr>
-                    <pic:cNvPr id="0" name="03-社网共建融合方案_033.png"/>
-                    <pic:cNvPicPr/>
-                  </pic:nvPicPr>
-                  <pic:blipFill>
-                    <a:blip r:embed="rId46"/>
-                    <a:stretch>
-                      <a:fillRect/>
-                    </a:stretch>
-                  </pic:blipFill>
-                  <pic:spPr>
-                    <a:xfrm>
-                      <a:off x="0" y="0"/>
-                      <a:ext cx="5029200" cy="1885950"/>
-                    </a:xfrm>
-                    <a:prstGeom prst="rect"/>
-                  </pic:spPr>
-                </pic:pic>
-              </a:graphicData>
-            </a:graphic>
-          </wp:inline>
-        </w:drawing>
-      </w:r>
-    </w:p>
-    <w:p>
-      <w:pPr>
-        <w:ind w:left="432"/>
+        <w:jc w:val="both"/>
       </w:pPr>
       <w:r>
         <w:rPr>
           <w:rFonts w:ascii="Microsoft YaHei" w:hAnsi="Microsoft YaHei" w:eastAsia="Microsoft YaHei"/>
           <w:sz w:val="21"/>
         </w:rPr>
-        <w:t>● 定期开展客户经理自评</w:t>
+        <w:t>- 每月统计分析各项指标</w:t>
       </w:r>
     </w:p>
     <w:p>
       <w:pPr>
-        <w:ind w:left="432"/>
+        <w:jc w:val="both"/>
       </w:pPr>
       <w:r>
         <w:rPr>
           <w:rFonts w:ascii="Microsoft YaHei" w:hAnsi="Microsoft YaHei" w:eastAsia="Microsoft YaHei"/>
           <w:sz w:val="21"/>
         </w:rPr>
-        <w:t>● 反思工作成效和不足</w:t>
+        <w:t>- 对比目标值评估完成情况</w:t>
       </w:r>
     </w:p>
     <w:p>
       <w:pPr>
-        <w:ind w:left="432"/>
+        <w:jc w:val="both"/>
       </w:pPr>
       <w:r>
         <w:rPr>
           <w:rFonts w:ascii="Microsoft YaHei" w:hAnsi="Microsoft YaHei" w:eastAsia="Microsoft YaHei"/>
           <w:sz w:val="21"/>
         </w:rPr>
-        <w:t>● 提出改进建议</w:t>
+        <w:t>- 分析变化趋势</w:t>
       </w:r>
     </w:p>
     <w:p>
       <w:pPr>
+        <w:jc w:val="both"/>
+      </w:pPr>
+      <w:r>
+        <w:rPr>
+          <w:rFonts w:ascii="Microsoft YaHei" w:hAnsi="Microsoft YaHei" w:eastAsia="Microsoft YaHei"/>
+          <w:sz w:val="21"/>
+        </w:rPr>
+        <w:t>方法2：客户满意度调查</w:t>
+      </w:r>
+    </w:p>
+    <w:p>
+      <w:pPr>
+        <w:jc w:val="both"/>
+      </w:pPr>
+      <w:r>
+        <w:rPr>
+          <w:rFonts w:ascii="Microsoft YaHei" w:hAnsi="Microsoft YaHei" w:eastAsia="Microsoft YaHei"/>
+          <w:sz w:val="21"/>
+        </w:rPr>
+        <w:t>- 每季度开展客户满意度调查</w:t>
+      </w:r>
+    </w:p>
+    <w:p>
+      <w:pPr>
+        <w:jc w:val="both"/>
+      </w:pPr>
+      <w:r>
+        <w:rPr>
+          <w:rFonts w:ascii="Microsoft YaHei" w:hAnsi="Microsoft YaHei" w:eastAsia="Microsoft YaHei"/>
+          <w:sz w:val="21"/>
+        </w:rPr>
+        <w:t>- 通过问卷、访谈等方式收集反馈</w:t>
+      </w:r>
+    </w:p>
+    <w:p>
+      <w:pPr>
+        <w:jc w:val="both"/>
+      </w:pPr>
+      <w:r>
+        <w:rPr>
+          <w:rFonts w:ascii="Microsoft YaHei" w:hAnsi="Microsoft YaHei" w:eastAsia="Microsoft YaHei"/>
+          <w:sz w:val="21"/>
+        </w:rPr>
+        <w:t>- 分析满意度的变化趋势</w:t>
+      </w:r>
+    </w:p>
+    <w:p>
+      <w:pPr>
+        <w:jc w:val="both"/>
+      </w:pPr>
+      <w:r>
+        <w:rPr>
+          <w:rFonts w:ascii="Microsoft YaHei" w:hAnsi="Microsoft YaHei" w:eastAsia="Microsoft YaHei"/>
+          <w:sz w:val="21"/>
+        </w:rPr>
+        <w:t>方法3：社区评价</w:t>
+      </w:r>
+    </w:p>
+    <w:p>
+      <w:pPr>
+        <w:jc w:val="both"/>
+      </w:pPr>
+      <w:r>
+        <w:rPr>
+          <w:rFonts w:ascii="Microsoft YaHei" w:hAnsi="Microsoft YaHei" w:eastAsia="Microsoft YaHei"/>
+          <w:sz w:val="21"/>
+        </w:rPr>
+        <w:t>- 定期征求社区对服务的评价</w:t>
+      </w:r>
+    </w:p>
+    <w:p>
+      <w:pPr>
+        <w:jc w:val="both"/>
+      </w:pPr>
+      <w:r>
+        <w:rPr>
+          <w:rFonts w:ascii="Microsoft YaHei" w:hAnsi="Microsoft YaHei" w:eastAsia="Microsoft YaHei"/>
+          <w:sz w:val="21"/>
+        </w:rPr>
+        <w:t>- 通过联席会议、访谈等方式收集</w:t>
+      </w:r>
+    </w:p>
+    <w:p>
+      <w:pPr>
+        <w:jc w:val="both"/>
+      </w:pPr>
+      <w:r>
+        <w:rPr>
+          <w:rFonts w:ascii="Microsoft YaHei" w:hAnsi="Microsoft YaHei" w:eastAsia="Microsoft YaHei"/>
+          <w:sz w:val="21"/>
+        </w:rPr>
+        <w:t>- 分析社区评价的变化趋势</w:t>
+      </w:r>
+    </w:p>
+    <w:p>
+      <w:pPr>
+        <w:jc w:val="both"/>
+      </w:pPr>
+      <w:r>
+        <w:rPr>
+          <w:rFonts w:ascii="Microsoft YaHei" w:hAnsi="Microsoft YaHei" w:eastAsia="Microsoft YaHei"/>
+          <w:sz w:val="21"/>
+        </w:rPr>
+        <w:t>方法4：客户经理自评</w:t>
+      </w:r>
+    </w:p>
+    <w:p>
+      <w:pPr>
+        <w:jc w:val="both"/>
+      </w:pPr>
+      <w:r>
+        <w:rPr>
+          <w:rFonts w:ascii="Microsoft YaHei" w:hAnsi="Microsoft YaHei" w:eastAsia="Microsoft YaHei"/>
+          <w:sz w:val="21"/>
+        </w:rPr>
+        <w:t>- 定期开展客户经理自评</w:t>
+      </w:r>
+    </w:p>
+    <w:p>
+      <w:pPr>
+        <w:jc w:val="both"/>
+      </w:pPr>
+      <w:r>
+        <w:rPr>
+          <w:rFonts w:ascii="Microsoft YaHei" w:hAnsi="Microsoft YaHei" w:eastAsia="Microsoft YaHei"/>
+          <w:sz w:val="21"/>
+        </w:rPr>
+        <w:t>- 反思工作成效和不足</w:t>
+      </w:r>
+    </w:p>
+    <w:p>
+      <w:pPr>
+        <w:jc w:val="both"/>
+      </w:pPr>
+      <w:r>
+        <w:rPr>
+          <w:rFonts w:ascii="Microsoft YaHei" w:hAnsi="Microsoft YaHei" w:eastAsia="Microsoft YaHei"/>
+          <w:sz w:val="21"/>
+        </w:rPr>
+        <w:t>- 提出改进建议</w:t>
+      </w:r>
+    </w:p>
+    <w:p>
+      <w:pPr>
         <w:pStyle w:val="Heading3"/>
-        <w:jc w:val="left"/>
       </w:pPr>
       <w:r>
         <w:rPr>
@@ -6289,238 +1668,473 @@
         <w:t>6.3 考核周期</w:t>
       </w:r>
     </w:p>
-    <w:tbl>
-      <w:tblPr>
-        <w:tblStyle w:val="TableGrid"/>
-        <w:tblW w:type="auto" w:w="0"/>
-        <w:tblLook w:firstColumn="1" w:firstRow="1" w:lastColumn="0" w:lastRow="0" w:noHBand="0" w:noVBand="1" w:val="04A0"/>
-      </w:tblPr>
-      <w:tblGrid>
-        <w:gridCol w:w="2880"/>
-        <w:gridCol w:w="2880"/>
-        <w:gridCol w:w="2880"/>
-      </w:tblGrid>
-      <w:tr>
-        <w:tc>
-          <w:tcPr>
-            <w:tcW w:type="dxa" w:w="2880"/>
-          </w:tcPr>
-          <w:p>
-            <w:pPr>
-              <w:jc w:val="center"/>
-            </w:pPr>
-            <w:r>
-              <w:rPr>
-                <w:rFonts w:ascii="Microsoft YaHei" w:hAnsi="Microsoft YaHei" w:eastAsia="Microsoft YaHei"/>
-                <w:b/>
-                <w:sz w:val="20"/>
-              </w:rPr>
-              <w:t>考核类型</w:t>
-            </w:r>
-          </w:p>
-        </w:tc>
-        <w:tc>
-          <w:tcPr>
-            <w:tcW w:type="dxa" w:w="2880"/>
-          </w:tcPr>
-          <w:p>
-            <w:pPr>
-              <w:jc w:val="center"/>
-            </w:pPr>
-            <w:r>
-              <w:rPr>
-                <w:rFonts w:ascii="Microsoft YaHei" w:hAnsi="Microsoft YaHei" w:eastAsia="Microsoft YaHei"/>
-                <w:b/>
-                <w:sz w:val="20"/>
-              </w:rPr>
-              <w:t>考核周期</w:t>
-            </w:r>
-          </w:p>
-        </w:tc>
-        <w:tc>
-          <w:tcPr>
-            <w:tcW w:type="dxa" w:w="2880"/>
-          </w:tcPr>
-          <w:p>
-            <w:pPr>
-              <w:jc w:val="center"/>
-            </w:pPr>
-            <w:r>
-              <w:rPr>
-                <w:rFonts w:ascii="Microsoft YaHei" w:hAnsi="Microsoft YaHei" w:eastAsia="Microsoft YaHei"/>
-                <w:b/>
-                <w:sz w:val="20"/>
-              </w:rPr>
-              <w:t>考核内容</w:t>
-            </w:r>
-          </w:p>
-        </w:tc>
-      </w:tr>
-      <w:tr>
-        <w:tc>
-          <w:tcPr>
-            <w:tcW w:type="dxa" w:w="2880"/>
-          </w:tcPr>
-          <w:p>
-            <w:pPr>
-              <w:jc w:val="left"/>
-            </w:pPr>
-            <w:r>
-              <w:rPr>
-                <w:rFonts w:ascii="Microsoft YaHei" w:hAnsi="Microsoft YaHei" w:eastAsia="Microsoft YaHei"/>
-                <w:sz w:val="19"/>
-              </w:rPr>
-              <w:t>**月度考核**</w:t>
-            </w:r>
-          </w:p>
-        </w:tc>
-        <w:tc>
-          <w:tcPr>
-            <w:tcW w:type="dxa" w:w="2880"/>
-          </w:tcPr>
-          <w:p>
-            <w:pPr>
-              <w:jc w:val="left"/>
-            </w:pPr>
-            <w:r>
-              <w:rPr>
-                <w:rFonts w:ascii="Microsoft YaHei" w:hAnsi="Microsoft YaHei" w:eastAsia="Microsoft YaHei"/>
-                <w:sz w:val="19"/>
-              </w:rPr>
-              <w:t>每月</w:t>
-            </w:r>
-          </w:p>
-        </w:tc>
-        <w:tc>
-          <w:tcPr>
-            <w:tcW w:type="dxa" w:w="2880"/>
-          </w:tcPr>
-          <w:p>
-            <w:pPr>
-              <w:jc w:val="left"/>
-            </w:pPr>
-            <w:r>
-              <w:rPr>
-                <w:rFonts w:ascii="Microsoft YaHei" w:hAnsi="Microsoft YaHei" w:eastAsia="Microsoft YaHei"/>
-                <w:sz w:val="19"/>
-              </w:rPr>
-              <w:t>服务驿站开放率、业务办理及时率、联席会议召开率</w:t>
-            </w:r>
-          </w:p>
-        </w:tc>
-      </w:tr>
-      <w:tr>
-        <w:tc>
-          <w:tcPr>
-            <w:tcW w:type="dxa" w:w="2880"/>
-          </w:tcPr>
-          <w:p>
-            <w:pPr>
-              <w:jc w:val="left"/>
-            </w:pPr>
-            <w:r>
-              <w:rPr>
-                <w:rFonts w:ascii="Microsoft YaHei" w:hAnsi="Microsoft YaHei" w:eastAsia="Microsoft YaHei"/>
-                <w:sz w:val="19"/>
-              </w:rPr>
-              <w:t>**季度考核**</w:t>
-            </w:r>
-          </w:p>
-        </w:tc>
-        <w:tc>
-          <w:tcPr>
-            <w:tcW w:type="dxa" w:w="2880"/>
-          </w:tcPr>
-          <w:p>
-            <w:pPr>
-              <w:jc w:val="left"/>
-            </w:pPr>
-            <w:r>
-              <w:rPr>
-                <w:rFonts w:ascii="Microsoft YaHei" w:hAnsi="Microsoft YaHei" w:eastAsia="Microsoft YaHei"/>
-                <w:sz w:val="19"/>
-              </w:rPr>
-              <w:t>每季度</w:t>
-            </w:r>
-          </w:p>
-        </w:tc>
-        <w:tc>
-          <w:tcPr>
-            <w:tcW w:type="dxa" w:w="2880"/>
-          </w:tcPr>
-          <w:p>
-            <w:pPr>
-              <w:jc w:val="left"/>
-            </w:pPr>
-            <w:r>
-              <w:rPr>
-                <w:rFonts w:ascii="Microsoft YaHei" w:hAnsi="Microsoft YaHei" w:eastAsia="Microsoft YaHei"/>
-                <w:sz w:val="19"/>
-              </w:rPr>
-              <w:t>客户满意度、工单压降率、信息共享及时率</w:t>
-            </w:r>
-          </w:p>
-        </w:tc>
-      </w:tr>
-      <w:tr>
-        <w:tc>
-          <w:tcPr>
-            <w:tcW w:type="dxa" w:w="2880"/>
-          </w:tcPr>
-          <w:p>
-            <w:pPr>
-              <w:jc w:val="left"/>
-            </w:pPr>
-            <w:r>
-              <w:rPr>
-                <w:rFonts w:ascii="Microsoft YaHei" w:hAnsi="Microsoft YaHei" w:eastAsia="Microsoft YaHei"/>
-                <w:sz w:val="19"/>
-              </w:rPr>
-              <w:t>**年度考核**</w:t>
-            </w:r>
-          </w:p>
-        </w:tc>
-        <w:tc>
-          <w:tcPr>
-            <w:tcW w:type="dxa" w:w="2880"/>
-          </w:tcPr>
-          <w:p>
-            <w:pPr>
-              <w:jc w:val="left"/>
-            </w:pPr>
-            <w:r>
-              <w:rPr>
-                <w:rFonts w:ascii="Microsoft YaHei" w:hAnsi="Microsoft YaHei" w:eastAsia="Microsoft YaHei"/>
-                <w:sz w:val="19"/>
-              </w:rPr>
-              <w:t>每年</w:t>
-            </w:r>
-          </w:p>
-        </w:tc>
-        <w:tc>
-          <w:tcPr>
-            <w:tcW w:type="dxa" w:w="2880"/>
-          </w:tcPr>
-          <w:p>
-            <w:pPr>
-              <w:jc w:val="left"/>
-            </w:pPr>
-            <w:r>
-              <w:rPr>
-                <w:rFonts w:ascii="Microsoft YaHei" w:hAnsi="Microsoft YaHei" w:eastAsia="Microsoft YaHei"/>
-                <w:sz w:val="19"/>
-              </w:rPr>
-              <w:t>综合评估、成效总结、经验提炼</w:t>
-            </w:r>
-          </w:p>
-        </w:tc>
-      </w:tr>
-    </w:tbl>
-    <w:p/>
     <w:p>
       <w:pPr>
         <w:pStyle w:val="Heading2"/>
-        <w:jc w:val="left"/>
+      </w:pPr>
+      <w:r>
+        <w:rPr>
+          <w:rFonts w:ascii="Microsoft YaHei" w:hAnsi="Microsoft YaHei" w:eastAsia="Microsoft YaHei"/>
+          <w:b/>
+          <w:color w:val="1B365D"/>
+          <w:sz w:val="28"/>
+        </w:rPr>
+        <w:t>七、实施步骤</w:t>
+      </w:r>
+    </w:p>
+    <w:p>
+      <w:pPr>
+        <w:pStyle w:val="Heading3"/>
+      </w:pPr>
+      <w:r>
+        <w:rPr>
+          <w:rFonts w:ascii="Microsoft YaHei" w:hAnsi="Microsoft YaHei" w:eastAsia="Microsoft YaHei"/>
+          <w:b/>
+          <w:color w:val="2E5A4C"/>
+          <w:sz w:val="24"/>
+        </w:rPr>
+        <w:t>7.1 第一阶段：试点建设（1-3个月）</w:t>
+      </w:r>
+    </w:p>
+    <w:p>
+      <w:pPr>
+        <w:jc w:val="both"/>
+      </w:pPr>
+      <w:r>
+        <w:rPr>
+          <w:rFonts w:ascii="Microsoft YaHei" w:hAnsi="Microsoft YaHei" w:eastAsia="Microsoft YaHei"/>
+          <w:sz w:val="21"/>
+        </w:rPr>
+        <w:t>目标：选择1-2个社区试点建设社网共建</w:t>
+      </w:r>
+    </w:p>
+    <w:p>
+      <w:pPr>
+        <w:jc w:val="both"/>
+      </w:pPr>
+      <w:r>
+        <w:rPr>
+          <w:rFonts w:ascii="Microsoft YaHei" w:hAnsi="Microsoft YaHei" w:eastAsia="Microsoft YaHei"/>
+          <w:sz w:val="21"/>
+        </w:rPr>
+        <w:t>行动：</w:t>
+      </w:r>
+    </w:p>
+    <w:p>
+      <w:pPr>
+        <w:jc w:val="both"/>
+      </w:pPr>
+      <w:r>
+        <w:rPr>
+          <w:rFonts w:ascii="Microsoft YaHei" w:hAnsi="Microsoft YaHei" w:eastAsia="Microsoft YaHei"/>
+          <w:sz w:val="21"/>
+        </w:rPr>
+        <w:t>1. 选择试点社区（建议选择：社区配合度高、居民用电需求多、存在问题多的社区）</w:t>
+      </w:r>
+    </w:p>
+    <w:p>
+      <w:pPr>
+        <w:jc w:val="both"/>
+      </w:pPr>
+      <w:r>
+        <w:rPr>
+          <w:rFonts w:ascii="Microsoft YaHei" w:hAnsi="Microsoft YaHei" w:eastAsia="Microsoft YaHei"/>
+          <w:sz w:val="21"/>
+        </w:rPr>
+        <w:t>2. 与试点社区对接</w:t>
+      </w:r>
+    </w:p>
+    <w:p>
+      <w:pPr>
+        <w:jc w:val="both"/>
+      </w:pPr>
+      <w:r>
+        <w:rPr>
+          <w:rFonts w:ascii="Microsoft YaHei" w:hAnsi="Microsoft YaHei" w:eastAsia="Microsoft YaHei"/>
+          <w:sz w:val="21"/>
+        </w:rPr>
+        <w:t>3. 签订合作协议</w:t>
+      </w:r>
+    </w:p>
+    <w:p>
+      <w:pPr>
+        <w:jc w:val="both"/>
+      </w:pPr>
+      <w:r>
+        <w:rPr>
+          <w:rFonts w:ascii="Microsoft YaHei" w:hAnsi="Microsoft YaHei" w:eastAsia="Microsoft YaHei"/>
+          <w:sz w:val="21"/>
+        </w:rPr>
+        <w:t>4. 设立服务驿站</w:t>
+      </w:r>
+    </w:p>
+    <w:p>
+      <w:pPr>
+        <w:jc w:val="both"/>
+      </w:pPr>
+      <w:r>
+        <w:rPr>
+          <w:rFonts w:ascii="Microsoft YaHei" w:hAnsi="Microsoft YaHei" w:eastAsia="Microsoft YaHei"/>
+          <w:sz w:val="21"/>
+        </w:rPr>
+        <w:t>5. 开展试点服务</w:t>
+      </w:r>
+    </w:p>
+    <w:p>
+      <w:pPr>
+        <w:jc w:val="both"/>
+      </w:pPr>
+      <w:r>
+        <w:rPr>
+          <w:rFonts w:ascii="Microsoft YaHei" w:hAnsi="Microsoft YaHei" w:eastAsia="Microsoft YaHei"/>
+          <w:sz w:val="21"/>
+        </w:rPr>
+        <w:t>6. 收集试点反馈</w:t>
+      </w:r>
+    </w:p>
+    <w:p>
+      <w:pPr>
+        <w:jc w:val="both"/>
+      </w:pPr>
+      <w:r>
+        <w:rPr>
+          <w:rFonts w:ascii="Microsoft YaHei" w:hAnsi="Microsoft YaHei" w:eastAsia="Microsoft YaHei"/>
+          <w:sz w:val="21"/>
+        </w:rPr>
+        <w:t>产出：</w:t>
+      </w:r>
+    </w:p>
+    <w:p>
+      <w:pPr>
+        <w:jc w:val="both"/>
+      </w:pPr>
+      <w:r>
+        <w:rPr>
+          <w:rFonts w:ascii="Microsoft YaHei" w:hAnsi="Microsoft YaHei" w:eastAsia="Microsoft YaHei"/>
+          <w:sz w:val="21"/>
+        </w:rPr>
+        <w:t>- 合作协议</w:t>
+      </w:r>
+    </w:p>
+    <w:p>
+      <w:pPr>
+        <w:jc w:val="both"/>
+      </w:pPr>
+      <w:r>
+        <w:rPr>
+          <w:rFonts w:ascii="Microsoft YaHei" w:hAnsi="Microsoft YaHei" w:eastAsia="Microsoft YaHei"/>
+          <w:sz w:val="21"/>
+        </w:rPr>
+        <w:t>- 服务驿站</w:t>
+      </w:r>
+    </w:p>
+    <w:p>
+      <w:pPr>
+        <w:jc w:val="both"/>
+      </w:pPr>
+      <w:r>
+        <w:rPr>
+          <w:rFonts w:ascii="Microsoft YaHei" w:hAnsi="Microsoft YaHei" w:eastAsia="Microsoft YaHei"/>
+          <w:sz w:val="21"/>
+        </w:rPr>
+        <w:t>- 试点工作报告</w:t>
+      </w:r>
+    </w:p>
+    <w:p>
+      <w:pPr>
+        <w:pStyle w:val="Heading3"/>
+      </w:pPr>
+      <w:r>
+        <w:rPr>
+          <w:rFonts w:ascii="Microsoft YaHei" w:hAnsi="Microsoft YaHei" w:eastAsia="Microsoft YaHei"/>
+          <w:b/>
+          <w:color w:val="2E5A4C"/>
+          <w:sz w:val="24"/>
+        </w:rPr>
+        <w:t>7.2 第二阶段：优化完善（4-6个月）</w:t>
+      </w:r>
+    </w:p>
+    <w:p>
+      <w:pPr>
+        <w:jc w:val="both"/>
+      </w:pPr>
+      <w:r>
+        <w:rPr>
+          <w:rFonts w:ascii="Microsoft YaHei" w:hAnsi="Microsoft YaHei" w:eastAsia="Microsoft YaHei"/>
+          <w:sz w:val="21"/>
+        </w:rPr>
+        <w:t>目标：根据试点反馈优化社网共建机制</w:t>
+      </w:r>
+    </w:p>
+    <w:p>
+      <w:pPr>
+        <w:jc w:val="both"/>
+      </w:pPr>
+      <w:r>
+        <w:rPr>
+          <w:rFonts w:ascii="Microsoft YaHei" w:hAnsi="Microsoft YaHei" w:eastAsia="Microsoft YaHei"/>
+          <w:sz w:val="21"/>
+        </w:rPr>
+        <w:t>行动：</w:t>
+      </w:r>
+    </w:p>
+    <w:p>
+      <w:pPr>
+        <w:jc w:val="both"/>
+      </w:pPr>
+      <w:r>
+        <w:rPr>
+          <w:rFonts w:ascii="Microsoft YaHei" w:hAnsi="Microsoft YaHei" w:eastAsia="Microsoft YaHei"/>
+          <w:sz w:val="21"/>
+        </w:rPr>
+        <w:t>1. 总结试点经验</w:t>
+      </w:r>
+    </w:p>
+    <w:p>
+      <w:pPr>
+        <w:jc w:val="both"/>
+      </w:pPr>
+      <w:r>
+        <w:rPr>
+          <w:rFonts w:ascii="Microsoft YaHei" w:hAnsi="Microsoft YaHei" w:eastAsia="Microsoft YaHei"/>
+          <w:sz w:val="21"/>
+        </w:rPr>
+        <w:t>2. 分析试点问题</w:t>
+      </w:r>
+    </w:p>
+    <w:p>
+      <w:pPr>
+        <w:jc w:val="both"/>
+      </w:pPr>
+      <w:r>
+        <w:rPr>
+          <w:rFonts w:ascii="Microsoft YaHei" w:hAnsi="Microsoft YaHei" w:eastAsia="Microsoft YaHei"/>
+          <w:sz w:val="21"/>
+        </w:rPr>
+        <w:t>3. 优化服务内容</w:t>
+      </w:r>
+    </w:p>
+    <w:p>
+      <w:pPr>
+        <w:jc w:val="both"/>
+      </w:pPr>
+      <w:r>
+        <w:rPr>
+          <w:rFonts w:ascii="Microsoft YaHei" w:hAnsi="Microsoft YaHei" w:eastAsia="Microsoft YaHei"/>
+          <w:sz w:val="21"/>
+        </w:rPr>
+        <w:t>4. 优化工作机制</w:t>
+      </w:r>
+    </w:p>
+    <w:p>
+      <w:pPr>
+        <w:jc w:val="both"/>
+      </w:pPr>
+      <w:r>
+        <w:rPr>
+          <w:rFonts w:ascii="Microsoft YaHei" w:hAnsi="Microsoft YaHei" w:eastAsia="Microsoft YaHei"/>
+          <w:sz w:val="21"/>
+        </w:rPr>
+        <w:t>5. 优化考核指标</w:t>
+      </w:r>
+    </w:p>
+    <w:p>
+      <w:pPr>
+        <w:jc w:val="both"/>
+      </w:pPr>
+      <w:r>
+        <w:rPr>
+          <w:rFonts w:ascii="Microsoft YaHei" w:hAnsi="Microsoft YaHei" w:eastAsia="Microsoft YaHei"/>
+          <w:sz w:val="21"/>
+        </w:rPr>
+        <w:t>产出：</w:t>
+      </w:r>
+    </w:p>
+    <w:p>
+      <w:pPr>
+        <w:jc w:val="both"/>
+      </w:pPr>
+      <w:r>
+        <w:rPr>
+          <w:rFonts w:ascii="Microsoft YaHei" w:hAnsi="Microsoft YaHei" w:eastAsia="Microsoft YaHei"/>
+          <w:sz w:val="21"/>
+        </w:rPr>
+        <w:t>- 优化方案</w:t>
+      </w:r>
+    </w:p>
+    <w:p>
+      <w:pPr>
+        <w:jc w:val="both"/>
+      </w:pPr>
+      <w:r>
+        <w:rPr>
+          <w:rFonts w:ascii="Microsoft YaHei" w:hAnsi="Microsoft YaHei" w:eastAsia="Microsoft YaHei"/>
+          <w:sz w:val="21"/>
+        </w:rPr>
+        <w:t>- 优化后的服务内容和工作机制</w:t>
+      </w:r>
+    </w:p>
+    <w:p>
+      <w:pPr>
+        <w:jc w:val="both"/>
+      </w:pPr>
+      <w:r>
+        <w:rPr>
+          <w:rFonts w:ascii="Microsoft YaHei" w:hAnsi="Microsoft YaHei" w:eastAsia="Microsoft YaHei"/>
+          <w:sz w:val="21"/>
+        </w:rPr>
+        <w:t>- 推广方案</w:t>
+      </w:r>
+    </w:p>
+    <w:p>
+      <w:pPr>
+        <w:pStyle w:val="Heading3"/>
+      </w:pPr>
+      <w:r>
+        <w:rPr>
+          <w:rFonts w:ascii="Microsoft YaHei" w:hAnsi="Microsoft YaHei" w:eastAsia="Microsoft YaHei"/>
+          <w:b/>
+          <w:color w:val="2E5A4C"/>
+          <w:sz w:val="24"/>
+        </w:rPr>
+        <w:t>7.3 第三阶段：全面推广（7-12个月）</w:t>
+      </w:r>
+    </w:p>
+    <w:p>
+      <w:pPr>
+        <w:jc w:val="both"/>
+      </w:pPr>
+      <w:r>
+        <w:rPr>
+          <w:rFonts w:ascii="Microsoft YaHei" w:hAnsi="Microsoft YaHei" w:eastAsia="Microsoft YaHei"/>
+          <w:sz w:val="21"/>
+        </w:rPr>
+        <w:t>目标：在所有社区全面推广社网共建</w:t>
+      </w:r>
+    </w:p>
+    <w:p>
+      <w:pPr>
+        <w:jc w:val="both"/>
+      </w:pPr>
+      <w:r>
+        <w:rPr>
+          <w:rFonts w:ascii="Microsoft YaHei" w:hAnsi="Microsoft YaHei" w:eastAsia="Microsoft YaHei"/>
+          <w:sz w:val="21"/>
+        </w:rPr>
+        <w:t>行动：</w:t>
+      </w:r>
+    </w:p>
+    <w:p>
+      <w:pPr>
+        <w:jc w:val="both"/>
+      </w:pPr>
+      <w:r>
+        <w:rPr>
+          <w:rFonts w:ascii="Microsoft YaHei" w:hAnsi="Microsoft YaHei" w:eastAsia="Microsoft YaHei"/>
+          <w:sz w:val="21"/>
+        </w:rPr>
+        <w:t>1. 制定推广计划</w:t>
+      </w:r>
+    </w:p>
+    <w:p>
+      <w:pPr>
+        <w:jc w:val="both"/>
+      </w:pPr>
+      <w:r>
+        <w:rPr>
+          <w:rFonts w:ascii="Microsoft YaHei" w:hAnsi="Microsoft YaHei" w:eastAsia="Microsoft YaHei"/>
+          <w:sz w:val="21"/>
+        </w:rPr>
+        <w:t>2. 分批推进社网共建</w:t>
+      </w:r>
+    </w:p>
+    <w:p>
+      <w:pPr>
+        <w:jc w:val="both"/>
+      </w:pPr>
+      <w:r>
+        <w:rPr>
+          <w:rFonts w:ascii="Microsoft YaHei" w:hAnsi="Microsoft YaHei" w:eastAsia="Microsoft YaHei"/>
+          <w:sz w:val="21"/>
+        </w:rPr>
+        <w:t>3. 培训相关人员</w:t>
+      </w:r>
+    </w:p>
+    <w:p>
+      <w:pPr>
+        <w:jc w:val="both"/>
+      </w:pPr>
+      <w:r>
+        <w:rPr>
+          <w:rFonts w:ascii="Microsoft YaHei" w:hAnsi="Microsoft YaHei" w:eastAsia="Microsoft YaHei"/>
+          <w:sz w:val="21"/>
+        </w:rPr>
+        <w:t>4. 建立长效机制</w:t>
+      </w:r>
+    </w:p>
+    <w:p>
+      <w:pPr>
+        <w:jc w:val="both"/>
+      </w:pPr>
+      <w:r>
+        <w:rPr>
+          <w:rFonts w:ascii="Microsoft YaHei" w:hAnsi="Microsoft YaHei" w:eastAsia="Microsoft YaHei"/>
+          <w:sz w:val="21"/>
+        </w:rPr>
+        <w:t>5. 定期评估和优化</w:t>
+      </w:r>
+    </w:p>
+    <w:p>
+      <w:pPr>
+        <w:jc w:val="both"/>
+      </w:pPr>
+      <w:r>
+        <w:rPr>
+          <w:rFonts w:ascii="Microsoft YaHei" w:hAnsi="Microsoft YaHei" w:eastAsia="Microsoft YaHei"/>
+          <w:sz w:val="21"/>
+        </w:rPr>
+        <w:t>产出：</w:t>
+      </w:r>
+    </w:p>
+    <w:p>
+      <w:pPr>
+        <w:jc w:val="both"/>
+      </w:pPr>
+      <w:r>
+        <w:rPr>
+          <w:rFonts w:ascii="Microsoft YaHei" w:hAnsi="Microsoft YaHei" w:eastAsia="Microsoft YaHei"/>
+          <w:sz w:val="21"/>
+        </w:rPr>
+        <w:t>- 推广计划</w:t>
+      </w:r>
+    </w:p>
+    <w:p>
+      <w:pPr>
+        <w:jc w:val="both"/>
+      </w:pPr>
+      <w:r>
+        <w:rPr>
+          <w:rFonts w:ascii="Microsoft YaHei" w:hAnsi="Microsoft YaHei" w:eastAsia="Microsoft YaHei"/>
+          <w:sz w:val="21"/>
+        </w:rPr>
+        <w:t>- 覆盖所有社区的社网共建</w:t>
+      </w:r>
+    </w:p>
+    <w:p>
+      <w:pPr>
+        <w:jc w:val="both"/>
+      </w:pPr>
+      <w:r>
+        <w:rPr>
+          <w:rFonts w:ascii="Microsoft YaHei" w:hAnsi="Microsoft YaHei" w:eastAsia="Microsoft YaHei"/>
+          <w:sz w:val="21"/>
+        </w:rPr>
+        <w:t>- 长效机制文件</w:t>
+      </w:r>
+    </w:p>
+    <w:p>
+      <w:pPr>
+        <w:pStyle w:val="Heading2"/>
       </w:pPr>
       <w:r>
         <w:rPr>
@@ -6535,7 +2149,6 @@
     <w:p>
       <w:pPr>
         <w:pStyle w:val="Heading3"/>
-        <w:jc w:val="left"/>
       </w:pPr>
       <w:r>
         <w:rPr>
@@ -6547,204 +2160,9 @@
         <w:t>8.1 服务成效</w:t>
       </w:r>
     </w:p>
-    <w:tbl>
-      <w:tblPr>
-        <w:tblStyle w:val="TableGrid"/>
-        <w:tblW w:type="auto" w:w="0"/>
-        <w:tblLook w:firstColumn="1" w:firstRow="1" w:lastColumn="0" w:lastRow="0" w:noHBand="0" w:noVBand="1" w:val="04A0"/>
-      </w:tblPr>
-      <w:tblGrid>
-        <w:gridCol w:w="4320"/>
-        <w:gridCol w:w="4320"/>
-      </w:tblGrid>
-      <w:tr>
-        <w:tc>
-          <w:tcPr>
-            <w:tcW w:type="dxa" w:w="4320"/>
-          </w:tcPr>
-          <w:p>
-            <w:pPr>
-              <w:jc w:val="center"/>
-            </w:pPr>
-            <w:r>
-              <w:rPr>
-                <w:rFonts w:ascii="Microsoft YaHei" w:hAnsi="Microsoft YaHei" w:eastAsia="Microsoft YaHei"/>
-                <w:b/>
-                <w:sz w:val="20"/>
-              </w:rPr>
-              <w:t>成效</w:t>
-            </w:r>
-          </w:p>
-        </w:tc>
-        <w:tc>
-          <w:tcPr>
-            <w:tcW w:type="dxa" w:w="4320"/>
-          </w:tcPr>
-          <w:p>
-            <w:pPr>
-              <w:jc w:val="center"/>
-            </w:pPr>
-            <w:r>
-              <w:rPr>
-                <w:rFonts w:ascii="Microsoft YaHei" w:hAnsi="Microsoft YaHei" w:eastAsia="Microsoft YaHei"/>
-                <w:b/>
-                <w:sz w:val="20"/>
-              </w:rPr>
-              <w:t>具体表现</w:t>
-            </w:r>
-          </w:p>
-        </w:tc>
-      </w:tr>
-      <w:tr>
-        <w:tc>
-          <w:tcPr>
-            <w:tcW w:type="dxa" w:w="4320"/>
-          </w:tcPr>
-          <w:p>
-            <w:pPr>
-              <w:jc w:val="left"/>
-            </w:pPr>
-            <w:r>
-              <w:rPr>
-                <w:rFonts w:ascii="Microsoft YaHei" w:hAnsi="Microsoft YaHei" w:eastAsia="Microsoft YaHei"/>
-                <w:sz w:val="19"/>
-              </w:rPr>
-              <w:t>**服务更便捷**</w:t>
-            </w:r>
-          </w:p>
-        </w:tc>
-        <w:tc>
-          <w:tcPr>
-            <w:tcW w:type="dxa" w:w="4320"/>
-          </w:tcPr>
-          <w:p>
-            <w:pPr>
-              <w:jc w:val="left"/>
-            </w:pPr>
-            <w:r>
-              <w:rPr>
-                <w:rFonts w:ascii="Microsoft YaHei" w:hAnsi="Microsoft YaHei" w:eastAsia="Microsoft YaHei"/>
-                <w:sz w:val="19"/>
-              </w:rPr>
-              <w:t>居民办电不出社区，服务更便利</w:t>
-            </w:r>
-          </w:p>
-        </w:tc>
-      </w:tr>
-      <w:tr>
-        <w:tc>
-          <w:tcPr>
-            <w:tcW w:type="dxa" w:w="4320"/>
-          </w:tcPr>
-          <w:p>
-            <w:pPr>
-              <w:jc w:val="left"/>
-            </w:pPr>
-            <w:r>
-              <w:rPr>
-                <w:rFonts w:ascii="Microsoft YaHei" w:hAnsi="Microsoft YaHei" w:eastAsia="Microsoft YaHei"/>
-                <w:sz w:val="19"/>
-              </w:rPr>
-              <w:t>**响应更快速**</w:t>
-            </w:r>
-          </w:p>
-        </w:tc>
-        <w:tc>
-          <w:tcPr>
-            <w:tcW w:type="dxa" w:w="4320"/>
-          </w:tcPr>
-          <w:p>
-            <w:pPr>
-              <w:jc w:val="left"/>
-            </w:pPr>
-            <w:r>
-              <w:rPr>
-                <w:rFonts w:ascii="Microsoft YaHei" w:hAnsi="Microsoft YaHei" w:eastAsia="Microsoft YaHei"/>
-                <w:sz w:val="19"/>
-              </w:rPr>
-              <w:t>客户诉求响应时间缩短50%以上</w:t>
-            </w:r>
-          </w:p>
-        </w:tc>
-      </w:tr>
-      <w:tr>
-        <w:tc>
-          <w:tcPr>
-            <w:tcW w:type="dxa" w:w="4320"/>
-          </w:tcPr>
-          <w:p>
-            <w:pPr>
-              <w:jc w:val="left"/>
-            </w:pPr>
-            <w:r>
-              <w:rPr>
-                <w:rFonts w:ascii="Microsoft YaHei" w:hAnsi="Microsoft YaHei" w:eastAsia="Microsoft YaHei"/>
-                <w:sz w:val="19"/>
-              </w:rPr>
-              <w:t>**满意度提升**</w:t>
-            </w:r>
-          </w:p>
-        </w:tc>
-        <w:tc>
-          <w:tcPr>
-            <w:tcW w:type="dxa" w:w="4320"/>
-          </w:tcPr>
-          <w:p>
-            <w:pPr>
-              <w:jc w:val="left"/>
-            </w:pPr>
-            <w:r>
-              <w:rPr>
-                <w:rFonts w:ascii="Microsoft YaHei" w:hAnsi="Microsoft YaHei" w:eastAsia="Microsoft YaHei"/>
-                <w:sz w:val="19"/>
-              </w:rPr>
-              <w:t>客户满意度提升至95分以上</w:t>
-            </w:r>
-          </w:p>
-        </w:tc>
-      </w:tr>
-      <w:tr>
-        <w:tc>
-          <w:tcPr>
-            <w:tcW w:type="dxa" w:w="4320"/>
-          </w:tcPr>
-          <w:p>
-            <w:pPr>
-              <w:jc w:val="left"/>
-            </w:pPr>
-            <w:r>
-              <w:rPr>
-                <w:rFonts w:ascii="Microsoft YaHei" w:hAnsi="Microsoft YaHei" w:eastAsia="Microsoft YaHei"/>
-                <w:sz w:val="19"/>
-              </w:rPr>
-              <w:t>**工单压降**</w:t>
-            </w:r>
-          </w:p>
-        </w:tc>
-        <w:tc>
-          <w:tcPr>
-            <w:tcW w:type="dxa" w:w="4320"/>
-          </w:tcPr>
-          <w:p>
-            <w:pPr>
-              <w:jc w:val="left"/>
-            </w:pPr>
-            <w:r>
-              <w:rPr>
-                <w:rFonts w:ascii="Microsoft YaHei" w:hAnsi="Microsoft YaHei" w:eastAsia="Microsoft YaHei"/>
-                <w:sz w:val="19"/>
-              </w:rPr>
-              <w:t>95598工单压降30%以上</w:t>
-            </w:r>
-          </w:p>
-        </w:tc>
-      </w:tr>
-    </w:tbl>
-    <w:p/>
     <w:p>
       <w:pPr>
         <w:pStyle w:val="Heading3"/>
-        <w:jc w:val="left"/>
       </w:pPr>
       <w:r>
         <w:rPr>
@@ -6756,204 +2174,9 @@
         <w:t>8.2 管理成效</w:t>
       </w:r>
     </w:p>
-    <w:tbl>
-      <w:tblPr>
-        <w:tblStyle w:val="TableGrid"/>
-        <w:tblW w:type="auto" w:w="0"/>
-        <w:tblLook w:firstColumn="1" w:firstRow="1" w:lastColumn="0" w:lastRow="0" w:noHBand="0" w:noVBand="1" w:val="04A0"/>
-      </w:tblPr>
-      <w:tblGrid>
-        <w:gridCol w:w="4320"/>
-        <w:gridCol w:w="4320"/>
-      </w:tblGrid>
-      <w:tr>
-        <w:tc>
-          <w:tcPr>
-            <w:tcW w:type="dxa" w:w="4320"/>
-          </w:tcPr>
-          <w:p>
-            <w:pPr>
-              <w:jc w:val="center"/>
-            </w:pPr>
-            <w:r>
-              <w:rPr>
-                <w:rFonts w:ascii="Microsoft YaHei" w:hAnsi="Microsoft YaHei" w:eastAsia="Microsoft YaHei"/>
-                <w:b/>
-                <w:sz w:val="20"/>
-              </w:rPr>
-              <w:t>成效</w:t>
-            </w:r>
-          </w:p>
-        </w:tc>
-        <w:tc>
-          <w:tcPr>
-            <w:tcW w:type="dxa" w:w="4320"/>
-          </w:tcPr>
-          <w:p>
-            <w:pPr>
-              <w:jc w:val="center"/>
-            </w:pPr>
-            <w:r>
-              <w:rPr>
-                <w:rFonts w:ascii="Microsoft YaHei" w:hAnsi="Microsoft YaHei" w:eastAsia="Microsoft YaHei"/>
-                <w:b/>
-                <w:sz w:val="20"/>
-              </w:rPr>
-              <w:t>具体表现</w:t>
-            </w:r>
-          </w:p>
-        </w:tc>
-      </w:tr>
-      <w:tr>
-        <w:tc>
-          <w:tcPr>
-            <w:tcW w:type="dxa" w:w="4320"/>
-          </w:tcPr>
-          <w:p>
-            <w:pPr>
-              <w:jc w:val="left"/>
-            </w:pPr>
-            <w:r>
-              <w:rPr>
-                <w:rFonts w:ascii="Microsoft YaHei" w:hAnsi="Microsoft YaHei" w:eastAsia="Microsoft YaHei"/>
-                <w:sz w:val="19"/>
-              </w:rPr>
-              <w:t>**资源整合**</w:t>
-            </w:r>
-          </w:p>
-        </w:tc>
-        <w:tc>
-          <w:tcPr>
-            <w:tcW w:type="dxa" w:w="4320"/>
-          </w:tcPr>
-          <w:p>
-            <w:pPr>
-              <w:jc w:val="left"/>
-            </w:pPr>
-            <w:r>
-              <w:rPr>
-                <w:rFonts w:ascii="Microsoft YaHei" w:hAnsi="Microsoft YaHei" w:eastAsia="Microsoft YaHei"/>
-                <w:sz w:val="19"/>
-              </w:rPr>
-              <w:t>充分利用社区资源，降低服务成本</w:t>
-            </w:r>
-          </w:p>
-        </w:tc>
-      </w:tr>
-      <w:tr>
-        <w:tc>
-          <w:tcPr>
-            <w:tcW w:type="dxa" w:w="4320"/>
-          </w:tcPr>
-          <w:p>
-            <w:pPr>
-              <w:jc w:val="left"/>
-            </w:pPr>
-            <w:r>
-              <w:rPr>
-                <w:rFonts w:ascii="Microsoft YaHei" w:hAnsi="Microsoft YaHei" w:eastAsia="Microsoft YaHei"/>
-                <w:sz w:val="19"/>
-              </w:rPr>
-              <w:t>**信息畅通**</w:t>
-            </w:r>
-          </w:p>
-        </w:tc>
-        <w:tc>
-          <w:tcPr>
-            <w:tcW w:type="dxa" w:w="4320"/>
-          </w:tcPr>
-          <w:p>
-            <w:pPr>
-              <w:jc w:val="left"/>
-            </w:pPr>
-            <w:r>
-              <w:rPr>
-                <w:rFonts w:ascii="Microsoft YaHei" w:hAnsi="Microsoft YaHei" w:eastAsia="Microsoft YaHei"/>
-                <w:sz w:val="19"/>
-              </w:rPr>
-              <w:t>信息共享机制建立，信息传递更及时</w:t>
-            </w:r>
-          </w:p>
-        </w:tc>
-      </w:tr>
-      <w:tr>
-        <w:tc>
-          <w:tcPr>
-            <w:tcW w:type="dxa" w:w="4320"/>
-          </w:tcPr>
-          <w:p>
-            <w:pPr>
-              <w:jc w:val="left"/>
-            </w:pPr>
-            <w:r>
-              <w:rPr>
-                <w:rFonts w:ascii="Microsoft YaHei" w:hAnsi="Microsoft YaHei" w:eastAsia="Microsoft YaHei"/>
-                <w:sz w:val="19"/>
-              </w:rPr>
-              <w:t>**协同高效**</w:t>
-            </w:r>
-          </w:p>
-        </w:tc>
-        <w:tc>
-          <w:tcPr>
-            <w:tcW w:type="dxa" w:w="4320"/>
-          </w:tcPr>
-          <w:p>
-            <w:pPr>
-              <w:jc w:val="left"/>
-            </w:pPr>
-            <w:r>
-              <w:rPr>
-                <w:rFonts w:ascii="Microsoft YaHei" w:hAnsi="Microsoft YaHei" w:eastAsia="Microsoft YaHei"/>
-                <w:sz w:val="19"/>
-              </w:rPr>
-              <w:t>问题协同处置机制建立，处置效率提升</w:t>
-            </w:r>
-          </w:p>
-        </w:tc>
-      </w:tr>
-      <w:tr>
-        <w:tc>
-          <w:tcPr>
-            <w:tcW w:type="dxa" w:w="4320"/>
-          </w:tcPr>
-          <w:p>
-            <w:pPr>
-              <w:jc w:val="left"/>
-            </w:pPr>
-            <w:r>
-              <w:rPr>
-                <w:rFonts w:ascii="Microsoft YaHei" w:hAnsi="Microsoft YaHei" w:eastAsia="Microsoft YaHei"/>
-                <w:sz w:val="19"/>
-              </w:rPr>
-              <w:t>**考核科学**</w:t>
-            </w:r>
-          </w:p>
-        </w:tc>
-        <w:tc>
-          <w:tcPr>
-            <w:tcW w:type="dxa" w:w="4320"/>
-          </w:tcPr>
-          <w:p>
-            <w:pPr>
-              <w:jc w:val="left"/>
-            </w:pPr>
-            <w:r>
-              <w:rPr>
-                <w:rFonts w:ascii="Microsoft YaHei" w:hAnsi="Microsoft YaHei" w:eastAsia="Microsoft YaHei"/>
-                <w:sz w:val="19"/>
-              </w:rPr>
-              <w:t>建立科学的考核评估机制</w:t>
-            </w:r>
-          </w:p>
-        </w:tc>
-      </w:tr>
-    </w:tbl>
-    <w:p/>
     <w:p>
       <w:pPr>
         <w:pStyle w:val="Heading3"/>
-        <w:jc w:val="left"/>
       </w:pPr>
       <w:r>
         <w:rPr>
@@ -6965,208 +2188,257 @@
         <w:t>8.3 品牌成效</w:t>
       </w:r>
     </w:p>
-    <w:tbl>
-      <w:tblPr>
-        <w:tblStyle w:val="TableGrid"/>
-        <w:tblW w:type="auto" w:w="0"/>
-        <w:tblLook w:firstColumn="1" w:firstRow="1" w:lastColumn="0" w:lastRow="0" w:noHBand="0" w:noVBand="1" w:val="04A0"/>
-      </w:tblPr>
-      <w:tblGrid>
-        <w:gridCol w:w="4320"/>
-        <w:gridCol w:w="4320"/>
-      </w:tblGrid>
-      <w:tr>
-        <w:tc>
-          <w:tcPr>
-            <w:tcW w:type="dxa" w:w="4320"/>
-          </w:tcPr>
-          <w:p>
-            <w:pPr>
-              <w:jc w:val="center"/>
-            </w:pPr>
-            <w:r>
-              <w:rPr>
-                <w:rFonts w:ascii="Microsoft YaHei" w:hAnsi="Microsoft YaHei" w:eastAsia="Microsoft YaHei"/>
-                <w:b/>
-                <w:sz w:val="20"/>
-              </w:rPr>
-              <w:t>成效</w:t>
-            </w:r>
-          </w:p>
-        </w:tc>
-        <w:tc>
-          <w:tcPr>
-            <w:tcW w:type="dxa" w:w="4320"/>
-          </w:tcPr>
-          <w:p>
-            <w:pPr>
-              <w:jc w:val="center"/>
-            </w:pPr>
-            <w:r>
-              <w:rPr>
-                <w:rFonts w:ascii="Microsoft YaHei" w:hAnsi="Microsoft YaHei" w:eastAsia="Microsoft YaHei"/>
-                <w:b/>
-                <w:sz w:val="20"/>
-              </w:rPr>
-              <w:t>具体表现</w:t>
-            </w:r>
-          </w:p>
-        </w:tc>
-      </w:tr>
-      <w:tr>
-        <w:tc>
-          <w:tcPr>
-            <w:tcW w:type="dxa" w:w="4320"/>
-          </w:tcPr>
-          <w:p>
-            <w:pPr>
-              <w:jc w:val="left"/>
-            </w:pPr>
-            <w:r>
-              <w:rPr>
-                <w:rFonts w:ascii="Microsoft YaHei" w:hAnsi="Microsoft YaHei" w:eastAsia="Microsoft YaHei"/>
-                <w:sz w:val="19"/>
-              </w:rPr>
-              <w:t>**形象提升**</w:t>
-            </w:r>
-          </w:p>
-        </w:tc>
-        <w:tc>
-          <w:tcPr>
-            <w:tcW w:type="dxa" w:w="4320"/>
-          </w:tcPr>
-          <w:p>
-            <w:pPr>
-              <w:jc w:val="left"/>
-            </w:pPr>
-            <w:r>
-              <w:rPr>
-                <w:rFonts w:ascii="Microsoft YaHei" w:hAnsi="Microsoft YaHei" w:eastAsia="Microsoft YaHei"/>
-                <w:sz w:val="19"/>
-              </w:rPr>
-              <w:t>供电服务形象提升，获得社区和居民认可</w:t>
-            </w:r>
-          </w:p>
-        </w:tc>
-      </w:tr>
-      <w:tr>
-        <w:tc>
-          <w:tcPr>
-            <w:tcW w:type="dxa" w:w="4320"/>
-          </w:tcPr>
-          <w:p>
-            <w:pPr>
-              <w:jc w:val="left"/>
-            </w:pPr>
-            <w:r>
-              <w:rPr>
-                <w:rFonts w:ascii="Microsoft YaHei" w:hAnsi="Microsoft YaHei" w:eastAsia="Microsoft YaHei"/>
-                <w:sz w:val="19"/>
-              </w:rPr>
-              <w:t>**品牌塑造**</w:t>
-            </w:r>
-          </w:p>
-        </w:tc>
-        <w:tc>
-          <w:tcPr>
-            <w:tcW w:type="dxa" w:w="4320"/>
-          </w:tcPr>
-          <w:p>
-            <w:pPr>
-              <w:jc w:val="left"/>
-            </w:pPr>
-            <w:r>
-              <w:rPr>
-                <w:rFonts w:ascii="Microsoft YaHei" w:hAnsi="Microsoft YaHei" w:eastAsia="Microsoft YaHei"/>
-                <w:sz w:val="19"/>
-              </w:rPr>
-              <w:t>形成"社网共建"服务品牌</w:t>
-            </w:r>
-          </w:p>
-        </w:tc>
-      </w:tr>
-      <w:tr>
-        <w:tc>
-          <w:tcPr>
-            <w:tcW w:type="dxa" w:w="4320"/>
-          </w:tcPr>
-          <w:p>
-            <w:pPr>
-              <w:jc w:val="left"/>
-            </w:pPr>
-            <w:r>
-              <w:rPr>
-                <w:rFonts w:ascii="Microsoft YaHei" w:hAnsi="Microsoft YaHei" w:eastAsia="Microsoft YaHei"/>
-                <w:sz w:val="19"/>
-              </w:rPr>
-              <w:t>**经验推广**</w:t>
-            </w:r>
-          </w:p>
-        </w:tc>
-        <w:tc>
-          <w:tcPr>
-            <w:tcW w:type="dxa" w:w="4320"/>
-          </w:tcPr>
-          <w:p>
-            <w:pPr>
-              <w:jc w:val="left"/>
-            </w:pPr>
-            <w:r>
-              <w:rPr>
-                <w:rFonts w:ascii="Microsoft YaHei" w:hAnsi="Microsoft YaHei" w:eastAsia="Microsoft YaHei"/>
-                <w:sz w:val="19"/>
-              </w:rPr>
-              <w:t>形成可复制推广的经验</w:t>
-            </w:r>
-          </w:p>
-        </w:tc>
-      </w:tr>
-    </w:tbl>
-    <w:p/>
     <w:p>
       <w:pPr>
         <w:pStyle w:val="Heading2"/>
-        <w:jc w:val="center"/>
       </w:pPr>
       <w:r>
-        <w:drawing>
-          <wp:inline xmlns:a="http://schemas.openxmlformats.org/drawingml/2006/main" xmlns:pic="http://schemas.openxmlformats.org/drawingml/2006/picture">
-            <wp:extent cx="5029200" cy="6663690"/>
-            <wp:docPr id="28" name="Picture 28"/>
-            <wp:cNvGraphicFramePr>
-              <a:graphicFrameLocks noChangeAspect="1"/>
-            </wp:cNvGraphicFramePr>
-            <a:graphic>
-              <a:graphicData uri="http://schemas.openxmlformats.org/drawingml/2006/picture">
-                <pic:pic>
-                  <pic:nvPicPr>
-                    <pic:cNvPr id="0" name="03-社网共建融合方案_028.png"/>
-                    <pic:cNvPicPr/>
-                  </pic:nvPicPr>
-                  <pic:blipFill>
-                    <a:blip r:embed="rId26"/>
-                    <a:stretch>
-                      <a:fillRect/>
-                    </a:stretch>
-                  </pic:blipFill>
-                  <pic:spPr>
-                    <a:xfrm>
-                      <a:off x="0" y="0"/>
-                      <a:ext cx="5029200" cy="6663690"/>
-                    </a:xfrm>
-                    <a:prstGeom prst="rect"/>
-                  </pic:spPr>
-                </pic:pic>
-              </a:graphicData>
-            </a:graphic>
-          </wp:inline>
-        </w:drawing>
+        <w:rPr>
+          <w:rFonts w:ascii="Microsoft YaHei" w:hAnsi="Microsoft YaHei" w:eastAsia="Microsoft YaHei"/>
+          <w:b/>
+          <w:color w:val="1B365D"/>
+          <w:sz w:val="28"/>
+        </w:rPr>
+        <w:t>九、风险与应对</w:t>
       </w:r>
     </w:p>
     <w:p>
       <w:pPr>
         <w:pStyle w:val="Heading3"/>
-        <w:jc w:val="left"/>
+      </w:pPr>
+      <w:r>
+        <w:rPr>
+          <w:rFonts w:ascii="Microsoft YaHei" w:hAnsi="Microsoft YaHei" w:eastAsia="Microsoft YaHei"/>
+          <w:b/>
+          <w:color w:val="2E5A4C"/>
+          <w:sz w:val="24"/>
+        </w:rPr>
+        <w:t>9.1 主要风险</w:t>
+      </w:r>
+    </w:p>
+    <w:p>
+      <w:pPr>
+        <w:pStyle w:val="Heading3"/>
+      </w:pPr>
+      <w:r>
+        <w:rPr>
+          <w:rFonts w:ascii="Microsoft YaHei" w:hAnsi="Microsoft YaHei" w:eastAsia="Microsoft YaHei"/>
+          <w:b/>
+          <w:color w:val="2E5A4C"/>
+          <w:sz w:val="24"/>
+        </w:rPr>
+        <w:t>9.2 应对措施</w:t>
+      </w:r>
+    </w:p>
+    <w:p>
+      <w:pPr>
+        <w:jc w:val="both"/>
+      </w:pPr>
+      <w:r>
+        <w:rPr>
+          <w:rFonts w:ascii="Microsoft YaHei" w:hAnsi="Microsoft YaHei" w:eastAsia="Microsoft YaHei"/>
+          <w:sz w:val="21"/>
+        </w:rPr>
+        <w:t>措施1：争取社区支持</w:t>
+      </w:r>
+    </w:p>
+    <w:p>
+      <w:pPr>
+        <w:jc w:val="both"/>
+      </w:pPr>
+      <w:r>
+        <w:rPr>
+          <w:rFonts w:ascii="Microsoft YaHei" w:hAnsi="Microsoft YaHei" w:eastAsia="Microsoft YaHei"/>
+          <w:sz w:val="21"/>
+        </w:rPr>
+        <w:t>- 展示社网共建的价值和成效</w:t>
+      </w:r>
+    </w:p>
+    <w:p>
+      <w:pPr>
+        <w:jc w:val="both"/>
+      </w:pPr>
+      <w:r>
+        <w:rPr>
+          <w:rFonts w:ascii="Microsoft YaHei" w:hAnsi="Microsoft YaHei" w:eastAsia="Microsoft YaHei"/>
+          <w:sz w:val="21"/>
+        </w:rPr>
+        <w:t>- 强调对社区工作的支持作用</w:t>
+      </w:r>
+    </w:p>
+    <w:p>
+      <w:pPr>
+        <w:jc w:val="both"/>
+      </w:pPr>
+      <w:r>
+        <w:rPr>
+          <w:rFonts w:ascii="Microsoft YaHei" w:hAnsi="Microsoft YaHei" w:eastAsia="Microsoft YaHei"/>
+          <w:sz w:val="21"/>
+        </w:rPr>
+        <w:t>- 建立互利共赢的合作关系</w:t>
+      </w:r>
+    </w:p>
+    <w:p>
+      <w:pPr>
+        <w:jc w:val="both"/>
+      </w:pPr>
+      <w:r>
+        <w:rPr>
+          <w:rFonts w:ascii="Microsoft YaHei" w:hAnsi="Microsoft YaHei" w:eastAsia="Microsoft YaHei"/>
+          <w:sz w:val="21"/>
+        </w:rPr>
+        <w:t>措施2：合理安排工作</w:t>
+      </w:r>
+    </w:p>
+    <w:p>
+      <w:pPr>
+        <w:jc w:val="both"/>
+      </w:pPr>
+      <w:r>
+        <w:rPr>
+          <w:rFonts w:ascii="Microsoft YaHei" w:hAnsi="Microsoft YaHei" w:eastAsia="Microsoft YaHei"/>
+          <w:sz w:val="21"/>
+        </w:rPr>
+        <w:t>- 科学安排服务驿站开放时间</w:t>
+      </w:r>
+    </w:p>
+    <w:p>
+      <w:pPr>
+        <w:jc w:val="both"/>
+      </w:pPr>
+      <w:r>
+        <w:rPr>
+          <w:rFonts w:ascii="Microsoft YaHei" w:hAnsi="Microsoft YaHei" w:eastAsia="Microsoft YaHei"/>
+          <w:sz w:val="21"/>
+        </w:rPr>
+        <w:t>- 充分利用社区网格员协助</w:t>
+      </w:r>
+    </w:p>
+    <w:p>
+      <w:pPr>
+        <w:jc w:val="both"/>
+      </w:pPr>
+      <w:r>
+        <w:rPr>
+          <w:rFonts w:ascii="Microsoft YaHei" w:hAnsi="Microsoft YaHei" w:eastAsia="Microsoft YaHei"/>
+          <w:sz w:val="21"/>
+        </w:rPr>
+        <w:t>- 优化工作流程，提高效率</w:t>
+      </w:r>
+    </w:p>
+    <w:p>
+      <w:pPr>
+        <w:jc w:val="both"/>
+      </w:pPr>
+      <w:r>
+        <w:rPr>
+          <w:rFonts w:ascii="Microsoft YaHei" w:hAnsi="Microsoft YaHei" w:eastAsia="Microsoft YaHei"/>
+          <w:sz w:val="21"/>
+        </w:rPr>
+        <w:t>措施3：提高居民参与</w:t>
+      </w:r>
+    </w:p>
+    <w:p>
+      <w:pPr>
+        <w:jc w:val="both"/>
+      </w:pPr>
+      <w:r>
+        <w:rPr>
+          <w:rFonts w:ascii="Microsoft YaHei" w:hAnsi="Microsoft YaHei" w:eastAsia="Microsoft YaHei"/>
+          <w:sz w:val="21"/>
+        </w:rPr>
+        <w:t>- 加强宣传，提高居民知晓度</w:t>
+      </w:r>
+    </w:p>
+    <w:p>
+      <w:pPr>
+        <w:jc w:val="both"/>
+      </w:pPr>
+      <w:r>
+        <w:rPr>
+          <w:rFonts w:ascii="Microsoft YaHei" w:hAnsi="Microsoft YaHei" w:eastAsia="Microsoft YaHei"/>
+          <w:sz w:val="21"/>
+        </w:rPr>
+        <w:t>- 提供便民服务，吸引居民参与</w:t>
+      </w:r>
+    </w:p>
+    <w:p>
+      <w:pPr>
+        <w:jc w:val="both"/>
+      </w:pPr>
+      <w:r>
+        <w:rPr>
+          <w:rFonts w:ascii="Microsoft YaHei" w:hAnsi="Microsoft YaHei" w:eastAsia="Microsoft YaHei"/>
+          <w:sz w:val="21"/>
+        </w:rPr>
+        <w:t>- 定期开展活动，增加居民粘性</w:t>
+      </w:r>
+    </w:p>
+    <w:p>
+      <w:pPr>
+        <w:jc w:val="both"/>
+      </w:pPr>
+      <w:r>
+        <w:rPr>
+          <w:rFonts w:ascii="Microsoft YaHei" w:hAnsi="Microsoft YaHei" w:eastAsia="Microsoft YaHei"/>
+          <w:sz w:val="21"/>
+        </w:rPr>
+        <w:t>措施4：建立高效协调机制</w:t>
+      </w:r>
+    </w:p>
+    <w:p>
+      <w:pPr>
+        <w:jc w:val="both"/>
+      </w:pPr>
+      <w:r>
+        <w:rPr>
+          <w:rFonts w:ascii="Microsoft YaHei" w:hAnsi="Microsoft YaHei" w:eastAsia="Microsoft YaHei"/>
+          <w:sz w:val="21"/>
+        </w:rPr>
+        <w:t>- 建立分级协调机制</w:t>
+      </w:r>
+    </w:p>
+    <w:p>
+      <w:pPr>
+        <w:jc w:val="both"/>
+      </w:pPr>
+      <w:r>
+        <w:rPr>
+          <w:rFonts w:ascii="Microsoft YaHei" w:hAnsi="Microsoft YaHei" w:eastAsia="Microsoft YaHei"/>
+          <w:sz w:val="21"/>
+        </w:rPr>
+        <w:t>- 明确协调责任和时限</w:t>
+      </w:r>
+    </w:p>
+    <w:p>
+      <w:pPr>
+        <w:jc w:val="both"/>
+      </w:pPr>
+      <w:r>
+        <w:rPr>
+          <w:rFonts w:ascii="Microsoft YaHei" w:hAnsi="Microsoft YaHei" w:eastAsia="Microsoft YaHei"/>
+          <w:sz w:val="21"/>
+        </w:rPr>
+        <w:t>- 建立协调督办机制</w:t>
+      </w:r>
+    </w:p>
+    <w:p>
+      <w:pPr>
+        <w:pStyle w:val="Heading2"/>
+      </w:pPr>
+      <w:r>
+        <w:rPr>
+          <w:rFonts w:ascii="Microsoft YaHei" w:hAnsi="Microsoft YaHei" w:eastAsia="Microsoft YaHei"/>
+          <w:b/>
+          <w:color w:val="1B365D"/>
+          <w:sz w:val="28"/>
+        </w:rPr>
+        <w:t>十、总结</w:t>
+      </w:r>
+    </w:p>
+    <w:p>
+      <w:pPr>
+        <w:pStyle w:val="Heading3"/>
       </w:pPr>
       <w:r>
         <w:rPr>
@@ -7180,203 +2452,67 @@
     </w:p>
     <w:p>
       <w:pPr>
-        <w:jc w:val="center"/>
+        <w:jc w:val="both"/>
       </w:pPr>
       <w:r>
-        <w:drawing>
-          <wp:inline xmlns:a="http://schemas.openxmlformats.org/drawingml/2006/main" xmlns:pic="http://schemas.openxmlformats.org/drawingml/2006/picture">
-            <wp:extent cx="5029200" cy="2235200"/>
-            <wp:docPr id="58" name="Picture 58"/>
-            <wp:cNvGraphicFramePr>
-              <a:graphicFrameLocks noChangeAspect="1"/>
-            </wp:cNvGraphicFramePr>
-            <a:graphic>
-              <a:graphicData uri="http://schemas.openxmlformats.org/drawingml/2006/picture">
-                <pic:pic>
-                  <pic:nvPicPr>
-                    <pic:cNvPr id="0" name="image.png"/>
-                    <pic:cNvPicPr/>
-                  </pic:nvPicPr>
-                  <pic:blipFill>
-                    <a:blip r:embed="rId10"/>
-                    <a:stretch>
-                      <a:fillRect/>
-                    </a:stretch>
-                  </pic:blipFill>
-                  <pic:spPr>
-                    <a:xfrm>
-                      <a:off x="0" y="0"/>
-                      <a:ext cx="5029200" cy="2235200"/>
-                    </a:xfrm>
-                    <a:prstGeom prst="rect"/>
-                  </pic:spPr>
-                </pic:pic>
-              </a:graphicData>
-            </a:graphic>
-          </wp:inline>
-        </w:drawing>
+        <w:rPr>
+          <w:rFonts w:ascii="Microsoft YaHei" w:hAnsi="Microsoft YaHei" w:eastAsia="Microsoft YaHei"/>
+          <w:sz w:val="21"/>
+        </w:rPr>
+        <w:t>社网共建的核心价值：</w:t>
       </w:r>
     </w:p>
     <w:p>
       <w:pPr>
-        <w:jc w:val="center"/>
+        <w:jc w:val="both"/>
       </w:pPr>
       <w:r>
-        <w:drawing>
-          <wp:inline xmlns:a="http://schemas.openxmlformats.org/drawingml/2006/main" xmlns:pic="http://schemas.openxmlformats.org/drawingml/2006/picture">
-            <wp:extent cx="5029200" cy="6915150"/>
-            <wp:docPr id="59" name="Picture 59"/>
-            <wp:cNvGraphicFramePr>
-              <a:graphicFrameLocks noChangeAspect="1"/>
-            </wp:cNvGraphicFramePr>
-            <a:graphic>
-              <a:graphicData uri="http://schemas.openxmlformats.org/drawingml/2006/picture">
-                <pic:pic>
-                  <pic:nvPicPr>
-                    <pic:cNvPr id="0" name="03-社网共建融合方案_040.png"/>
-                    <pic:cNvPicPr/>
-                  </pic:nvPicPr>
-                  <pic:blipFill>
-                    <a:blip r:embed="rId51"/>
-                    <a:stretch>
-                      <a:fillRect/>
-                    </a:stretch>
-                  </pic:blipFill>
-                  <pic:spPr>
-                    <a:xfrm>
-                      <a:off x="0" y="0"/>
-                      <a:ext cx="5029200" cy="6915150"/>
-                    </a:xfrm>
-                    <a:prstGeom prst="rect"/>
-                  </pic:spPr>
-                </pic:pic>
-              </a:graphicData>
-            </a:graphic>
-          </wp:inline>
-        </w:drawing>
+        <w:rPr>
+          <w:rFonts w:ascii="Microsoft YaHei" w:hAnsi="Microsoft YaHei" w:eastAsia="Microsoft YaHei"/>
+          <w:sz w:val="21"/>
+        </w:rPr>
+        <w:t>1. 打通最后一百米：居民办电不出社区</w:t>
       </w:r>
     </w:p>
     <w:p>
       <w:pPr>
-        <w:jc w:val="center"/>
+        <w:jc w:val="both"/>
       </w:pPr>
       <w:r>
-        <w:drawing>
-          <wp:inline xmlns:a="http://schemas.openxmlformats.org/drawingml/2006/main" xmlns:pic="http://schemas.openxmlformats.org/drawingml/2006/picture">
-            <wp:extent cx="5029200" cy="4400550"/>
-            <wp:docPr id="60" name="Picture 60"/>
-            <wp:cNvGraphicFramePr>
-              <a:graphicFrameLocks noChangeAspect="1"/>
-            </wp:cNvGraphicFramePr>
-            <a:graphic>
-              <a:graphicData uri="http://schemas.openxmlformats.org/drawingml/2006/picture">
-                <pic:pic>
-                  <pic:nvPicPr>
-                    <pic:cNvPr id="0" name="03-社网共建融合方案_041.png"/>
-                    <pic:cNvPicPr/>
-                  </pic:nvPicPr>
-                  <pic:blipFill>
-                    <a:blip r:embed="rId52"/>
-                    <a:stretch>
-                      <a:fillRect/>
-                    </a:stretch>
-                  </pic:blipFill>
-                  <pic:spPr>
-                    <a:xfrm>
-                      <a:off x="0" y="0"/>
-                      <a:ext cx="5029200" cy="4400550"/>
-                    </a:xfrm>
-                    <a:prstGeom prst="rect"/>
-                  </pic:spPr>
-                </pic:pic>
-              </a:graphicData>
-            </a:graphic>
-          </wp:inline>
-        </w:drawing>
+        <w:rPr>
+          <w:rFonts w:ascii="Microsoft YaHei" w:hAnsi="Microsoft YaHei" w:eastAsia="Microsoft YaHei"/>
+          <w:sz w:val="21"/>
+        </w:rPr>
+        <w:t>2. 提升服务效率：信息共享、问题协同处置</w:t>
       </w:r>
     </w:p>
     <w:p>
       <w:pPr>
-        <w:jc w:val="center"/>
+        <w:jc w:val="both"/>
       </w:pPr>
       <w:r>
-        <w:drawing>
-          <wp:inline xmlns:a="http://schemas.openxmlformats.org/drawingml/2006/main" xmlns:pic="http://schemas.openxmlformats.org/drawingml/2006/picture">
-            <wp:extent cx="5029200" cy="2235200"/>
-            <wp:docPr id="61" name="Picture 61"/>
-            <wp:cNvGraphicFramePr>
-              <a:graphicFrameLocks noChangeAspect="1"/>
-            </wp:cNvGraphicFramePr>
-            <a:graphic>
-              <a:graphicData uri="http://schemas.openxmlformats.org/drawingml/2006/picture">
-                <pic:pic>
-                  <pic:nvPicPr>
-                    <pic:cNvPr id="0" name="image.png"/>
-                    <pic:cNvPicPr/>
-                  </pic:nvPicPr>
-                  <pic:blipFill>
-                    <a:blip r:embed="rId10"/>
-                    <a:stretch>
-                      <a:fillRect/>
-                    </a:stretch>
-                  </pic:blipFill>
-                  <pic:spPr>
-                    <a:xfrm>
-                      <a:off x="0" y="0"/>
-                      <a:ext cx="5029200" cy="2235200"/>
-                    </a:xfrm>
-                    <a:prstGeom prst="rect"/>
-                  </pic:spPr>
-                </pic:pic>
-              </a:graphicData>
-            </a:graphic>
-          </wp:inline>
-        </w:drawing>
+        <w:rPr>
+          <w:rFonts w:ascii="Microsoft YaHei" w:hAnsi="Microsoft YaHei" w:eastAsia="Microsoft YaHei"/>
+          <w:sz w:val="21"/>
+        </w:rPr>
+        <w:t>3. 降低服务成本：资源整合、协同联动</w:t>
       </w:r>
     </w:p>
     <w:p>
       <w:pPr>
-        <w:jc w:val="center"/>
+        <w:jc w:val="both"/>
       </w:pPr>
       <w:r>
-        <w:drawing>
-          <wp:inline xmlns:a="http://schemas.openxmlformats.org/drawingml/2006/main" xmlns:pic="http://schemas.openxmlformats.org/drawingml/2006/picture">
-            <wp:extent cx="5029200" cy="3646170"/>
-            <wp:docPr id="62" name="Picture 62"/>
-            <wp:cNvGraphicFramePr>
-              <a:graphicFrameLocks noChangeAspect="1"/>
-            </wp:cNvGraphicFramePr>
-            <a:graphic>
-              <a:graphicData uri="http://schemas.openxmlformats.org/drawingml/2006/picture">
-                <pic:pic>
-                  <pic:nvPicPr>
-                    <pic:cNvPr id="0" name="03-社网共建融合方案_043.png"/>
-                    <pic:cNvPicPr/>
-                  </pic:nvPicPr>
-                  <pic:blipFill>
-                    <a:blip r:embed="rId53"/>
-                    <a:stretch>
-                      <a:fillRect/>
-                    </a:stretch>
-                  </pic:blipFill>
-                  <pic:spPr>
-                    <a:xfrm>
-                      <a:off x="0" y="0"/>
-                      <a:ext cx="5029200" cy="3646170"/>
-                    </a:xfrm>
-                    <a:prstGeom prst="rect"/>
-                  </pic:spPr>
-                </pic:pic>
-              </a:graphicData>
-            </a:graphic>
-          </wp:inline>
-        </w:drawing>
+        <w:rPr>
+          <w:rFonts w:ascii="Microsoft YaHei" w:hAnsi="Microsoft YaHei" w:eastAsia="Microsoft YaHei"/>
+          <w:sz w:val="21"/>
+        </w:rPr>
+        <w:t>4. 提升客户满意度：便民服务、快速响应</w:t>
       </w:r>
     </w:p>
     <w:p>
       <w:pPr>
         <w:pStyle w:val="Heading3"/>
-        <w:jc w:val="left"/>
       </w:pPr>
       <w:r>
         <w:rPr>
@@ -7402,41 +2538,14 @@
     </w:p>
     <w:p>
       <w:pPr>
-        <w:jc w:val="center"/>
+        <w:jc w:val="both"/>
       </w:pPr>
       <w:r>
-        <w:drawing>
-          <wp:inline xmlns:a="http://schemas.openxmlformats.org/drawingml/2006/main" xmlns:pic="http://schemas.openxmlformats.org/drawingml/2006/picture">
-            <wp:extent cx="5029200" cy="4652010"/>
-            <wp:docPr id="63" name="Picture 63"/>
-            <wp:cNvGraphicFramePr>
-              <a:graphicFrameLocks noChangeAspect="1"/>
-            </wp:cNvGraphicFramePr>
-            <a:graphic>
-              <a:graphicData uri="http://schemas.openxmlformats.org/drawingml/2006/picture">
-                <pic:pic>
-                  <pic:nvPicPr>
-                    <pic:cNvPr id="0" name="03-社网共建融合方案_044.png"/>
-                    <pic:cNvPicPr/>
-                  </pic:nvPicPr>
-                  <pic:blipFill>
-                    <a:blip r:embed="rId54"/>
-                    <a:stretch>
-                      <a:fillRect/>
-                    </a:stretch>
-                  </pic:blipFill>
-                  <pic:spPr>
-                    <a:xfrm>
-                      <a:off x="0" y="0"/>
-                      <a:ext cx="5029200" cy="4652010"/>
-                    </a:xfrm>
-                    <a:prstGeom prst="rect"/>
-                  </pic:spPr>
-                </pic:pic>
-              </a:graphicData>
-            </a:graphic>
-          </wp:inline>
-        </w:drawing>
+        <w:rPr>
+          <w:rFonts w:ascii="Microsoft YaHei" w:hAnsi="Microsoft YaHei" w:eastAsia="Microsoft YaHei"/>
+          <w:sz w:val="21"/>
+        </w:rPr>
+        <w:t>2. 资源整合：充分利用社区资源，实现资源共享</w:t>
       </w:r>
     </w:p>
     <w:p>
@@ -7478,7 +2587,6 @@
     <w:p>
       <w:pPr>
         <w:pStyle w:val="Heading3"/>
-        <w:jc w:val="left"/>
       </w:pPr>
       <w:r>
         <w:rPr>
@@ -7548,6 +2656,54 @@
           <w:sz w:val="21"/>
         </w:rPr>
         <w:t>5. 开展试点服务</w:t>
+      </w:r>
+    </w:p>
+    <w:p>
+      <w:pPr>
+        <w:jc w:val="both"/>
+      </w:pPr>
+      <w:r>
+        <w:rPr>
+          <w:rFonts w:ascii="Microsoft YaHei" w:hAnsi="Microsoft YaHei" w:eastAsia="Microsoft YaHei"/>
+          <w:sz w:val="21"/>
+        </w:rPr>
+        <w:t>创建者: Research Agent</w:t>
+      </w:r>
+    </w:p>
+    <w:p>
+      <w:pPr>
+        <w:jc w:val="both"/>
+      </w:pPr>
+      <w:r>
+        <w:rPr>
+          <w:rFonts w:ascii="Microsoft YaHei" w:hAnsi="Microsoft YaHei" w:eastAsia="Microsoft YaHei"/>
+          <w:sz w:val="21"/>
+        </w:rPr>
+        <w:t>创建时间: 2026-03-16</w:t>
+      </w:r>
+    </w:p>
+    <w:p>
+      <w:pPr>
+        <w:jc w:val="both"/>
+      </w:pPr>
+      <w:r>
+        <w:rPr>
+          <w:rFonts w:ascii="Microsoft YaHei" w:hAnsi="Microsoft YaHei" w:eastAsia="Microsoft YaHei"/>
+          <w:sz w:val="21"/>
+        </w:rPr>
+        <w:t>文档状态: draft</w:t>
+      </w:r>
+    </w:p>
+    <w:p>
+      <w:pPr>
+        <w:jc w:val="both"/>
+      </w:pPr>
+      <w:r>
+        <w:rPr>
+          <w:rFonts w:ascii="Microsoft YaHei" w:hAnsi="Microsoft YaHei" w:eastAsia="Microsoft YaHei"/>
+          <w:sz w:val="21"/>
+        </w:rPr>
+        <w:t>下一步: 选择试点社区，开展对接工作</w:t>
       </w:r>
     </w:p>
     <w:sectPr>
